--- a/reports/Vabischevich/lab1/rep/lab1 .docx
+++ b/reports/Vabischevich/lab1/rep/lab1 .docx
@@ -658,12 +658,10 @@
         <w:t xml:space="preserve">Изучить основы программирования сетевых приложений на базе библиотеки </w:t>
       </w:r>
       <w:proofErr w:type="spellStart"/>
-      <w:proofErr w:type="gramStart"/>
       <w:r>
         <w:t>java.net;Приобрести</w:t>
       </w:r>
       <w:proofErr w:type="spellEnd"/>
-      <w:proofErr w:type="gramEnd"/>
       <w:r>
         <w:t xml:space="preserve"> навыки по практическому использованию библиотеки для </w:t>
       </w:r>
@@ -686,6 +684,7 @@
           <w:b/>
           <w:sz w:val="24"/>
           <w:szCs w:val="24"/>
+          <w:lang w:val="en-US"/>
         </w:rPr>
       </w:pPr>
       <w:r>
@@ -695,29 +694,51 @@
           <w:sz w:val="24"/>
           <w:szCs w:val="24"/>
         </w:rPr>
-        <w:t>Ход работы:</w:t>
-      </w:r>
-    </w:p>
-    <w:p>
-      <w:pPr>
-        <w:pStyle w:val="normal1"/>
-        <w:spacing w:line="240" w:lineRule="auto"/>
-        <w:rPr>
-          <w:lang w:val="en-US"/>
-        </w:rPr>
-      </w:pPr>
-      <w:r>
-        <w:rPr>
-          <w:lang w:val="en-US"/>
-        </w:rPr>
-        <w:t xml:space="preserve">import </w:t>
-      </w:r>
-      <w:proofErr w:type="gramStart"/>
-      <w:r>
-        <w:rPr>
-          <w:lang w:val="en-US"/>
-        </w:rPr>
-        <w:t>java.io.</w:t>
+        <w:t>Ход</w:t>
+      </w:r>
+      <w:r>
+        <w:rPr>
+          <w:rFonts w:ascii="Times New Roman" w:eastAsia="Times New Roman" w:hAnsi="Times New Roman" w:cs="Times New Roman"/>
+          <w:b/>
+          <w:sz w:val="24"/>
+          <w:szCs w:val="24"/>
+          <w:lang w:val="en-US"/>
+        </w:rPr>
+        <w:t xml:space="preserve"> </w:t>
+      </w:r>
+      <w:r>
+        <w:rPr>
+          <w:rFonts w:ascii="Times New Roman" w:eastAsia="Times New Roman" w:hAnsi="Times New Roman" w:cs="Times New Roman"/>
+          <w:b/>
+          <w:sz w:val="24"/>
+          <w:szCs w:val="24"/>
+        </w:rPr>
+        <w:t>работы</w:t>
+      </w:r>
+      <w:r>
+        <w:rPr>
+          <w:rFonts w:ascii="Times New Roman" w:eastAsia="Times New Roman" w:hAnsi="Times New Roman" w:cs="Times New Roman"/>
+          <w:b/>
+          <w:sz w:val="24"/>
+          <w:szCs w:val="24"/>
+          <w:lang w:val="en-US"/>
+        </w:rPr>
+        <w:t>:</w:t>
+      </w:r>
+    </w:p>
+    <w:p>
+      <w:pPr>
+        <w:pStyle w:val="normal1"/>
+        <w:spacing w:line="240" w:lineRule="auto"/>
+        <w:rPr>
+          <w:lang w:val="en-US"/>
+        </w:rPr>
+      </w:pPr>
+      <w:r>
+        <w:rPr>
+          <w:lang w:val="en-US"/>
+        </w:rPr>
+        <w:t>import java.io.</w:t>
       </w:r>
       <w:r>
         <w:rPr>
@@ -727,7 +748,6 @@
         </w:rPr>
         <w:t>*</w:t>
       </w:r>
-      <w:proofErr w:type="gramEnd"/>
       <w:r>
         <w:rPr>
           <w:lang w:val="en-US"/>
@@ -747,14 +767,7 @@
         <w:rPr>
           <w:lang w:val="en-US"/>
         </w:rPr>
-        <w:t xml:space="preserve">import </w:t>
-      </w:r>
-      <w:proofErr w:type="gramStart"/>
-      <w:r>
-        <w:rPr>
-          <w:lang w:val="en-US"/>
-        </w:rPr>
-        <w:t>java.net.</w:t>
+        <w:t>import java.net.</w:t>
       </w:r>
       <w:r>
         <w:rPr>
@@ -764,7 +777,6 @@
         </w:rPr>
         <w:t>*</w:t>
       </w:r>
-      <w:proofErr w:type="gramEnd"/>
       <w:r>
         <w:rPr>
           <w:lang w:val="en-US"/>
@@ -793,21 +805,7 @@
         <w:rPr>
           <w:lang w:val="en-US"/>
         </w:rPr>
-        <w:t xml:space="preserve">public class </w:t>
-      </w:r>
-      <w:proofErr w:type="spellStart"/>
-      <w:r>
-        <w:rPr>
-          <w:lang w:val="en-US"/>
-        </w:rPr>
-        <w:t>TCPServer</w:t>
-      </w:r>
-      <w:proofErr w:type="spellEnd"/>
-      <w:r>
-        <w:rPr>
-          <w:lang w:val="en-US"/>
-        </w:rPr>
-        <w:t xml:space="preserve"> {</w:t>
+        <w:t>public class TCPServer {</w:t>
       </w:r>
     </w:p>
     <w:p>
@@ -829,591 +827,181 @@
       <w:pPr>
         <w:pStyle w:val="normal1"/>
         <w:spacing w:line="240" w:lineRule="auto"/>
-        <w:rPr>
-          <w:lang w:val="en-US"/>
-        </w:rPr>
-      </w:pPr>
-    </w:p>
-    <w:p>
-      <w:pPr>
-        <w:pStyle w:val="normal1"/>
-        <w:spacing w:line="240" w:lineRule="auto"/>
-        <w:rPr>
-          <w:lang w:val="en-US"/>
-        </w:rPr>
-      </w:pPr>
-      <w:r>
-        <w:rPr>
-          <w:lang w:val="en-US"/>
-        </w:rPr>
-        <w:t xml:space="preserve">    public static void </w:t>
-      </w:r>
-      <w:proofErr w:type="gramStart"/>
-      <w:r>
-        <w:rPr>
-          <w:lang w:val="en-US"/>
-        </w:rPr>
-        <w:t>main(</w:t>
-      </w:r>
-      <w:proofErr w:type="gramEnd"/>
-      <w:r>
-        <w:rPr>
-          <w:lang w:val="en-US"/>
-        </w:rPr>
-        <w:t xml:space="preserve">String[] </w:t>
-      </w:r>
-      <w:proofErr w:type="spellStart"/>
-      <w:r>
-        <w:rPr>
-          <w:lang w:val="en-US"/>
-        </w:rPr>
-        <w:t>args</w:t>
-      </w:r>
-      <w:proofErr w:type="spellEnd"/>
-      <w:r>
-        <w:rPr>
-          <w:lang w:val="en-US"/>
-        </w:rPr>
-        <w:t xml:space="preserve">) throws </w:t>
-      </w:r>
-      <w:proofErr w:type="spellStart"/>
-      <w:r>
-        <w:rPr>
-          <w:lang w:val="en-US"/>
-        </w:rPr>
-        <w:t>IOException</w:t>
-      </w:r>
-      <w:proofErr w:type="spellEnd"/>
-      <w:r>
-        <w:rPr>
-          <w:lang w:val="en-US"/>
-        </w:rPr>
-        <w:t xml:space="preserve"> {</w:t>
-      </w:r>
-    </w:p>
-    <w:p>
-      <w:pPr>
-        <w:pStyle w:val="normal1"/>
-        <w:spacing w:line="240" w:lineRule="auto"/>
-        <w:rPr>
-          <w:lang w:val="en-US"/>
-        </w:rPr>
-      </w:pPr>
-      <w:r>
-        <w:rPr>
-          <w:lang w:val="en-US"/>
-        </w:rPr>
-        <w:t xml:space="preserve">        </w:t>
-      </w:r>
-      <w:proofErr w:type="spellStart"/>
-      <w:r>
-        <w:rPr>
-          <w:lang w:val="en-US"/>
-        </w:rPr>
-        <w:t>ServerSocket</w:t>
-      </w:r>
-      <w:proofErr w:type="spellEnd"/>
-      <w:r>
-        <w:rPr>
-          <w:lang w:val="en-US"/>
-        </w:rPr>
-        <w:t xml:space="preserve"> </w:t>
-      </w:r>
-      <w:proofErr w:type="spellStart"/>
-      <w:r>
-        <w:rPr>
-          <w:lang w:val="en-US"/>
-        </w:rPr>
-        <w:t>serverSocket</w:t>
-      </w:r>
-      <w:proofErr w:type="spellEnd"/>
-      <w:r>
-        <w:rPr>
-          <w:lang w:val="en-US"/>
-        </w:rPr>
-        <w:t xml:space="preserve"> = new </w:t>
-      </w:r>
-      <w:proofErr w:type="spellStart"/>
-      <w:proofErr w:type="gramStart"/>
-      <w:r>
-        <w:rPr>
-          <w:lang w:val="en-US"/>
-        </w:rPr>
-        <w:t>ServerSocket</w:t>
-      </w:r>
-      <w:proofErr w:type="spellEnd"/>
-      <w:r>
-        <w:rPr>
-          <w:lang w:val="en-US"/>
-        </w:rPr>
-        <w:t>(</w:t>
-      </w:r>
-      <w:proofErr w:type="gramEnd"/>
-      <w:r>
-        <w:rPr>
-          <w:lang w:val="en-US"/>
-        </w:rPr>
-        <w:t>PORT);</w:t>
-      </w:r>
-    </w:p>
-    <w:p>
-      <w:pPr>
-        <w:pStyle w:val="normal1"/>
-        <w:spacing w:line="240" w:lineRule="auto"/>
-        <w:rPr>
-          <w:lang w:val="en-US"/>
-        </w:rPr>
-      </w:pPr>
-      <w:r>
-        <w:rPr>
-          <w:lang w:val="en-US"/>
-        </w:rPr>
-        <w:t xml:space="preserve">        </w:t>
-      </w:r>
-      <w:proofErr w:type="spellStart"/>
-      <w:r>
-        <w:rPr>
-          <w:lang w:val="en-US"/>
-        </w:rPr>
-        <w:t>System.out.println</w:t>
-      </w:r>
-      <w:proofErr w:type="spellEnd"/>
-      <w:r>
-        <w:rPr>
-          <w:lang w:val="en-US"/>
-        </w:rPr>
-        <w:t xml:space="preserve">("TCP </w:t>
-      </w:r>
-      <w:r>
-        <w:t>сервер</w:t>
-      </w:r>
-      <w:r>
-        <w:rPr>
-          <w:lang w:val="en-US"/>
-        </w:rPr>
-        <w:t xml:space="preserve"> </w:t>
-      </w:r>
-      <w:r>
-        <w:t>запущен</w:t>
-      </w:r>
-      <w:r>
-        <w:rPr>
-          <w:lang w:val="en-US"/>
-        </w:rPr>
-        <w:t xml:space="preserve"> </w:t>
-      </w:r>
-      <w:r>
-        <w:t>на</w:t>
-      </w:r>
-      <w:r>
-        <w:rPr>
-          <w:lang w:val="en-US"/>
-        </w:rPr>
-        <w:t xml:space="preserve"> </w:t>
-      </w:r>
-      <w:r>
-        <w:t>порту</w:t>
-      </w:r>
-      <w:r>
-        <w:rPr>
-          <w:lang w:val="en-US"/>
-        </w:rPr>
-        <w:t xml:space="preserve"> " + PORT);</w:t>
-      </w:r>
-    </w:p>
-    <w:p>
-      <w:pPr>
-        <w:pStyle w:val="normal1"/>
-        <w:spacing w:line="240" w:lineRule="auto"/>
-        <w:rPr>
-          <w:lang w:val="en-US"/>
-        </w:rPr>
-      </w:pPr>
-    </w:p>
-    <w:p>
-      <w:pPr>
-        <w:pStyle w:val="normal1"/>
-        <w:spacing w:line="240" w:lineRule="auto"/>
-        <w:rPr>
-          <w:lang w:val="en-US"/>
-        </w:rPr>
-      </w:pPr>
-      <w:r>
-        <w:rPr>
-          <w:lang w:val="en-US"/>
-        </w:rPr>
-        <w:t>        while (true) {</w:t>
-      </w:r>
-    </w:p>
-    <w:p>
-      <w:pPr>
-        <w:pStyle w:val="normal1"/>
-        <w:spacing w:line="240" w:lineRule="auto"/>
-        <w:rPr>
-          <w:lang w:val="en-US"/>
-        </w:rPr>
-      </w:pPr>
-      <w:r>
-        <w:rPr>
-          <w:lang w:val="en-US"/>
-        </w:rPr>
-        <w:t xml:space="preserve">            Socket </w:t>
-      </w:r>
-      <w:proofErr w:type="spellStart"/>
-      <w:r>
-        <w:rPr>
-          <w:lang w:val="en-US"/>
-        </w:rPr>
-        <w:t>socket</w:t>
-      </w:r>
-      <w:proofErr w:type="spellEnd"/>
-      <w:r>
-        <w:rPr>
-          <w:lang w:val="en-US"/>
-        </w:rPr>
-        <w:t xml:space="preserve"> = </w:t>
-      </w:r>
-      <w:proofErr w:type="spellStart"/>
-      <w:r>
-        <w:rPr>
-          <w:lang w:val="en-US"/>
-        </w:rPr>
-        <w:t>serverSocket.accept</w:t>
-      </w:r>
-      <w:proofErr w:type="spellEnd"/>
-      <w:r>
-        <w:rPr>
-          <w:lang w:val="en-US"/>
-        </w:rPr>
-        <w:t>();</w:t>
-      </w:r>
-    </w:p>
-    <w:p>
-      <w:pPr>
-        <w:pStyle w:val="normal1"/>
-        <w:spacing w:line="240" w:lineRule="auto"/>
-        <w:rPr>
-          <w:lang w:val="en-US"/>
-        </w:rPr>
-      </w:pPr>
-      <w:r>
-        <w:rPr>
-          <w:lang w:val="en-US"/>
-        </w:rPr>
-        <w:t xml:space="preserve">            </w:t>
-      </w:r>
-      <w:proofErr w:type="spellStart"/>
-      <w:r>
-        <w:rPr>
-          <w:lang w:val="en-US"/>
-        </w:rPr>
-        <w:t>System.out.println</w:t>
-      </w:r>
-      <w:proofErr w:type="spellEnd"/>
-      <w:r>
-        <w:rPr>
-          <w:lang w:val="en-US"/>
-        </w:rPr>
-        <w:t>("</w:t>
-      </w:r>
-      <w:r>
-        <w:t>Подключён</w:t>
-      </w:r>
-      <w:r>
-        <w:rPr>
-          <w:lang w:val="en-US"/>
-        </w:rPr>
-        <w:t xml:space="preserve"> </w:t>
-      </w:r>
-      <w:r>
-        <w:t>клиент</w:t>
-      </w:r>
-      <w:r>
-        <w:rPr>
-          <w:lang w:val="en-US"/>
-        </w:rPr>
-        <w:t>: " + socket);</w:t>
-      </w:r>
-    </w:p>
-    <w:p>
-      <w:pPr>
-        <w:pStyle w:val="normal1"/>
-        <w:spacing w:line="240" w:lineRule="auto"/>
-        <w:rPr>
-          <w:lang w:val="en-US"/>
-        </w:rPr>
-      </w:pPr>
-    </w:p>
-    <w:p>
-      <w:pPr>
-        <w:pStyle w:val="normal1"/>
-        <w:spacing w:line="240" w:lineRule="auto"/>
-        <w:rPr>
-          <w:lang w:val="en-US"/>
-        </w:rPr>
-      </w:pPr>
-      <w:r>
-        <w:rPr>
-          <w:lang w:val="en-US"/>
-        </w:rPr>
-        <w:t>            try {</w:t>
-      </w:r>
-    </w:p>
-    <w:p>
-      <w:pPr>
-        <w:pStyle w:val="normal1"/>
-        <w:spacing w:line="240" w:lineRule="auto"/>
-        <w:rPr>
-          <w:lang w:val="en-US"/>
-        </w:rPr>
-      </w:pPr>
-      <w:r>
-        <w:rPr>
-          <w:lang w:val="en-US"/>
-        </w:rPr>
-        <w:t xml:space="preserve">                </w:t>
-      </w:r>
-      <w:proofErr w:type="spellStart"/>
-      <w:r>
-        <w:rPr>
-          <w:lang w:val="en-US"/>
-        </w:rPr>
-        <w:t>BufferedReader</w:t>
-      </w:r>
-      <w:proofErr w:type="spellEnd"/>
-      <w:r>
-        <w:rPr>
-          <w:lang w:val="en-US"/>
-        </w:rPr>
-        <w:t xml:space="preserve"> in = new </w:t>
-      </w:r>
-      <w:proofErr w:type="spellStart"/>
-      <w:proofErr w:type="gramStart"/>
-      <w:r>
-        <w:rPr>
-          <w:lang w:val="en-US"/>
-        </w:rPr>
-        <w:t>BufferedReader</w:t>
-      </w:r>
-      <w:proofErr w:type="spellEnd"/>
-      <w:r>
-        <w:rPr>
-          <w:lang w:val="en-US"/>
-        </w:rPr>
-        <w:t>(</w:t>
-      </w:r>
-      <w:proofErr w:type="gramEnd"/>
-    </w:p>
-    <w:p>
-      <w:pPr>
-        <w:pStyle w:val="normal1"/>
-        <w:spacing w:line="240" w:lineRule="auto"/>
-        <w:rPr>
-          <w:lang w:val="en-US"/>
-        </w:rPr>
-      </w:pPr>
-      <w:r>
-        <w:rPr>
-          <w:lang w:val="en-US"/>
-        </w:rPr>
-        <w:t xml:space="preserve">                        new </w:t>
-      </w:r>
-      <w:proofErr w:type="spellStart"/>
-      <w:r>
-        <w:rPr>
-          <w:lang w:val="en-US"/>
-        </w:rPr>
-        <w:t>InputStreamReader</w:t>
-      </w:r>
-      <w:proofErr w:type="spellEnd"/>
-      <w:r>
-        <w:rPr>
-          <w:lang w:val="en-US"/>
-        </w:rPr>
-        <w:t>(</w:t>
-      </w:r>
-      <w:proofErr w:type="spellStart"/>
-      <w:proofErr w:type="gramStart"/>
-      <w:r>
-        <w:rPr>
-          <w:lang w:val="en-US"/>
-        </w:rPr>
-        <w:t>socket.getInputStream</w:t>
-      </w:r>
-      <w:proofErr w:type="spellEnd"/>
-      <w:proofErr w:type="gramEnd"/>
-      <w:r>
-        <w:rPr>
-          <w:lang w:val="en-US"/>
-        </w:rPr>
-        <w:t>()));</w:t>
-      </w:r>
-    </w:p>
-    <w:p>
-      <w:pPr>
-        <w:pStyle w:val="normal1"/>
-        <w:spacing w:line="240" w:lineRule="auto"/>
-        <w:rPr>
-          <w:lang w:val="en-US"/>
-        </w:rPr>
-      </w:pPr>
-      <w:r>
-        <w:rPr>
-          <w:lang w:val="en-US"/>
-        </w:rPr>
-        <w:t xml:space="preserve">                </w:t>
-      </w:r>
-      <w:proofErr w:type="spellStart"/>
-      <w:r>
-        <w:rPr>
-          <w:lang w:val="en-US"/>
-        </w:rPr>
-        <w:t>PrintWriter</w:t>
-      </w:r>
-      <w:proofErr w:type="spellEnd"/>
-      <w:r>
-        <w:rPr>
-          <w:lang w:val="en-US"/>
-        </w:rPr>
-        <w:t xml:space="preserve"> out = new </w:t>
-      </w:r>
-      <w:proofErr w:type="spellStart"/>
-      <w:proofErr w:type="gramStart"/>
-      <w:r>
-        <w:rPr>
-          <w:lang w:val="en-US"/>
-        </w:rPr>
-        <w:t>PrintWriter</w:t>
-      </w:r>
-      <w:proofErr w:type="spellEnd"/>
-      <w:r>
-        <w:rPr>
-          <w:lang w:val="en-US"/>
-        </w:rPr>
-        <w:t>(</w:t>
-      </w:r>
-      <w:proofErr w:type="gramEnd"/>
-    </w:p>
-    <w:p>
-      <w:pPr>
-        <w:pStyle w:val="normal1"/>
-        <w:spacing w:line="240" w:lineRule="auto"/>
-        <w:rPr>
-          <w:lang w:val="en-US"/>
-        </w:rPr>
-      </w:pPr>
-      <w:r>
-        <w:rPr>
-          <w:lang w:val="en-US"/>
-        </w:rPr>
-        <w:t xml:space="preserve">                        new </w:t>
-      </w:r>
-      <w:proofErr w:type="spellStart"/>
-      <w:r>
-        <w:rPr>
-          <w:lang w:val="en-US"/>
-        </w:rPr>
-        <w:t>OutputStreamWriter</w:t>
-      </w:r>
-      <w:proofErr w:type="spellEnd"/>
-      <w:r>
-        <w:rPr>
-          <w:lang w:val="en-US"/>
-        </w:rPr>
-        <w:t>(</w:t>
-      </w:r>
-      <w:proofErr w:type="spellStart"/>
-      <w:proofErr w:type="gramStart"/>
-      <w:r>
-        <w:rPr>
-          <w:lang w:val="en-US"/>
-        </w:rPr>
-        <w:t>socket.getOutputStream</w:t>
-      </w:r>
-      <w:proofErr w:type="spellEnd"/>
-      <w:proofErr w:type="gramEnd"/>
-      <w:r>
-        <w:rPr>
-          <w:lang w:val="en-US"/>
-        </w:rPr>
-        <w:t>()), true);</w:t>
-      </w:r>
-    </w:p>
-    <w:p>
-      <w:pPr>
-        <w:pStyle w:val="normal1"/>
-        <w:spacing w:line="240" w:lineRule="auto"/>
-        <w:rPr>
-          <w:lang w:val="en-US"/>
-        </w:rPr>
-      </w:pPr>
-    </w:p>
-    <w:p>
-      <w:pPr>
-        <w:pStyle w:val="normal1"/>
-        <w:spacing w:line="240" w:lineRule="auto"/>
-      </w:pPr>
-      <w:r>
-        <w:rPr>
-          <w:lang w:val="en-US"/>
-        </w:rPr>
-        <w:t xml:space="preserve">                </w:t>
-      </w:r>
-      <w:proofErr w:type="spellStart"/>
-      <w:proofErr w:type="gramStart"/>
-      <w:r>
-        <w:t>out.println</w:t>
-      </w:r>
-      <w:proofErr w:type="spellEnd"/>
-      <w:proofErr w:type="gramEnd"/>
-      <w:r>
-        <w:t>("Введите текст. Каждые 10 символов сервер вернёт сумму ASCII-кодов.");</w:t>
-      </w:r>
-    </w:p>
-    <w:p>
-      <w:pPr>
-        <w:pStyle w:val="normal1"/>
-        <w:spacing w:line="240" w:lineRule="auto"/>
-      </w:pPr>
-    </w:p>
-    <w:p>
-      <w:pPr>
-        <w:pStyle w:val="normal1"/>
-        <w:spacing w:line="240" w:lineRule="auto"/>
-      </w:pPr>
-      <w:r>
-        <w:t xml:space="preserve">                </w:t>
-      </w:r>
-      <w:proofErr w:type="spellStart"/>
-      <w:r>
-        <w:t>int</w:t>
-      </w:r>
-      <w:proofErr w:type="spellEnd"/>
-      <w:r>
-        <w:t xml:space="preserve"> </w:t>
-      </w:r>
-      <w:proofErr w:type="spellStart"/>
-      <w:r>
-        <w:t>sum</w:t>
-      </w:r>
-      <w:proofErr w:type="spellEnd"/>
-      <w:r>
-        <w:t xml:space="preserve"> = </w:t>
-      </w:r>
-      <w:proofErr w:type="gramStart"/>
-      <w:r>
-        <w:t xml:space="preserve">0;   </w:t>
-      </w:r>
-      <w:proofErr w:type="gramEnd"/>
-      <w:r>
-        <w:t xml:space="preserve">  </w:t>
+      </w:pPr>
+      <w:r>
+        <w:rPr>
+          <w:lang w:val="en-US"/>
+        </w:rPr>
+        <w:t xml:space="preserve">    </w:t>
       </w:r>
       <w:r>
         <w:rPr>
           <w:i/>
           <w:iCs/>
         </w:rPr>
-        <w:t>// сумма ASCII-кодов</w:t>
+        <w:t>// Количество накапливаемых символов перед отправкой контрольной суммы</w:t>
+      </w:r>
+    </w:p>
+    <w:p>
+      <w:pPr>
+        <w:pStyle w:val="normal1"/>
+        <w:spacing w:line="240" w:lineRule="auto"/>
+        <w:rPr>
+          <w:lang w:val="en-US"/>
+        </w:rPr>
+      </w:pPr>
+      <w:r>
+        <w:t xml:space="preserve">    </w:t>
+      </w:r>
+      <w:r>
+        <w:rPr>
+          <w:lang w:val="en-US"/>
+        </w:rPr>
+        <w:t>private static final int BLOCK_SIZE = 10;</w:t>
+      </w:r>
+    </w:p>
+    <w:p>
+      <w:pPr>
+        <w:pStyle w:val="normal1"/>
+        <w:spacing w:line="240" w:lineRule="auto"/>
+        <w:rPr>
+          <w:lang w:val="en-US"/>
+        </w:rPr>
+      </w:pPr>
+    </w:p>
+    <w:p>
+      <w:pPr>
+        <w:pStyle w:val="normal1"/>
+        <w:spacing w:line="240" w:lineRule="auto"/>
+        <w:rPr>
+          <w:lang w:val="en-US"/>
+        </w:rPr>
+      </w:pPr>
+      <w:r>
+        <w:rPr>
+          <w:lang w:val="en-US"/>
+        </w:rPr>
+        <w:t>    public static void main(String[] args) throws IOException {</w:t>
+      </w:r>
+    </w:p>
+    <w:p>
+      <w:pPr>
+        <w:pStyle w:val="normal1"/>
+        <w:spacing w:line="240" w:lineRule="auto"/>
+        <w:rPr>
+          <w:lang w:val="en-US"/>
+        </w:rPr>
+      </w:pPr>
+      <w:r>
+        <w:rPr>
+          <w:lang w:val="en-US"/>
+        </w:rPr>
+        <w:t>        ServerSocket serverSocket = new ServerSocket(PORT);</w:t>
+      </w:r>
+    </w:p>
+    <w:p>
+      <w:pPr>
+        <w:pStyle w:val="normal1"/>
+        <w:spacing w:line="240" w:lineRule="auto"/>
+        <w:rPr>
+          <w:lang w:val="en-US"/>
+        </w:rPr>
+      </w:pPr>
+      <w:r>
+        <w:rPr>
+          <w:lang w:val="en-US"/>
+        </w:rPr>
+        <w:t xml:space="preserve">        System.out.println("TCP </w:t>
+      </w:r>
+      <w:r>
+        <w:t>сервер</w:t>
+      </w:r>
+      <w:r>
+        <w:rPr>
+          <w:lang w:val="en-US"/>
+        </w:rPr>
+        <w:t xml:space="preserve"> </w:t>
+      </w:r>
+      <w:r>
+        <w:t>запущен</w:t>
+      </w:r>
+      <w:r>
+        <w:rPr>
+          <w:lang w:val="en-US"/>
+        </w:rPr>
+        <w:t xml:space="preserve"> </w:t>
+      </w:r>
+      <w:r>
+        <w:t>на</w:t>
+      </w:r>
+      <w:r>
+        <w:rPr>
+          <w:lang w:val="en-US"/>
+        </w:rPr>
+        <w:t xml:space="preserve"> </w:t>
+      </w:r>
+      <w:r>
+        <w:t>порту</w:t>
+      </w:r>
+      <w:r>
+        <w:rPr>
+          <w:lang w:val="en-US"/>
+        </w:rPr>
+        <w:t xml:space="preserve"> " + PORT);</w:t>
+      </w:r>
+    </w:p>
+    <w:p>
+      <w:pPr>
+        <w:pStyle w:val="normal1"/>
+        <w:spacing w:line="240" w:lineRule="auto"/>
+        <w:rPr>
+          <w:lang w:val="en-US"/>
+        </w:rPr>
+      </w:pPr>
+    </w:p>
+    <w:p>
+      <w:pPr>
+        <w:pStyle w:val="normal1"/>
+        <w:spacing w:line="240" w:lineRule="auto"/>
+      </w:pPr>
+      <w:r>
+        <w:rPr>
+          <w:lang w:val="en-US"/>
+        </w:rPr>
+        <w:t xml:space="preserve">        </w:t>
+      </w:r>
+      <w:proofErr w:type="spellStart"/>
+      <w:r>
+        <w:t>try</w:t>
+      </w:r>
+      <w:proofErr w:type="spellEnd"/>
+      <w:r>
+        <w:t xml:space="preserve"> {</w:t>
+      </w:r>
+    </w:p>
+    <w:p>
+      <w:pPr>
+        <w:pStyle w:val="normal1"/>
+        <w:spacing w:line="240" w:lineRule="auto"/>
+      </w:pPr>
+      <w:r>
+        <w:t xml:space="preserve">            </w:t>
+      </w:r>
+      <w:proofErr w:type="spellStart"/>
+      <w:r>
+        <w:t>while</w:t>
+      </w:r>
+      <w:proofErr w:type="spellEnd"/>
+      <w:r>
+        <w:t xml:space="preserve"> (</w:t>
+      </w:r>
+      <w:proofErr w:type="spellStart"/>
+      <w:r>
+        <w:t>true</w:t>
+      </w:r>
+      <w:proofErr w:type="spellEnd"/>
+      <w:r>
+        <w:t>) {</w:t>
       </w:r>
     </w:p>
     <w:p>
@@ -1424,640 +1012,1293 @@
       <w:r>
         <w:t xml:space="preserve">                </w:t>
       </w:r>
-      <w:proofErr w:type="spellStart"/>
-      <w:r>
-        <w:t>int</w:t>
-      </w:r>
-      <w:proofErr w:type="spellEnd"/>
-      <w:r>
-        <w:t xml:space="preserve"> </w:t>
-      </w:r>
-      <w:proofErr w:type="spellStart"/>
-      <w:r>
-        <w:t>count</w:t>
-      </w:r>
-      <w:proofErr w:type="spellEnd"/>
-      <w:r>
-        <w:t xml:space="preserve"> = </w:t>
-      </w:r>
-      <w:proofErr w:type="gramStart"/>
-      <w:r>
-        <w:t xml:space="preserve">0;   </w:t>
-      </w:r>
-      <w:proofErr w:type="gramEnd"/>
       <w:r>
         <w:rPr>
           <w:i/>
           <w:iCs/>
         </w:rPr>
-        <w:t xml:space="preserve">// количество </w:t>
-      </w:r>
-      <w:proofErr w:type="spellStart"/>
+        <w:t>// Ожидание подключения нового клиента</w:t>
+      </w:r>
+    </w:p>
+    <w:p>
+      <w:pPr>
+        <w:pStyle w:val="normal1"/>
+        <w:spacing w:line="240" w:lineRule="auto"/>
+        <w:rPr>
+          <w:lang w:val="en-US"/>
+        </w:rPr>
+      </w:pPr>
+      <w:r>
+        <w:t xml:space="preserve">                </w:t>
+      </w:r>
+      <w:r>
+        <w:rPr>
+          <w:lang w:val="en-US"/>
+        </w:rPr>
+        <w:t>Socket socket = serverSocket.accept();</w:t>
+      </w:r>
+    </w:p>
+    <w:p>
+      <w:pPr>
+        <w:pStyle w:val="normal1"/>
+        <w:spacing w:line="240" w:lineRule="auto"/>
+        <w:rPr>
+          <w:lang w:val="en-US"/>
+        </w:rPr>
+      </w:pPr>
+      <w:r>
+        <w:rPr>
+          <w:lang w:val="en-US"/>
+        </w:rPr>
+        <w:t>                System.out.println("</w:t>
+      </w:r>
+      <w:r>
+        <w:t>Подключён</w:t>
+      </w:r>
+      <w:r>
+        <w:rPr>
+          <w:lang w:val="en-US"/>
+        </w:rPr>
+        <w:t xml:space="preserve"> </w:t>
+      </w:r>
+      <w:r>
+        <w:t>клиент</w:t>
+      </w:r>
+      <w:r>
+        <w:rPr>
+          <w:lang w:val="en-US"/>
+        </w:rPr>
+        <w:t>: " + socket);</w:t>
+      </w:r>
+    </w:p>
+    <w:p>
+      <w:pPr>
+        <w:pStyle w:val="normal1"/>
+        <w:spacing w:line="240" w:lineRule="auto"/>
+        <w:rPr>
+          <w:lang w:val="en-US"/>
+        </w:rPr>
+      </w:pPr>
+    </w:p>
+    <w:p>
+      <w:pPr>
+        <w:pStyle w:val="normal1"/>
+        <w:spacing w:line="240" w:lineRule="auto"/>
+      </w:pPr>
+      <w:r>
+        <w:rPr>
+          <w:lang w:val="en-US"/>
+        </w:rPr>
+        <w:t xml:space="preserve">                </w:t>
+      </w:r>
       <w:r>
         <w:rPr>
           <w:i/>
           <w:iCs/>
         </w:rPr>
-        <w:t>накопленых</w:t>
-      </w:r>
-      <w:proofErr w:type="spellEnd"/>
+        <w:t>// обслуживание клиента в отдельном потоке,</w:t>
+      </w:r>
+    </w:p>
+    <w:p>
+      <w:pPr>
+        <w:pStyle w:val="normal1"/>
+        <w:spacing w:line="240" w:lineRule="auto"/>
+        <w:rPr>
+          <w:lang w:val="en-US"/>
+        </w:rPr>
+      </w:pPr>
+      <w:r>
+        <w:t xml:space="preserve">                </w:t>
+      </w:r>
+      <w:r>
+        <w:rPr>
+          <w:lang w:val="en-US"/>
+        </w:rPr>
+        <w:t>new Thread(new ClientHandler(socket)).start();</w:t>
+      </w:r>
+    </w:p>
+    <w:p>
+      <w:pPr>
+        <w:pStyle w:val="normal1"/>
+        <w:spacing w:line="240" w:lineRule="auto"/>
+        <w:rPr>
+          <w:lang w:val="en-US"/>
+        </w:rPr>
+      </w:pPr>
+      <w:r>
+        <w:rPr>
+          <w:lang w:val="en-US"/>
+        </w:rPr>
+        <w:t>            }</w:t>
+      </w:r>
+    </w:p>
+    <w:p>
+      <w:pPr>
+        <w:pStyle w:val="normal1"/>
+        <w:spacing w:line="240" w:lineRule="auto"/>
+        <w:rPr>
+          <w:lang w:val="en-US"/>
+        </w:rPr>
+      </w:pPr>
+      <w:r>
+        <w:rPr>
+          <w:lang w:val="en-US"/>
+        </w:rPr>
+        <w:t>        } finally {</w:t>
+      </w:r>
+    </w:p>
+    <w:p>
+      <w:pPr>
+        <w:pStyle w:val="normal1"/>
+        <w:spacing w:line="240" w:lineRule="auto"/>
+        <w:rPr>
+          <w:lang w:val="en-US"/>
+        </w:rPr>
+      </w:pPr>
+      <w:r>
+        <w:rPr>
+          <w:lang w:val="en-US"/>
+        </w:rPr>
+        <w:t>            serverSocket.close();</w:t>
+      </w:r>
+    </w:p>
+    <w:p>
+      <w:pPr>
+        <w:pStyle w:val="normal1"/>
+        <w:spacing w:line="240" w:lineRule="auto"/>
+        <w:rPr>
+          <w:lang w:val="en-US"/>
+        </w:rPr>
+      </w:pPr>
+      <w:r>
+        <w:rPr>
+          <w:lang w:val="en-US"/>
+        </w:rPr>
+        <w:t>        }</w:t>
+      </w:r>
+    </w:p>
+    <w:p>
+      <w:pPr>
+        <w:pStyle w:val="normal1"/>
+        <w:spacing w:line="240" w:lineRule="auto"/>
+        <w:rPr>
+          <w:lang w:val="en-US"/>
+        </w:rPr>
+      </w:pPr>
+      <w:r>
+        <w:rPr>
+          <w:lang w:val="en-US"/>
+        </w:rPr>
+        <w:t>    }</w:t>
+      </w:r>
+    </w:p>
+    <w:p>
+      <w:pPr>
+        <w:pStyle w:val="normal1"/>
+        <w:spacing w:line="240" w:lineRule="auto"/>
+        <w:rPr>
+          <w:lang w:val="en-US"/>
+        </w:rPr>
+      </w:pPr>
+      <w:r>
+        <w:rPr>
+          <w:lang w:val="en-US"/>
+        </w:rPr>
+        <w:t>}</w:t>
+      </w:r>
+    </w:p>
+    <w:p>
+      <w:pPr>
+        <w:pStyle w:val="normal1"/>
+        <w:spacing w:line="240" w:lineRule="auto"/>
+        <w:rPr>
+          <w:lang w:val="en-US"/>
+        </w:rPr>
+      </w:pPr>
+    </w:p>
+    <w:p>
+      <w:pPr>
+        <w:pStyle w:val="normal1"/>
+        <w:spacing w:line="240" w:lineRule="auto"/>
+        <w:rPr>
+          <w:lang w:val="en-US"/>
+        </w:rPr>
+      </w:pPr>
+      <w:r>
+        <w:rPr>
+          <w:lang w:val="en-US"/>
+        </w:rPr>
+        <w:t>class ClientHandler implements Runnable {</w:t>
+      </w:r>
+    </w:p>
+    <w:p>
+      <w:pPr>
+        <w:pStyle w:val="normal1"/>
+        <w:spacing w:line="240" w:lineRule="auto"/>
+        <w:rPr>
+          <w:lang w:val="en-US"/>
+        </w:rPr>
+      </w:pPr>
+      <w:r>
+        <w:rPr>
+          <w:lang w:val="en-US"/>
+        </w:rPr>
+        <w:t>    private final Socket socket;</w:t>
+      </w:r>
+    </w:p>
+    <w:p>
+      <w:pPr>
+        <w:pStyle w:val="normal1"/>
+        <w:spacing w:line="240" w:lineRule="auto"/>
+        <w:rPr>
+          <w:lang w:val="en-US"/>
+        </w:rPr>
+      </w:pPr>
+    </w:p>
+    <w:p>
+      <w:pPr>
+        <w:pStyle w:val="normal1"/>
+        <w:spacing w:line="240" w:lineRule="auto"/>
+        <w:rPr>
+          <w:lang w:val="en-US"/>
+        </w:rPr>
+      </w:pPr>
+      <w:r>
+        <w:rPr>
+          <w:lang w:val="en-US"/>
+        </w:rPr>
+        <w:t>    ClientHandler(Socket socket) {</w:t>
+      </w:r>
+    </w:p>
+    <w:p>
+      <w:pPr>
+        <w:pStyle w:val="normal1"/>
+        <w:spacing w:line="240" w:lineRule="auto"/>
+        <w:rPr>
+          <w:lang w:val="en-US"/>
+        </w:rPr>
+      </w:pPr>
+      <w:r>
+        <w:rPr>
+          <w:lang w:val="en-US"/>
+        </w:rPr>
+        <w:t xml:space="preserve">        </w:t>
+      </w:r>
       <w:r>
         <w:rPr>
           <w:i/>
           <w:iCs/>
-        </w:rPr>
-        <w:t xml:space="preserve"> символов</w:t>
-      </w:r>
-    </w:p>
-    <w:p>
-      <w:pPr>
-        <w:pStyle w:val="normal1"/>
-        <w:spacing w:line="240" w:lineRule="auto"/>
-        <w:rPr>
-          <w:lang w:val="en-US"/>
-        </w:rPr>
-      </w:pPr>
-      <w:r>
-        <w:t xml:space="preserve">                </w:t>
-      </w:r>
-      <w:r>
-        <w:rPr>
-          <w:lang w:val="en-US"/>
-        </w:rPr>
-        <w:t>String line;</w:t>
-      </w:r>
-    </w:p>
-    <w:p>
-      <w:pPr>
-        <w:pStyle w:val="normal1"/>
-        <w:spacing w:line="240" w:lineRule="auto"/>
-        <w:rPr>
-          <w:lang w:val="en-US"/>
-        </w:rPr>
-      </w:pPr>
-    </w:p>
-    <w:p>
-      <w:pPr>
-        <w:pStyle w:val="normal1"/>
-        <w:spacing w:line="240" w:lineRule="auto"/>
-        <w:rPr>
-          <w:lang w:val="en-US"/>
-        </w:rPr>
-      </w:pPr>
-      <w:r>
-        <w:rPr>
-          <w:lang w:val="en-US"/>
-        </w:rPr>
-        <w:t xml:space="preserve">                while ((line = </w:t>
+          <w:lang w:val="en-US"/>
+        </w:rPr>
+        <w:t>this</w:t>
+      </w:r>
+      <w:r>
+        <w:rPr>
+          <w:lang w:val="en-US"/>
+        </w:rPr>
+        <w:t>.socket = socket;</w:t>
+      </w:r>
+    </w:p>
+    <w:p>
+      <w:pPr>
+        <w:pStyle w:val="normal1"/>
+        <w:spacing w:line="240" w:lineRule="auto"/>
+        <w:rPr>
+          <w:lang w:val="en-US"/>
+        </w:rPr>
+      </w:pPr>
+      <w:r>
+        <w:rPr>
+          <w:lang w:val="en-US"/>
+        </w:rPr>
+        <w:t>    }</w:t>
+      </w:r>
+    </w:p>
+    <w:p>
+      <w:pPr>
+        <w:pStyle w:val="normal1"/>
+        <w:spacing w:line="240" w:lineRule="auto"/>
+        <w:rPr>
+          <w:lang w:val="en-US"/>
+        </w:rPr>
+      </w:pPr>
+    </w:p>
+    <w:p>
+      <w:pPr>
+        <w:pStyle w:val="normal1"/>
+        <w:spacing w:line="240" w:lineRule="auto"/>
+        <w:rPr>
+          <w:lang w:val="en-US"/>
+        </w:rPr>
+      </w:pPr>
+      <w:r>
+        <w:rPr>
+          <w:lang w:val="en-US"/>
+        </w:rPr>
+        <w:t>    @Override</w:t>
+      </w:r>
+    </w:p>
+    <w:p>
+      <w:pPr>
+        <w:pStyle w:val="normal1"/>
+        <w:spacing w:line="240" w:lineRule="auto"/>
+        <w:rPr>
+          <w:lang w:val="en-US"/>
+        </w:rPr>
+      </w:pPr>
+      <w:r>
+        <w:rPr>
+          <w:lang w:val="en-US"/>
+        </w:rPr>
+        <w:t>    public void run() {</w:t>
+      </w:r>
+    </w:p>
+    <w:p>
+      <w:pPr>
+        <w:pStyle w:val="normal1"/>
+        <w:spacing w:line="240" w:lineRule="auto"/>
+        <w:rPr>
+          <w:lang w:val="en-US"/>
+        </w:rPr>
+      </w:pPr>
+      <w:r>
+        <w:rPr>
+          <w:lang w:val="en-US"/>
+        </w:rPr>
+        <w:t>        try (</w:t>
+      </w:r>
+    </w:p>
+    <w:p>
+      <w:pPr>
+        <w:pStyle w:val="normal1"/>
+        <w:spacing w:line="240" w:lineRule="auto"/>
+        <w:rPr>
+          <w:lang w:val="en-US"/>
+        </w:rPr>
+      </w:pPr>
+      <w:r>
+        <w:rPr>
+          <w:lang w:val="en-US"/>
+        </w:rPr>
+        <w:t>                Socket s = socket;</w:t>
+      </w:r>
+    </w:p>
+    <w:p>
+      <w:pPr>
+        <w:pStyle w:val="normal1"/>
+        <w:spacing w:line="240" w:lineRule="auto"/>
+        <w:rPr>
+          <w:lang w:val="en-US"/>
+        </w:rPr>
+      </w:pPr>
+      <w:r>
+        <w:rPr>
+          <w:lang w:val="en-US"/>
+        </w:rPr>
+        <w:t>                BufferedReader in = new BufferedReader(</w:t>
+      </w:r>
+    </w:p>
+    <w:p>
+      <w:pPr>
+        <w:pStyle w:val="normal1"/>
+        <w:spacing w:line="240" w:lineRule="auto"/>
+        <w:rPr>
+          <w:lang w:val="en-US"/>
+        </w:rPr>
+      </w:pPr>
+      <w:r>
+        <w:rPr>
+          <w:lang w:val="en-US"/>
+        </w:rPr>
+        <w:t>                        new InputStreamReader(s.getInputStream(), "US-ASCII"));</w:t>
+      </w:r>
+    </w:p>
+    <w:p>
+      <w:pPr>
+        <w:pStyle w:val="normal1"/>
+        <w:spacing w:line="240" w:lineRule="auto"/>
+        <w:rPr>
+          <w:lang w:val="en-US"/>
+        </w:rPr>
+      </w:pPr>
+      <w:r>
+        <w:rPr>
+          <w:lang w:val="en-US"/>
+        </w:rPr>
+        <w:t>                PrintWriter out = new PrintWriter(</w:t>
+      </w:r>
+    </w:p>
+    <w:p>
+      <w:pPr>
+        <w:pStyle w:val="normal1"/>
+        <w:spacing w:line="240" w:lineRule="auto"/>
+        <w:rPr>
+          <w:lang w:val="en-US"/>
+        </w:rPr>
+      </w:pPr>
+      <w:r>
+        <w:rPr>
+          <w:lang w:val="en-US"/>
+        </w:rPr>
+        <w:t>                        new OutputStreamWriter(s.getOutputStream(), "US-ASCII"), true)</w:t>
+      </w:r>
+    </w:p>
+    <w:p>
+      <w:pPr>
+        <w:pStyle w:val="normal1"/>
+        <w:spacing w:line="240" w:lineRule="auto"/>
+        <w:rPr>
+          <w:lang w:val="en-US"/>
+        </w:rPr>
+      </w:pPr>
+      <w:r>
+        <w:rPr>
+          <w:lang w:val="en-US"/>
+        </w:rPr>
+        <w:t>        ) {</w:t>
+      </w:r>
+    </w:p>
+    <w:p>
+      <w:pPr>
+        <w:pStyle w:val="normal1"/>
+        <w:spacing w:line="240" w:lineRule="auto"/>
+        <w:rPr>
+          <w:lang w:val="en-US"/>
+        </w:rPr>
+      </w:pPr>
+      <w:r>
+        <w:rPr>
+          <w:lang w:val="en-US"/>
+        </w:rPr>
+        <w:t>            out.println("Hello, Student!");</w:t>
+      </w:r>
+    </w:p>
+    <w:p>
+      <w:pPr>
+        <w:pStyle w:val="normal1"/>
+        <w:spacing w:line="240" w:lineRule="auto"/>
+        <w:rPr>
+          <w:lang w:val="en-US"/>
+        </w:rPr>
+      </w:pPr>
+      <w:r>
+        <w:rPr>
+          <w:lang w:val="en-US"/>
+        </w:rPr>
+        <w:t>            out.println("</w:t>
+      </w:r>
+      <w:r>
+        <w:t>Введите</w:t>
+      </w:r>
+      <w:r>
+        <w:rPr>
+          <w:lang w:val="en-US"/>
+        </w:rPr>
+        <w:t xml:space="preserve"> </w:t>
+      </w:r>
+      <w:r>
+        <w:t>текст</w:t>
+      </w:r>
+      <w:r>
+        <w:rPr>
+          <w:lang w:val="en-US"/>
+        </w:rPr>
+        <w:t xml:space="preserve">. </w:t>
+      </w:r>
+      <w:r>
+        <w:t>Каждые</w:t>
+      </w:r>
+      <w:r>
+        <w:rPr>
+          <w:lang w:val="en-US"/>
+        </w:rPr>
+        <w:t xml:space="preserve"> " + TCPServer.BLOCK_SIZE</w:t>
+      </w:r>
+    </w:p>
+    <w:p>
+      <w:pPr>
+        <w:pStyle w:val="normal1"/>
+        <w:spacing w:line="240" w:lineRule="auto"/>
+        <w:rPr>
+          <w:lang w:val="en-US"/>
+        </w:rPr>
+      </w:pPr>
+      <w:r>
+        <w:rPr>
+          <w:lang w:val="en-US"/>
+        </w:rPr>
+        <w:t xml:space="preserve">                    + " </w:t>
+      </w:r>
+      <w:r>
+        <w:t>символов</w:t>
+      </w:r>
+      <w:r>
+        <w:rPr>
+          <w:lang w:val="en-US"/>
+        </w:rPr>
+        <w:t xml:space="preserve"> </w:t>
+      </w:r>
+      <w:r>
+        <w:t>сервер</w:t>
+      </w:r>
+      <w:r>
+        <w:rPr>
+          <w:lang w:val="en-US"/>
+        </w:rPr>
+        <w:t xml:space="preserve"> </w:t>
+      </w:r>
+      <w:r>
+        <w:t>вернёт</w:t>
+      </w:r>
+      <w:r>
+        <w:rPr>
+          <w:lang w:val="en-US"/>
+        </w:rPr>
+        <w:t xml:space="preserve"> </w:t>
+      </w:r>
+      <w:r>
+        <w:t>сумму</w:t>
+      </w:r>
+      <w:r>
+        <w:rPr>
+          <w:lang w:val="en-US"/>
+        </w:rPr>
+        <w:t xml:space="preserve"> ASCII-</w:t>
+      </w:r>
+      <w:r>
+        <w:t>кодов</w:t>
+      </w:r>
+      <w:r>
+        <w:rPr>
+          <w:lang w:val="en-US"/>
+        </w:rPr>
+        <w:t>.");</w:t>
+      </w:r>
+    </w:p>
+    <w:p>
+      <w:pPr>
+        <w:pStyle w:val="normal1"/>
+        <w:spacing w:line="240" w:lineRule="auto"/>
+        <w:rPr>
+          <w:lang w:val="en-US"/>
+        </w:rPr>
+      </w:pPr>
+    </w:p>
+    <w:p>
+      <w:pPr>
+        <w:pStyle w:val="normal1"/>
+        <w:spacing w:line="240" w:lineRule="auto"/>
+      </w:pPr>
+      <w:r>
+        <w:rPr>
+          <w:lang w:val="en-US"/>
+        </w:rPr>
+        <w:t xml:space="preserve">            </w:t>
       </w:r>
       <w:proofErr w:type="spellStart"/>
-      <w:proofErr w:type="gramStart"/>
-      <w:r>
-        <w:rPr>
-          <w:lang w:val="en-US"/>
-        </w:rPr>
-        <w:t>in.readLine</w:t>
+      <w:r>
+        <w:t>int</w:t>
       </w:r>
       <w:proofErr w:type="spellEnd"/>
-      <w:proofErr w:type="gramEnd"/>
-      <w:r>
-        <w:rPr>
-          <w:lang w:val="en-US"/>
-        </w:rPr>
-        <w:t>()) != null) {</w:t>
-      </w:r>
-    </w:p>
-    <w:p>
-      <w:pPr>
-        <w:pStyle w:val="normal1"/>
-        <w:spacing w:line="240" w:lineRule="auto"/>
-        <w:rPr>
-          <w:lang w:val="en-US"/>
-        </w:rPr>
-      </w:pPr>
-      <w:r>
-        <w:rPr>
-          <w:lang w:val="en-US"/>
-        </w:rPr>
-        <w:t xml:space="preserve">                    for (int </w:t>
+      <w:r>
+        <w:t xml:space="preserve"> </w:t>
       </w:r>
       <w:proofErr w:type="spellStart"/>
       <w:r>
-        <w:rPr>
-          <w:lang w:val="en-US"/>
-        </w:rPr>
-        <w:t>i</w:t>
+        <w:t>sum</w:t>
       </w:r>
       <w:proofErr w:type="spellEnd"/>
       <w:r>
-        <w:rPr>
-          <w:lang w:val="en-US"/>
-        </w:rPr>
-        <w:t xml:space="preserve"> = 0; </w:t>
-      </w:r>
-      <w:proofErr w:type="spellStart"/>
-      <w:r>
-        <w:rPr>
-          <w:lang w:val="en-US"/>
-        </w:rPr>
-        <w:t>i</w:t>
-      </w:r>
-      <w:proofErr w:type="spellEnd"/>
-      <w:r>
-        <w:rPr>
-          <w:lang w:val="en-US"/>
-        </w:rPr>
-        <w:t xml:space="preserve"> &lt; </w:t>
-      </w:r>
-      <w:proofErr w:type="spellStart"/>
-      <w:proofErr w:type="gramStart"/>
-      <w:r>
-        <w:rPr>
-          <w:lang w:val="en-US"/>
-        </w:rPr>
-        <w:t>line.length</w:t>
-      </w:r>
-      <w:proofErr w:type="spellEnd"/>
-      <w:proofErr w:type="gramEnd"/>
-      <w:r>
-        <w:rPr>
-          <w:lang w:val="en-US"/>
-        </w:rPr>
-        <w:t xml:space="preserve">(); </w:t>
-      </w:r>
-      <w:proofErr w:type="spellStart"/>
-      <w:r>
-        <w:rPr>
-          <w:lang w:val="en-US"/>
-        </w:rPr>
-        <w:t>i</w:t>
-      </w:r>
-      <w:proofErr w:type="spellEnd"/>
-      <w:r>
-        <w:rPr>
-          <w:lang w:val="en-US"/>
-        </w:rPr>
-        <w:t>++) {</w:t>
-      </w:r>
-    </w:p>
-    <w:p>
-      <w:pPr>
-        <w:pStyle w:val="normal1"/>
-        <w:spacing w:line="240" w:lineRule="auto"/>
-        <w:rPr>
-          <w:lang w:val="en-US"/>
-        </w:rPr>
-      </w:pPr>
-      <w:r>
-        <w:rPr>
-          <w:lang w:val="en-US"/>
-        </w:rPr>
-        <w:t xml:space="preserve">                        char c = </w:t>
-      </w:r>
-      <w:proofErr w:type="spellStart"/>
-      <w:proofErr w:type="gramStart"/>
-      <w:r>
-        <w:rPr>
-          <w:lang w:val="en-US"/>
-        </w:rPr>
-        <w:t>line.charAt</w:t>
-      </w:r>
-      <w:proofErr w:type="spellEnd"/>
-      <w:proofErr w:type="gramEnd"/>
-      <w:r>
-        <w:rPr>
-          <w:lang w:val="en-US"/>
-        </w:rPr>
-        <w:t>(</w:t>
-      </w:r>
-      <w:proofErr w:type="spellStart"/>
-      <w:r>
-        <w:rPr>
-          <w:lang w:val="en-US"/>
-        </w:rPr>
-        <w:t>i</w:t>
-      </w:r>
-      <w:proofErr w:type="spellEnd"/>
-      <w:r>
-        <w:rPr>
-          <w:lang w:val="en-US"/>
-        </w:rPr>
-        <w:t>);</w:t>
-      </w:r>
-    </w:p>
-    <w:p>
-      <w:pPr>
-        <w:pStyle w:val="normal1"/>
-        <w:spacing w:line="240" w:lineRule="auto"/>
-        <w:rPr>
-          <w:lang w:val="en-US"/>
-        </w:rPr>
-      </w:pPr>
-    </w:p>
-    <w:p>
-      <w:pPr>
-        <w:pStyle w:val="normal1"/>
-        <w:spacing w:line="240" w:lineRule="auto"/>
-        <w:rPr>
-          <w:lang w:val="en-US"/>
-        </w:rPr>
-      </w:pPr>
-      <w:r>
-        <w:rPr>
-          <w:lang w:val="en-US"/>
-        </w:rPr>
-        <w:t>                        sum += c;</w:t>
-      </w:r>
-    </w:p>
-    <w:p>
-      <w:pPr>
-        <w:pStyle w:val="normal1"/>
-        <w:spacing w:line="240" w:lineRule="auto"/>
-        <w:rPr>
-          <w:lang w:val="en-US"/>
-        </w:rPr>
-      </w:pPr>
-      <w:r>
-        <w:rPr>
-          <w:lang w:val="en-US"/>
-        </w:rPr>
-        <w:t>                        count++;</w:t>
-      </w:r>
-    </w:p>
-    <w:p>
-      <w:pPr>
-        <w:pStyle w:val="normal1"/>
-        <w:spacing w:line="240" w:lineRule="auto"/>
-        <w:rPr>
-          <w:lang w:val="en-US"/>
-        </w:rPr>
-      </w:pPr>
-    </w:p>
-    <w:p>
-      <w:pPr>
-        <w:pStyle w:val="normal1"/>
-        <w:spacing w:line="240" w:lineRule="auto"/>
-        <w:rPr>
-          <w:lang w:val="en-US"/>
-        </w:rPr>
-      </w:pPr>
-      <w:r>
-        <w:rPr>
-          <w:lang w:val="en-US"/>
-        </w:rPr>
-        <w:t>                        if (count == 10) {</w:t>
-      </w:r>
-    </w:p>
-    <w:p>
-      <w:pPr>
-        <w:pStyle w:val="normal1"/>
-        <w:spacing w:line="240" w:lineRule="auto"/>
-        <w:rPr>
-          <w:lang w:val="en-US"/>
-        </w:rPr>
-      </w:pPr>
-      <w:r>
-        <w:rPr>
-          <w:lang w:val="en-US"/>
-        </w:rPr>
-        <w:t xml:space="preserve">                            </w:t>
-      </w:r>
-      <w:proofErr w:type="spellStart"/>
-      <w:proofErr w:type="gramStart"/>
-      <w:r>
-        <w:rPr>
-          <w:lang w:val="en-US"/>
-        </w:rPr>
-        <w:t>out.println</w:t>
-      </w:r>
-      <w:proofErr w:type="spellEnd"/>
-      <w:proofErr w:type="gramEnd"/>
-      <w:r>
-        <w:rPr>
-          <w:lang w:val="en-US"/>
-        </w:rPr>
-        <w:t>("Checksum = " + sum);</w:t>
-      </w:r>
-    </w:p>
-    <w:p>
-      <w:pPr>
-        <w:pStyle w:val="normal1"/>
-        <w:spacing w:line="240" w:lineRule="auto"/>
-        <w:rPr>
-          <w:lang w:val="en-US"/>
-        </w:rPr>
-      </w:pPr>
-      <w:r>
-        <w:rPr>
-          <w:lang w:val="en-US"/>
-        </w:rPr>
-        <w:t xml:space="preserve">                            </w:t>
-      </w:r>
-      <w:proofErr w:type="spellStart"/>
-      <w:r>
-        <w:rPr>
-          <w:lang w:val="en-US"/>
-        </w:rPr>
-        <w:t>System.out.println</w:t>
-      </w:r>
-      <w:proofErr w:type="spellEnd"/>
-      <w:r>
-        <w:rPr>
-          <w:lang w:val="en-US"/>
-        </w:rPr>
-        <w:t>("</w:t>
-      </w:r>
-      <w:r>
-        <w:t>Отправлено</w:t>
-      </w:r>
-      <w:r>
-        <w:rPr>
-          <w:lang w:val="en-US"/>
-        </w:rPr>
-        <w:t>: " + sum);</w:t>
-      </w:r>
-    </w:p>
-    <w:p>
-      <w:pPr>
-        <w:pStyle w:val="normal1"/>
-        <w:spacing w:line="240" w:lineRule="auto"/>
-        <w:rPr>
-          <w:lang w:val="en-US"/>
-        </w:rPr>
-      </w:pPr>
-    </w:p>
-    <w:p>
-      <w:pPr>
-        <w:pStyle w:val="normal1"/>
-        <w:spacing w:line="240" w:lineRule="auto"/>
-        <w:rPr>
-          <w:lang w:val="en-US"/>
-        </w:rPr>
-      </w:pPr>
-      <w:r>
-        <w:rPr>
-          <w:lang w:val="en-US"/>
-        </w:rPr>
-        <w:t>                            sum = 0;</w:t>
-      </w:r>
-    </w:p>
-    <w:p>
-      <w:pPr>
-        <w:pStyle w:val="normal1"/>
-        <w:spacing w:line="240" w:lineRule="auto"/>
-        <w:rPr>
-          <w:lang w:val="en-US"/>
-        </w:rPr>
-      </w:pPr>
-      <w:r>
-        <w:rPr>
-          <w:lang w:val="en-US"/>
-        </w:rPr>
-        <w:t>                            count = 0;</w:t>
-      </w:r>
-    </w:p>
-    <w:p>
-      <w:pPr>
-        <w:pStyle w:val="normal1"/>
-        <w:spacing w:line="240" w:lineRule="auto"/>
-        <w:rPr>
-          <w:lang w:val="en-US"/>
-        </w:rPr>
-      </w:pPr>
-      <w:r>
-        <w:rPr>
-          <w:lang w:val="en-US"/>
-        </w:rPr>
-        <w:t>                        }</w:t>
-      </w:r>
-    </w:p>
-    <w:p>
-      <w:pPr>
-        <w:pStyle w:val="normal1"/>
-        <w:spacing w:line="240" w:lineRule="auto"/>
-        <w:rPr>
-          <w:lang w:val="en-US"/>
-        </w:rPr>
-      </w:pPr>
-      <w:r>
-        <w:rPr>
-          <w:lang w:val="en-US"/>
-        </w:rPr>
-        <w:t>                    }</w:t>
-      </w:r>
-    </w:p>
-    <w:p>
-      <w:pPr>
-        <w:pStyle w:val="normal1"/>
-        <w:spacing w:line="240" w:lineRule="auto"/>
-        <w:rPr>
-          <w:lang w:val="en-US"/>
-        </w:rPr>
-      </w:pPr>
-      <w:r>
-        <w:rPr>
-          <w:lang w:val="en-US"/>
-        </w:rPr>
-        <w:t>                }</w:t>
-      </w:r>
-    </w:p>
-    <w:p>
-      <w:pPr>
-        <w:pStyle w:val="normal1"/>
-        <w:spacing w:line="240" w:lineRule="auto"/>
-        <w:rPr>
-          <w:lang w:val="en-US"/>
-        </w:rPr>
-      </w:pPr>
-      <w:r>
-        <w:rPr>
-          <w:lang w:val="en-US"/>
-        </w:rPr>
-        <w:t>            } catch (</w:t>
-      </w:r>
-      <w:proofErr w:type="spellStart"/>
-      <w:r>
-        <w:rPr>
-          <w:lang w:val="en-US"/>
-        </w:rPr>
-        <w:t>IOException</w:t>
-      </w:r>
-      <w:proofErr w:type="spellEnd"/>
-      <w:r>
-        <w:rPr>
-          <w:lang w:val="en-US"/>
-        </w:rPr>
-        <w:t xml:space="preserve"> e) {</w:t>
-      </w:r>
-    </w:p>
-    <w:p>
-      <w:pPr>
-        <w:pStyle w:val="normal1"/>
-        <w:spacing w:line="240" w:lineRule="auto"/>
-        <w:rPr>
-          <w:lang w:val="en-US"/>
-        </w:rPr>
-      </w:pPr>
-      <w:r>
-        <w:rPr>
-          <w:lang w:val="en-US"/>
-        </w:rPr>
-        <w:t xml:space="preserve">                </w:t>
-      </w:r>
-      <w:proofErr w:type="spellStart"/>
-      <w:r>
-        <w:rPr>
-          <w:lang w:val="en-US"/>
-        </w:rPr>
-        <w:t>System.err.println</w:t>
-      </w:r>
-      <w:proofErr w:type="spellEnd"/>
-      <w:r>
-        <w:rPr>
-          <w:lang w:val="en-US"/>
-        </w:rPr>
-        <w:t>("</w:t>
-      </w:r>
-      <w:r>
-        <w:t>Ошибка</w:t>
-      </w:r>
-      <w:r>
-        <w:rPr>
-          <w:lang w:val="en-US"/>
-        </w:rPr>
-        <w:t xml:space="preserve"> </w:t>
-      </w:r>
-      <w:r>
-        <w:t>клиента</w:t>
-      </w:r>
-      <w:r>
-        <w:rPr>
-          <w:lang w:val="en-US"/>
-        </w:rPr>
-        <w:t xml:space="preserve">: " + </w:t>
-      </w:r>
-      <w:proofErr w:type="spellStart"/>
-      <w:proofErr w:type="gramStart"/>
-      <w:r>
-        <w:rPr>
-          <w:lang w:val="en-US"/>
-        </w:rPr>
-        <w:t>e.getMessage</w:t>
-      </w:r>
-      <w:proofErr w:type="spellEnd"/>
-      <w:proofErr w:type="gramEnd"/>
-      <w:r>
-        <w:rPr>
-          <w:lang w:val="en-US"/>
-        </w:rPr>
-        <w:t>());</w:t>
-      </w:r>
-    </w:p>
-    <w:p>
-      <w:pPr>
-        <w:pStyle w:val="normal1"/>
-        <w:spacing w:line="240" w:lineRule="auto"/>
-        <w:rPr>
-          <w:lang w:val="en-US"/>
-        </w:rPr>
-      </w:pPr>
-      <w:r>
-        <w:rPr>
-          <w:lang w:val="en-US"/>
-        </w:rPr>
-        <w:t>            } finally {</w:t>
-      </w:r>
-    </w:p>
-    <w:p>
-      <w:pPr>
-        <w:pStyle w:val="normal1"/>
-        <w:spacing w:line="240" w:lineRule="auto"/>
-        <w:rPr>
-          <w:lang w:val="en-US"/>
-        </w:rPr>
-      </w:pPr>
-      <w:r>
-        <w:rPr>
-          <w:lang w:val="en-US"/>
-        </w:rPr>
-        <w:t xml:space="preserve">                </w:t>
-      </w:r>
-      <w:proofErr w:type="spellStart"/>
-      <w:proofErr w:type="gramStart"/>
-      <w:r>
-        <w:rPr>
-          <w:lang w:val="en-US"/>
-        </w:rPr>
-        <w:t>socket.close</w:t>
-      </w:r>
-      <w:proofErr w:type="spellEnd"/>
-      <w:proofErr w:type="gramEnd"/>
-      <w:r>
-        <w:rPr>
-          <w:lang w:val="en-US"/>
-        </w:rPr>
-        <w:t>();</w:t>
-      </w:r>
-    </w:p>
-    <w:p>
-      <w:pPr>
-        <w:pStyle w:val="normal1"/>
-        <w:spacing w:line="240" w:lineRule="auto"/>
-        <w:rPr>
-          <w:lang w:val="en-US"/>
-        </w:rPr>
-      </w:pPr>
-      <w:r>
-        <w:rPr>
-          <w:lang w:val="en-US"/>
-        </w:rPr>
-        <w:t xml:space="preserve">                </w:t>
-      </w:r>
-      <w:proofErr w:type="spellStart"/>
-      <w:r>
-        <w:rPr>
-          <w:lang w:val="en-US"/>
-        </w:rPr>
-        <w:t>System.out.println</w:t>
-      </w:r>
-      <w:proofErr w:type="spellEnd"/>
-      <w:r>
-        <w:rPr>
-          <w:lang w:val="en-US"/>
-        </w:rPr>
-        <w:t>("</w:t>
-      </w:r>
-      <w:r>
-        <w:t>Клиент</w:t>
-      </w:r>
-      <w:r>
-        <w:rPr>
-          <w:lang w:val="en-US"/>
-        </w:rPr>
-        <w:t xml:space="preserve"> </w:t>
-      </w:r>
-      <w:r>
-        <w:t>отключён</w:t>
-      </w:r>
-      <w:r>
-        <w:rPr>
-          <w:lang w:val="en-US"/>
-        </w:rPr>
-        <w:t>.");</w:t>
-      </w:r>
-    </w:p>
-    <w:p>
-      <w:pPr>
-        <w:pStyle w:val="normal1"/>
-        <w:spacing w:line="240" w:lineRule="auto"/>
-      </w:pPr>
-      <w:r>
-        <w:rPr>
-          <w:lang w:val="en-US"/>
-        </w:rPr>
+        <w:t xml:space="preserve"> = 0;     </w:t>
+      </w:r>
+      <w:r>
+        <w:rPr>
+          <w:i/>
+          <w:iCs/>
+        </w:rPr>
+        <w:t>// сумма ASCII-кодов</w:t>
+      </w:r>
+    </w:p>
+    <w:p>
+      <w:pPr>
+        <w:pStyle w:val="normal1"/>
+        <w:spacing w:line="240" w:lineRule="auto"/>
+      </w:pPr>
+      <w:r>
         <w:lastRenderedPageBreak/>
         <w:t xml:space="preserve">            </w:t>
       </w:r>
+      <w:proofErr w:type="spellStart"/>
+      <w:r>
+        <w:t>int</w:t>
+      </w:r>
+      <w:proofErr w:type="spellEnd"/>
+      <w:r>
+        <w:t xml:space="preserve"> </w:t>
+      </w:r>
+      <w:proofErr w:type="spellStart"/>
+      <w:r>
+        <w:t>count</w:t>
+      </w:r>
+      <w:proofErr w:type="spellEnd"/>
+      <w:r>
+        <w:t xml:space="preserve"> = 0;   </w:t>
+      </w:r>
+      <w:r>
+        <w:rPr>
+          <w:i/>
+          <w:iCs/>
+        </w:rPr>
+        <w:t>// сколько символов уже накоплено</w:t>
+      </w:r>
+    </w:p>
+    <w:p>
+      <w:pPr>
+        <w:pStyle w:val="normal1"/>
+        <w:spacing w:line="240" w:lineRule="auto"/>
+      </w:pPr>
+      <w:r>
+        <w:t xml:space="preserve">            </w:t>
+      </w:r>
+      <w:proofErr w:type="spellStart"/>
+      <w:r>
+        <w:t>String</w:t>
+      </w:r>
+      <w:proofErr w:type="spellEnd"/>
+      <w:r>
+        <w:t xml:space="preserve"> </w:t>
+      </w:r>
+      <w:proofErr w:type="spellStart"/>
+      <w:r>
+        <w:t>line</w:t>
+      </w:r>
+      <w:proofErr w:type="spellEnd"/>
+      <w:r>
+        <w:t>;</w:t>
+      </w:r>
+    </w:p>
+    <w:p>
+      <w:pPr>
+        <w:pStyle w:val="normal1"/>
+        <w:spacing w:line="240" w:lineRule="auto"/>
+      </w:pPr>
+    </w:p>
+    <w:p>
+      <w:pPr>
+        <w:pStyle w:val="normal1"/>
+        <w:spacing w:line="240" w:lineRule="auto"/>
+        <w:rPr>
+          <w:lang w:val="en-US"/>
+        </w:rPr>
+      </w:pPr>
+      <w:r>
+        <w:t xml:space="preserve">            </w:t>
+      </w:r>
+      <w:r>
+        <w:rPr>
+          <w:lang w:val="en-US"/>
+        </w:rPr>
+        <w:t>while ((line = in.readLine()) != null) {</w:t>
+      </w:r>
+    </w:p>
+    <w:p>
+      <w:pPr>
+        <w:pStyle w:val="normal1"/>
+        <w:spacing w:line="240" w:lineRule="auto"/>
+        <w:rPr>
+          <w:lang w:val="en-US"/>
+        </w:rPr>
+      </w:pPr>
+      <w:r>
+        <w:rPr>
+          <w:lang w:val="en-US"/>
+        </w:rPr>
+        <w:t>                for (int i = 0; i &lt; line.length(); i++) {</w:t>
+      </w:r>
+    </w:p>
+    <w:p>
+      <w:pPr>
+        <w:pStyle w:val="normal1"/>
+        <w:spacing w:line="240" w:lineRule="auto"/>
+        <w:rPr>
+          <w:lang w:val="en-US"/>
+        </w:rPr>
+      </w:pPr>
+      <w:r>
+        <w:rPr>
+          <w:lang w:val="en-US"/>
+        </w:rPr>
+        <w:t>                    char c = line.charAt(i);</w:t>
+      </w:r>
+    </w:p>
+    <w:p>
+      <w:pPr>
+        <w:pStyle w:val="normal1"/>
+        <w:spacing w:line="240" w:lineRule="auto"/>
+        <w:rPr>
+          <w:lang w:val="en-US"/>
+        </w:rPr>
+      </w:pPr>
+    </w:p>
+    <w:p>
+      <w:pPr>
+        <w:pStyle w:val="normal1"/>
+        <w:spacing w:line="240" w:lineRule="auto"/>
+      </w:pPr>
+      <w:r>
+        <w:rPr>
+          <w:lang w:val="en-US"/>
+        </w:rPr>
+        <w:t xml:space="preserve">                    </w:t>
+      </w:r>
+      <w:r>
+        <w:rPr>
+          <w:i/>
+          <w:iCs/>
+        </w:rPr>
+        <w:t>// Явно проверяем, что символ входит в ASCII (0..127).</w:t>
+      </w:r>
+    </w:p>
+    <w:p>
+      <w:pPr>
+        <w:pStyle w:val="normal1"/>
+        <w:spacing w:line="240" w:lineRule="auto"/>
+      </w:pPr>
+      <w:r>
+        <w:t xml:space="preserve">                    </w:t>
+      </w:r>
+      <w:r>
+        <w:rPr>
+          <w:i/>
+          <w:iCs/>
+        </w:rPr>
+        <w:t xml:space="preserve">// Иначе кириллица и другие </w:t>
+      </w:r>
+      <w:proofErr w:type="spellStart"/>
+      <w:r>
+        <w:rPr>
+          <w:i/>
+          <w:iCs/>
+        </w:rPr>
+        <w:t>Unicode</w:t>
+      </w:r>
+      <w:proofErr w:type="spellEnd"/>
+      <w:r>
+        <w:rPr>
+          <w:i/>
+          <w:iCs/>
+        </w:rPr>
+        <w:t>-символы дадут</w:t>
+      </w:r>
+    </w:p>
+    <w:p>
+      <w:pPr>
+        <w:pStyle w:val="normal1"/>
+        <w:spacing w:line="240" w:lineRule="auto"/>
+      </w:pPr>
+      <w:r>
+        <w:t xml:space="preserve">                    </w:t>
+      </w:r>
+      <w:r>
+        <w:rPr>
+          <w:i/>
+          <w:iCs/>
+        </w:rPr>
+        <w:t>// неверный результат, а протокол обещает ASCII.</w:t>
+      </w:r>
+    </w:p>
+    <w:p>
+      <w:pPr>
+        <w:pStyle w:val="normal1"/>
+        <w:spacing w:line="240" w:lineRule="auto"/>
+      </w:pPr>
+      <w:r>
+        <w:t xml:space="preserve">                    </w:t>
+      </w:r>
+      <w:proofErr w:type="spellStart"/>
+      <w:r>
+        <w:t>if</w:t>
+      </w:r>
+      <w:proofErr w:type="spellEnd"/>
+      <w:r>
+        <w:t xml:space="preserve"> (c &gt; 127) {</w:t>
+      </w:r>
+    </w:p>
+    <w:p>
+      <w:pPr>
+        <w:pStyle w:val="normal1"/>
+        <w:spacing w:line="240" w:lineRule="auto"/>
+      </w:pPr>
+      <w:r>
+        <w:t xml:space="preserve">                        </w:t>
+      </w:r>
+      <w:proofErr w:type="spellStart"/>
+      <w:r>
+        <w:t>out.println</w:t>
+      </w:r>
+      <w:proofErr w:type="spellEnd"/>
+      <w:r>
+        <w:t>("Ошибка: символ вне ASCII: '" + c + "'");</w:t>
+      </w:r>
+    </w:p>
+    <w:p>
+      <w:pPr>
+        <w:pStyle w:val="normal1"/>
+        <w:spacing w:line="240" w:lineRule="auto"/>
+      </w:pPr>
+      <w:r>
+        <w:t xml:space="preserve">                        </w:t>
+      </w:r>
+      <w:proofErr w:type="spellStart"/>
+      <w:r>
+        <w:t>System.out.println</w:t>
+      </w:r>
+      <w:proofErr w:type="spellEnd"/>
+      <w:r>
+        <w:t>("Клиент " + s + " прислал не-ASCII символ");</w:t>
+      </w:r>
+    </w:p>
+    <w:p>
+      <w:pPr>
+        <w:pStyle w:val="normal1"/>
+        <w:spacing w:line="240" w:lineRule="auto"/>
+      </w:pPr>
+      <w:r>
+        <w:t xml:space="preserve">                        </w:t>
+      </w:r>
+      <w:proofErr w:type="spellStart"/>
+      <w:r>
+        <w:t>return</w:t>
+      </w:r>
+      <w:proofErr w:type="spellEnd"/>
+      <w:r>
+        <w:t>;</w:t>
+      </w:r>
+    </w:p>
+    <w:p>
+      <w:pPr>
+        <w:pStyle w:val="normal1"/>
+        <w:spacing w:line="240" w:lineRule="auto"/>
+      </w:pPr>
+      <w:r>
+        <w:t>                    }</w:t>
+      </w:r>
+    </w:p>
+    <w:p>
+      <w:pPr>
+        <w:pStyle w:val="normal1"/>
+        <w:spacing w:line="240" w:lineRule="auto"/>
+      </w:pPr>
+    </w:p>
+    <w:p>
+      <w:pPr>
+        <w:pStyle w:val="normal1"/>
+        <w:spacing w:line="240" w:lineRule="auto"/>
+      </w:pPr>
+      <w:r>
+        <w:t xml:space="preserve">                    </w:t>
+      </w:r>
+      <w:proofErr w:type="spellStart"/>
+      <w:r>
+        <w:t>sum</w:t>
+      </w:r>
+      <w:proofErr w:type="spellEnd"/>
+      <w:r>
+        <w:t xml:space="preserve"> += c;   </w:t>
+      </w:r>
+      <w:r>
+        <w:rPr>
+          <w:i/>
+          <w:iCs/>
+        </w:rPr>
+        <w:t>// для ASCII c == код символа</w:t>
+      </w:r>
+    </w:p>
+    <w:p>
+      <w:pPr>
+        <w:pStyle w:val="normal1"/>
+        <w:spacing w:line="240" w:lineRule="auto"/>
+      </w:pPr>
+      <w:r>
+        <w:t xml:space="preserve">                    </w:t>
+      </w:r>
+      <w:proofErr w:type="spellStart"/>
+      <w:r>
+        <w:t>count</w:t>
+      </w:r>
+      <w:proofErr w:type="spellEnd"/>
+      <w:r>
+        <w:t>++;</w:t>
+      </w:r>
+    </w:p>
+    <w:p>
+      <w:pPr>
+        <w:pStyle w:val="normal1"/>
+        <w:spacing w:line="240" w:lineRule="auto"/>
+      </w:pPr>
+    </w:p>
+    <w:p>
+      <w:pPr>
+        <w:pStyle w:val="normal1"/>
+        <w:spacing w:line="240" w:lineRule="auto"/>
+      </w:pPr>
+      <w:r>
+        <w:t xml:space="preserve">                    </w:t>
+      </w:r>
+      <w:r>
+        <w:rPr>
+          <w:i/>
+          <w:iCs/>
+        </w:rPr>
+        <w:t>// Набрали блок из 10 символов — отправляем сумму</w:t>
+      </w:r>
+    </w:p>
+    <w:p>
+      <w:pPr>
+        <w:pStyle w:val="normal1"/>
+        <w:spacing w:line="240" w:lineRule="auto"/>
+        <w:rPr>
+          <w:lang w:val="en-US"/>
+        </w:rPr>
+      </w:pPr>
+      <w:r>
+        <w:t xml:space="preserve">                    </w:t>
+      </w:r>
+      <w:r>
+        <w:rPr>
+          <w:lang w:val="en-US"/>
+        </w:rPr>
+        <w:t>if (count == TCPServer.BLOCK_SIZE) {</w:t>
+      </w:r>
+    </w:p>
+    <w:p>
+      <w:pPr>
+        <w:pStyle w:val="normal1"/>
+        <w:spacing w:line="240" w:lineRule="auto"/>
+        <w:rPr>
+          <w:lang w:val="en-US"/>
+        </w:rPr>
+      </w:pPr>
+      <w:r>
+        <w:rPr>
+          <w:lang w:val="en-US"/>
+        </w:rPr>
+        <w:t>                        out.println("Checksum = " + sum);</w:t>
+      </w:r>
+    </w:p>
+    <w:p>
+      <w:pPr>
+        <w:pStyle w:val="normal1"/>
+        <w:spacing w:line="240" w:lineRule="auto"/>
+        <w:rPr>
+          <w:lang w:val="en-US"/>
+        </w:rPr>
+      </w:pPr>
+      <w:r>
+        <w:rPr>
+          <w:lang w:val="en-US"/>
+        </w:rPr>
+        <w:t>                        System.out.println("</w:t>
+      </w:r>
+      <w:r>
+        <w:t>Клиенту</w:t>
+      </w:r>
+      <w:r>
+        <w:rPr>
+          <w:lang w:val="en-US"/>
+        </w:rPr>
+        <w:t xml:space="preserve"> " + s + " </w:t>
+      </w:r>
+      <w:r>
+        <w:t>отправлена</w:t>
+      </w:r>
+      <w:r>
+        <w:rPr>
+          <w:lang w:val="en-US"/>
+        </w:rPr>
+        <w:t xml:space="preserve"> </w:t>
+      </w:r>
+      <w:r>
+        <w:t>сумма</w:t>
+      </w:r>
+      <w:r>
+        <w:rPr>
+          <w:lang w:val="en-US"/>
+        </w:rPr>
+        <w:t>: " + sum);</w:t>
+      </w:r>
+    </w:p>
+    <w:p>
+      <w:pPr>
+        <w:pStyle w:val="normal1"/>
+        <w:spacing w:line="240" w:lineRule="auto"/>
+        <w:rPr>
+          <w:lang w:val="en-US"/>
+        </w:rPr>
+      </w:pPr>
+    </w:p>
+    <w:p>
+      <w:pPr>
+        <w:pStyle w:val="normal1"/>
+        <w:spacing w:line="240" w:lineRule="auto"/>
+      </w:pPr>
+      <w:r>
+        <w:rPr>
+          <w:lang w:val="en-US"/>
+        </w:rPr>
+        <w:t xml:space="preserve">                        </w:t>
+      </w:r>
+      <w:proofErr w:type="spellStart"/>
+      <w:r>
+        <w:t>sum</w:t>
+      </w:r>
+      <w:proofErr w:type="spellEnd"/>
+      <w:r>
+        <w:t xml:space="preserve"> = 0;</w:t>
+      </w:r>
+    </w:p>
+    <w:p>
+      <w:pPr>
+        <w:pStyle w:val="normal1"/>
+        <w:spacing w:line="240" w:lineRule="auto"/>
+      </w:pPr>
+      <w:r>
+        <w:t xml:space="preserve">                        </w:t>
+      </w:r>
+      <w:proofErr w:type="spellStart"/>
+      <w:r>
+        <w:t>count</w:t>
+      </w:r>
+      <w:proofErr w:type="spellEnd"/>
+      <w:r>
+        <w:t xml:space="preserve"> = 0;</w:t>
+      </w:r>
+    </w:p>
+    <w:p>
+      <w:pPr>
+        <w:pStyle w:val="normal1"/>
+        <w:spacing w:line="240" w:lineRule="auto"/>
+      </w:pPr>
+      <w:r>
+        <w:t>                    }</w:t>
+      </w:r>
+    </w:p>
+    <w:p>
+      <w:pPr>
+        <w:pStyle w:val="normal1"/>
+        <w:spacing w:line="240" w:lineRule="auto"/>
+      </w:pPr>
+      <w:r>
+        <w:t>                }</w:t>
+      </w:r>
+    </w:p>
+    <w:p>
+      <w:pPr>
+        <w:pStyle w:val="normal1"/>
+        <w:spacing w:line="240" w:lineRule="auto"/>
+      </w:pPr>
+      <w:r>
+        <w:t>            }</w:t>
+      </w:r>
+    </w:p>
+    <w:p>
+      <w:pPr>
+        <w:pStyle w:val="normal1"/>
+        <w:spacing w:line="240" w:lineRule="auto"/>
+      </w:pPr>
+    </w:p>
+    <w:p>
+      <w:pPr>
+        <w:pStyle w:val="normal1"/>
+        <w:spacing w:line="240" w:lineRule="auto"/>
+      </w:pPr>
+      <w:r>
+        <w:t xml:space="preserve">            </w:t>
+      </w:r>
+      <w:r>
+        <w:rPr>
+          <w:i/>
+          <w:iCs/>
+        </w:rPr>
+        <w:t>// Если остались символы меньше блока — сообщаем остаток</w:t>
+      </w:r>
+    </w:p>
+    <w:p>
+      <w:pPr>
+        <w:pStyle w:val="normal1"/>
+        <w:spacing w:line="240" w:lineRule="auto"/>
+        <w:rPr>
+          <w:lang w:val="en-US"/>
+        </w:rPr>
+      </w:pPr>
+      <w:r>
+        <w:t xml:space="preserve">            </w:t>
+      </w:r>
+      <w:r>
+        <w:rPr>
+          <w:lang w:val="en-US"/>
+        </w:rPr>
+        <w:t>if (count &gt; 0) {</w:t>
+      </w:r>
+    </w:p>
+    <w:p>
+      <w:pPr>
+        <w:pStyle w:val="normal1"/>
+        <w:spacing w:line="240" w:lineRule="auto"/>
+        <w:rPr>
+          <w:lang w:val="en-US"/>
+        </w:rPr>
+      </w:pPr>
+      <w:r>
+        <w:rPr>
+          <w:lang w:val="en-US"/>
+        </w:rPr>
+        <w:t>                out.println("</w:t>
+      </w:r>
+      <w:r>
+        <w:t>Остаток</w:t>
+      </w:r>
+      <w:r>
+        <w:rPr>
+          <w:lang w:val="en-US"/>
+        </w:rPr>
+        <w:t xml:space="preserve"> " + count + " </w:t>
+      </w:r>
+      <w:r>
+        <w:t>символов</w:t>
+      </w:r>
+      <w:r>
+        <w:rPr>
+          <w:lang w:val="en-US"/>
+        </w:rPr>
+        <w:t>, Checksum = " + sum);</w:t>
+      </w:r>
+    </w:p>
+    <w:p>
+      <w:pPr>
+        <w:pStyle w:val="normal1"/>
+        <w:spacing w:line="240" w:lineRule="auto"/>
+        <w:rPr>
+          <w:lang w:val="en-US"/>
+        </w:rPr>
+      </w:pPr>
+      <w:r>
+        <w:rPr>
+          <w:lang w:val="en-US"/>
+        </w:rPr>
+        <w:t>            }</w:t>
+      </w:r>
+    </w:p>
+    <w:p>
+      <w:pPr>
+        <w:pStyle w:val="normal1"/>
+        <w:spacing w:line="240" w:lineRule="auto"/>
+        <w:rPr>
+          <w:lang w:val="en-US"/>
+        </w:rPr>
+      </w:pPr>
+    </w:p>
+    <w:p>
+      <w:pPr>
+        <w:pStyle w:val="normal1"/>
+        <w:spacing w:line="240" w:lineRule="auto"/>
+        <w:rPr>
+          <w:lang w:val="en-US"/>
+        </w:rPr>
+      </w:pPr>
+      <w:r>
+        <w:rPr>
+          <w:lang w:val="en-US"/>
+        </w:rPr>
+        <w:t>            System.out.println("</w:t>
+      </w:r>
+      <w:r>
+        <w:t>Клиент</w:t>
+      </w:r>
+      <w:r>
+        <w:rPr>
+          <w:lang w:val="en-US"/>
+        </w:rPr>
+        <w:t xml:space="preserve"> </w:t>
+      </w:r>
+      <w:r>
+        <w:t>отключён</w:t>
+      </w:r>
+      <w:r>
+        <w:rPr>
+          <w:lang w:val="en-US"/>
+        </w:rPr>
+        <w:t>: " + socket);</w:t>
+      </w:r>
+    </w:p>
+    <w:p>
+      <w:pPr>
+        <w:pStyle w:val="normal1"/>
+        <w:spacing w:line="240" w:lineRule="auto"/>
+        <w:rPr>
+          <w:lang w:val="en-US"/>
+        </w:rPr>
+      </w:pPr>
+    </w:p>
+    <w:p>
+      <w:pPr>
+        <w:pStyle w:val="normal1"/>
+        <w:spacing w:line="240" w:lineRule="auto"/>
+        <w:rPr>
+          <w:lang w:val="en-US"/>
+        </w:rPr>
+      </w:pPr>
+      <w:r>
+        <w:rPr>
+          <w:lang w:val="en-US"/>
+        </w:rPr>
+        <w:t>        } catch (IOException e) {</w:t>
+      </w:r>
+    </w:p>
+    <w:p>
+      <w:pPr>
+        <w:pStyle w:val="normal1"/>
+        <w:spacing w:line="240" w:lineRule="auto"/>
+        <w:rPr>
+          <w:lang w:val="en-US"/>
+        </w:rPr>
+      </w:pPr>
+      <w:r>
+        <w:rPr>
+          <w:lang w:val="en-US"/>
+        </w:rPr>
+        <w:t>            System.err.println("</w:t>
+      </w:r>
+      <w:r>
+        <w:t>Ошибка</w:t>
+      </w:r>
+      <w:r>
+        <w:rPr>
+          <w:lang w:val="en-US"/>
+        </w:rPr>
+        <w:t xml:space="preserve"> </w:t>
+      </w:r>
+      <w:r>
+        <w:t>клиента</w:t>
+      </w:r>
+      <w:r>
+        <w:rPr>
+          <w:lang w:val="en-US"/>
+        </w:rPr>
+        <w:t>: " + e.getMessage());</w:t>
+      </w:r>
+    </w:p>
+    <w:p>
+      <w:pPr>
+        <w:pStyle w:val="normal1"/>
+        <w:spacing w:line="240" w:lineRule="auto"/>
+      </w:pPr>
+      <w:r>
+        <w:rPr>
+          <w:lang w:val="en-US"/>
+        </w:rPr>
+        <w:t xml:space="preserve">        </w:t>
+      </w:r>
       <w:r>
         <w:t>}</w:t>
       </w:r>
@@ -2068,15 +2309,6 @@
         <w:spacing w:line="240" w:lineRule="auto"/>
       </w:pPr>
       <w:r>
-        <w:t>        }</w:t>
-      </w:r>
-    </w:p>
-    <w:p>
-      <w:pPr>
-        <w:pStyle w:val="normal1"/>
-        <w:spacing w:line="240" w:lineRule="auto"/>
-      </w:pPr>
-      <w:r>
         <w:t>    }</w:t>
       </w:r>
     </w:p>
@@ -2119,9 +2351,8 @@
           <w:sz w:val="24"/>
           <w:szCs w:val="24"/>
         </w:rPr>
-        <w:t>Вывод</w:t>
-      </w:r>
-      <w:proofErr w:type="gramStart"/>
+        <w:t xml:space="preserve">Вывод: </w:t>
+      </w:r>
       <w:r>
         <w:rPr>
           <w:rFonts w:ascii="Times New Roman" w:eastAsia="Times New Roman" w:hAnsi="Times New Roman" w:cs="Times New Roman"/>
@@ -2129,7 +2360,7 @@
           <w:sz w:val="24"/>
           <w:szCs w:val="24"/>
         </w:rPr>
-        <w:t xml:space="preserve">: </w:t>
+        <w:t>Изучи</w:t>
       </w:r>
       <w:r>
         <w:rPr>
@@ -2138,18 +2369,8 @@
           <w:sz w:val="24"/>
           <w:szCs w:val="24"/>
         </w:rPr>
-        <w:t>Изучи</w:t>
-      </w:r>
-      <w:r>
-        <w:rPr>
-          <w:rFonts w:ascii="Times New Roman" w:eastAsia="Times New Roman" w:hAnsi="Times New Roman" w:cs="Times New Roman"/>
-          <w:b/>
-          <w:sz w:val="24"/>
-          <w:szCs w:val="24"/>
-        </w:rPr>
         <w:t>л</w:t>
       </w:r>
-      <w:proofErr w:type="gramEnd"/>
       <w:r>
         <w:rPr>
           <w:rFonts w:ascii="Times New Roman" w:eastAsia="Times New Roman" w:hAnsi="Times New Roman" w:cs="Times New Roman"/>

--- a/reports/Vabischevich/lab1/rep/lab1 .docx
+++ b/reports/Vabischevich/lab1/rep/lab1 .docx
@@ -239,25 +239,7 @@
           <w:sz w:val="24"/>
           <w:szCs w:val="24"/>
         </w:rPr>
-        <w:t xml:space="preserve">Программирование сетевых приложений на базе платформы </w:t>
-      </w:r>
-      <w:proofErr w:type="spellStart"/>
-      <w:r>
-        <w:rPr>
-          <w:rFonts w:ascii="Times New Roman" w:eastAsia="Times New Roman" w:hAnsi="Times New Roman" w:cs="Times New Roman"/>
-          <w:sz w:val="24"/>
-          <w:szCs w:val="24"/>
-        </w:rPr>
-        <w:t>java</w:t>
-      </w:r>
-      <w:proofErr w:type="spellEnd"/>
-      <w:r>
-        <w:rPr>
-          <w:rFonts w:ascii="Times New Roman" w:eastAsia="Times New Roman" w:hAnsi="Times New Roman" w:cs="Times New Roman"/>
-          <w:sz w:val="24"/>
-          <w:szCs w:val="24"/>
-        </w:rPr>
-        <w:t xml:space="preserve"> и библиотеки java.net.</w:t>
+        <w:t>Программирование сетевых приложений на базе платформы java и библиотеки java.net.</w:t>
       </w:r>
       <w:r>
         <w:rPr>
@@ -655,23 +637,7 @@
         <w:t xml:space="preserve"> </w:t>
       </w:r>
       <w:r>
-        <w:t xml:space="preserve">Изучить основы программирования сетевых приложений на базе библиотеки </w:t>
-      </w:r>
-      <w:proofErr w:type="spellStart"/>
-      <w:r>
-        <w:t>java.net;Приобрести</w:t>
-      </w:r>
-      <w:proofErr w:type="spellEnd"/>
-      <w:r>
-        <w:t xml:space="preserve"> навыки по практическому использованию библиотеки для </w:t>
-      </w:r>
-      <w:proofErr w:type="spellStart"/>
-      <w:r>
-        <w:t>реализациисетевых</w:t>
-      </w:r>
-      <w:proofErr w:type="spellEnd"/>
-      <w:r>
-        <w:t xml:space="preserve"> приложений на базе протоколов TCP </w:t>
+        <w:t xml:space="preserve">Изучить основы программирования сетевых приложений на базе библиотеки java.net;Приобрести навыки по практическому использованию библиотеки для реализациисетевых приложений на базе протоколов TCP </w:t>
       </w:r>
     </w:p>
     <w:p>
@@ -729,27 +695,64 @@
     <w:p>
       <w:pPr>
         <w:pStyle w:val="normal1"/>
-        <w:spacing w:line="240" w:lineRule="auto"/>
-        <w:rPr>
-          <w:lang w:val="en-US"/>
-        </w:rPr>
-      </w:pPr>
-      <w:r>
-        <w:rPr>
+        <w:spacing w:before="240" w:after="240" w:line="240" w:lineRule="auto"/>
+        <w:rPr>
+          <w:rFonts w:ascii="Times New Roman" w:eastAsia="Times New Roman" w:hAnsi="Times New Roman" w:cs="Times New Roman"/>
+          <w:b/>
+          <w:sz w:val="24"/>
+          <w:szCs w:val="24"/>
+        </w:rPr>
+      </w:pPr>
+      <w:r>
+        <w:rPr>
+          <w:rFonts w:ascii="Times New Roman" w:eastAsia="Times New Roman" w:hAnsi="Times New Roman" w:cs="Times New Roman"/>
+          <w:b/>
+          <w:sz w:val="24"/>
+          <w:szCs w:val="24"/>
+        </w:rPr>
+        <w:t>Реализация сервера:</w:t>
+      </w:r>
+    </w:p>
+    <w:p>
+      <w:pPr>
+        <w:pStyle w:val="normal1"/>
+        <w:spacing w:before="240" w:after="240" w:line="240" w:lineRule="auto"/>
+        <w:rPr>
+          <w:rFonts w:ascii="Times New Roman" w:eastAsia="Times New Roman" w:hAnsi="Times New Roman" w:cs="Times New Roman"/>
+          <w:b/>
+          <w:sz w:val="24"/>
+          <w:szCs w:val="24"/>
+          <w:lang w:val="en-US"/>
+        </w:rPr>
+      </w:pPr>
+      <w:r>
+        <w:rPr>
+          <w:rFonts w:ascii="Times New Roman" w:eastAsia="Times New Roman" w:hAnsi="Times New Roman" w:cs="Times New Roman"/>
+          <w:b/>
+          <w:sz w:val="24"/>
+          <w:szCs w:val="24"/>
           <w:lang w:val="en-US"/>
         </w:rPr>
         <w:t>import java.io.</w:t>
       </w:r>
       <w:r>
         <w:rPr>
-          <w:i/>
-          <w:iCs/>
+          <w:rFonts w:ascii="Times New Roman" w:eastAsia="Times New Roman" w:hAnsi="Times New Roman" w:cs="Times New Roman"/>
+          <w:b/>
+          <w:i/>
+          <w:iCs/>
+          <w:sz w:val="24"/>
+          <w:szCs w:val="24"/>
           <w:lang w:val="en-US"/>
         </w:rPr>
         <w:t>*</w:t>
       </w:r>
       <w:r>
         <w:rPr>
+          <w:rFonts w:ascii="Times New Roman" w:eastAsia="Times New Roman" w:hAnsi="Times New Roman" w:cs="Times New Roman"/>
+          <w:b/>
+          <w:sz w:val="24"/>
+          <w:szCs w:val="24"/>
           <w:lang w:val="en-US"/>
         </w:rPr>
         <w:t>;</w:t>
@@ -758,27 +761,43 @@
     <w:p>
       <w:pPr>
         <w:pStyle w:val="normal1"/>
-        <w:spacing w:line="240" w:lineRule="auto"/>
-        <w:rPr>
-          <w:lang w:val="en-US"/>
-        </w:rPr>
-      </w:pPr>
-      <w:r>
-        <w:rPr>
+        <w:spacing w:before="240" w:after="240" w:line="240" w:lineRule="auto"/>
+        <w:rPr>
+          <w:rFonts w:ascii="Times New Roman" w:eastAsia="Times New Roman" w:hAnsi="Times New Roman" w:cs="Times New Roman"/>
+          <w:b/>
+          <w:sz w:val="24"/>
+          <w:szCs w:val="24"/>
+          <w:lang w:val="en-US"/>
+        </w:rPr>
+      </w:pPr>
+      <w:r>
+        <w:rPr>
+          <w:rFonts w:ascii="Times New Roman" w:eastAsia="Times New Roman" w:hAnsi="Times New Roman" w:cs="Times New Roman"/>
+          <w:b/>
+          <w:sz w:val="24"/>
+          <w:szCs w:val="24"/>
           <w:lang w:val="en-US"/>
         </w:rPr>
         <w:t>import java.net.</w:t>
       </w:r>
       <w:r>
         <w:rPr>
-          <w:i/>
-          <w:iCs/>
+          <w:rFonts w:ascii="Times New Roman" w:eastAsia="Times New Roman" w:hAnsi="Times New Roman" w:cs="Times New Roman"/>
+          <w:b/>
+          <w:i/>
+          <w:iCs/>
+          <w:sz w:val="24"/>
+          <w:szCs w:val="24"/>
           <w:lang w:val="en-US"/>
         </w:rPr>
         <w:t>*</w:t>
       </w:r>
       <w:r>
         <w:rPr>
+          <w:rFonts w:ascii="Times New Roman" w:eastAsia="Times New Roman" w:hAnsi="Times New Roman" w:cs="Times New Roman"/>
+          <w:b/>
+          <w:sz w:val="24"/>
+          <w:szCs w:val="24"/>
           <w:lang w:val="en-US"/>
         </w:rPr>
         <w:t>;</w:t>
@@ -787,1608 +806,7575 @@
     <w:p>
       <w:pPr>
         <w:pStyle w:val="normal1"/>
-        <w:spacing w:line="240" w:lineRule="auto"/>
-        <w:rPr>
-          <w:lang w:val="en-US"/>
-        </w:rPr>
-      </w:pPr>
-    </w:p>
-    <w:p>
-      <w:pPr>
-        <w:pStyle w:val="normal1"/>
-        <w:spacing w:line="240" w:lineRule="auto"/>
-        <w:rPr>
-          <w:lang w:val="en-US"/>
-        </w:rPr>
-      </w:pPr>
-      <w:r>
-        <w:rPr>
-          <w:lang w:val="en-US"/>
-        </w:rPr>
-        <w:t>public class TCPServer {</w:t>
-      </w:r>
-    </w:p>
-    <w:p>
-      <w:pPr>
-        <w:pStyle w:val="normal1"/>
-        <w:spacing w:line="240" w:lineRule="auto"/>
-        <w:rPr>
-          <w:lang w:val="en-US"/>
-        </w:rPr>
-      </w:pPr>
-      <w:r>
-        <w:rPr>
-          <w:lang w:val="en-US"/>
-        </w:rPr>
-        <w:t>    public static final int PORT = 8080;</w:t>
-      </w:r>
-    </w:p>
-    <w:p>
-      <w:pPr>
-        <w:pStyle w:val="normal1"/>
-        <w:spacing w:line="240" w:lineRule="auto"/>
-      </w:pPr>
-      <w:r>
-        <w:rPr>
+        <w:spacing w:before="240" w:after="240" w:line="240" w:lineRule="auto"/>
+        <w:rPr>
+          <w:rFonts w:ascii="Times New Roman" w:eastAsia="Times New Roman" w:hAnsi="Times New Roman" w:cs="Times New Roman"/>
+          <w:b/>
+          <w:sz w:val="24"/>
+          <w:szCs w:val="24"/>
+          <w:lang w:val="en-US"/>
+        </w:rPr>
+      </w:pPr>
+      <w:r>
+        <w:rPr>
+          <w:rFonts w:ascii="Times New Roman" w:eastAsia="Times New Roman" w:hAnsi="Times New Roman" w:cs="Times New Roman"/>
+          <w:b/>
+          <w:sz w:val="24"/>
+          <w:szCs w:val="24"/>
+          <w:lang w:val="en-US"/>
+        </w:rPr>
+        <w:t>import java.nio.charset.StandardCharsets;</w:t>
+      </w:r>
+    </w:p>
+    <w:p>
+      <w:pPr>
+        <w:pStyle w:val="normal1"/>
+        <w:spacing w:before="240" w:line="240" w:lineRule="auto"/>
+        <w:rPr>
+          <w:rFonts w:ascii="Times New Roman" w:eastAsia="Times New Roman" w:hAnsi="Times New Roman" w:cs="Times New Roman"/>
+          <w:b/>
+          <w:sz w:val="24"/>
+          <w:szCs w:val="24"/>
+          <w:lang w:val="en-US"/>
+        </w:rPr>
+      </w:pPr>
+    </w:p>
+    <w:p>
+      <w:pPr>
+        <w:pStyle w:val="normal1"/>
+        <w:spacing w:before="240" w:after="240" w:line="240" w:lineRule="auto"/>
+        <w:rPr>
+          <w:rFonts w:ascii="Times New Roman" w:eastAsia="Times New Roman" w:hAnsi="Times New Roman" w:cs="Times New Roman"/>
+          <w:b/>
+          <w:sz w:val="24"/>
+          <w:szCs w:val="24"/>
+          <w:lang w:val="en-US"/>
+        </w:rPr>
+      </w:pPr>
+      <w:r>
+        <w:rPr>
+          <w:rFonts w:ascii="Times New Roman" w:eastAsia="Times New Roman" w:hAnsi="Times New Roman" w:cs="Times New Roman"/>
+          <w:b/>
+          <w:sz w:val="24"/>
+          <w:szCs w:val="24"/>
+          <w:lang w:val="en-US"/>
+        </w:rPr>
+        <w:t>public class TcpServer {</w:t>
+      </w:r>
+    </w:p>
+    <w:p>
+      <w:pPr>
+        <w:pStyle w:val="normal1"/>
+        <w:spacing w:before="240" w:after="240" w:line="240" w:lineRule="auto"/>
+        <w:rPr>
+          <w:rFonts w:ascii="Times New Roman" w:eastAsia="Times New Roman" w:hAnsi="Times New Roman" w:cs="Times New Roman"/>
+          <w:b/>
+          <w:sz w:val="24"/>
+          <w:szCs w:val="24"/>
+          <w:lang w:val="en-US"/>
+        </w:rPr>
+      </w:pPr>
+      <w:r>
+        <w:rPr>
+          <w:rFonts w:ascii="Times New Roman" w:eastAsia="Times New Roman" w:hAnsi="Times New Roman" w:cs="Times New Roman"/>
+          <w:b/>
+          <w:sz w:val="24"/>
+          <w:szCs w:val="24"/>
+          <w:lang w:val="en-US"/>
+        </w:rPr>
+        <w:t xml:space="preserve">    public static final int PORT = 8080;   </w:t>
+      </w:r>
+    </w:p>
+    <w:p>
+      <w:pPr>
+        <w:pStyle w:val="normal1"/>
+        <w:spacing w:before="240" w:after="240" w:line="240" w:lineRule="auto"/>
+        <w:rPr>
+          <w:rFonts w:ascii="Times New Roman" w:eastAsia="Times New Roman" w:hAnsi="Times New Roman" w:cs="Times New Roman"/>
+          <w:b/>
+          <w:sz w:val="24"/>
+          <w:szCs w:val="24"/>
+          <w:lang w:val="en-US"/>
+        </w:rPr>
+      </w:pPr>
+    </w:p>
+    <w:p>
+      <w:pPr>
+        <w:pStyle w:val="normal1"/>
+        <w:spacing w:before="240" w:after="240" w:line="240" w:lineRule="auto"/>
+        <w:rPr>
+          <w:rFonts w:ascii="Times New Roman" w:eastAsia="Times New Roman" w:hAnsi="Times New Roman" w:cs="Times New Roman"/>
+          <w:b/>
+          <w:sz w:val="24"/>
+          <w:szCs w:val="24"/>
+          <w:lang w:val="en-US"/>
+        </w:rPr>
+      </w:pPr>
+      <w:r>
+        <w:rPr>
+          <w:rFonts w:ascii="Times New Roman" w:eastAsia="Times New Roman" w:hAnsi="Times New Roman" w:cs="Times New Roman"/>
+          <w:b/>
+          <w:sz w:val="24"/>
+          <w:szCs w:val="24"/>
+          <w:lang w:val="en-US"/>
+        </w:rPr>
+        <w:t>    public static void main(String[] args) throws IOException {</w:t>
+      </w:r>
+    </w:p>
+    <w:p>
+      <w:pPr>
+        <w:pStyle w:val="normal1"/>
+        <w:spacing w:before="240" w:after="240" w:line="240" w:lineRule="auto"/>
+        <w:rPr>
+          <w:rFonts w:ascii="Times New Roman" w:eastAsia="Times New Roman" w:hAnsi="Times New Roman" w:cs="Times New Roman"/>
+          <w:b/>
+          <w:sz w:val="24"/>
+          <w:szCs w:val="24"/>
+          <w:lang w:val="en-US"/>
+        </w:rPr>
+      </w:pPr>
+      <w:r>
+        <w:rPr>
+          <w:rFonts w:ascii="Times New Roman" w:eastAsia="Times New Roman" w:hAnsi="Times New Roman" w:cs="Times New Roman"/>
+          <w:b/>
+          <w:sz w:val="24"/>
+          <w:szCs w:val="24"/>
+          <w:lang w:val="en-US"/>
+        </w:rPr>
+        <w:t>        ServerSocket server = new ServerSocket(PORT);</w:t>
+      </w:r>
+    </w:p>
+    <w:p>
+      <w:pPr>
+        <w:pStyle w:val="normal1"/>
+        <w:spacing w:before="240" w:after="240" w:line="240" w:lineRule="auto"/>
+        <w:rPr>
+          <w:rFonts w:ascii="Times New Roman" w:eastAsia="Times New Roman" w:hAnsi="Times New Roman" w:cs="Times New Roman"/>
+          <w:b/>
+          <w:sz w:val="24"/>
+          <w:szCs w:val="24"/>
+          <w:lang w:val="en-US"/>
+        </w:rPr>
+      </w:pPr>
+      <w:r>
+        <w:rPr>
+          <w:rFonts w:ascii="Times New Roman" w:eastAsia="Times New Roman" w:hAnsi="Times New Roman" w:cs="Times New Roman"/>
+          <w:b/>
+          <w:sz w:val="24"/>
+          <w:szCs w:val="24"/>
+          <w:lang w:val="en-US"/>
+        </w:rPr>
+        <w:t>        System.out.println("Server started: " + server);</w:t>
+      </w:r>
+    </w:p>
+    <w:p>
+      <w:pPr>
+        <w:pStyle w:val="normal1"/>
+        <w:spacing w:before="240" w:after="240" w:line="240" w:lineRule="auto"/>
+        <w:rPr>
+          <w:rFonts w:ascii="Times New Roman" w:eastAsia="Times New Roman" w:hAnsi="Times New Roman" w:cs="Times New Roman"/>
+          <w:b/>
+          <w:sz w:val="24"/>
+          <w:szCs w:val="24"/>
+          <w:lang w:val="en-US"/>
+        </w:rPr>
+      </w:pPr>
+      <w:r>
+        <w:rPr>
+          <w:rFonts w:ascii="Times New Roman" w:eastAsia="Times New Roman" w:hAnsi="Times New Roman" w:cs="Times New Roman"/>
+          <w:b/>
+          <w:sz w:val="24"/>
+          <w:szCs w:val="24"/>
+          <w:lang w:val="en-US"/>
+        </w:rPr>
+        <w:t>        try {</w:t>
+      </w:r>
+    </w:p>
+    <w:p>
+      <w:pPr>
+        <w:pStyle w:val="normal1"/>
+        <w:spacing w:before="240" w:after="240" w:line="240" w:lineRule="auto"/>
+        <w:rPr>
+          <w:rFonts w:ascii="Times New Roman" w:eastAsia="Times New Roman" w:hAnsi="Times New Roman" w:cs="Times New Roman"/>
+          <w:b/>
+          <w:sz w:val="24"/>
+          <w:szCs w:val="24"/>
+          <w:lang w:val="en-US"/>
+        </w:rPr>
+      </w:pPr>
+      <w:r>
+        <w:rPr>
+          <w:rFonts w:ascii="Times New Roman" w:eastAsia="Times New Roman" w:hAnsi="Times New Roman" w:cs="Times New Roman"/>
+          <w:b/>
+          <w:sz w:val="24"/>
+          <w:szCs w:val="24"/>
+          <w:lang w:val="en-US"/>
+        </w:rPr>
+        <w:t>            while (true) {</w:t>
+      </w:r>
+    </w:p>
+    <w:p>
+      <w:pPr>
+        <w:pStyle w:val="normal1"/>
+        <w:spacing w:before="240" w:after="240" w:line="240" w:lineRule="auto"/>
+        <w:rPr>
+          <w:rFonts w:ascii="Times New Roman" w:eastAsia="Times New Roman" w:hAnsi="Times New Roman" w:cs="Times New Roman"/>
+          <w:b/>
+          <w:sz w:val="24"/>
+          <w:szCs w:val="24"/>
+          <w:lang w:val="en-US"/>
+        </w:rPr>
+      </w:pPr>
+      <w:r>
+        <w:rPr>
+          <w:rFonts w:ascii="Times New Roman" w:eastAsia="Times New Roman" w:hAnsi="Times New Roman" w:cs="Times New Roman"/>
+          <w:b/>
+          <w:sz w:val="24"/>
+          <w:szCs w:val="24"/>
+          <w:lang w:val="en-US"/>
+        </w:rPr>
+        <w:t>                Socket socket = server.accept();      </w:t>
+      </w:r>
+      <w:r>
+        <w:rPr>
+          <w:rFonts w:ascii="Times New Roman" w:eastAsia="Times New Roman" w:hAnsi="Times New Roman" w:cs="Times New Roman"/>
+          <w:b/>
+          <w:i/>
+          <w:iCs/>
+          <w:sz w:val="24"/>
+          <w:szCs w:val="24"/>
+          <w:lang w:val="en-US"/>
+        </w:rPr>
+        <w:t xml:space="preserve">// </w:t>
+      </w:r>
+      <w:r>
+        <w:rPr>
+          <w:rFonts w:ascii="Times New Roman" w:eastAsia="Times New Roman" w:hAnsi="Times New Roman" w:cs="Times New Roman"/>
+          <w:b/>
+          <w:i/>
+          <w:iCs/>
+          <w:sz w:val="24"/>
+          <w:szCs w:val="24"/>
+        </w:rPr>
+        <w:t>ожидание</w:t>
+      </w:r>
+      <w:r>
+        <w:rPr>
+          <w:rFonts w:ascii="Times New Roman" w:eastAsia="Times New Roman" w:hAnsi="Times New Roman" w:cs="Times New Roman"/>
+          <w:b/>
+          <w:i/>
+          <w:iCs/>
+          <w:sz w:val="24"/>
+          <w:szCs w:val="24"/>
+          <w:lang w:val="en-US"/>
+        </w:rPr>
+        <w:t xml:space="preserve"> </w:t>
+      </w:r>
+      <w:r>
+        <w:rPr>
+          <w:rFonts w:ascii="Times New Roman" w:eastAsia="Times New Roman" w:hAnsi="Times New Roman" w:cs="Times New Roman"/>
+          <w:b/>
+          <w:i/>
+          <w:iCs/>
+          <w:sz w:val="24"/>
+          <w:szCs w:val="24"/>
+        </w:rPr>
+        <w:t>клиента</w:t>
+      </w:r>
+      <w:r>
+        <w:rPr>
+          <w:rFonts w:ascii="Times New Roman" w:eastAsia="Times New Roman" w:hAnsi="Times New Roman" w:cs="Times New Roman"/>
+          <w:b/>
+          <w:i/>
+          <w:iCs/>
+          <w:sz w:val="24"/>
+          <w:szCs w:val="24"/>
+          <w:lang w:val="en-US"/>
+        </w:rPr>
+        <w:t xml:space="preserve"> (</w:t>
+      </w:r>
+      <w:r>
+        <w:rPr>
+          <w:rFonts w:ascii="Times New Roman" w:eastAsia="Times New Roman" w:hAnsi="Times New Roman" w:cs="Times New Roman"/>
+          <w:b/>
+          <w:i/>
+          <w:iCs/>
+          <w:sz w:val="24"/>
+          <w:szCs w:val="24"/>
+        </w:rPr>
+        <w:t>блокирующий</w:t>
+      </w:r>
+      <w:r>
+        <w:rPr>
+          <w:rFonts w:ascii="Times New Roman" w:eastAsia="Times New Roman" w:hAnsi="Times New Roman" w:cs="Times New Roman"/>
+          <w:b/>
+          <w:i/>
+          <w:iCs/>
+          <w:sz w:val="24"/>
+          <w:szCs w:val="24"/>
+          <w:lang w:val="en-US"/>
+        </w:rPr>
+        <w:t xml:space="preserve"> </w:t>
+      </w:r>
+      <w:r>
+        <w:rPr>
+          <w:rFonts w:ascii="Times New Roman" w:eastAsia="Times New Roman" w:hAnsi="Times New Roman" w:cs="Times New Roman"/>
+          <w:b/>
+          <w:i/>
+          <w:iCs/>
+          <w:sz w:val="24"/>
+          <w:szCs w:val="24"/>
+        </w:rPr>
+        <w:t>вызов</w:t>
+      </w:r>
+      <w:r>
+        <w:rPr>
+          <w:rFonts w:ascii="Times New Roman" w:eastAsia="Times New Roman" w:hAnsi="Times New Roman" w:cs="Times New Roman"/>
+          <w:b/>
+          <w:i/>
+          <w:iCs/>
+          <w:sz w:val="24"/>
+          <w:szCs w:val="24"/>
+          <w:lang w:val="en-US"/>
+        </w:rPr>
+        <w:t>)</w:t>
+      </w:r>
+    </w:p>
+    <w:p>
+      <w:pPr>
+        <w:pStyle w:val="normal1"/>
+        <w:spacing w:before="240" w:after="240" w:line="240" w:lineRule="auto"/>
+        <w:rPr>
+          <w:rFonts w:ascii="Times New Roman" w:eastAsia="Times New Roman" w:hAnsi="Times New Roman" w:cs="Times New Roman"/>
+          <w:b/>
+          <w:sz w:val="24"/>
+          <w:szCs w:val="24"/>
+          <w:lang w:val="en-US"/>
+        </w:rPr>
+      </w:pPr>
+      <w:r>
+        <w:rPr>
+          <w:rFonts w:ascii="Times New Roman" w:eastAsia="Times New Roman" w:hAnsi="Times New Roman" w:cs="Times New Roman"/>
+          <w:b/>
+          <w:sz w:val="24"/>
+          <w:szCs w:val="24"/>
+          <w:lang w:val="en-US"/>
+        </w:rPr>
+        <w:t>                System.out.println("Connection accepted: " + socket);</w:t>
+      </w:r>
+    </w:p>
+    <w:p>
+      <w:pPr>
+        <w:pStyle w:val="normal1"/>
+        <w:spacing w:before="240" w:after="240" w:line="240" w:lineRule="auto"/>
+        <w:rPr>
+          <w:rFonts w:ascii="Times New Roman" w:eastAsia="Times New Roman" w:hAnsi="Times New Roman" w:cs="Times New Roman"/>
+          <w:b/>
+          <w:sz w:val="24"/>
+          <w:szCs w:val="24"/>
+          <w:lang w:val="en-US"/>
+        </w:rPr>
+      </w:pPr>
+      <w:r>
+        <w:rPr>
+          <w:rFonts w:ascii="Times New Roman" w:eastAsia="Times New Roman" w:hAnsi="Times New Roman" w:cs="Times New Roman"/>
+          <w:b/>
+          <w:sz w:val="24"/>
+          <w:szCs w:val="24"/>
+          <w:lang w:val="en-US"/>
+        </w:rPr>
+        <w:t>                try {</w:t>
+      </w:r>
+    </w:p>
+    <w:p>
+      <w:pPr>
+        <w:pStyle w:val="normal1"/>
+        <w:spacing w:before="240" w:after="240" w:line="240" w:lineRule="auto"/>
+        <w:rPr>
+          <w:rFonts w:ascii="Times New Roman" w:eastAsia="Times New Roman" w:hAnsi="Times New Roman" w:cs="Times New Roman"/>
+          <w:b/>
+          <w:sz w:val="24"/>
+          <w:szCs w:val="24"/>
+          <w:lang w:val="en-US"/>
+        </w:rPr>
+      </w:pPr>
+      <w:r>
+        <w:rPr>
+          <w:rFonts w:ascii="Times New Roman" w:eastAsia="Times New Roman" w:hAnsi="Times New Roman" w:cs="Times New Roman"/>
+          <w:b/>
+          <w:sz w:val="24"/>
+          <w:szCs w:val="24"/>
+          <w:lang w:val="en-US"/>
+        </w:rPr>
+        <w:t xml:space="preserve">                    new ClientHandler(socket).start(); </w:t>
+      </w:r>
+      <w:r>
+        <w:rPr>
+          <w:rFonts w:ascii="Times New Roman" w:eastAsia="Times New Roman" w:hAnsi="Times New Roman" w:cs="Times New Roman"/>
+          <w:b/>
+          <w:i/>
+          <w:iCs/>
+          <w:sz w:val="24"/>
+          <w:szCs w:val="24"/>
+          <w:lang w:val="en-US"/>
+        </w:rPr>
+        <w:t xml:space="preserve">// </w:t>
+      </w:r>
+      <w:r>
+        <w:rPr>
+          <w:rFonts w:ascii="Times New Roman" w:eastAsia="Times New Roman" w:hAnsi="Times New Roman" w:cs="Times New Roman"/>
+          <w:b/>
+          <w:i/>
+          <w:iCs/>
+          <w:sz w:val="24"/>
+          <w:szCs w:val="24"/>
+        </w:rPr>
+        <w:t>каждый</w:t>
+      </w:r>
+      <w:r>
+        <w:rPr>
+          <w:rFonts w:ascii="Times New Roman" w:eastAsia="Times New Roman" w:hAnsi="Times New Roman" w:cs="Times New Roman"/>
+          <w:b/>
+          <w:i/>
+          <w:iCs/>
+          <w:sz w:val="24"/>
+          <w:szCs w:val="24"/>
+          <w:lang w:val="en-US"/>
+        </w:rPr>
+        <w:t xml:space="preserve"> </w:t>
+      </w:r>
+      <w:r>
+        <w:rPr>
+          <w:rFonts w:ascii="Times New Roman" w:eastAsia="Times New Roman" w:hAnsi="Times New Roman" w:cs="Times New Roman"/>
+          <w:b/>
+          <w:i/>
+          <w:iCs/>
+          <w:sz w:val="24"/>
+          <w:szCs w:val="24"/>
+        </w:rPr>
+        <w:t>клиент</w:t>
+      </w:r>
+      <w:r>
+        <w:rPr>
+          <w:rFonts w:ascii="Times New Roman" w:eastAsia="Times New Roman" w:hAnsi="Times New Roman" w:cs="Times New Roman"/>
+          <w:b/>
+          <w:i/>
+          <w:iCs/>
+          <w:sz w:val="24"/>
+          <w:szCs w:val="24"/>
+          <w:lang w:val="en-US"/>
+        </w:rPr>
+        <w:t xml:space="preserve"> </w:t>
+      </w:r>
+      <w:r>
+        <w:rPr>
+          <w:rFonts w:ascii="Times New Roman" w:eastAsia="Times New Roman" w:hAnsi="Times New Roman" w:cs="Times New Roman"/>
+          <w:b/>
+          <w:i/>
+          <w:iCs/>
+          <w:sz w:val="24"/>
+          <w:szCs w:val="24"/>
+        </w:rPr>
+        <w:t>обслуживается</w:t>
+      </w:r>
+      <w:r>
+        <w:rPr>
+          <w:rFonts w:ascii="Times New Roman" w:eastAsia="Times New Roman" w:hAnsi="Times New Roman" w:cs="Times New Roman"/>
+          <w:b/>
+          <w:i/>
+          <w:iCs/>
+          <w:sz w:val="24"/>
+          <w:szCs w:val="24"/>
+          <w:lang w:val="en-US"/>
+        </w:rPr>
+        <w:t xml:space="preserve"> </w:t>
+      </w:r>
+      <w:r>
+        <w:rPr>
+          <w:rFonts w:ascii="Times New Roman" w:eastAsia="Times New Roman" w:hAnsi="Times New Roman" w:cs="Times New Roman"/>
+          <w:b/>
+          <w:i/>
+          <w:iCs/>
+          <w:sz w:val="24"/>
+          <w:szCs w:val="24"/>
+        </w:rPr>
+        <w:t>в</w:t>
+      </w:r>
+      <w:r>
+        <w:rPr>
+          <w:rFonts w:ascii="Times New Roman" w:eastAsia="Times New Roman" w:hAnsi="Times New Roman" w:cs="Times New Roman"/>
+          <w:b/>
+          <w:i/>
+          <w:iCs/>
+          <w:sz w:val="24"/>
+          <w:szCs w:val="24"/>
+          <w:lang w:val="en-US"/>
+        </w:rPr>
+        <w:t xml:space="preserve"> </w:t>
+      </w:r>
+      <w:r>
+        <w:rPr>
+          <w:rFonts w:ascii="Times New Roman" w:eastAsia="Times New Roman" w:hAnsi="Times New Roman" w:cs="Times New Roman"/>
+          <w:b/>
+          <w:i/>
+          <w:iCs/>
+          <w:sz w:val="24"/>
+          <w:szCs w:val="24"/>
+        </w:rPr>
+        <w:t>своём</w:t>
+      </w:r>
+      <w:r>
+        <w:rPr>
+          <w:rFonts w:ascii="Times New Roman" w:eastAsia="Times New Roman" w:hAnsi="Times New Roman" w:cs="Times New Roman"/>
+          <w:b/>
+          <w:i/>
+          <w:iCs/>
+          <w:sz w:val="24"/>
+          <w:szCs w:val="24"/>
+          <w:lang w:val="en-US"/>
+        </w:rPr>
+        <w:t xml:space="preserve"> </w:t>
+      </w:r>
+      <w:r>
+        <w:rPr>
+          <w:rFonts w:ascii="Times New Roman" w:eastAsia="Times New Roman" w:hAnsi="Times New Roman" w:cs="Times New Roman"/>
+          <w:b/>
+          <w:i/>
+          <w:iCs/>
+          <w:sz w:val="24"/>
+          <w:szCs w:val="24"/>
+        </w:rPr>
+        <w:t>потоке</w:t>
+      </w:r>
+    </w:p>
+    <w:p>
+      <w:pPr>
+        <w:pStyle w:val="normal1"/>
+        <w:spacing w:before="240" w:after="240" w:line="240" w:lineRule="auto"/>
+        <w:rPr>
+          <w:rFonts w:ascii="Times New Roman" w:eastAsia="Times New Roman" w:hAnsi="Times New Roman" w:cs="Times New Roman"/>
+          <w:b/>
+          <w:sz w:val="24"/>
+          <w:szCs w:val="24"/>
+          <w:lang w:val="en-US"/>
+        </w:rPr>
+      </w:pPr>
+      <w:r>
+        <w:rPr>
+          <w:rFonts w:ascii="Times New Roman" w:eastAsia="Times New Roman" w:hAnsi="Times New Roman" w:cs="Times New Roman"/>
+          <w:b/>
+          <w:sz w:val="24"/>
+          <w:szCs w:val="24"/>
+          <w:lang w:val="en-US"/>
+        </w:rPr>
+        <w:t>                } catch (Exception e) {</w:t>
+      </w:r>
+    </w:p>
+    <w:p>
+      <w:pPr>
+        <w:pStyle w:val="normal1"/>
+        <w:spacing w:before="240" w:after="240" w:line="240" w:lineRule="auto"/>
+        <w:rPr>
+          <w:rFonts w:ascii="Times New Roman" w:eastAsia="Times New Roman" w:hAnsi="Times New Roman" w:cs="Times New Roman"/>
+          <w:b/>
+          <w:sz w:val="24"/>
+          <w:szCs w:val="24"/>
+          <w:lang w:val="en-US"/>
+        </w:rPr>
+      </w:pPr>
+      <w:r>
+        <w:rPr>
+          <w:rFonts w:ascii="Times New Roman" w:eastAsia="Times New Roman" w:hAnsi="Times New Roman" w:cs="Times New Roman"/>
+          <w:b/>
+          <w:sz w:val="24"/>
+          <w:szCs w:val="24"/>
+          <w:lang w:val="en-US"/>
+        </w:rPr>
+        <w:t>                    socket.close();</w:t>
+      </w:r>
+    </w:p>
+    <w:p>
+      <w:pPr>
+        <w:pStyle w:val="normal1"/>
+        <w:spacing w:before="240" w:after="240" w:line="240" w:lineRule="auto"/>
+        <w:rPr>
+          <w:rFonts w:ascii="Times New Roman" w:eastAsia="Times New Roman" w:hAnsi="Times New Roman" w:cs="Times New Roman"/>
+          <w:b/>
+          <w:sz w:val="24"/>
+          <w:szCs w:val="24"/>
+          <w:lang w:val="en-US"/>
+        </w:rPr>
+      </w:pPr>
+      <w:r>
+        <w:rPr>
+          <w:rFonts w:ascii="Times New Roman" w:eastAsia="Times New Roman" w:hAnsi="Times New Roman" w:cs="Times New Roman"/>
+          <w:b/>
+          <w:sz w:val="24"/>
+          <w:szCs w:val="24"/>
+          <w:lang w:val="en-US"/>
+        </w:rPr>
+        <w:t>                }</w:t>
+      </w:r>
+    </w:p>
+    <w:p>
+      <w:pPr>
+        <w:pStyle w:val="normal1"/>
+        <w:spacing w:before="240" w:after="240" w:line="240" w:lineRule="auto"/>
+        <w:rPr>
+          <w:rFonts w:ascii="Times New Roman" w:eastAsia="Times New Roman" w:hAnsi="Times New Roman" w:cs="Times New Roman"/>
+          <w:b/>
+          <w:sz w:val="24"/>
+          <w:szCs w:val="24"/>
+          <w:lang w:val="en-US"/>
+        </w:rPr>
+      </w:pPr>
+      <w:r>
+        <w:rPr>
+          <w:rFonts w:ascii="Times New Roman" w:eastAsia="Times New Roman" w:hAnsi="Times New Roman" w:cs="Times New Roman"/>
+          <w:b/>
+          <w:sz w:val="24"/>
+          <w:szCs w:val="24"/>
+          <w:lang w:val="en-US"/>
+        </w:rPr>
+        <w:t>            }</w:t>
+      </w:r>
+    </w:p>
+    <w:p>
+      <w:pPr>
+        <w:pStyle w:val="normal1"/>
+        <w:spacing w:before="240" w:after="240" w:line="240" w:lineRule="auto"/>
+        <w:rPr>
+          <w:rFonts w:ascii="Times New Roman" w:eastAsia="Times New Roman" w:hAnsi="Times New Roman" w:cs="Times New Roman"/>
+          <w:b/>
+          <w:sz w:val="24"/>
+          <w:szCs w:val="24"/>
+          <w:lang w:val="en-US"/>
+        </w:rPr>
+      </w:pPr>
+      <w:r>
+        <w:rPr>
+          <w:rFonts w:ascii="Times New Roman" w:eastAsia="Times New Roman" w:hAnsi="Times New Roman" w:cs="Times New Roman"/>
+          <w:b/>
+          <w:sz w:val="24"/>
+          <w:szCs w:val="24"/>
+          <w:lang w:val="en-US"/>
+        </w:rPr>
+        <w:t>        } finally {</w:t>
+      </w:r>
+    </w:p>
+    <w:p>
+      <w:pPr>
+        <w:pStyle w:val="normal1"/>
+        <w:spacing w:before="240" w:after="240" w:line="240" w:lineRule="auto"/>
+        <w:rPr>
+          <w:rFonts w:ascii="Times New Roman" w:eastAsia="Times New Roman" w:hAnsi="Times New Roman" w:cs="Times New Roman"/>
+          <w:b/>
+          <w:sz w:val="24"/>
+          <w:szCs w:val="24"/>
+          <w:lang w:val="en-US"/>
+        </w:rPr>
+      </w:pPr>
+      <w:r>
+        <w:rPr>
+          <w:rFonts w:ascii="Times New Roman" w:eastAsia="Times New Roman" w:hAnsi="Times New Roman" w:cs="Times New Roman"/>
+          <w:b/>
+          <w:sz w:val="24"/>
+          <w:szCs w:val="24"/>
+          <w:lang w:val="en-US"/>
+        </w:rPr>
+        <w:t>            server.close();</w:t>
+      </w:r>
+    </w:p>
+    <w:p>
+      <w:pPr>
+        <w:pStyle w:val="normal1"/>
+        <w:spacing w:before="240" w:after="240" w:line="240" w:lineRule="auto"/>
+        <w:rPr>
+          <w:rFonts w:ascii="Times New Roman" w:eastAsia="Times New Roman" w:hAnsi="Times New Roman" w:cs="Times New Roman"/>
+          <w:b/>
+          <w:sz w:val="24"/>
+          <w:szCs w:val="24"/>
+          <w:lang w:val="en-US"/>
+        </w:rPr>
+      </w:pPr>
+      <w:r>
+        <w:rPr>
+          <w:rFonts w:ascii="Times New Roman" w:eastAsia="Times New Roman" w:hAnsi="Times New Roman" w:cs="Times New Roman"/>
+          <w:b/>
+          <w:sz w:val="24"/>
+          <w:szCs w:val="24"/>
+          <w:lang w:val="en-US"/>
+        </w:rPr>
+        <w:lastRenderedPageBreak/>
+        <w:t>        }</w:t>
+      </w:r>
+    </w:p>
+    <w:p>
+      <w:pPr>
+        <w:pStyle w:val="normal1"/>
+        <w:spacing w:before="240" w:after="240" w:line="240" w:lineRule="auto"/>
+        <w:rPr>
+          <w:rFonts w:ascii="Times New Roman" w:eastAsia="Times New Roman" w:hAnsi="Times New Roman" w:cs="Times New Roman"/>
+          <w:b/>
+          <w:sz w:val="24"/>
+          <w:szCs w:val="24"/>
+          <w:lang w:val="en-US"/>
+        </w:rPr>
+      </w:pPr>
+      <w:r>
+        <w:rPr>
+          <w:rFonts w:ascii="Times New Roman" w:eastAsia="Times New Roman" w:hAnsi="Times New Roman" w:cs="Times New Roman"/>
+          <w:b/>
+          <w:sz w:val="24"/>
+          <w:szCs w:val="24"/>
+          <w:lang w:val="en-US"/>
+        </w:rPr>
+        <w:t>    }</w:t>
+      </w:r>
+    </w:p>
+    <w:p>
+      <w:pPr>
+        <w:pStyle w:val="normal1"/>
+        <w:spacing w:before="240" w:after="240" w:line="240" w:lineRule="auto"/>
+        <w:rPr>
+          <w:rFonts w:ascii="Times New Roman" w:eastAsia="Times New Roman" w:hAnsi="Times New Roman" w:cs="Times New Roman"/>
+          <w:b/>
+          <w:sz w:val="24"/>
+          <w:szCs w:val="24"/>
+          <w:lang w:val="en-US"/>
+        </w:rPr>
+      </w:pPr>
+      <w:r>
+        <w:rPr>
+          <w:rFonts w:ascii="Times New Roman" w:eastAsia="Times New Roman" w:hAnsi="Times New Roman" w:cs="Times New Roman"/>
+          <w:b/>
+          <w:sz w:val="24"/>
+          <w:szCs w:val="24"/>
+          <w:lang w:val="en-US"/>
+        </w:rPr>
+        <w:t>}</w:t>
+      </w:r>
+    </w:p>
+    <w:p>
+      <w:pPr>
+        <w:pStyle w:val="normal1"/>
+        <w:spacing w:before="240" w:after="240" w:line="240" w:lineRule="auto"/>
+        <w:rPr>
+          <w:rFonts w:ascii="Times New Roman" w:eastAsia="Times New Roman" w:hAnsi="Times New Roman" w:cs="Times New Roman"/>
+          <w:b/>
+          <w:sz w:val="24"/>
+          <w:szCs w:val="24"/>
+          <w:lang w:val="en-US"/>
+        </w:rPr>
+      </w:pPr>
+    </w:p>
+    <w:p>
+      <w:pPr>
+        <w:pStyle w:val="normal1"/>
+        <w:spacing w:before="240" w:after="240" w:line="240" w:lineRule="auto"/>
+        <w:rPr>
+          <w:rFonts w:ascii="Times New Roman" w:eastAsia="Times New Roman" w:hAnsi="Times New Roman" w:cs="Times New Roman"/>
+          <w:b/>
+          <w:sz w:val="24"/>
+          <w:szCs w:val="24"/>
+        </w:rPr>
+      </w:pPr>
+      <w:r>
+        <w:rPr>
+          <w:rFonts w:ascii="Times New Roman" w:eastAsia="Times New Roman" w:hAnsi="Times New Roman" w:cs="Times New Roman"/>
+          <w:b/>
+          <w:i/>
+          <w:iCs/>
+          <w:sz w:val="24"/>
+          <w:szCs w:val="24"/>
+          <w:lang w:val="en-US"/>
+        </w:rPr>
+        <w:t xml:space="preserve">/** </w:t>
+      </w:r>
+      <w:r>
+        <w:rPr>
+          <w:rFonts w:ascii="Times New Roman" w:eastAsia="Times New Roman" w:hAnsi="Times New Roman" w:cs="Times New Roman"/>
+          <w:b/>
+          <w:i/>
+          <w:iCs/>
+          <w:sz w:val="24"/>
+          <w:szCs w:val="24"/>
+        </w:rPr>
+        <w:t>Поток</w:t>
+      </w:r>
+      <w:r>
+        <w:rPr>
+          <w:rFonts w:ascii="Times New Roman" w:eastAsia="Times New Roman" w:hAnsi="Times New Roman" w:cs="Times New Roman"/>
+          <w:b/>
+          <w:i/>
+          <w:iCs/>
+          <w:sz w:val="24"/>
+          <w:szCs w:val="24"/>
+          <w:lang w:val="en-US"/>
+        </w:rPr>
+        <w:t xml:space="preserve"> </w:t>
+      </w:r>
+      <w:r>
+        <w:rPr>
+          <w:rFonts w:ascii="Times New Roman" w:eastAsia="Times New Roman" w:hAnsi="Times New Roman" w:cs="Times New Roman"/>
+          <w:b/>
+          <w:i/>
+          <w:iCs/>
+          <w:sz w:val="24"/>
+          <w:szCs w:val="24"/>
+        </w:rPr>
+        <w:t>обслуживания</w:t>
+      </w:r>
+      <w:r>
+        <w:rPr>
+          <w:rFonts w:ascii="Times New Roman" w:eastAsia="Times New Roman" w:hAnsi="Times New Roman" w:cs="Times New Roman"/>
+          <w:b/>
+          <w:i/>
+          <w:iCs/>
+          <w:sz w:val="24"/>
+          <w:szCs w:val="24"/>
+          <w:lang w:val="en-US"/>
+        </w:rPr>
+        <w:t xml:space="preserve"> </w:t>
+      </w:r>
+      <w:r>
+        <w:rPr>
+          <w:rFonts w:ascii="Times New Roman" w:eastAsia="Times New Roman" w:hAnsi="Times New Roman" w:cs="Times New Roman"/>
+          <w:b/>
+          <w:i/>
+          <w:iCs/>
+          <w:sz w:val="24"/>
+          <w:szCs w:val="24"/>
+        </w:rPr>
+        <w:t>одного</w:t>
+      </w:r>
+      <w:r>
+        <w:rPr>
+          <w:rFonts w:ascii="Times New Roman" w:eastAsia="Times New Roman" w:hAnsi="Times New Roman" w:cs="Times New Roman"/>
+          <w:b/>
+          <w:i/>
+          <w:iCs/>
+          <w:sz w:val="24"/>
+          <w:szCs w:val="24"/>
+          <w:lang w:val="en-US"/>
+        </w:rPr>
+        <w:t xml:space="preserve"> </w:t>
+      </w:r>
+      <w:r>
+        <w:rPr>
+          <w:rFonts w:ascii="Times New Roman" w:eastAsia="Times New Roman" w:hAnsi="Times New Roman" w:cs="Times New Roman"/>
+          <w:b/>
+          <w:i/>
+          <w:iCs/>
+          <w:sz w:val="24"/>
+          <w:szCs w:val="24"/>
+        </w:rPr>
+        <w:t>клиента</w:t>
+      </w:r>
+      <w:r>
+        <w:rPr>
+          <w:rFonts w:ascii="Times New Roman" w:eastAsia="Times New Roman" w:hAnsi="Times New Roman" w:cs="Times New Roman"/>
+          <w:b/>
+          <w:i/>
+          <w:iCs/>
+          <w:sz w:val="24"/>
+          <w:szCs w:val="24"/>
+          <w:lang w:val="en-US"/>
+        </w:rPr>
+        <w:t xml:space="preserve">. </w:t>
+      </w:r>
+      <w:r>
+        <w:rPr>
+          <w:rFonts w:ascii="Times New Roman" w:eastAsia="Times New Roman" w:hAnsi="Times New Roman" w:cs="Times New Roman"/>
+          <w:b/>
+          <w:i/>
+          <w:iCs/>
+          <w:sz w:val="24"/>
+          <w:szCs w:val="24"/>
+        </w:rPr>
+        <w:t>*/</w:t>
+      </w:r>
+    </w:p>
+    <w:p>
+      <w:pPr>
+        <w:pStyle w:val="normal1"/>
+        <w:spacing w:before="240" w:after="240" w:line="240" w:lineRule="auto"/>
+        <w:rPr>
+          <w:rFonts w:ascii="Times New Roman" w:eastAsia="Times New Roman" w:hAnsi="Times New Roman" w:cs="Times New Roman"/>
+          <w:b/>
+          <w:sz w:val="24"/>
+          <w:szCs w:val="24"/>
+          <w:lang w:val="en-US"/>
+        </w:rPr>
+      </w:pPr>
+      <w:r>
+        <w:rPr>
+          <w:rFonts w:ascii="Times New Roman" w:eastAsia="Times New Roman" w:hAnsi="Times New Roman" w:cs="Times New Roman"/>
+          <w:b/>
+          <w:sz w:val="24"/>
+          <w:szCs w:val="24"/>
+          <w:lang w:val="en-US"/>
+        </w:rPr>
+        <w:t>class ClientHandler extends Thread {</w:t>
+      </w:r>
+    </w:p>
+    <w:p>
+      <w:pPr>
+        <w:pStyle w:val="normal1"/>
+        <w:spacing w:before="240" w:after="240" w:line="240" w:lineRule="auto"/>
+        <w:rPr>
+          <w:rFonts w:ascii="Times New Roman" w:eastAsia="Times New Roman" w:hAnsi="Times New Roman" w:cs="Times New Roman"/>
+          <w:b/>
+          <w:sz w:val="24"/>
+          <w:szCs w:val="24"/>
+          <w:lang w:val="en-US"/>
+        </w:rPr>
+      </w:pPr>
+      <w:r>
+        <w:rPr>
+          <w:rFonts w:ascii="Times New Roman" w:eastAsia="Times New Roman" w:hAnsi="Times New Roman" w:cs="Times New Roman"/>
+          <w:b/>
+          <w:sz w:val="24"/>
+          <w:szCs w:val="24"/>
+          <w:lang w:val="en-US"/>
+        </w:rPr>
+        <w:t xml:space="preserve">    private static final int CHAIN_LEN = 10;   </w:t>
+      </w:r>
+      <w:r>
+        <w:rPr>
+          <w:rFonts w:ascii="Times New Roman" w:eastAsia="Times New Roman" w:hAnsi="Times New Roman" w:cs="Times New Roman"/>
+          <w:b/>
+          <w:i/>
+          <w:iCs/>
+          <w:sz w:val="24"/>
+          <w:szCs w:val="24"/>
+          <w:lang w:val="en-US"/>
+        </w:rPr>
+        <w:t xml:space="preserve">// </w:t>
+      </w:r>
+      <w:r>
+        <w:rPr>
+          <w:rFonts w:ascii="Times New Roman" w:eastAsia="Times New Roman" w:hAnsi="Times New Roman" w:cs="Times New Roman"/>
+          <w:b/>
+          <w:i/>
+          <w:iCs/>
+          <w:sz w:val="24"/>
+          <w:szCs w:val="24"/>
+        </w:rPr>
+        <w:t>длина</w:t>
+      </w:r>
+      <w:r>
+        <w:rPr>
+          <w:rFonts w:ascii="Times New Roman" w:eastAsia="Times New Roman" w:hAnsi="Times New Roman" w:cs="Times New Roman"/>
+          <w:b/>
+          <w:i/>
+          <w:iCs/>
+          <w:sz w:val="24"/>
+          <w:szCs w:val="24"/>
+          <w:lang w:val="en-US"/>
+        </w:rPr>
+        <w:t xml:space="preserve"> </w:t>
+      </w:r>
+      <w:r>
+        <w:rPr>
+          <w:rFonts w:ascii="Times New Roman" w:eastAsia="Times New Roman" w:hAnsi="Times New Roman" w:cs="Times New Roman"/>
+          <w:b/>
+          <w:i/>
+          <w:iCs/>
+          <w:sz w:val="24"/>
+          <w:szCs w:val="24"/>
+        </w:rPr>
+        <w:t>цепочки</w:t>
+      </w:r>
+      <w:r>
+        <w:rPr>
+          <w:rFonts w:ascii="Times New Roman" w:eastAsia="Times New Roman" w:hAnsi="Times New Roman" w:cs="Times New Roman"/>
+          <w:b/>
+          <w:i/>
+          <w:iCs/>
+          <w:sz w:val="24"/>
+          <w:szCs w:val="24"/>
+          <w:lang w:val="en-US"/>
+        </w:rPr>
+        <w:t xml:space="preserve"> </w:t>
+      </w:r>
+      <w:r>
+        <w:rPr>
+          <w:rFonts w:ascii="Times New Roman" w:eastAsia="Times New Roman" w:hAnsi="Times New Roman" w:cs="Times New Roman"/>
+          <w:b/>
+          <w:i/>
+          <w:iCs/>
+          <w:sz w:val="24"/>
+          <w:szCs w:val="24"/>
+        </w:rPr>
+        <w:t>символов</w:t>
+      </w:r>
+    </w:p>
+    <w:p>
+      <w:pPr>
+        <w:pStyle w:val="normal1"/>
+        <w:spacing w:before="240" w:after="240" w:line="240" w:lineRule="auto"/>
+        <w:rPr>
+          <w:rFonts w:ascii="Times New Roman" w:eastAsia="Times New Roman" w:hAnsi="Times New Roman" w:cs="Times New Roman"/>
+          <w:b/>
+          <w:sz w:val="24"/>
+          <w:szCs w:val="24"/>
+          <w:lang w:val="en-US"/>
+        </w:rPr>
+      </w:pPr>
+      <w:r>
+        <w:rPr>
+          <w:rFonts w:ascii="Times New Roman" w:eastAsia="Times New Roman" w:hAnsi="Times New Roman" w:cs="Times New Roman"/>
+          <w:b/>
+          <w:sz w:val="24"/>
+          <w:szCs w:val="24"/>
+          <w:lang w:val="en-US"/>
+        </w:rPr>
+        <w:t>    private final Socket socket;</w:t>
+      </w:r>
+    </w:p>
+    <w:p>
+      <w:pPr>
+        <w:pStyle w:val="normal1"/>
+        <w:spacing w:before="240" w:after="240" w:line="240" w:lineRule="auto"/>
+        <w:rPr>
+          <w:rFonts w:ascii="Times New Roman" w:eastAsia="Times New Roman" w:hAnsi="Times New Roman" w:cs="Times New Roman"/>
+          <w:b/>
+          <w:sz w:val="24"/>
+          <w:szCs w:val="24"/>
+          <w:lang w:val="en-US"/>
+        </w:rPr>
+      </w:pPr>
+    </w:p>
+    <w:p>
+      <w:pPr>
+        <w:pStyle w:val="normal1"/>
+        <w:spacing w:before="240" w:after="240" w:line="240" w:lineRule="auto"/>
+        <w:rPr>
+          <w:rFonts w:ascii="Times New Roman" w:eastAsia="Times New Roman" w:hAnsi="Times New Roman" w:cs="Times New Roman"/>
+          <w:b/>
+          <w:sz w:val="24"/>
+          <w:szCs w:val="24"/>
+          <w:lang w:val="en-US"/>
+        </w:rPr>
+      </w:pPr>
+      <w:r>
+        <w:rPr>
+          <w:rFonts w:ascii="Times New Roman" w:eastAsia="Times New Roman" w:hAnsi="Times New Roman" w:cs="Times New Roman"/>
+          <w:b/>
+          <w:sz w:val="24"/>
+          <w:szCs w:val="24"/>
+          <w:lang w:val="en-US"/>
+        </w:rPr>
+        <w:t>    ClientHandler(Socket socket) {</w:t>
+      </w:r>
+    </w:p>
+    <w:p>
+      <w:pPr>
+        <w:pStyle w:val="normal1"/>
+        <w:spacing w:before="240" w:after="240" w:line="240" w:lineRule="auto"/>
+        <w:rPr>
+          <w:rFonts w:ascii="Times New Roman" w:eastAsia="Times New Roman" w:hAnsi="Times New Roman" w:cs="Times New Roman"/>
+          <w:b/>
+          <w:sz w:val="24"/>
+          <w:szCs w:val="24"/>
+          <w:lang w:val="en-US"/>
+        </w:rPr>
+      </w:pPr>
+      <w:r>
+        <w:rPr>
+          <w:rFonts w:ascii="Times New Roman" w:eastAsia="Times New Roman" w:hAnsi="Times New Roman" w:cs="Times New Roman"/>
+          <w:b/>
+          <w:sz w:val="24"/>
+          <w:szCs w:val="24"/>
+          <w:lang w:val="en-US"/>
+        </w:rPr>
+        <w:t xml:space="preserve">        </w:t>
+      </w:r>
+      <w:r>
+        <w:rPr>
+          <w:rFonts w:ascii="Times New Roman" w:eastAsia="Times New Roman" w:hAnsi="Times New Roman" w:cs="Times New Roman"/>
+          <w:b/>
+          <w:i/>
+          <w:iCs/>
+          <w:sz w:val="24"/>
+          <w:szCs w:val="24"/>
+          <w:lang w:val="en-US"/>
+        </w:rPr>
+        <w:t>this</w:t>
+      </w:r>
+      <w:r>
+        <w:rPr>
+          <w:rFonts w:ascii="Times New Roman" w:eastAsia="Times New Roman" w:hAnsi="Times New Roman" w:cs="Times New Roman"/>
+          <w:b/>
+          <w:sz w:val="24"/>
+          <w:szCs w:val="24"/>
+          <w:lang w:val="en-US"/>
+        </w:rPr>
+        <w:t>.socket = socket;</w:t>
+      </w:r>
+    </w:p>
+    <w:p>
+      <w:pPr>
+        <w:pStyle w:val="normal1"/>
+        <w:spacing w:before="240" w:after="240" w:line="240" w:lineRule="auto"/>
+        <w:rPr>
+          <w:rFonts w:ascii="Times New Roman" w:eastAsia="Times New Roman" w:hAnsi="Times New Roman" w:cs="Times New Roman"/>
+          <w:b/>
+          <w:sz w:val="24"/>
+          <w:szCs w:val="24"/>
+          <w:lang w:val="en-US"/>
+        </w:rPr>
+      </w:pPr>
+      <w:r>
+        <w:rPr>
+          <w:rFonts w:ascii="Times New Roman" w:eastAsia="Times New Roman" w:hAnsi="Times New Roman" w:cs="Times New Roman"/>
+          <w:b/>
+          <w:sz w:val="24"/>
+          <w:szCs w:val="24"/>
+          <w:lang w:val="en-US"/>
+        </w:rPr>
+        <w:t>    }</w:t>
+      </w:r>
+    </w:p>
+    <w:p>
+      <w:pPr>
+        <w:pStyle w:val="normal1"/>
+        <w:spacing w:before="240" w:after="240" w:line="240" w:lineRule="auto"/>
+        <w:rPr>
+          <w:rFonts w:ascii="Times New Roman" w:eastAsia="Times New Roman" w:hAnsi="Times New Roman" w:cs="Times New Roman"/>
+          <w:b/>
+          <w:sz w:val="24"/>
+          <w:szCs w:val="24"/>
+          <w:lang w:val="en-US"/>
+        </w:rPr>
+      </w:pPr>
+    </w:p>
+    <w:p>
+      <w:pPr>
+        <w:pStyle w:val="normal1"/>
+        <w:spacing w:before="240" w:after="240" w:line="240" w:lineRule="auto"/>
+        <w:rPr>
+          <w:rFonts w:ascii="Times New Roman" w:eastAsia="Times New Roman" w:hAnsi="Times New Roman" w:cs="Times New Roman"/>
+          <w:b/>
+          <w:sz w:val="24"/>
+          <w:szCs w:val="24"/>
+          <w:lang w:val="en-US"/>
+        </w:rPr>
+      </w:pPr>
+      <w:r>
+        <w:rPr>
+          <w:rFonts w:ascii="Times New Roman" w:eastAsia="Times New Roman" w:hAnsi="Times New Roman" w:cs="Times New Roman"/>
+          <w:b/>
+          <w:sz w:val="24"/>
+          <w:szCs w:val="24"/>
+          <w:lang w:val="en-US"/>
+        </w:rPr>
+        <w:t>    @Override</w:t>
+      </w:r>
+    </w:p>
+    <w:p>
+      <w:pPr>
+        <w:pStyle w:val="normal1"/>
+        <w:spacing w:before="240" w:after="240" w:line="240" w:lineRule="auto"/>
+        <w:rPr>
+          <w:rFonts w:ascii="Times New Roman" w:eastAsia="Times New Roman" w:hAnsi="Times New Roman" w:cs="Times New Roman"/>
+          <w:b/>
+          <w:sz w:val="24"/>
+          <w:szCs w:val="24"/>
+          <w:lang w:val="en-US"/>
+        </w:rPr>
+      </w:pPr>
+      <w:r>
+        <w:rPr>
+          <w:rFonts w:ascii="Times New Roman" w:eastAsia="Times New Roman" w:hAnsi="Times New Roman" w:cs="Times New Roman"/>
+          <w:b/>
+          <w:sz w:val="24"/>
+          <w:szCs w:val="24"/>
+          <w:lang w:val="en-US"/>
+        </w:rPr>
+        <w:t>    public void run() {</w:t>
+      </w:r>
+    </w:p>
+    <w:p>
+      <w:pPr>
+        <w:pStyle w:val="normal1"/>
+        <w:spacing w:before="240" w:after="240" w:line="240" w:lineRule="auto"/>
+        <w:rPr>
+          <w:rFonts w:ascii="Times New Roman" w:eastAsia="Times New Roman" w:hAnsi="Times New Roman" w:cs="Times New Roman"/>
+          <w:b/>
+          <w:sz w:val="24"/>
+          <w:szCs w:val="24"/>
+        </w:rPr>
+      </w:pPr>
+      <w:r>
+        <w:rPr>
+          <w:rFonts w:ascii="Times New Roman" w:eastAsia="Times New Roman" w:hAnsi="Times New Roman" w:cs="Times New Roman"/>
+          <w:b/>
+          <w:sz w:val="24"/>
+          <w:szCs w:val="24"/>
+          <w:lang w:val="en-US"/>
+        </w:rPr>
+        <w:t xml:space="preserve">        </w:t>
+      </w:r>
+      <w:r>
+        <w:rPr>
+          <w:rFonts w:ascii="Times New Roman" w:eastAsia="Times New Roman" w:hAnsi="Times New Roman" w:cs="Times New Roman"/>
+          <w:b/>
+          <w:sz w:val="24"/>
+          <w:szCs w:val="24"/>
+        </w:rPr>
+        <w:t>try {</w:t>
+      </w:r>
+    </w:p>
+    <w:p>
+      <w:pPr>
+        <w:pStyle w:val="normal1"/>
+        <w:spacing w:before="240" w:after="240" w:line="240" w:lineRule="auto"/>
+        <w:rPr>
+          <w:rFonts w:ascii="Times New Roman" w:eastAsia="Times New Roman" w:hAnsi="Times New Roman" w:cs="Times New Roman"/>
+          <w:b/>
+          <w:sz w:val="24"/>
+          <w:szCs w:val="24"/>
+        </w:rPr>
+      </w:pPr>
+      <w:r>
+        <w:rPr>
+          <w:rFonts w:ascii="Times New Roman" w:eastAsia="Times New Roman" w:hAnsi="Times New Roman" w:cs="Times New Roman"/>
+          <w:b/>
+          <w:sz w:val="24"/>
+          <w:szCs w:val="24"/>
+        </w:rPr>
+        <w:t xml:space="preserve">            </w:t>
+      </w:r>
+      <w:r>
+        <w:rPr>
+          <w:rFonts w:ascii="Times New Roman" w:eastAsia="Times New Roman" w:hAnsi="Times New Roman" w:cs="Times New Roman"/>
+          <w:b/>
+          <w:i/>
+          <w:iCs/>
+          <w:sz w:val="24"/>
+          <w:szCs w:val="24"/>
+        </w:rPr>
+        <w:t>// Reader читает символы, PrintWriter с автосбросом буфера (true) отправляет строки</w:t>
+      </w:r>
+    </w:p>
+    <w:p>
+      <w:pPr>
+        <w:pStyle w:val="normal1"/>
+        <w:spacing w:before="240" w:after="240" w:line="240" w:lineRule="auto"/>
+        <w:rPr>
+          <w:rFonts w:ascii="Times New Roman" w:eastAsia="Times New Roman" w:hAnsi="Times New Roman" w:cs="Times New Roman"/>
+          <w:b/>
+          <w:sz w:val="24"/>
+          <w:szCs w:val="24"/>
+          <w:lang w:val="en-US"/>
+        </w:rPr>
+      </w:pPr>
+      <w:r>
+        <w:rPr>
+          <w:rFonts w:ascii="Times New Roman" w:eastAsia="Times New Roman" w:hAnsi="Times New Roman" w:cs="Times New Roman"/>
+          <w:b/>
+          <w:sz w:val="24"/>
+          <w:szCs w:val="24"/>
+        </w:rPr>
+        <w:t xml:space="preserve">            </w:t>
+      </w:r>
+      <w:r>
+        <w:rPr>
+          <w:rFonts w:ascii="Times New Roman" w:eastAsia="Times New Roman" w:hAnsi="Times New Roman" w:cs="Times New Roman"/>
+          <w:b/>
+          <w:sz w:val="24"/>
+          <w:szCs w:val="24"/>
+          <w:lang w:val="en-US"/>
+        </w:rPr>
+        <w:t>Reader in = new BufferedReader(</w:t>
+      </w:r>
+    </w:p>
+    <w:p>
+      <w:pPr>
+        <w:pStyle w:val="normal1"/>
+        <w:spacing w:before="240" w:after="240" w:line="240" w:lineRule="auto"/>
+        <w:rPr>
+          <w:rFonts w:ascii="Times New Roman" w:eastAsia="Times New Roman" w:hAnsi="Times New Roman" w:cs="Times New Roman"/>
+          <w:b/>
+          <w:sz w:val="24"/>
+          <w:szCs w:val="24"/>
+          <w:lang w:val="en-US"/>
+        </w:rPr>
+      </w:pPr>
+      <w:r>
+        <w:rPr>
+          <w:rFonts w:ascii="Times New Roman" w:eastAsia="Times New Roman" w:hAnsi="Times New Roman" w:cs="Times New Roman"/>
+          <w:b/>
+          <w:sz w:val="24"/>
+          <w:szCs w:val="24"/>
+          <w:lang w:val="en-US"/>
+        </w:rPr>
+        <w:t>                    new InputStreamReader(socket.getInputStream(), StandardCharsets.UTF_8));</w:t>
+      </w:r>
+    </w:p>
+    <w:p>
+      <w:pPr>
+        <w:pStyle w:val="normal1"/>
+        <w:spacing w:before="240" w:after="240" w:line="240" w:lineRule="auto"/>
+        <w:rPr>
+          <w:rFonts w:ascii="Times New Roman" w:eastAsia="Times New Roman" w:hAnsi="Times New Roman" w:cs="Times New Roman"/>
+          <w:b/>
+          <w:sz w:val="24"/>
+          <w:szCs w:val="24"/>
+          <w:lang w:val="en-US"/>
+        </w:rPr>
+      </w:pPr>
+      <w:r>
+        <w:rPr>
+          <w:rFonts w:ascii="Times New Roman" w:eastAsia="Times New Roman" w:hAnsi="Times New Roman" w:cs="Times New Roman"/>
+          <w:b/>
+          <w:sz w:val="24"/>
+          <w:szCs w:val="24"/>
+          <w:lang w:val="en-US"/>
+        </w:rPr>
+        <w:t>            PrintWriter out = new PrintWriter(new BufferedWriter(</w:t>
+      </w:r>
+    </w:p>
+    <w:p>
+      <w:pPr>
+        <w:pStyle w:val="normal1"/>
+        <w:spacing w:before="240" w:after="240" w:line="240" w:lineRule="auto"/>
+        <w:rPr>
+          <w:rFonts w:ascii="Times New Roman" w:eastAsia="Times New Roman" w:hAnsi="Times New Roman" w:cs="Times New Roman"/>
+          <w:b/>
+          <w:sz w:val="24"/>
+          <w:szCs w:val="24"/>
+          <w:lang w:val="en-US"/>
+        </w:rPr>
+      </w:pPr>
+      <w:r>
+        <w:rPr>
+          <w:rFonts w:ascii="Times New Roman" w:eastAsia="Times New Roman" w:hAnsi="Times New Roman" w:cs="Times New Roman"/>
+          <w:b/>
+          <w:sz w:val="24"/>
+          <w:szCs w:val="24"/>
+          <w:lang w:val="en-US"/>
+        </w:rPr>
+        <w:t>                    new OutputStreamWriter(socket.getOutputStream(), StandardCharsets.UTF_8)), true);</w:t>
+      </w:r>
+    </w:p>
+    <w:p>
+      <w:pPr>
+        <w:pStyle w:val="normal1"/>
+        <w:spacing w:before="240" w:after="240" w:line="240" w:lineRule="auto"/>
+        <w:rPr>
+          <w:rFonts w:ascii="Times New Roman" w:eastAsia="Times New Roman" w:hAnsi="Times New Roman" w:cs="Times New Roman"/>
+          <w:b/>
+          <w:sz w:val="24"/>
+          <w:szCs w:val="24"/>
+          <w:lang w:val="en-US"/>
+        </w:rPr>
+      </w:pPr>
+    </w:p>
+    <w:p>
+      <w:pPr>
+        <w:pStyle w:val="normal1"/>
+        <w:spacing w:before="240" w:after="240" w:line="240" w:lineRule="auto"/>
+        <w:rPr>
+          <w:rFonts w:ascii="Times New Roman" w:eastAsia="Times New Roman" w:hAnsi="Times New Roman" w:cs="Times New Roman"/>
+          <w:b/>
+          <w:sz w:val="24"/>
+          <w:szCs w:val="24"/>
+        </w:rPr>
+      </w:pPr>
+      <w:r>
+        <w:rPr>
+          <w:rFonts w:ascii="Times New Roman" w:eastAsia="Times New Roman" w:hAnsi="Times New Roman" w:cs="Times New Roman"/>
+          <w:b/>
+          <w:sz w:val="24"/>
+          <w:szCs w:val="24"/>
+          <w:lang w:val="en-US"/>
+        </w:rPr>
+        <w:t xml:space="preserve">            </w:t>
+      </w:r>
+      <w:r>
+        <w:rPr>
+          <w:rFonts w:ascii="Times New Roman" w:eastAsia="Times New Roman" w:hAnsi="Times New Roman" w:cs="Times New Roman"/>
+          <w:b/>
+          <w:sz w:val="24"/>
+          <w:szCs w:val="24"/>
+        </w:rPr>
+        <w:t>out.println("Hello, Student!");        </w:t>
+      </w:r>
+      <w:r>
+        <w:rPr>
+          <w:rFonts w:ascii="Times New Roman" w:eastAsia="Times New Roman" w:hAnsi="Times New Roman" w:cs="Times New Roman"/>
+          <w:b/>
+          <w:i/>
+          <w:iCs/>
+          <w:sz w:val="24"/>
+          <w:szCs w:val="24"/>
+        </w:rPr>
+        <w:t>// приветствие (проверка через telnet)</w:t>
+      </w:r>
+    </w:p>
+    <w:p>
+      <w:pPr>
+        <w:pStyle w:val="normal1"/>
+        <w:spacing w:before="240" w:after="240" w:line="240" w:lineRule="auto"/>
+        <w:rPr>
+          <w:rFonts w:ascii="Times New Roman" w:eastAsia="Times New Roman" w:hAnsi="Times New Roman" w:cs="Times New Roman"/>
+          <w:b/>
+          <w:sz w:val="24"/>
+          <w:szCs w:val="24"/>
+        </w:rPr>
+      </w:pPr>
+    </w:p>
+    <w:p>
+      <w:pPr>
+        <w:pStyle w:val="normal1"/>
+        <w:spacing w:before="240" w:after="240" w:line="240" w:lineRule="auto"/>
+        <w:rPr>
+          <w:rFonts w:ascii="Times New Roman" w:eastAsia="Times New Roman" w:hAnsi="Times New Roman" w:cs="Times New Roman"/>
+          <w:b/>
+          <w:sz w:val="24"/>
+          <w:szCs w:val="24"/>
+        </w:rPr>
+      </w:pPr>
+      <w:r>
+        <w:rPr>
+          <w:rFonts w:ascii="Times New Roman" w:eastAsia="Times New Roman" w:hAnsi="Times New Roman" w:cs="Times New Roman"/>
+          <w:b/>
+          <w:sz w:val="24"/>
+          <w:szCs w:val="24"/>
+        </w:rPr>
+        <w:t xml:space="preserve">            int count = 0;   </w:t>
+      </w:r>
+      <w:r>
+        <w:rPr>
+          <w:rFonts w:ascii="Times New Roman" w:eastAsia="Times New Roman" w:hAnsi="Times New Roman" w:cs="Times New Roman"/>
+          <w:b/>
+          <w:i/>
+          <w:iCs/>
+          <w:sz w:val="24"/>
+          <w:szCs w:val="24"/>
+        </w:rPr>
+        <w:t>// сколько символов набрано в текущей цепочке</w:t>
+      </w:r>
+    </w:p>
+    <w:p>
+      <w:pPr>
+        <w:pStyle w:val="normal1"/>
+        <w:spacing w:before="240" w:after="240" w:line="240" w:lineRule="auto"/>
+        <w:rPr>
+          <w:rFonts w:ascii="Times New Roman" w:eastAsia="Times New Roman" w:hAnsi="Times New Roman" w:cs="Times New Roman"/>
+          <w:b/>
+          <w:sz w:val="24"/>
+          <w:szCs w:val="24"/>
+        </w:rPr>
+      </w:pPr>
+      <w:r>
+        <w:rPr>
+          <w:rFonts w:ascii="Times New Roman" w:eastAsia="Times New Roman" w:hAnsi="Times New Roman" w:cs="Times New Roman"/>
+          <w:b/>
+          <w:sz w:val="24"/>
+          <w:szCs w:val="24"/>
+        </w:rPr>
+        <w:lastRenderedPageBreak/>
+        <w:t xml:space="preserve">            int sum = 0;     </w:t>
+      </w:r>
+      <w:r>
+        <w:rPr>
+          <w:rFonts w:ascii="Times New Roman" w:eastAsia="Times New Roman" w:hAnsi="Times New Roman" w:cs="Times New Roman"/>
+          <w:b/>
+          <w:i/>
+          <w:iCs/>
+          <w:sz w:val="24"/>
+          <w:szCs w:val="24"/>
+        </w:rPr>
+        <w:t>// контрольная сумма текущей цепочки</w:t>
+      </w:r>
+    </w:p>
+    <w:p>
+      <w:pPr>
+        <w:pStyle w:val="normal1"/>
+        <w:spacing w:before="240" w:after="240" w:line="240" w:lineRule="auto"/>
+        <w:rPr>
+          <w:rFonts w:ascii="Times New Roman" w:eastAsia="Times New Roman" w:hAnsi="Times New Roman" w:cs="Times New Roman"/>
+          <w:b/>
+          <w:sz w:val="24"/>
+          <w:szCs w:val="24"/>
+          <w:lang w:val="en-US"/>
+        </w:rPr>
+      </w:pPr>
+      <w:r>
+        <w:rPr>
+          <w:rFonts w:ascii="Times New Roman" w:eastAsia="Times New Roman" w:hAnsi="Times New Roman" w:cs="Times New Roman"/>
+          <w:b/>
+          <w:sz w:val="24"/>
+          <w:szCs w:val="24"/>
+        </w:rPr>
+        <w:t xml:space="preserve">            </w:t>
+      </w:r>
+      <w:r>
+        <w:rPr>
+          <w:rFonts w:ascii="Times New Roman" w:eastAsia="Times New Roman" w:hAnsi="Times New Roman" w:cs="Times New Roman"/>
+          <w:b/>
+          <w:sz w:val="24"/>
+          <w:szCs w:val="24"/>
+          <w:lang w:val="en-US"/>
+        </w:rPr>
+        <w:t>int ch;</w:t>
+      </w:r>
+    </w:p>
+    <w:p>
+      <w:pPr>
+        <w:pStyle w:val="normal1"/>
+        <w:spacing w:before="240" w:after="240" w:line="240" w:lineRule="auto"/>
+        <w:rPr>
+          <w:rFonts w:ascii="Times New Roman" w:eastAsia="Times New Roman" w:hAnsi="Times New Roman" w:cs="Times New Roman"/>
+          <w:b/>
+          <w:sz w:val="24"/>
+          <w:szCs w:val="24"/>
+          <w:lang w:val="en-US"/>
+        </w:rPr>
+      </w:pPr>
+      <w:r>
+        <w:rPr>
+          <w:rFonts w:ascii="Times New Roman" w:eastAsia="Times New Roman" w:hAnsi="Times New Roman" w:cs="Times New Roman"/>
+          <w:b/>
+          <w:sz w:val="24"/>
+          <w:szCs w:val="24"/>
+          <w:lang w:val="en-US"/>
+        </w:rPr>
+        <w:t>            while ((ch = in.read()) != -1) {</w:t>
+      </w:r>
+    </w:p>
+    <w:p>
+      <w:pPr>
+        <w:pStyle w:val="normal1"/>
+        <w:spacing w:before="240" w:after="240" w:line="240" w:lineRule="auto"/>
+        <w:rPr>
+          <w:rFonts w:ascii="Times New Roman" w:eastAsia="Times New Roman" w:hAnsi="Times New Roman" w:cs="Times New Roman"/>
+          <w:b/>
+          <w:sz w:val="24"/>
+          <w:szCs w:val="24"/>
+        </w:rPr>
+      </w:pPr>
+      <w:r>
+        <w:rPr>
+          <w:rFonts w:ascii="Times New Roman" w:eastAsia="Times New Roman" w:hAnsi="Times New Roman" w:cs="Times New Roman"/>
+          <w:b/>
+          <w:sz w:val="24"/>
+          <w:szCs w:val="24"/>
+          <w:lang w:val="en-US"/>
+        </w:rPr>
+        <w:t xml:space="preserve">                </w:t>
+      </w:r>
+      <w:r>
+        <w:rPr>
+          <w:rFonts w:ascii="Times New Roman" w:eastAsia="Times New Roman" w:hAnsi="Times New Roman" w:cs="Times New Roman"/>
+          <w:b/>
+          <w:i/>
+          <w:iCs/>
+          <w:sz w:val="24"/>
+          <w:szCs w:val="24"/>
+        </w:rPr>
+        <w:t>// символы конца строки не входят в цепочку</w:t>
+      </w:r>
+    </w:p>
+    <w:p>
+      <w:pPr>
+        <w:pStyle w:val="normal1"/>
+        <w:spacing w:before="240" w:after="240" w:line="240" w:lineRule="auto"/>
+        <w:rPr>
+          <w:rFonts w:ascii="Times New Roman" w:eastAsia="Times New Roman" w:hAnsi="Times New Roman" w:cs="Times New Roman"/>
+          <w:b/>
+          <w:sz w:val="24"/>
+          <w:szCs w:val="24"/>
+          <w:lang w:val="en-US"/>
+        </w:rPr>
+      </w:pPr>
+      <w:r>
+        <w:rPr>
+          <w:rFonts w:ascii="Times New Roman" w:eastAsia="Times New Roman" w:hAnsi="Times New Roman" w:cs="Times New Roman"/>
+          <w:b/>
+          <w:sz w:val="24"/>
+          <w:szCs w:val="24"/>
+        </w:rPr>
+        <w:t xml:space="preserve">                </w:t>
+      </w:r>
+      <w:r>
+        <w:rPr>
+          <w:rFonts w:ascii="Times New Roman" w:eastAsia="Times New Roman" w:hAnsi="Times New Roman" w:cs="Times New Roman"/>
+          <w:b/>
+          <w:sz w:val="24"/>
+          <w:szCs w:val="24"/>
+          <w:lang w:val="en-US"/>
+        </w:rPr>
+        <w:t>if (ch == '\r' || ch == '\n') continue;</w:t>
+      </w:r>
+    </w:p>
+    <w:p>
+      <w:pPr>
+        <w:pStyle w:val="normal1"/>
+        <w:spacing w:before="240" w:after="240" w:line="240" w:lineRule="auto"/>
+        <w:rPr>
+          <w:rFonts w:ascii="Times New Roman" w:eastAsia="Times New Roman" w:hAnsi="Times New Roman" w:cs="Times New Roman"/>
+          <w:b/>
+          <w:sz w:val="24"/>
+          <w:szCs w:val="24"/>
+          <w:lang w:val="en-US"/>
+        </w:rPr>
+      </w:pPr>
+      <w:r>
+        <w:rPr>
+          <w:rFonts w:ascii="Times New Roman" w:eastAsia="Times New Roman" w:hAnsi="Times New Roman" w:cs="Times New Roman"/>
+          <w:b/>
+          <w:sz w:val="24"/>
+          <w:szCs w:val="24"/>
+          <w:lang w:val="en-US"/>
+        </w:rPr>
+        <w:t>                sum += ch;</w:t>
+      </w:r>
+    </w:p>
+    <w:p>
+      <w:pPr>
+        <w:pStyle w:val="normal1"/>
+        <w:spacing w:before="240" w:after="240" w:line="240" w:lineRule="auto"/>
+        <w:rPr>
+          <w:rFonts w:ascii="Times New Roman" w:eastAsia="Times New Roman" w:hAnsi="Times New Roman" w:cs="Times New Roman"/>
+          <w:b/>
+          <w:sz w:val="24"/>
+          <w:szCs w:val="24"/>
+          <w:lang w:val="en-US"/>
+        </w:rPr>
+      </w:pPr>
+      <w:r>
+        <w:rPr>
+          <w:rFonts w:ascii="Times New Roman" w:eastAsia="Times New Roman" w:hAnsi="Times New Roman" w:cs="Times New Roman"/>
+          <w:b/>
+          <w:sz w:val="24"/>
+          <w:szCs w:val="24"/>
+          <w:lang w:val="en-US"/>
+        </w:rPr>
+        <w:t>                count++;</w:t>
+      </w:r>
+    </w:p>
+    <w:p>
+      <w:pPr>
+        <w:pStyle w:val="normal1"/>
+        <w:spacing w:before="240" w:after="240" w:line="240" w:lineRule="auto"/>
+        <w:rPr>
+          <w:rFonts w:ascii="Times New Roman" w:eastAsia="Times New Roman" w:hAnsi="Times New Roman" w:cs="Times New Roman"/>
+          <w:b/>
+          <w:sz w:val="24"/>
+          <w:szCs w:val="24"/>
+          <w:lang w:val="en-US"/>
+        </w:rPr>
+      </w:pPr>
+      <w:r>
+        <w:rPr>
+          <w:rFonts w:ascii="Times New Roman" w:eastAsia="Times New Roman" w:hAnsi="Times New Roman" w:cs="Times New Roman"/>
+          <w:b/>
+          <w:sz w:val="24"/>
+          <w:szCs w:val="24"/>
+          <w:lang w:val="en-US"/>
+        </w:rPr>
+        <w:t>                if (count == CHAIN_LEN) {          </w:t>
+      </w:r>
+      <w:r>
+        <w:rPr>
+          <w:rFonts w:ascii="Times New Roman" w:eastAsia="Times New Roman" w:hAnsi="Times New Roman" w:cs="Times New Roman"/>
+          <w:b/>
+          <w:i/>
+          <w:iCs/>
+          <w:sz w:val="24"/>
+          <w:szCs w:val="24"/>
+          <w:lang w:val="en-US"/>
+        </w:rPr>
+        <w:t xml:space="preserve">// </w:t>
+      </w:r>
+      <w:r>
+        <w:rPr>
+          <w:rFonts w:ascii="Times New Roman" w:eastAsia="Times New Roman" w:hAnsi="Times New Roman" w:cs="Times New Roman"/>
+          <w:b/>
+          <w:i/>
+          <w:iCs/>
+          <w:sz w:val="24"/>
+          <w:szCs w:val="24"/>
+        </w:rPr>
+        <w:t>цепочка</w:t>
+      </w:r>
+      <w:r>
+        <w:rPr>
+          <w:rFonts w:ascii="Times New Roman" w:eastAsia="Times New Roman" w:hAnsi="Times New Roman" w:cs="Times New Roman"/>
+          <w:b/>
+          <w:i/>
+          <w:iCs/>
+          <w:sz w:val="24"/>
+          <w:szCs w:val="24"/>
+          <w:lang w:val="en-US"/>
+        </w:rPr>
+        <w:t xml:space="preserve"> </w:t>
+      </w:r>
+      <w:r>
+        <w:rPr>
+          <w:rFonts w:ascii="Times New Roman" w:eastAsia="Times New Roman" w:hAnsi="Times New Roman" w:cs="Times New Roman"/>
+          <w:b/>
+          <w:i/>
+          <w:iCs/>
+          <w:sz w:val="24"/>
+          <w:szCs w:val="24"/>
+        </w:rPr>
+        <w:t>из</w:t>
+      </w:r>
+      <w:r>
+        <w:rPr>
+          <w:rFonts w:ascii="Times New Roman" w:eastAsia="Times New Roman" w:hAnsi="Times New Roman" w:cs="Times New Roman"/>
+          <w:b/>
+          <w:i/>
+          <w:iCs/>
+          <w:sz w:val="24"/>
+          <w:szCs w:val="24"/>
+          <w:lang w:val="en-US"/>
+        </w:rPr>
+        <w:t xml:space="preserve"> 10 </w:t>
+      </w:r>
+      <w:r>
+        <w:rPr>
+          <w:rFonts w:ascii="Times New Roman" w:eastAsia="Times New Roman" w:hAnsi="Times New Roman" w:cs="Times New Roman"/>
+          <w:b/>
+          <w:i/>
+          <w:iCs/>
+          <w:sz w:val="24"/>
+          <w:szCs w:val="24"/>
+        </w:rPr>
+        <w:t>символов</w:t>
+      </w:r>
+      <w:r>
+        <w:rPr>
+          <w:rFonts w:ascii="Times New Roman" w:eastAsia="Times New Roman" w:hAnsi="Times New Roman" w:cs="Times New Roman"/>
+          <w:b/>
+          <w:i/>
+          <w:iCs/>
+          <w:sz w:val="24"/>
+          <w:szCs w:val="24"/>
+          <w:lang w:val="en-US"/>
+        </w:rPr>
+        <w:t xml:space="preserve"> </w:t>
+      </w:r>
+      <w:r>
+        <w:rPr>
+          <w:rFonts w:ascii="Times New Roman" w:eastAsia="Times New Roman" w:hAnsi="Times New Roman" w:cs="Times New Roman"/>
+          <w:b/>
+          <w:i/>
+          <w:iCs/>
+          <w:sz w:val="24"/>
+          <w:szCs w:val="24"/>
+        </w:rPr>
+        <w:t>принята</w:t>
+      </w:r>
+    </w:p>
+    <w:p>
+      <w:pPr>
+        <w:pStyle w:val="normal1"/>
+        <w:spacing w:before="240" w:after="240" w:line="240" w:lineRule="auto"/>
+        <w:rPr>
+          <w:rFonts w:ascii="Times New Roman" w:eastAsia="Times New Roman" w:hAnsi="Times New Roman" w:cs="Times New Roman"/>
+          <w:b/>
+          <w:sz w:val="24"/>
+          <w:szCs w:val="24"/>
+          <w:lang w:val="en-US"/>
+        </w:rPr>
+      </w:pPr>
+      <w:r>
+        <w:rPr>
+          <w:rFonts w:ascii="Times New Roman" w:eastAsia="Times New Roman" w:hAnsi="Times New Roman" w:cs="Times New Roman"/>
+          <w:b/>
+          <w:sz w:val="24"/>
+          <w:szCs w:val="24"/>
+          <w:lang w:val="en-US"/>
+        </w:rPr>
+        <w:t>                    System.out.println(socket.getPort() + ": checksum = " + sum);</w:t>
+      </w:r>
+    </w:p>
+    <w:p>
+      <w:pPr>
+        <w:pStyle w:val="normal1"/>
+        <w:spacing w:before="240" w:after="240" w:line="240" w:lineRule="auto"/>
+        <w:rPr>
+          <w:rFonts w:ascii="Times New Roman" w:eastAsia="Times New Roman" w:hAnsi="Times New Roman" w:cs="Times New Roman"/>
+          <w:b/>
+          <w:sz w:val="24"/>
+          <w:szCs w:val="24"/>
+          <w:lang w:val="en-US"/>
+        </w:rPr>
+      </w:pPr>
+      <w:r>
+        <w:rPr>
+          <w:rFonts w:ascii="Times New Roman" w:eastAsia="Times New Roman" w:hAnsi="Times New Roman" w:cs="Times New Roman"/>
+          <w:b/>
+          <w:sz w:val="24"/>
+          <w:szCs w:val="24"/>
+          <w:lang w:val="en-US"/>
+        </w:rPr>
+        <w:t>                    out.println("Checksum: " + sum);</w:t>
+      </w:r>
+    </w:p>
+    <w:p>
+      <w:pPr>
+        <w:pStyle w:val="normal1"/>
+        <w:spacing w:before="240" w:after="240" w:line="240" w:lineRule="auto"/>
+        <w:rPr>
+          <w:rFonts w:ascii="Times New Roman" w:eastAsia="Times New Roman" w:hAnsi="Times New Roman" w:cs="Times New Roman"/>
+          <w:b/>
+          <w:sz w:val="24"/>
+          <w:szCs w:val="24"/>
+          <w:lang w:val="en-US"/>
+        </w:rPr>
+      </w:pPr>
+      <w:r>
+        <w:rPr>
+          <w:rFonts w:ascii="Times New Roman" w:eastAsia="Times New Roman" w:hAnsi="Times New Roman" w:cs="Times New Roman"/>
+          <w:b/>
+          <w:sz w:val="24"/>
+          <w:szCs w:val="24"/>
+          <w:lang w:val="en-US"/>
+        </w:rPr>
+        <w:t>                    count = 0;</w:t>
+      </w:r>
+    </w:p>
+    <w:p>
+      <w:pPr>
+        <w:pStyle w:val="normal1"/>
+        <w:spacing w:before="240" w:after="240" w:line="240" w:lineRule="auto"/>
+        <w:rPr>
+          <w:rFonts w:ascii="Times New Roman" w:eastAsia="Times New Roman" w:hAnsi="Times New Roman" w:cs="Times New Roman"/>
+          <w:b/>
+          <w:sz w:val="24"/>
+          <w:szCs w:val="24"/>
+          <w:lang w:val="en-US"/>
+        </w:rPr>
+      </w:pPr>
+      <w:r>
+        <w:rPr>
+          <w:rFonts w:ascii="Times New Roman" w:eastAsia="Times New Roman" w:hAnsi="Times New Roman" w:cs="Times New Roman"/>
+          <w:b/>
+          <w:sz w:val="24"/>
+          <w:szCs w:val="24"/>
+          <w:lang w:val="en-US"/>
+        </w:rPr>
+        <w:t>                    sum = 0;</w:t>
+      </w:r>
+    </w:p>
+    <w:p>
+      <w:pPr>
+        <w:pStyle w:val="normal1"/>
+        <w:spacing w:before="240" w:after="240" w:line="240" w:lineRule="auto"/>
+        <w:rPr>
+          <w:rFonts w:ascii="Times New Roman" w:eastAsia="Times New Roman" w:hAnsi="Times New Roman" w:cs="Times New Roman"/>
+          <w:b/>
+          <w:sz w:val="24"/>
+          <w:szCs w:val="24"/>
+          <w:lang w:val="en-US"/>
+        </w:rPr>
+      </w:pPr>
+      <w:r>
+        <w:rPr>
+          <w:rFonts w:ascii="Times New Roman" w:eastAsia="Times New Roman" w:hAnsi="Times New Roman" w:cs="Times New Roman"/>
+          <w:b/>
+          <w:sz w:val="24"/>
+          <w:szCs w:val="24"/>
+          <w:lang w:val="en-US"/>
+        </w:rPr>
+        <w:t>                }</w:t>
+      </w:r>
+    </w:p>
+    <w:p>
+      <w:pPr>
+        <w:pStyle w:val="normal1"/>
+        <w:spacing w:before="240" w:after="240" w:line="240" w:lineRule="auto"/>
+        <w:rPr>
+          <w:rFonts w:ascii="Times New Roman" w:eastAsia="Times New Roman" w:hAnsi="Times New Roman" w:cs="Times New Roman"/>
+          <w:b/>
+          <w:sz w:val="24"/>
+          <w:szCs w:val="24"/>
+          <w:lang w:val="en-US"/>
+        </w:rPr>
+      </w:pPr>
+      <w:r>
+        <w:rPr>
+          <w:rFonts w:ascii="Times New Roman" w:eastAsia="Times New Roman" w:hAnsi="Times New Roman" w:cs="Times New Roman"/>
+          <w:b/>
+          <w:sz w:val="24"/>
+          <w:szCs w:val="24"/>
+          <w:lang w:val="en-US"/>
+        </w:rPr>
+        <w:t>            }</w:t>
+      </w:r>
+    </w:p>
+    <w:p>
+      <w:pPr>
+        <w:pStyle w:val="normal1"/>
+        <w:spacing w:before="240" w:after="240" w:line="240" w:lineRule="auto"/>
+        <w:rPr>
+          <w:rFonts w:ascii="Times New Roman" w:eastAsia="Times New Roman" w:hAnsi="Times New Roman" w:cs="Times New Roman"/>
+          <w:b/>
+          <w:sz w:val="24"/>
+          <w:szCs w:val="24"/>
+          <w:lang w:val="en-US"/>
+        </w:rPr>
+      </w:pPr>
+      <w:r>
+        <w:rPr>
+          <w:rFonts w:ascii="Times New Roman" w:eastAsia="Times New Roman" w:hAnsi="Times New Roman" w:cs="Times New Roman"/>
+          <w:b/>
+          <w:sz w:val="24"/>
+          <w:szCs w:val="24"/>
+          <w:lang w:val="en-US"/>
+        </w:rPr>
+        <w:t>        } catch (IOException e) {</w:t>
+      </w:r>
+    </w:p>
+    <w:p>
+      <w:pPr>
+        <w:pStyle w:val="normal1"/>
+        <w:spacing w:before="240" w:after="240" w:line="240" w:lineRule="auto"/>
+        <w:rPr>
+          <w:rFonts w:ascii="Times New Roman" w:eastAsia="Times New Roman" w:hAnsi="Times New Roman" w:cs="Times New Roman"/>
+          <w:b/>
+          <w:sz w:val="24"/>
+          <w:szCs w:val="24"/>
+          <w:lang w:val="en-US"/>
+        </w:rPr>
+      </w:pPr>
+      <w:r>
+        <w:rPr>
+          <w:rFonts w:ascii="Times New Roman" w:eastAsia="Times New Roman" w:hAnsi="Times New Roman" w:cs="Times New Roman"/>
+          <w:b/>
+          <w:sz w:val="24"/>
+          <w:szCs w:val="24"/>
+          <w:lang w:val="en-US"/>
+        </w:rPr>
+        <w:t>            System.err.println("IO Exception: " + e.getMessage());</w:t>
+      </w:r>
+    </w:p>
+    <w:p>
+      <w:pPr>
+        <w:pStyle w:val="normal1"/>
+        <w:spacing w:before="240" w:after="240" w:line="240" w:lineRule="auto"/>
+        <w:rPr>
+          <w:rFonts w:ascii="Times New Roman" w:eastAsia="Times New Roman" w:hAnsi="Times New Roman" w:cs="Times New Roman"/>
+          <w:b/>
+          <w:sz w:val="24"/>
+          <w:szCs w:val="24"/>
+          <w:lang w:val="en-US"/>
+        </w:rPr>
+      </w:pPr>
+      <w:r>
+        <w:rPr>
+          <w:rFonts w:ascii="Times New Roman" w:eastAsia="Times New Roman" w:hAnsi="Times New Roman" w:cs="Times New Roman"/>
+          <w:b/>
+          <w:sz w:val="24"/>
+          <w:szCs w:val="24"/>
+          <w:lang w:val="en-US"/>
+        </w:rPr>
+        <w:t>        } finally {</w:t>
+      </w:r>
+    </w:p>
+    <w:p>
+      <w:pPr>
+        <w:pStyle w:val="normal1"/>
+        <w:spacing w:before="240" w:after="240" w:line="240" w:lineRule="auto"/>
+        <w:rPr>
+          <w:rFonts w:ascii="Times New Roman" w:eastAsia="Times New Roman" w:hAnsi="Times New Roman" w:cs="Times New Roman"/>
+          <w:b/>
+          <w:sz w:val="24"/>
+          <w:szCs w:val="24"/>
+          <w:lang w:val="en-US"/>
+        </w:rPr>
+      </w:pPr>
+      <w:r>
+        <w:rPr>
+          <w:rFonts w:ascii="Times New Roman" w:eastAsia="Times New Roman" w:hAnsi="Times New Roman" w:cs="Times New Roman"/>
+          <w:b/>
+          <w:sz w:val="24"/>
+          <w:szCs w:val="24"/>
+          <w:lang w:val="en-US"/>
+        </w:rPr>
+        <w:t>            try {</w:t>
+      </w:r>
+    </w:p>
+    <w:p>
+      <w:pPr>
+        <w:pStyle w:val="normal1"/>
+        <w:spacing w:before="240" w:after="240" w:line="240" w:lineRule="auto"/>
+        <w:rPr>
+          <w:rFonts w:ascii="Times New Roman" w:eastAsia="Times New Roman" w:hAnsi="Times New Roman" w:cs="Times New Roman"/>
+          <w:b/>
+          <w:sz w:val="24"/>
+          <w:szCs w:val="24"/>
+          <w:lang w:val="en-US"/>
+        </w:rPr>
+      </w:pPr>
+      <w:r>
+        <w:rPr>
+          <w:rFonts w:ascii="Times New Roman" w:eastAsia="Times New Roman" w:hAnsi="Times New Roman" w:cs="Times New Roman"/>
+          <w:b/>
+          <w:sz w:val="24"/>
+          <w:szCs w:val="24"/>
+          <w:lang w:val="en-US"/>
+        </w:rPr>
+        <w:t>                System.out.println("closing " + socket);</w:t>
+      </w:r>
+    </w:p>
+    <w:p>
+      <w:pPr>
+        <w:pStyle w:val="normal1"/>
+        <w:spacing w:before="240" w:after="240" w:line="240" w:lineRule="auto"/>
+        <w:rPr>
+          <w:rFonts w:ascii="Times New Roman" w:eastAsia="Times New Roman" w:hAnsi="Times New Roman" w:cs="Times New Roman"/>
+          <w:b/>
+          <w:sz w:val="24"/>
+          <w:szCs w:val="24"/>
+          <w:lang w:val="en-US"/>
+        </w:rPr>
+      </w:pPr>
+      <w:r>
+        <w:rPr>
+          <w:rFonts w:ascii="Times New Roman" w:eastAsia="Times New Roman" w:hAnsi="Times New Roman" w:cs="Times New Roman"/>
+          <w:b/>
+          <w:sz w:val="24"/>
+          <w:szCs w:val="24"/>
+          <w:lang w:val="en-US"/>
+        </w:rPr>
+        <w:t>                socket.close();                    </w:t>
+      </w:r>
+      <w:r>
+        <w:rPr>
+          <w:rFonts w:ascii="Times New Roman" w:eastAsia="Times New Roman" w:hAnsi="Times New Roman" w:cs="Times New Roman"/>
+          <w:b/>
+          <w:i/>
+          <w:iCs/>
+          <w:sz w:val="24"/>
+          <w:szCs w:val="24"/>
+          <w:lang w:val="en-US"/>
+        </w:rPr>
+        <w:t xml:space="preserve">// </w:t>
+      </w:r>
+      <w:r>
+        <w:rPr>
+          <w:rFonts w:ascii="Times New Roman" w:eastAsia="Times New Roman" w:hAnsi="Times New Roman" w:cs="Times New Roman"/>
+          <w:b/>
+          <w:i/>
+          <w:iCs/>
+          <w:sz w:val="24"/>
+          <w:szCs w:val="24"/>
+        </w:rPr>
+        <w:t>всегда</w:t>
+      </w:r>
+      <w:r>
+        <w:rPr>
+          <w:rFonts w:ascii="Times New Roman" w:eastAsia="Times New Roman" w:hAnsi="Times New Roman" w:cs="Times New Roman"/>
+          <w:b/>
+          <w:i/>
+          <w:iCs/>
+          <w:sz w:val="24"/>
+          <w:szCs w:val="24"/>
+          <w:lang w:val="en-US"/>
+        </w:rPr>
+        <w:t xml:space="preserve"> </w:t>
+      </w:r>
+      <w:r>
+        <w:rPr>
+          <w:rFonts w:ascii="Times New Roman" w:eastAsia="Times New Roman" w:hAnsi="Times New Roman" w:cs="Times New Roman"/>
+          <w:b/>
+          <w:i/>
+          <w:iCs/>
+          <w:sz w:val="24"/>
+          <w:szCs w:val="24"/>
+        </w:rPr>
+        <w:t>освобождаем</w:t>
+      </w:r>
+      <w:r>
+        <w:rPr>
+          <w:rFonts w:ascii="Times New Roman" w:eastAsia="Times New Roman" w:hAnsi="Times New Roman" w:cs="Times New Roman"/>
+          <w:b/>
+          <w:i/>
+          <w:iCs/>
+          <w:sz w:val="24"/>
+          <w:szCs w:val="24"/>
+          <w:lang w:val="en-US"/>
+        </w:rPr>
+        <w:t xml:space="preserve"> </w:t>
+      </w:r>
+      <w:r>
+        <w:rPr>
+          <w:rFonts w:ascii="Times New Roman" w:eastAsia="Times New Roman" w:hAnsi="Times New Roman" w:cs="Times New Roman"/>
+          <w:b/>
+          <w:i/>
+          <w:iCs/>
+          <w:sz w:val="24"/>
+          <w:szCs w:val="24"/>
+        </w:rPr>
+        <w:t>сокет</w:t>
+      </w:r>
+    </w:p>
+    <w:p>
+      <w:pPr>
+        <w:pStyle w:val="normal1"/>
+        <w:spacing w:before="240" w:after="240" w:line="240" w:lineRule="auto"/>
+        <w:rPr>
+          <w:rFonts w:ascii="Times New Roman" w:eastAsia="Times New Roman" w:hAnsi="Times New Roman" w:cs="Times New Roman"/>
+          <w:b/>
+          <w:sz w:val="24"/>
+          <w:szCs w:val="24"/>
+          <w:lang w:val="en-US"/>
+        </w:rPr>
+      </w:pPr>
+      <w:r>
+        <w:rPr>
+          <w:rFonts w:ascii="Times New Roman" w:eastAsia="Times New Roman" w:hAnsi="Times New Roman" w:cs="Times New Roman"/>
+          <w:b/>
+          <w:sz w:val="24"/>
+          <w:szCs w:val="24"/>
+          <w:lang w:val="en-US"/>
+        </w:rPr>
+        <w:t>            } catch (IOException e) {</w:t>
+      </w:r>
+    </w:p>
+    <w:p>
+      <w:pPr>
+        <w:pStyle w:val="normal1"/>
+        <w:spacing w:before="240" w:after="240" w:line="240" w:lineRule="auto"/>
+        <w:rPr>
+          <w:rFonts w:ascii="Times New Roman" w:eastAsia="Times New Roman" w:hAnsi="Times New Roman" w:cs="Times New Roman"/>
+          <w:b/>
+          <w:sz w:val="24"/>
+          <w:szCs w:val="24"/>
+          <w:lang w:val="en-US"/>
+        </w:rPr>
+      </w:pPr>
+      <w:r>
+        <w:rPr>
+          <w:rFonts w:ascii="Times New Roman" w:eastAsia="Times New Roman" w:hAnsi="Times New Roman" w:cs="Times New Roman"/>
+          <w:b/>
+          <w:sz w:val="24"/>
+          <w:szCs w:val="24"/>
+          <w:lang w:val="en-US"/>
+        </w:rPr>
+        <w:t>                System.err.println("Socket not closed");</w:t>
+      </w:r>
+    </w:p>
+    <w:p>
+      <w:pPr>
+        <w:pStyle w:val="normal1"/>
+        <w:spacing w:before="240" w:after="240" w:line="240" w:lineRule="auto"/>
+        <w:rPr>
+          <w:rFonts w:ascii="Times New Roman" w:eastAsia="Times New Roman" w:hAnsi="Times New Roman" w:cs="Times New Roman"/>
+          <w:b/>
+          <w:sz w:val="24"/>
+          <w:szCs w:val="24"/>
+        </w:rPr>
+      </w:pPr>
+      <w:r>
+        <w:rPr>
+          <w:rFonts w:ascii="Times New Roman" w:eastAsia="Times New Roman" w:hAnsi="Times New Roman" w:cs="Times New Roman"/>
+          <w:b/>
+          <w:sz w:val="24"/>
+          <w:szCs w:val="24"/>
+          <w:lang w:val="en-US"/>
+        </w:rPr>
+        <w:t xml:space="preserve">            </w:t>
+      </w:r>
+      <w:r>
+        <w:rPr>
+          <w:rFonts w:ascii="Times New Roman" w:eastAsia="Times New Roman" w:hAnsi="Times New Roman" w:cs="Times New Roman"/>
+          <w:b/>
+          <w:sz w:val="24"/>
+          <w:szCs w:val="24"/>
+        </w:rPr>
+        <w:t>}</w:t>
+      </w:r>
+    </w:p>
+    <w:p>
+      <w:pPr>
+        <w:pStyle w:val="normal1"/>
+        <w:spacing w:before="240" w:after="240" w:line="240" w:lineRule="auto"/>
+        <w:rPr>
+          <w:rFonts w:ascii="Times New Roman" w:eastAsia="Times New Roman" w:hAnsi="Times New Roman" w:cs="Times New Roman"/>
+          <w:b/>
+          <w:sz w:val="24"/>
+          <w:szCs w:val="24"/>
+        </w:rPr>
+      </w:pPr>
+      <w:r>
+        <w:rPr>
+          <w:rFonts w:ascii="Times New Roman" w:eastAsia="Times New Roman" w:hAnsi="Times New Roman" w:cs="Times New Roman"/>
+          <w:b/>
+          <w:sz w:val="24"/>
+          <w:szCs w:val="24"/>
+        </w:rPr>
+        <w:t>        }</w:t>
+      </w:r>
+    </w:p>
+    <w:p>
+      <w:pPr>
+        <w:pStyle w:val="normal1"/>
+        <w:spacing w:before="240" w:after="240" w:line="240" w:lineRule="auto"/>
+        <w:rPr>
+          <w:rFonts w:ascii="Times New Roman" w:eastAsia="Times New Roman" w:hAnsi="Times New Roman" w:cs="Times New Roman"/>
+          <w:b/>
+          <w:sz w:val="24"/>
+          <w:szCs w:val="24"/>
+        </w:rPr>
+      </w:pPr>
+      <w:r>
+        <w:rPr>
+          <w:rFonts w:ascii="Times New Roman" w:eastAsia="Times New Roman" w:hAnsi="Times New Roman" w:cs="Times New Roman"/>
+          <w:b/>
+          <w:sz w:val="24"/>
+          <w:szCs w:val="24"/>
+        </w:rPr>
+        <w:t>    }</w:t>
+      </w:r>
+    </w:p>
+    <w:p>
+      <w:pPr>
+        <w:pStyle w:val="normal1"/>
+        <w:spacing w:before="240" w:after="240" w:line="240" w:lineRule="auto"/>
+        <w:rPr>
+          <w:rFonts w:ascii="Times New Roman" w:eastAsia="Times New Roman" w:hAnsi="Times New Roman" w:cs="Times New Roman"/>
+          <w:b/>
+          <w:sz w:val="24"/>
+          <w:szCs w:val="24"/>
+        </w:rPr>
+      </w:pPr>
+      <w:r>
+        <w:rPr>
+          <w:rFonts w:ascii="Times New Roman" w:eastAsia="Times New Roman" w:hAnsi="Times New Roman" w:cs="Times New Roman"/>
+          <w:b/>
+          <w:sz w:val="24"/>
+          <w:szCs w:val="24"/>
+        </w:rPr>
+        <w:t>}</w:t>
+      </w:r>
+    </w:p>
+    <w:p>
+      <w:pPr>
+        <w:pStyle w:val="normal1"/>
+        <w:spacing w:before="240" w:after="240" w:line="240" w:lineRule="auto"/>
+        <w:rPr>
+          <w:rFonts w:ascii="Times New Roman" w:eastAsia="Times New Roman" w:hAnsi="Times New Roman" w:cs="Times New Roman"/>
+          <w:b/>
+          <w:sz w:val="24"/>
+          <w:szCs w:val="24"/>
+        </w:rPr>
+      </w:pPr>
+    </w:p>
+    <w:p>
+      <w:pPr>
+        <w:pStyle w:val="normal1"/>
+        <w:spacing w:before="240" w:after="240" w:line="240" w:lineRule="auto"/>
+        <w:rPr>
+          <w:rFonts w:ascii="Times New Roman" w:eastAsia="Times New Roman" w:hAnsi="Times New Roman" w:cs="Times New Roman"/>
+          <w:b/>
+          <w:sz w:val="24"/>
+          <w:szCs w:val="24"/>
+        </w:rPr>
+      </w:pPr>
+      <w:r>
+        <w:rPr>
+          <w:rFonts w:ascii="Times New Roman" w:eastAsia="Times New Roman" w:hAnsi="Times New Roman" w:cs="Times New Roman"/>
+          <w:b/>
+          <w:sz w:val="24"/>
+          <w:szCs w:val="24"/>
+        </w:rPr>
+        <w:lastRenderedPageBreak/>
+        <w:t>Реализация клиента:</w:t>
+      </w:r>
+    </w:p>
+    <w:p>
+      <w:pPr>
+        <w:pStyle w:val="normal1"/>
+        <w:spacing w:before="240" w:after="240" w:line="240" w:lineRule="auto"/>
+        <w:rPr>
+          <w:rFonts w:ascii="Times New Roman" w:eastAsia="Times New Roman" w:hAnsi="Times New Roman" w:cs="Times New Roman"/>
+          <w:b/>
+          <w:sz w:val="24"/>
+          <w:szCs w:val="24"/>
+          <w:lang w:val="en-US"/>
+        </w:rPr>
+      </w:pPr>
+      <w:r>
+        <w:rPr>
+          <w:rFonts w:ascii="Times New Roman" w:eastAsia="Times New Roman" w:hAnsi="Times New Roman" w:cs="Times New Roman"/>
+          <w:b/>
+          <w:sz w:val="24"/>
+          <w:szCs w:val="24"/>
+          <w:lang w:val="en-US"/>
+        </w:rPr>
+        <w:t>import javax.swing.</w:t>
+      </w:r>
+      <w:r>
+        <w:rPr>
+          <w:rFonts w:ascii="Times New Roman" w:eastAsia="Times New Roman" w:hAnsi="Times New Roman" w:cs="Times New Roman"/>
+          <w:b/>
+          <w:i/>
+          <w:iCs/>
+          <w:sz w:val="24"/>
+          <w:szCs w:val="24"/>
+          <w:lang w:val="en-US"/>
+        </w:rPr>
+        <w:t>*</w:t>
+      </w:r>
+      <w:r>
+        <w:rPr>
+          <w:rFonts w:ascii="Times New Roman" w:eastAsia="Times New Roman" w:hAnsi="Times New Roman" w:cs="Times New Roman"/>
+          <w:b/>
+          <w:sz w:val="24"/>
+          <w:szCs w:val="24"/>
+          <w:lang w:val="en-US"/>
+        </w:rPr>
+        <w:t>;</w:t>
+      </w:r>
+    </w:p>
+    <w:p>
+      <w:pPr>
+        <w:pStyle w:val="normal1"/>
+        <w:spacing w:before="240" w:after="240" w:line="240" w:lineRule="auto"/>
+        <w:rPr>
+          <w:rFonts w:ascii="Times New Roman" w:eastAsia="Times New Roman" w:hAnsi="Times New Roman" w:cs="Times New Roman"/>
+          <w:b/>
+          <w:sz w:val="24"/>
+          <w:szCs w:val="24"/>
+          <w:lang w:val="en-US"/>
+        </w:rPr>
+      </w:pPr>
+      <w:r>
+        <w:rPr>
+          <w:rFonts w:ascii="Times New Roman" w:eastAsia="Times New Roman" w:hAnsi="Times New Roman" w:cs="Times New Roman"/>
+          <w:b/>
+          <w:sz w:val="24"/>
+          <w:szCs w:val="24"/>
+          <w:lang w:val="en-US"/>
+        </w:rPr>
+        <w:t>import java.awt.</w:t>
+      </w:r>
+      <w:r>
+        <w:rPr>
+          <w:rFonts w:ascii="Times New Roman" w:eastAsia="Times New Roman" w:hAnsi="Times New Roman" w:cs="Times New Roman"/>
+          <w:b/>
+          <w:i/>
+          <w:iCs/>
+          <w:sz w:val="24"/>
+          <w:szCs w:val="24"/>
+          <w:lang w:val="en-US"/>
+        </w:rPr>
+        <w:t>*</w:t>
+      </w:r>
+      <w:r>
+        <w:rPr>
+          <w:rFonts w:ascii="Times New Roman" w:eastAsia="Times New Roman" w:hAnsi="Times New Roman" w:cs="Times New Roman"/>
+          <w:b/>
+          <w:sz w:val="24"/>
+          <w:szCs w:val="24"/>
+          <w:lang w:val="en-US"/>
+        </w:rPr>
+        <w:t>;</w:t>
+      </w:r>
+    </w:p>
+    <w:p>
+      <w:pPr>
+        <w:pStyle w:val="normal1"/>
+        <w:spacing w:before="240" w:after="240" w:line="240" w:lineRule="auto"/>
+        <w:rPr>
+          <w:rFonts w:ascii="Times New Roman" w:eastAsia="Times New Roman" w:hAnsi="Times New Roman" w:cs="Times New Roman"/>
+          <w:b/>
+          <w:sz w:val="24"/>
+          <w:szCs w:val="24"/>
+          <w:lang w:val="en-US"/>
+        </w:rPr>
+      </w:pPr>
+      <w:r>
+        <w:rPr>
+          <w:rFonts w:ascii="Times New Roman" w:eastAsia="Times New Roman" w:hAnsi="Times New Roman" w:cs="Times New Roman"/>
+          <w:b/>
+          <w:sz w:val="24"/>
+          <w:szCs w:val="24"/>
+          <w:lang w:val="en-US"/>
+        </w:rPr>
+        <w:t>import java.awt.event.</w:t>
+      </w:r>
+      <w:r>
+        <w:rPr>
+          <w:rFonts w:ascii="Times New Roman" w:eastAsia="Times New Roman" w:hAnsi="Times New Roman" w:cs="Times New Roman"/>
+          <w:b/>
+          <w:i/>
+          <w:iCs/>
+          <w:sz w:val="24"/>
+          <w:szCs w:val="24"/>
+          <w:lang w:val="en-US"/>
+        </w:rPr>
+        <w:t>*</w:t>
+      </w:r>
+      <w:r>
+        <w:rPr>
+          <w:rFonts w:ascii="Times New Roman" w:eastAsia="Times New Roman" w:hAnsi="Times New Roman" w:cs="Times New Roman"/>
+          <w:b/>
+          <w:sz w:val="24"/>
+          <w:szCs w:val="24"/>
+          <w:lang w:val="en-US"/>
+        </w:rPr>
+        <w:t>;</w:t>
+      </w:r>
+    </w:p>
+    <w:p>
+      <w:pPr>
+        <w:pStyle w:val="normal1"/>
+        <w:spacing w:before="240" w:after="240" w:line="240" w:lineRule="auto"/>
+        <w:rPr>
+          <w:rFonts w:ascii="Times New Roman" w:eastAsia="Times New Roman" w:hAnsi="Times New Roman" w:cs="Times New Roman"/>
+          <w:b/>
+          <w:sz w:val="24"/>
+          <w:szCs w:val="24"/>
+          <w:lang w:val="en-US"/>
+        </w:rPr>
+      </w:pPr>
+      <w:r>
+        <w:rPr>
+          <w:rFonts w:ascii="Times New Roman" w:eastAsia="Times New Roman" w:hAnsi="Times New Roman" w:cs="Times New Roman"/>
+          <w:b/>
+          <w:sz w:val="24"/>
+          <w:szCs w:val="24"/>
+          <w:lang w:val="en-US"/>
+        </w:rPr>
+        <w:t>import java.io.</w:t>
+      </w:r>
+      <w:r>
+        <w:rPr>
+          <w:rFonts w:ascii="Times New Roman" w:eastAsia="Times New Roman" w:hAnsi="Times New Roman" w:cs="Times New Roman"/>
+          <w:b/>
+          <w:i/>
+          <w:iCs/>
+          <w:sz w:val="24"/>
+          <w:szCs w:val="24"/>
+          <w:lang w:val="en-US"/>
+        </w:rPr>
+        <w:t>*</w:t>
+      </w:r>
+      <w:r>
+        <w:rPr>
+          <w:rFonts w:ascii="Times New Roman" w:eastAsia="Times New Roman" w:hAnsi="Times New Roman" w:cs="Times New Roman"/>
+          <w:b/>
+          <w:sz w:val="24"/>
+          <w:szCs w:val="24"/>
+          <w:lang w:val="en-US"/>
+        </w:rPr>
+        <w:t>;</w:t>
+      </w:r>
+    </w:p>
+    <w:p>
+      <w:pPr>
+        <w:pStyle w:val="normal1"/>
+        <w:spacing w:before="240" w:after="240" w:line="240" w:lineRule="auto"/>
+        <w:rPr>
+          <w:rFonts w:ascii="Times New Roman" w:eastAsia="Times New Roman" w:hAnsi="Times New Roman" w:cs="Times New Roman"/>
+          <w:b/>
+          <w:sz w:val="24"/>
+          <w:szCs w:val="24"/>
+          <w:lang w:val="en-US"/>
+        </w:rPr>
+      </w:pPr>
+      <w:r>
+        <w:rPr>
+          <w:rFonts w:ascii="Times New Roman" w:eastAsia="Times New Roman" w:hAnsi="Times New Roman" w:cs="Times New Roman"/>
+          <w:b/>
+          <w:sz w:val="24"/>
+          <w:szCs w:val="24"/>
+          <w:lang w:val="en-US"/>
+        </w:rPr>
+        <w:t>import java.net.</w:t>
+      </w:r>
+      <w:r>
+        <w:rPr>
+          <w:rFonts w:ascii="Times New Roman" w:eastAsia="Times New Roman" w:hAnsi="Times New Roman" w:cs="Times New Roman"/>
+          <w:b/>
+          <w:i/>
+          <w:iCs/>
+          <w:sz w:val="24"/>
+          <w:szCs w:val="24"/>
+          <w:lang w:val="en-US"/>
+        </w:rPr>
+        <w:t>*</w:t>
+      </w:r>
+      <w:r>
+        <w:rPr>
+          <w:rFonts w:ascii="Times New Roman" w:eastAsia="Times New Roman" w:hAnsi="Times New Roman" w:cs="Times New Roman"/>
+          <w:b/>
+          <w:sz w:val="24"/>
+          <w:szCs w:val="24"/>
+          <w:lang w:val="en-US"/>
+        </w:rPr>
+        <w:t>;</w:t>
+      </w:r>
+    </w:p>
+    <w:p>
+      <w:pPr>
+        <w:pStyle w:val="normal1"/>
+        <w:spacing w:before="240" w:after="240" w:line="240" w:lineRule="auto"/>
+        <w:rPr>
+          <w:rFonts w:ascii="Times New Roman" w:eastAsia="Times New Roman" w:hAnsi="Times New Roman" w:cs="Times New Roman"/>
+          <w:b/>
+          <w:sz w:val="24"/>
+          <w:szCs w:val="24"/>
+          <w:lang w:val="en-US"/>
+        </w:rPr>
+      </w:pPr>
+      <w:r>
+        <w:rPr>
+          <w:rFonts w:ascii="Times New Roman" w:eastAsia="Times New Roman" w:hAnsi="Times New Roman" w:cs="Times New Roman"/>
+          <w:b/>
+          <w:sz w:val="24"/>
+          <w:szCs w:val="24"/>
+          <w:lang w:val="en-US"/>
+        </w:rPr>
+        <w:t>import java.nio.charset.StandardCharsets;</w:t>
+      </w:r>
+    </w:p>
+    <w:p>
+      <w:pPr>
+        <w:pStyle w:val="normal1"/>
+        <w:spacing w:before="240" w:after="240" w:line="240" w:lineRule="auto"/>
+        <w:rPr>
+          <w:rFonts w:ascii="Times New Roman" w:eastAsia="Times New Roman" w:hAnsi="Times New Roman" w:cs="Times New Roman"/>
+          <w:b/>
+          <w:sz w:val="24"/>
+          <w:szCs w:val="24"/>
+          <w:lang w:val="en-US"/>
+        </w:rPr>
+      </w:pPr>
+      <w:r>
+        <w:rPr>
+          <w:rFonts w:ascii="Times New Roman" w:eastAsia="Times New Roman" w:hAnsi="Times New Roman" w:cs="Times New Roman"/>
+          <w:b/>
+          <w:sz w:val="24"/>
+          <w:szCs w:val="24"/>
+          <w:lang w:val="en-US"/>
+        </w:rPr>
+        <w:t>import java.time.LocalDateTime;</w:t>
+      </w:r>
+    </w:p>
+    <w:p>
+      <w:pPr>
+        <w:pStyle w:val="normal1"/>
+        <w:spacing w:before="240" w:after="240" w:line="240" w:lineRule="auto"/>
+        <w:rPr>
+          <w:rFonts w:ascii="Times New Roman" w:eastAsia="Times New Roman" w:hAnsi="Times New Roman" w:cs="Times New Roman"/>
+          <w:b/>
+          <w:sz w:val="24"/>
+          <w:szCs w:val="24"/>
+          <w:lang w:val="en-US"/>
+        </w:rPr>
+      </w:pPr>
+      <w:r>
+        <w:rPr>
+          <w:rFonts w:ascii="Times New Roman" w:eastAsia="Times New Roman" w:hAnsi="Times New Roman" w:cs="Times New Roman"/>
+          <w:b/>
+          <w:sz w:val="24"/>
+          <w:szCs w:val="24"/>
+          <w:lang w:val="en-US"/>
+        </w:rPr>
+        <w:t>import java.time.format.DateTimeFormatter;</w:t>
+      </w:r>
+    </w:p>
+    <w:p>
+      <w:pPr>
+        <w:pStyle w:val="normal1"/>
+        <w:spacing w:before="240" w:after="240" w:line="240" w:lineRule="auto"/>
+        <w:rPr>
+          <w:rFonts w:ascii="Times New Roman" w:eastAsia="Times New Roman" w:hAnsi="Times New Roman" w:cs="Times New Roman"/>
+          <w:b/>
+          <w:sz w:val="24"/>
+          <w:szCs w:val="24"/>
+          <w:lang w:val="en-US"/>
+        </w:rPr>
+      </w:pPr>
+      <w:r>
+        <w:rPr>
+          <w:rFonts w:ascii="Times New Roman" w:eastAsia="Times New Roman" w:hAnsi="Times New Roman" w:cs="Times New Roman"/>
+          <w:b/>
+          <w:sz w:val="24"/>
+          <w:szCs w:val="24"/>
+          <w:lang w:val="en-US"/>
+        </w:rPr>
+        <w:t>import java.util.logging.</w:t>
+      </w:r>
+      <w:r>
+        <w:rPr>
+          <w:rFonts w:ascii="Times New Roman" w:eastAsia="Times New Roman" w:hAnsi="Times New Roman" w:cs="Times New Roman"/>
+          <w:b/>
+          <w:i/>
+          <w:iCs/>
+          <w:sz w:val="24"/>
+          <w:szCs w:val="24"/>
+          <w:lang w:val="en-US"/>
+        </w:rPr>
+        <w:t>*</w:t>
+      </w:r>
+      <w:r>
+        <w:rPr>
+          <w:rFonts w:ascii="Times New Roman" w:eastAsia="Times New Roman" w:hAnsi="Times New Roman" w:cs="Times New Roman"/>
+          <w:b/>
+          <w:sz w:val="24"/>
+          <w:szCs w:val="24"/>
+          <w:lang w:val="en-US"/>
+        </w:rPr>
+        <w:t>;</w:t>
+      </w:r>
+    </w:p>
+    <w:p>
+      <w:pPr>
+        <w:pStyle w:val="normal1"/>
+        <w:spacing w:before="240" w:after="240" w:line="240" w:lineRule="auto"/>
+        <w:rPr>
+          <w:rFonts w:ascii="Times New Roman" w:eastAsia="Times New Roman" w:hAnsi="Times New Roman" w:cs="Times New Roman"/>
+          <w:b/>
+          <w:sz w:val="24"/>
+          <w:szCs w:val="24"/>
+          <w:lang w:val="en-US"/>
+        </w:rPr>
+      </w:pPr>
+    </w:p>
+    <w:p>
+      <w:pPr>
+        <w:pStyle w:val="normal1"/>
+        <w:spacing w:before="240" w:after="240" w:line="240" w:lineRule="auto"/>
+        <w:rPr>
+          <w:rFonts w:ascii="Times New Roman" w:eastAsia="Times New Roman" w:hAnsi="Times New Roman" w:cs="Times New Roman"/>
+          <w:b/>
+          <w:sz w:val="24"/>
+          <w:szCs w:val="24"/>
+          <w:lang w:val="en-US"/>
+        </w:rPr>
+      </w:pPr>
+      <w:r>
+        <w:rPr>
+          <w:rFonts w:ascii="Times New Roman" w:eastAsia="Times New Roman" w:hAnsi="Times New Roman" w:cs="Times New Roman"/>
+          <w:b/>
+          <w:sz w:val="24"/>
+          <w:szCs w:val="24"/>
+          <w:lang w:val="en-US"/>
+        </w:rPr>
+        <w:t>public class TcpClient extends JFrame {</w:t>
+      </w:r>
+    </w:p>
+    <w:p>
+      <w:pPr>
+        <w:pStyle w:val="normal1"/>
+        <w:spacing w:before="240" w:after="240" w:line="240" w:lineRule="auto"/>
+        <w:rPr>
+          <w:rFonts w:ascii="Times New Roman" w:eastAsia="Times New Roman" w:hAnsi="Times New Roman" w:cs="Times New Roman"/>
+          <w:b/>
+          <w:sz w:val="24"/>
+          <w:szCs w:val="24"/>
+          <w:lang w:val="en-US"/>
+        </w:rPr>
+      </w:pPr>
+      <w:r>
+        <w:rPr>
+          <w:rFonts w:ascii="Times New Roman" w:eastAsia="Times New Roman" w:hAnsi="Times New Roman" w:cs="Times New Roman"/>
+          <w:b/>
+          <w:sz w:val="24"/>
+          <w:szCs w:val="24"/>
+          <w:lang w:val="en-US"/>
+        </w:rPr>
+        <w:t>    private static final Logger LOG = Logger.getLogger("tcpclient");</w:t>
+      </w:r>
+    </w:p>
+    <w:p>
+      <w:pPr>
+        <w:pStyle w:val="normal1"/>
+        <w:spacing w:before="240" w:after="240" w:line="240" w:lineRule="auto"/>
+        <w:rPr>
+          <w:rFonts w:ascii="Times New Roman" w:eastAsia="Times New Roman" w:hAnsi="Times New Roman" w:cs="Times New Roman"/>
+          <w:b/>
+          <w:sz w:val="24"/>
+          <w:szCs w:val="24"/>
+          <w:lang w:val="en-US"/>
+        </w:rPr>
+      </w:pPr>
+      <w:r>
+        <w:rPr>
+          <w:rFonts w:ascii="Times New Roman" w:eastAsia="Times New Roman" w:hAnsi="Times New Roman" w:cs="Times New Roman"/>
+          <w:b/>
+          <w:sz w:val="24"/>
+          <w:szCs w:val="24"/>
+          <w:lang w:val="en-US"/>
+        </w:rPr>
+        <w:t>    private static final DateTimeFormatter TIME = DateTimeFormatter.ofPattern("yyyy-MM-dd HH:mm:ss.SSS");</w:t>
+      </w:r>
+    </w:p>
+    <w:p>
+      <w:pPr>
+        <w:pStyle w:val="normal1"/>
+        <w:spacing w:before="240" w:after="240" w:line="240" w:lineRule="auto"/>
+        <w:rPr>
+          <w:rFonts w:ascii="Times New Roman" w:eastAsia="Times New Roman" w:hAnsi="Times New Roman" w:cs="Times New Roman"/>
+          <w:b/>
+          <w:sz w:val="24"/>
+          <w:szCs w:val="24"/>
+          <w:lang w:val="en-US"/>
+        </w:rPr>
+      </w:pPr>
+    </w:p>
+    <w:p>
+      <w:pPr>
+        <w:pStyle w:val="normal1"/>
+        <w:spacing w:before="240" w:after="240" w:line="240" w:lineRule="auto"/>
+        <w:rPr>
+          <w:rFonts w:ascii="Times New Roman" w:eastAsia="Times New Roman" w:hAnsi="Times New Roman" w:cs="Times New Roman"/>
+          <w:b/>
+          <w:sz w:val="24"/>
+          <w:szCs w:val="24"/>
+          <w:lang w:val="en-US"/>
+        </w:rPr>
+      </w:pPr>
+      <w:r>
+        <w:rPr>
+          <w:rFonts w:ascii="Times New Roman" w:eastAsia="Times New Roman" w:hAnsi="Times New Roman" w:cs="Times New Roman"/>
+          <w:b/>
+          <w:sz w:val="24"/>
+          <w:szCs w:val="24"/>
+          <w:lang w:val="en-US"/>
+        </w:rPr>
+        <w:t>    private static final String SETTINGS_FILE = "tcp_client_settings.txt";</w:t>
+      </w:r>
+    </w:p>
+    <w:p>
+      <w:pPr>
+        <w:pStyle w:val="normal1"/>
+        <w:spacing w:before="240" w:after="240" w:line="240" w:lineRule="auto"/>
+        <w:rPr>
+          <w:rFonts w:ascii="Times New Roman" w:eastAsia="Times New Roman" w:hAnsi="Times New Roman" w:cs="Times New Roman"/>
+          <w:b/>
+          <w:sz w:val="24"/>
+          <w:szCs w:val="24"/>
+          <w:lang w:val="en-US"/>
+        </w:rPr>
+      </w:pPr>
+      <w:r>
+        <w:rPr>
+          <w:rFonts w:ascii="Times New Roman" w:eastAsia="Times New Roman" w:hAnsi="Times New Roman" w:cs="Times New Roman"/>
+          <w:b/>
+          <w:sz w:val="24"/>
+          <w:szCs w:val="24"/>
+          <w:lang w:val="en-US"/>
+        </w:rPr>
+        <w:t>    private static final String DEFAULT_HOST = "127.0.0.1";</w:t>
+      </w:r>
+    </w:p>
+    <w:p>
+      <w:pPr>
+        <w:pStyle w:val="normal1"/>
+        <w:spacing w:before="240" w:after="240" w:line="240" w:lineRule="auto"/>
+        <w:rPr>
+          <w:rFonts w:ascii="Times New Roman" w:eastAsia="Times New Roman" w:hAnsi="Times New Roman" w:cs="Times New Roman"/>
+          <w:b/>
+          <w:sz w:val="24"/>
+          <w:szCs w:val="24"/>
+          <w:lang w:val="en-US"/>
+        </w:rPr>
+      </w:pPr>
+      <w:r>
+        <w:rPr>
+          <w:rFonts w:ascii="Times New Roman" w:eastAsia="Times New Roman" w:hAnsi="Times New Roman" w:cs="Times New Roman"/>
+          <w:b/>
+          <w:sz w:val="24"/>
+          <w:szCs w:val="24"/>
+          <w:lang w:val="en-US"/>
+        </w:rPr>
+        <w:t>    private static final int DEFAULT_PORT = 8080;</w:t>
+      </w:r>
+    </w:p>
+    <w:p>
+      <w:pPr>
+        <w:pStyle w:val="normal1"/>
+        <w:spacing w:before="240" w:after="240" w:line="240" w:lineRule="auto"/>
+        <w:rPr>
+          <w:rFonts w:ascii="Times New Roman" w:eastAsia="Times New Roman" w:hAnsi="Times New Roman" w:cs="Times New Roman"/>
+          <w:b/>
+          <w:sz w:val="24"/>
+          <w:szCs w:val="24"/>
+          <w:lang w:val="en-US"/>
+        </w:rPr>
+      </w:pPr>
+    </w:p>
+    <w:p>
+      <w:pPr>
+        <w:pStyle w:val="normal1"/>
+        <w:spacing w:before="240" w:after="240" w:line="240" w:lineRule="auto"/>
+        <w:rPr>
+          <w:rFonts w:ascii="Times New Roman" w:eastAsia="Times New Roman" w:hAnsi="Times New Roman" w:cs="Times New Roman"/>
+          <w:b/>
+          <w:sz w:val="24"/>
+          <w:szCs w:val="24"/>
+          <w:lang w:val="en-US"/>
+        </w:rPr>
+      </w:pPr>
+      <w:r>
+        <w:rPr>
+          <w:rFonts w:ascii="Times New Roman" w:eastAsia="Times New Roman" w:hAnsi="Times New Roman" w:cs="Times New Roman"/>
+          <w:b/>
+          <w:sz w:val="24"/>
+          <w:szCs w:val="24"/>
+          <w:lang w:val="en-US"/>
+        </w:rPr>
+        <w:t>    private final JTextArea area = new JTextArea();</w:t>
+      </w:r>
+    </w:p>
+    <w:p>
+      <w:pPr>
+        <w:pStyle w:val="normal1"/>
+        <w:spacing w:before="240" w:after="240" w:line="240" w:lineRule="auto"/>
+        <w:rPr>
+          <w:rFonts w:ascii="Times New Roman" w:eastAsia="Times New Roman" w:hAnsi="Times New Roman" w:cs="Times New Roman"/>
+          <w:b/>
+          <w:sz w:val="24"/>
+          <w:szCs w:val="24"/>
+          <w:lang w:val="en-US"/>
+        </w:rPr>
+      </w:pPr>
+      <w:r>
+        <w:rPr>
+          <w:rFonts w:ascii="Times New Roman" w:eastAsia="Times New Roman" w:hAnsi="Times New Roman" w:cs="Times New Roman"/>
+          <w:b/>
+          <w:sz w:val="24"/>
+          <w:szCs w:val="24"/>
+          <w:lang w:val="en-US"/>
+        </w:rPr>
+        <w:t>    private final JTextField field = new JTextField();</w:t>
+      </w:r>
+    </w:p>
+    <w:p>
+      <w:pPr>
+        <w:pStyle w:val="normal1"/>
+        <w:spacing w:before="240" w:after="240" w:line="240" w:lineRule="auto"/>
+        <w:rPr>
+          <w:rFonts w:ascii="Times New Roman" w:eastAsia="Times New Roman" w:hAnsi="Times New Roman" w:cs="Times New Roman"/>
+          <w:b/>
+          <w:sz w:val="24"/>
+          <w:szCs w:val="24"/>
+          <w:lang w:val="en-US"/>
+        </w:rPr>
+      </w:pPr>
+      <w:r>
+        <w:rPr>
+          <w:rFonts w:ascii="Times New Roman" w:eastAsia="Times New Roman" w:hAnsi="Times New Roman" w:cs="Times New Roman"/>
+          <w:b/>
+          <w:sz w:val="24"/>
+          <w:szCs w:val="24"/>
+          <w:lang w:val="en-US"/>
+        </w:rPr>
+        <w:t>    private Socket socket;</w:t>
+      </w:r>
+    </w:p>
+    <w:p>
+      <w:pPr>
+        <w:pStyle w:val="normal1"/>
+        <w:spacing w:before="240" w:after="240" w:line="240" w:lineRule="auto"/>
+        <w:rPr>
+          <w:rFonts w:ascii="Times New Roman" w:eastAsia="Times New Roman" w:hAnsi="Times New Roman" w:cs="Times New Roman"/>
+          <w:b/>
+          <w:sz w:val="24"/>
+          <w:szCs w:val="24"/>
+          <w:lang w:val="en-US"/>
+        </w:rPr>
+      </w:pPr>
+      <w:r>
+        <w:rPr>
+          <w:rFonts w:ascii="Times New Roman" w:eastAsia="Times New Roman" w:hAnsi="Times New Roman" w:cs="Times New Roman"/>
+          <w:b/>
+          <w:sz w:val="24"/>
+          <w:szCs w:val="24"/>
+          <w:lang w:val="en-US"/>
+        </w:rPr>
+        <w:t>    private PrintWriter out;</w:t>
+      </w:r>
+    </w:p>
+    <w:p>
+      <w:pPr>
+        <w:pStyle w:val="normal1"/>
+        <w:spacing w:before="240" w:after="240" w:line="240" w:lineRule="auto"/>
+        <w:rPr>
+          <w:rFonts w:ascii="Times New Roman" w:eastAsia="Times New Roman" w:hAnsi="Times New Roman" w:cs="Times New Roman"/>
+          <w:b/>
+          <w:sz w:val="24"/>
+          <w:szCs w:val="24"/>
+          <w:lang w:val="en-US"/>
+        </w:rPr>
+      </w:pPr>
+    </w:p>
+    <w:p>
+      <w:pPr>
+        <w:pStyle w:val="normal1"/>
+        <w:spacing w:before="240" w:after="240" w:line="240" w:lineRule="auto"/>
+        <w:rPr>
+          <w:rFonts w:ascii="Times New Roman" w:eastAsia="Times New Roman" w:hAnsi="Times New Roman" w:cs="Times New Roman"/>
+          <w:b/>
+          <w:sz w:val="24"/>
+          <w:szCs w:val="24"/>
+          <w:lang w:val="en-US"/>
+        </w:rPr>
+      </w:pPr>
+      <w:r>
+        <w:rPr>
+          <w:rFonts w:ascii="Times New Roman" w:eastAsia="Times New Roman" w:hAnsi="Times New Roman" w:cs="Times New Roman"/>
+          <w:b/>
+          <w:sz w:val="24"/>
+          <w:szCs w:val="24"/>
+          <w:lang w:val="en-US"/>
+        </w:rPr>
+        <w:t>    private String savedHost;</w:t>
+      </w:r>
+    </w:p>
+    <w:p>
+      <w:pPr>
+        <w:pStyle w:val="normal1"/>
+        <w:spacing w:before="240" w:after="240" w:line="240" w:lineRule="auto"/>
+        <w:rPr>
+          <w:rFonts w:ascii="Times New Roman" w:eastAsia="Times New Roman" w:hAnsi="Times New Roman" w:cs="Times New Roman"/>
+          <w:b/>
+          <w:sz w:val="24"/>
+          <w:szCs w:val="24"/>
+          <w:lang w:val="en-US"/>
+        </w:rPr>
+      </w:pPr>
+      <w:r>
+        <w:rPr>
+          <w:rFonts w:ascii="Times New Roman" w:eastAsia="Times New Roman" w:hAnsi="Times New Roman" w:cs="Times New Roman"/>
+          <w:b/>
+          <w:sz w:val="24"/>
+          <w:szCs w:val="24"/>
+          <w:lang w:val="en-US"/>
+        </w:rPr>
+        <w:t>    private int savedPort;</w:t>
+      </w:r>
+    </w:p>
+    <w:p>
+      <w:pPr>
+        <w:pStyle w:val="normal1"/>
+        <w:spacing w:before="240" w:after="240" w:line="240" w:lineRule="auto"/>
+        <w:rPr>
+          <w:rFonts w:ascii="Times New Roman" w:eastAsia="Times New Roman" w:hAnsi="Times New Roman" w:cs="Times New Roman"/>
+          <w:b/>
+          <w:sz w:val="24"/>
+          <w:szCs w:val="24"/>
+          <w:lang w:val="en-US"/>
+        </w:rPr>
+      </w:pPr>
+    </w:p>
+    <w:p>
+      <w:pPr>
+        <w:pStyle w:val="normal1"/>
+        <w:spacing w:before="240" w:after="240" w:line="240" w:lineRule="auto"/>
+        <w:rPr>
+          <w:rFonts w:ascii="Times New Roman" w:eastAsia="Times New Roman" w:hAnsi="Times New Roman" w:cs="Times New Roman"/>
+          <w:b/>
+          <w:sz w:val="24"/>
+          <w:szCs w:val="24"/>
+          <w:lang w:val="en-US"/>
+        </w:rPr>
+      </w:pPr>
+      <w:r>
+        <w:rPr>
+          <w:rFonts w:ascii="Times New Roman" w:eastAsia="Times New Roman" w:hAnsi="Times New Roman" w:cs="Times New Roman"/>
+          <w:b/>
+          <w:sz w:val="24"/>
+          <w:szCs w:val="24"/>
+          <w:lang w:val="en-US"/>
+        </w:rPr>
+        <w:t>    public TcpClient() throws IOException {</w:t>
+      </w:r>
+    </w:p>
+    <w:p>
+      <w:pPr>
+        <w:pStyle w:val="normal1"/>
+        <w:spacing w:before="240" w:after="240" w:line="240" w:lineRule="auto"/>
+        <w:rPr>
+          <w:rFonts w:ascii="Times New Roman" w:eastAsia="Times New Roman" w:hAnsi="Times New Roman" w:cs="Times New Roman"/>
+          <w:b/>
+          <w:sz w:val="24"/>
+          <w:szCs w:val="24"/>
+          <w:lang w:val="en-US"/>
+        </w:rPr>
+      </w:pPr>
+      <w:r>
+        <w:rPr>
+          <w:rFonts w:ascii="Times New Roman" w:eastAsia="Times New Roman" w:hAnsi="Times New Roman" w:cs="Times New Roman"/>
+          <w:b/>
+          <w:sz w:val="24"/>
+          <w:szCs w:val="24"/>
+          <w:lang w:val="en-US"/>
+        </w:rPr>
+        <w:t xml:space="preserve">        </w:t>
+      </w:r>
+      <w:r>
+        <w:rPr>
+          <w:rFonts w:ascii="Times New Roman" w:eastAsia="Times New Roman" w:hAnsi="Times New Roman" w:cs="Times New Roman"/>
+          <w:b/>
+          <w:i/>
+          <w:iCs/>
+          <w:sz w:val="24"/>
+          <w:szCs w:val="24"/>
+          <w:lang w:val="en-US"/>
+        </w:rPr>
+        <w:t>super</w:t>
+      </w:r>
+      <w:r>
+        <w:rPr>
+          <w:rFonts w:ascii="Times New Roman" w:eastAsia="Times New Roman" w:hAnsi="Times New Roman" w:cs="Times New Roman"/>
+          <w:b/>
+          <w:sz w:val="24"/>
+          <w:szCs w:val="24"/>
+          <w:lang w:val="en-US"/>
+        </w:rPr>
+        <w:t>("TCP-</w:t>
+      </w:r>
+      <w:r>
+        <w:rPr>
+          <w:rFonts w:ascii="Times New Roman" w:eastAsia="Times New Roman" w:hAnsi="Times New Roman" w:cs="Times New Roman"/>
+          <w:b/>
+          <w:sz w:val="24"/>
+          <w:szCs w:val="24"/>
+        </w:rPr>
+        <w:t>клиент</w:t>
+      </w:r>
+      <w:r>
+        <w:rPr>
+          <w:rFonts w:ascii="Times New Roman" w:eastAsia="Times New Roman" w:hAnsi="Times New Roman" w:cs="Times New Roman"/>
+          <w:b/>
+          <w:sz w:val="24"/>
+          <w:szCs w:val="24"/>
+          <w:lang w:val="en-US"/>
+        </w:rPr>
+        <w:t xml:space="preserve"> (Tab - </w:t>
+      </w:r>
+      <w:r>
+        <w:rPr>
+          <w:rFonts w:ascii="Times New Roman" w:eastAsia="Times New Roman" w:hAnsi="Times New Roman" w:cs="Times New Roman"/>
+          <w:b/>
+          <w:sz w:val="24"/>
+          <w:szCs w:val="24"/>
+        </w:rPr>
+        <w:t>отправить</w:t>
+      </w:r>
+      <w:r>
+        <w:rPr>
+          <w:rFonts w:ascii="Times New Roman" w:eastAsia="Times New Roman" w:hAnsi="Times New Roman" w:cs="Times New Roman"/>
+          <w:b/>
+          <w:sz w:val="24"/>
+          <w:szCs w:val="24"/>
+          <w:lang w:val="en-US"/>
+        </w:rPr>
+        <w:t>)");</w:t>
+      </w:r>
+    </w:p>
+    <w:p>
+      <w:pPr>
+        <w:pStyle w:val="normal1"/>
+        <w:spacing w:before="240" w:after="240" w:line="240" w:lineRule="auto"/>
+        <w:rPr>
+          <w:rFonts w:ascii="Times New Roman" w:eastAsia="Times New Roman" w:hAnsi="Times New Roman" w:cs="Times New Roman"/>
+          <w:b/>
+          <w:sz w:val="24"/>
+          <w:szCs w:val="24"/>
+          <w:lang w:val="en-US"/>
+        </w:rPr>
+      </w:pPr>
+      <w:r>
+        <w:rPr>
+          <w:rFonts w:ascii="Times New Roman" w:eastAsia="Times New Roman" w:hAnsi="Times New Roman" w:cs="Times New Roman"/>
+          <w:b/>
+          <w:sz w:val="24"/>
+          <w:szCs w:val="24"/>
+          <w:lang w:val="en-US"/>
+        </w:rPr>
+        <w:t>        setupLog();</w:t>
+      </w:r>
+    </w:p>
+    <w:p>
+      <w:pPr>
+        <w:pStyle w:val="normal1"/>
+        <w:spacing w:before="240" w:after="240" w:line="240" w:lineRule="auto"/>
+        <w:rPr>
+          <w:rFonts w:ascii="Times New Roman" w:eastAsia="Times New Roman" w:hAnsi="Times New Roman" w:cs="Times New Roman"/>
+          <w:b/>
+          <w:sz w:val="24"/>
+          <w:szCs w:val="24"/>
+          <w:lang w:val="en-US"/>
+        </w:rPr>
+      </w:pPr>
+      <w:r>
+        <w:rPr>
+          <w:rFonts w:ascii="Times New Roman" w:eastAsia="Times New Roman" w:hAnsi="Times New Roman" w:cs="Times New Roman"/>
+          <w:b/>
+          <w:sz w:val="24"/>
+          <w:szCs w:val="24"/>
+          <w:lang w:val="en-US"/>
+        </w:rPr>
+        <w:t>        area.setEditable(false);</w:t>
+      </w:r>
+    </w:p>
+    <w:p>
+      <w:pPr>
+        <w:pStyle w:val="normal1"/>
+        <w:spacing w:before="240" w:after="240" w:line="240" w:lineRule="auto"/>
+        <w:rPr>
+          <w:rFonts w:ascii="Times New Roman" w:eastAsia="Times New Roman" w:hAnsi="Times New Roman" w:cs="Times New Roman"/>
+          <w:b/>
+          <w:sz w:val="24"/>
+          <w:szCs w:val="24"/>
+          <w:lang w:val="en-US"/>
+        </w:rPr>
+      </w:pPr>
+      <w:r>
+        <w:rPr>
+          <w:rFonts w:ascii="Times New Roman" w:eastAsia="Times New Roman" w:hAnsi="Times New Roman" w:cs="Times New Roman"/>
+          <w:b/>
+          <w:sz w:val="24"/>
+          <w:szCs w:val="24"/>
+          <w:lang w:val="en-US"/>
+        </w:rPr>
+        <w:t>        setLayout(new BorderLayout());</w:t>
+      </w:r>
+    </w:p>
+    <w:p>
+      <w:pPr>
+        <w:pStyle w:val="normal1"/>
+        <w:spacing w:before="240" w:after="240" w:line="240" w:lineRule="auto"/>
+        <w:rPr>
+          <w:rFonts w:ascii="Times New Roman" w:eastAsia="Times New Roman" w:hAnsi="Times New Roman" w:cs="Times New Roman"/>
+          <w:b/>
+          <w:sz w:val="24"/>
+          <w:szCs w:val="24"/>
+          <w:lang w:val="en-US"/>
+        </w:rPr>
+      </w:pPr>
+      <w:r>
+        <w:rPr>
+          <w:rFonts w:ascii="Times New Roman" w:eastAsia="Times New Roman" w:hAnsi="Times New Roman" w:cs="Times New Roman"/>
+          <w:b/>
+          <w:sz w:val="24"/>
+          <w:szCs w:val="24"/>
+          <w:lang w:val="en-US"/>
+        </w:rPr>
+        <w:t>        add(new JScrollPane(area), BorderLayout.CENTER);</w:t>
+      </w:r>
+    </w:p>
+    <w:p>
+      <w:pPr>
+        <w:pStyle w:val="normal1"/>
+        <w:spacing w:before="240" w:after="240" w:line="240" w:lineRule="auto"/>
+        <w:rPr>
+          <w:rFonts w:ascii="Times New Roman" w:eastAsia="Times New Roman" w:hAnsi="Times New Roman" w:cs="Times New Roman"/>
+          <w:b/>
+          <w:sz w:val="24"/>
+          <w:szCs w:val="24"/>
+          <w:lang w:val="en-US"/>
+        </w:rPr>
+      </w:pPr>
+      <w:r>
+        <w:rPr>
+          <w:rFonts w:ascii="Times New Roman" w:eastAsia="Times New Roman" w:hAnsi="Times New Roman" w:cs="Times New Roman"/>
+          <w:b/>
+          <w:sz w:val="24"/>
+          <w:szCs w:val="24"/>
+          <w:lang w:val="en-US"/>
+        </w:rPr>
+        <w:t>        add(field, BorderLayout.SOUTH);</w:t>
+      </w:r>
+    </w:p>
+    <w:p>
+      <w:pPr>
+        <w:pStyle w:val="normal1"/>
+        <w:spacing w:before="240" w:after="240" w:line="240" w:lineRule="auto"/>
+        <w:rPr>
+          <w:rFonts w:ascii="Times New Roman" w:eastAsia="Times New Roman" w:hAnsi="Times New Roman" w:cs="Times New Roman"/>
+          <w:b/>
+          <w:sz w:val="24"/>
+          <w:szCs w:val="24"/>
+          <w:lang w:val="en-US"/>
+        </w:rPr>
+      </w:pPr>
+      <w:r>
+        <w:rPr>
+          <w:rFonts w:ascii="Times New Roman" w:eastAsia="Times New Roman" w:hAnsi="Times New Roman" w:cs="Times New Roman"/>
+          <w:b/>
+          <w:sz w:val="24"/>
+          <w:szCs w:val="24"/>
+          <w:lang w:val="en-US"/>
+        </w:rPr>
+        <w:t>        setSize(520, 380);</w:t>
+      </w:r>
+    </w:p>
+    <w:p>
+      <w:pPr>
+        <w:pStyle w:val="normal1"/>
+        <w:spacing w:before="240" w:after="240" w:line="240" w:lineRule="auto"/>
+        <w:rPr>
+          <w:rFonts w:ascii="Times New Roman" w:eastAsia="Times New Roman" w:hAnsi="Times New Roman" w:cs="Times New Roman"/>
+          <w:b/>
+          <w:sz w:val="24"/>
+          <w:szCs w:val="24"/>
+          <w:lang w:val="en-US"/>
+        </w:rPr>
+      </w:pPr>
+      <w:r>
+        <w:rPr>
+          <w:rFonts w:ascii="Times New Roman" w:eastAsia="Times New Roman" w:hAnsi="Times New Roman" w:cs="Times New Roman"/>
+          <w:b/>
+          <w:sz w:val="24"/>
+          <w:szCs w:val="24"/>
+          <w:lang w:val="en-US"/>
+        </w:rPr>
+        <w:t>        setDefaultCloseOperation(EXIT_ON_CLOSE);</w:t>
+      </w:r>
+    </w:p>
+    <w:p>
+      <w:pPr>
+        <w:pStyle w:val="normal1"/>
+        <w:spacing w:before="240" w:after="240" w:line="240" w:lineRule="auto"/>
+        <w:rPr>
+          <w:rFonts w:ascii="Times New Roman" w:eastAsia="Times New Roman" w:hAnsi="Times New Roman" w:cs="Times New Roman"/>
+          <w:b/>
+          <w:sz w:val="24"/>
+          <w:szCs w:val="24"/>
+          <w:lang w:val="en-US"/>
+        </w:rPr>
+      </w:pPr>
+    </w:p>
+    <w:p>
+      <w:pPr>
+        <w:pStyle w:val="normal1"/>
+        <w:spacing w:before="240" w:after="240" w:line="240" w:lineRule="auto"/>
+        <w:rPr>
+          <w:rFonts w:ascii="Times New Roman" w:eastAsia="Times New Roman" w:hAnsi="Times New Roman" w:cs="Times New Roman"/>
+          <w:b/>
+          <w:sz w:val="24"/>
+          <w:szCs w:val="24"/>
+          <w:lang w:val="en-US"/>
+        </w:rPr>
+      </w:pPr>
+      <w:r>
+        <w:rPr>
+          <w:rFonts w:ascii="Times New Roman" w:eastAsia="Times New Roman" w:hAnsi="Times New Roman" w:cs="Times New Roman"/>
+          <w:b/>
+          <w:sz w:val="24"/>
+          <w:szCs w:val="24"/>
+          <w:lang w:val="en-US"/>
+        </w:rPr>
+        <w:t xml:space="preserve">        </w:t>
+      </w:r>
+      <w:r>
+        <w:rPr>
+          <w:rFonts w:ascii="Times New Roman" w:eastAsia="Times New Roman" w:hAnsi="Times New Roman" w:cs="Times New Roman"/>
+          <w:b/>
+          <w:i/>
+          <w:iCs/>
+          <w:sz w:val="24"/>
+          <w:szCs w:val="24"/>
+          <w:lang w:val="en-US"/>
+        </w:rPr>
+        <w:t xml:space="preserve">// </w:t>
+      </w:r>
+      <w:r>
+        <w:rPr>
+          <w:rFonts w:ascii="Times New Roman" w:eastAsia="Times New Roman" w:hAnsi="Times New Roman" w:cs="Times New Roman"/>
+          <w:b/>
+          <w:i/>
+          <w:iCs/>
+          <w:sz w:val="24"/>
+          <w:szCs w:val="24"/>
+        </w:rPr>
+        <w:t>Загружаем</w:t>
+      </w:r>
+      <w:r>
+        <w:rPr>
+          <w:rFonts w:ascii="Times New Roman" w:eastAsia="Times New Roman" w:hAnsi="Times New Roman" w:cs="Times New Roman"/>
+          <w:b/>
+          <w:i/>
+          <w:iCs/>
+          <w:sz w:val="24"/>
+          <w:szCs w:val="24"/>
+          <w:lang w:val="en-US"/>
+        </w:rPr>
+        <w:t xml:space="preserve"> </w:t>
+      </w:r>
+      <w:r>
+        <w:rPr>
+          <w:rFonts w:ascii="Times New Roman" w:eastAsia="Times New Roman" w:hAnsi="Times New Roman" w:cs="Times New Roman"/>
+          <w:b/>
+          <w:i/>
+          <w:iCs/>
+          <w:sz w:val="24"/>
+          <w:szCs w:val="24"/>
+        </w:rPr>
+        <w:t>сохраненные</w:t>
+      </w:r>
+      <w:r>
+        <w:rPr>
+          <w:rFonts w:ascii="Times New Roman" w:eastAsia="Times New Roman" w:hAnsi="Times New Roman" w:cs="Times New Roman"/>
+          <w:b/>
+          <w:i/>
+          <w:iCs/>
+          <w:sz w:val="24"/>
+          <w:szCs w:val="24"/>
+          <w:lang w:val="en-US"/>
+        </w:rPr>
+        <w:t xml:space="preserve"> </w:t>
+      </w:r>
+      <w:r>
+        <w:rPr>
+          <w:rFonts w:ascii="Times New Roman" w:eastAsia="Times New Roman" w:hAnsi="Times New Roman" w:cs="Times New Roman"/>
+          <w:b/>
+          <w:i/>
+          <w:iCs/>
+          <w:sz w:val="24"/>
+          <w:szCs w:val="24"/>
+        </w:rPr>
+        <w:t>настройки</w:t>
+      </w:r>
+    </w:p>
+    <w:p>
+      <w:pPr>
+        <w:pStyle w:val="normal1"/>
+        <w:spacing w:before="240" w:after="240" w:line="240" w:lineRule="auto"/>
+        <w:rPr>
+          <w:rFonts w:ascii="Times New Roman" w:eastAsia="Times New Roman" w:hAnsi="Times New Roman" w:cs="Times New Roman"/>
+          <w:b/>
+          <w:sz w:val="24"/>
+          <w:szCs w:val="24"/>
+          <w:lang w:val="en-US"/>
+        </w:rPr>
+      </w:pPr>
+      <w:r>
+        <w:rPr>
+          <w:rFonts w:ascii="Times New Roman" w:eastAsia="Times New Roman" w:hAnsi="Times New Roman" w:cs="Times New Roman"/>
+          <w:b/>
+          <w:sz w:val="24"/>
+          <w:szCs w:val="24"/>
+          <w:lang w:val="en-US"/>
+        </w:rPr>
+        <w:t>        loadSettings();</w:t>
+      </w:r>
+    </w:p>
+    <w:p>
+      <w:pPr>
+        <w:pStyle w:val="normal1"/>
+        <w:spacing w:before="240" w:after="240" w:line="240" w:lineRule="auto"/>
+        <w:rPr>
+          <w:rFonts w:ascii="Times New Roman" w:eastAsia="Times New Roman" w:hAnsi="Times New Roman" w:cs="Times New Roman"/>
+          <w:b/>
+          <w:sz w:val="24"/>
+          <w:szCs w:val="24"/>
+          <w:lang w:val="en-US"/>
+        </w:rPr>
+      </w:pPr>
+    </w:p>
+    <w:p>
+      <w:pPr>
+        <w:pStyle w:val="normal1"/>
+        <w:spacing w:before="240" w:after="240" w:line="240" w:lineRule="auto"/>
+        <w:rPr>
+          <w:rFonts w:ascii="Times New Roman" w:eastAsia="Times New Roman" w:hAnsi="Times New Roman" w:cs="Times New Roman"/>
+          <w:b/>
+          <w:sz w:val="24"/>
+          <w:szCs w:val="24"/>
+        </w:rPr>
+      </w:pPr>
+      <w:r>
+        <w:rPr>
+          <w:rFonts w:ascii="Times New Roman" w:eastAsia="Times New Roman" w:hAnsi="Times New Roman" w:cs="Times New Roman"/>
+          <w:b/>
+          <w:sz w:val="24"/>
+          <w:szCs w:val="24"/>
+          <w:lang w:val="en-US"/>
+        </w:rPr>
+        <w:t xml:space="preserve">        </w:t>
+      </w:r>
+      <w:r>
+        <w:rPr>
+          <w:rFonts w:ascii="Times New Roman" w:eastAsia="Times New Roman" w:hAnsi="Times New Roman" w:cs="Times New Roman"/>
+          <w:b/>
+          <w:i/>
+          <w:iCs/>
+          <w:sz w:val="24"/>
+          <w:szCs w:val="24"/>
+        </w:rPr>
+        <w:t>// Автоподключение при старте</w:t>
+      </w:r>
+    </w:p>
+    <w:p>
+      <w:pPr>
+        <w:pStyle w:val="normal1"/>
+        <w:spacing w:before="240" w:after="240" w:line="240" w:lineRule="auto"/>
+        <w:rPr>
+          <w:rFonts w:ascii="Times New Roman" w:eastAsia="Times New Roman" w:hAnsi="Times New Roman" w:cs="Times New Roman"/>
+          <w:b/>
+          <w:sz w:val="24"/>
+          <w:szCs w:val="24"/>
+        </w:rPr>
+      </w:pPr>
+      <w:r>
+        <w:rPr>
+          <w:rFonts w:ascii="Times New Roman" w:eastAsia="Times New Roman" w:hAnsi="Times New Roman" w:cs="Times New Roman"/>
+          <w:b/>
+          <w:sz w:val="24"/>
+          <w:szCs w:val="24"/>
+        </w:rPr>
+        <w:t>        if (savedHost != null) {</w:t>
+      </w:r>
+    </w:p>
+    <w:p>
+      <w:pPr>
+        <w:pStyle w:val="normal1"/>
+        <w:spacing w:before="240" w:after="240" w:line="240" w:lineRule="auto"/>
+        <w:rPr>
+          <w:rFonts w:ascii="Times New Roman" w:eastAsia="Times New Roman" w:hAnsi="Times New Roman" w:cs="Times New Roman"/>
+          <w:b/>
+          <w:sz w:val="24"/>
+          <w:szCs w:val="24"/>
+        </w:rPr>
+      </w:pPr>
+      <w:r>
+        <w:rPr>
+          <w:rFonts w:ascii="Times New Roman" w:eastAsia="Times New Roman" w:hAnsi="Times New Roman" w:cs="Times New Roman"/>
+          <w:b/>
+          <w:sz w:val="24"/>
+          <w:szCs w:val="24"/>
+        </w:rPr>
+        <w:t>            try {</w:t>
+      </w:r>
+    </w:p>
+    <w:p>
+      <w:pPr>
+        <w:pStyle w:val="normal1"/>
+        <w:spacing w:before="240" w:after="240" w:line="240" w:lineRule="auto"/>
+        <w:rPr>
+          <w:rFonts w:ascii="Times New Roman" w:eastAsia="Times New Roman" w:hAnsi="Times New Roman" w:cs="Times New Roman"/>
+          <w:b/>
+          <w:sz w:val="24"/>
+          <w:szCs w:val="24"/>
+        </w:rPr>
+      </w:pPr>
+      <w:r>
+        <w:rPr>
+          <w:rFonts w:ascii="Times New Roman" w:eastAsia="Times New Roman" w:hAnsi="Times New Roman" w:cs="Times New Roman"/>
+          <w:b/>
+          <w:sz w:val="24"/>
+          <w:szCs w:val="24"/>
+        </w:rPr>
+        <w:t>                connect(savedHost, savedPort);</w:t>
+      </w:r>
+    </w:p>
+    <w:p>
+      <w:pPr>
+        <w:pStyle w:val="normal1"/>
+        <w:spacing w:before="240" w:after="240" w:line="240" w:lineRule="auto"/>
+        <w:rPr>
+          <w:rFonts w:ascii="Times New Roman" w:eastAsia="Times New Roman" w:hAnsi="Times New Roman" w:cs="Times New Roman"/>
+          <w:b/>
+          <w:sz w:val="24"/>
+          <w:szCs w:val="24"/>
+        </w:rPr>
+      </w:pPr>
+      <w:r>
+        <w:rPr>
+          <w:rFonts w:ascii="Times New Roman" w:eastAsia="Times New Roman" w:hAnsi="Times New Roman" w:cs="Times New Roman"/>
+          <w:b/>
+          <w:sz w:val="24"/>
+          <w:szCs w:val="24"/>
+        </w:rPr>
+        <w:t>                print("Автоматическое подключение к " + savedHost + ":" + savedPort);</w:t>
+      </w:r>
+    </w:p>
+    <w:p>
+      <w:pPr>
+        <w:pStyle w:val="normal1"/>
+        <w:spacing w:before="240" w:after="240" w:line="240" w:lineRule="auto"/>
+        <w:rPr>
+          <w:rFonts w:ascii="Times New Roman" w:eastAsia="Times New Roman" w:hAnsi="Times New Roman" w:cs="Times New Roman"/>
+          <w:b/>
+          <w:sz w:val="24"/>
+          <w:szCs w:val="24"/>
+        </w:rPr>
+      </w:pPr>
+      <w:r>
+        <w:rPr>
+          <w:rFonts w:ascii="Times New Roman" w:eastAsia="Times New Roman" w:hAnsi="Times New Roman" w:cs="Times New Roman"/>
+          <w:b/>
+          <w:sz w:val="24"/>
+          <w:szCs w:val="24"/>
+        </w:rPr>
+        <w:t>            } catch (IOException e) {</w:t>
+      </w:r>
+    </w:p>
+    <w:p>
+      <w:pPr>
+        <w:pStyle w:val="normal1"/>
+        <w:spacing w:before="240" w:after="240" w:line="240" w:lineRule="auto"/>
+        <w:rPr>
+          <w:rFonts w:ascii="Times New Roman" w:eastAsia="Times New Roman" w:hAnsi="Times New Roman" w:cs="Times New Roman"/>
+          <w:b/>
+          <w:sz w:val="24"/>
+          <w:szCs w:val="24"/>
+        </w:rPr>
+      </w:pPr>
+      <w:r>
+        <w:rPr>
+          <w:rFonts w:ascii="Times New Roman" w:eastAsia="Times New Roman" w:hAnsi="Times New Roman" w:cs="Times New Roman"/>
+          <w:b/>
+          <w:sz w:val="24"/>
+          <w:szCs w:val="24"/>
+        </w:rPr>
+        <w:t>                print("Ошибка автоподключения: " + e.getMessage() + ". Введите: connect &lt;адрес&gt; &lt;порт&gt;");</w:t>
+      </w:r>
+    </w:p>
+    <w:p>
+      <w:pPr>
+        <w:pStyle w:val="normal1"/>
+        <w:spacing w:before="240" w:after="240" w:line="240" w:lineRule="auto"/>
+        <w:rPr>
+          <w:rFonts w:ascii="Times New Roman" w:eastAsia="Times New Roman" w:hAnsi="Times New Roman" w:cs="Times New Roman"/>
+          <w:b/>
+          <w:sz w:val="24"/>
+          <w:szCs w:val="24"/>
+        </w:rPr>
+      </w:pPr>
+      <w:r>
+        <w:rPr>
+          <w:rFonts w:ascii="Times New Roman" w:eastAsia="Times New Roman" w:hAnsi="Times New Roman" w:cs="Times New Roman"/>
+          <w:b/>
+          <w:sz w:val="24"/>
+          <w:szCs w:val="24"/>
+        </w:rPr>
+        <w:t>                savedHost = null;</w:t>
+      </w:r>
+    </w:p>
+    <w:p>
+      <w:pPr>
+        <w:pStyle w:val="normal1"/>
+        <w:spacing w:before="240" w:after="240" w:line="240" w:lineRule="auto"/>
+        <w:rPr>
+          <w:rFonts w:ascii="Times New Roman" w:eastAsia="Times New Roman" w:hAnsi="Times New Roman" w:cs="Times New Roman"/>
+          <w:b/>
+          <w:sz w:val="24"/>
+          <w:szCs w:val="24"/>
+        </w:rPr>
+      </w:pPr>
+      <w:r>
+        <w:rPr>
+          <w:rFonts w:ascii="Times New Roman" w:eastAsia="Times New Roman" w:hAnsi="Times New Roman" w:cs="Times New Roman"/>
+          <w:b/>
+          <w:sz w:val="24"/>
+          <w:szCs w:val="24"/>
+        </w:rPr>
+        <w:t>            }</w:t>
+      </w:r>
+    </w:p>
+    <w:p>
+      <w:pPr>
+        <w:pStyle w:val="normal1"/>
+        <w:spacing w:before="240" w:after="240" w:line="240" w:lineRule="auto"/>
+        <w:rPr>
+          <w:rFonts w:ascii="Times New Roman" w:eastAsia="Times New Roman" w:hAnsi="Times New Roman" w:cs="Times New Roman"/>
+          <w:b/>
+          <w:sz w:val="24"/>
+          <w:szCs w:val="24"/>
+        </w:rPr>
+      </w:pPr>
+      <w:r>
+        <w:rPr>
+          <w:rFonts w:ascii="Times New Roman" w:eastAsia="Times New Roman" w:hAnsi="Times New Roman" w:cs="Times New Roman"/>
+          <w:b/>
+          <w:sz w:val="24"/>
+          <w:szCs w:val="24"/>
+        </w:rPr>
+        <w:t>        }</w:t>
+      </w:r>
+    </w:p>
+    <w:p>
+      <w:pPr>
+        <w:pStyle w:val="normal1"/>
+        <w:spacing w:before="240" w:after="240" w:line="240" w:lineRule="auto"/>
+        <w:rPr>
+          <w:rFonts w:ascii="Times New Roman" w:eastAsia="Times New Roman" w:hAnsi="Times New Roman" w:cs="Times New Roman"/>
+          <w:b/>
+          <w:sz w:val="24"/>
+          <w:szCs w:val="24"/>
+        </w:rPr>
+      </w:pPr>
+    </w:p>
+    <w:p>
+      <w:pPr>
+        <w:pStyle w:val="normal1"/>
+        <w:spacing w:before="240" w:after="240" w:line="240" w:lineRule="auto"/>
+        <w:rPr>
+          <w:rFonts w:ascii="Times New Roman" w:eastAsia="Times New Roman" w:hAnsi="Times New Roman" w:cs="Times New Roman"/>
+          <w:b/>
+          <w:sz w:val="24"/>
+          <w:szCs w:val="24"/>
+        </w:rPr>
+      </w:pPr>
+      <w:r>
+        <w:rPr>
+          <w:rFonts w:ascii="Times New Roman" w:eastAsia="Times New Roman" w:hAnsi="Times New Roman" w:cs="Times New Roman"/>
+          <w:b/>
+          <w:sz w:val="24"/>
+          <w:szCs w:val="24"/>
+        </w:rPr>
+        <w:t>        print("Введите: connect &lt;адрес&gt; &lt;порт&gt;, затем строку и нажмите Tab");</w:t>
+      </w:r>
+    </w:p>
+    <w:p>
+      <w:pPr>
+        <w:pStyle w:val="normal1"/>
+        <w:spacing w:before="240" w:after="240" w:line="240" w:lineRule="auto"/>
+        <w:rPr>
+          <w:rFonts w:ascii="Times New Roman" w:eastAsia="Times New Roman" w:hAnsi="Times New Roman" w:cs="Times New Roman"/>
+          <w:b/>
+          <w:sz w:val="24"/>
+          <w:szCs w:val="24"/>
+        </w:rPr>
+      </w:pPr>
+    </w:p>
+    <w:p>
+      <w:pPr>
+        <w:pStyle w:val="normal1"/>
+        <w:spacing w:before="240" w:after="240" w:line="240" w:lineRule="auto"/>
+        <w:rPr>
+          <w:rFonts w:ascii="Times New Roman" w:eastAsia="Times New Roman" w:hAnsi="Times New Roman" w:cs="Times New Roman"/>
+          <w:b/>
+          <w:sz w:val="24"/>
+          <w:szCs w:val="24"/>
+        </w:rPr>
+      </w:pPr>
+      <w:r>
+        <w:rPr>
+          <w:rFonts w:ascii="Times New Roman" w:eastAsia="Times New Roman" w:hAnsi="Times New Roman" w:cs="Times New Roman"/>
+          <w:b/>
+          <w:sz w:val="24"/>
+          <w:szCs w:val="24"/>
+        </w:rPr>
+        <w:t xml:space="preserve">        </w:t>
+      </w:r>
+      <w:r>
+        <w:rPr>
+          <w:rFonts w:ascii="Times New Roman" w:eastAsia="Times New Roman" w:hAnsi="Times New Roman" w:cs="Times New Roman"/>
+          <w:b/>
+          <w:i/>
+          <w:iCs/>
+          <w:sz w:val="24"/>
+          <w:szCs w:val="24"/>
+        </w:rPr>
+        <w:t>// отключаем стандартное поведение Tab (переход фокуса),</w:t>
+      </w:r>
+    </w:p>
+    <w:p>
+      <w:pPr>
+        <w:pStyle w:val="normal1"/>
+        <w:spacing w:before="240" w:after="240" w:line="240" w:lineRule="auto"/>
+        <w:rPr>
+          <w:rFonts w:ascii="Times New Roman" w:eastAsia="Times New Roman" w:hAnsi="Times New Roman" w:cs="Times New Roman"/>
+          <w:b/>
+          <w:sz w:val="24"/>
+          <w:szCs w:val="24"/>
+        </w:rPr>
+      </w:pPr>
+      <w:r>
+        <w:rPr>
+          <w:rFonts w:ascii="Times New Roman" w:eastAsia="Times New Roman" w:hAnsi="Times New Roman" w:cs="Times New Roman"/>
+          <w:b/>
+          <w:sz w:val="24"/>
+          <w:szCs w:val="24"/>
+        </w:rPr>
+        <w:t xml:space="preserve">        </w:t>
+      </w:r>
+      <w:r>
+        <w:rPr>
+          <w:rFonts w:ascii="Times New Roman" w:eastAsia="Times New Roman" w:hAnsi="Times New Roman" w:cs="Times New Roman"/>
+          <w:b/>
+          <w:i/>
+          <w:iCs/>
+          <w:sz w:val="24"/>
+          <w:szCs w:val="24"/>
+        </w:rPr>
+        <w:t>// чтобы нажатие Tab доходило до нашего обработчика</w:t>
+      </w:r>
+    </w:p>
+    <w:p>
+      <w:pPr>
+        <w:pStyle w:val="normal1"/>
+        <w:spacing w:before="240" w:after="240" w:line="240" w:lineRule="auto"/>
+        <w:rPr>
+          <w:rFonts w:ascii="Times New Roman" w:eastAsia="Times New Roman" w:hAnsi="Times New Roman" w:cs="Times New Roman"/>
+          <w:b/>
+          <w:sz w:val="24"/>
+          <w:szCs w:val="24"/>
+          <w:lang w:val="en-US"/>
+        </w:rPr>
+      </w:pPr>
+      <w:r>
+        <w:rPr>
+          <w:rFonts w:ascii="Times New Roman" w:eastAsia="Times New Roman" w:hAnsi="Times New Roman" w:cs="Times New Roman"/>
+          <w:b/>
+          <w:sz w:val="24"/>
+          <w:szCs w:val="24"/>
+        </w:rPr>
+        <w:t xml:space="preserve">        </w:t>
+      </w:r>
+      <w:r>
+        <w:rPr>
+          <w:rFonts w:ascii="Times New Roman" w:eastAsia="Times New Roman" w:hAnsi="Times New Roman" w:cs="Times New Roman"/>
+          <w:b/>
+          <w:sz w:val="24"/>
+          <w:szCs w:val="24"/>
+          <w:lang w:val="en-US"/>
+        </w:rPr>
+        <w:t>field.setFocusTraversalKeysEnabled(false);</w:t>
+      </w:r>
+    </w:p>
+    <w:p>
+      <w:pPr>
+        <w:pStyle w:val="normal1"/>
+        <w:spacing w:before="240" w:after="240" w:line="240" w:lineRule="auto"/>
+        <w:rPr>
+          <w:rFonts w:ascii="Times New Roman" w:eastAsia="Times New Roman" w:hAnsi="Times New Roman" w:cs="Times New Roman"/>
+          <w:b/>
+          <w:sz w:val="24"/>
+          <w:szCs w:val="24"/>
+          <w:lang w:val="en-US"/>
+        </w:rPr>
+      </w:pPr>
+      <w:r>
+        <w:rPr>
+          <w:rFonts w:ascii="Times New Roman" w:eastAsia="Times New Roman" w:hAnsi="Times New Roman" w:cs="Times New Roman"/>
+          <w:b/>
+          <w:sz w:val="24"/>
+          <w:szCs w:val="24"/>
+          <w:lang w:val="en-US"/>
+        </w:rPr>
+        <w:t>        field.addKeyListener(new KeyAdapter() {</w:t>
+      </w:r>
+    </w:p>
+    <w:p>
+      <w:pPr>
+        <w:pStyle w:val="normal1"/>
+        <w:spacing w:before="240" w:after="240" w:line="240" w:lineRule="auto"/>
+        <w:rPr>
+          <w:rFonts w:ascii="Times New Roman" w:eastAsia="Times New Roman" w:hAnsi="Times New Roman" w:cs="Times New Roman"/>
+          <w:b/>
+          <w:sz w:val="24"/>
+          <w:szCs w:val="24"/>
+          <w:lang w:val="en-US"/>
+        </w:rPr>
+      </w:pPr>
+      <w:r>
+        <w:rPr>
+          <w:rFonts w:ascii="Times New Roman" w:eastAsia="Times New Roman" w:hAnsi="Times New Roman" w:cs="Times New Roman"/>
+          <w:b/>
+          <w:sz w:val="24"/>
+          <w:szCs w:val="24"/>
+          <w:lang w:val="en-US"/>
+        </w:rPr>
+        <w:t>            @Override</w:t>
+      </w:r>
+    </w:p>
+    <w:p>
+      <w:pPr>
+        <w:pStyle w:val="normal1"/>
+        <w:spacing w:before="240" w:after="240" w:line="240" w:lineRule="auto"/>
+        <w:rPr>
+          <w:rFonts w:ascii="Times New Roman" w:eastAsia="Times New Roman" w:hAnsi="Times New Roman" w:cs="Times New Roman"/>
+          <w:b/>
+          <w:sz w:val="24"/>
+          <w:szCs w:val="24"/>
+          <w:lang w:val="en-US"/>
+        </w:rPr>
+      </w:pPr>
+      <w:r>
+        <w:rPr>
+          <w:rFonts w:ascii="Times New Roman" w:eastAsia="Times New Roman" w:hAnsi="Times New Roman" w:cs="Times New Roman"/>
+          <w:b/>
+          <w:sz w:val="24"/>
+          <w:szCs w:val="24"/>
+          <w:lang w:val="en-US"/>
+        </w:rPr>
+        <w:t>            public void keyPressed(KeyEvent e) {</w:t>
+      </w:r>
+    </w:p>
+    <w:p>
+      <w:pPr>
+        <w:pStyle w:val="normal1"/>
+        <w:spacing w:before="240" w:after="240" w:line="240" w:lineRule="auto"/>
+        <w:rPr>
+          <w:rFonts w:ascii="Times New Roman" w:eastAsia="Times New Roman" w:hAnsi="Times New Roman" w:cs="Times New Roman"/>
+          <w:b/>
+          <w:sz w:val="24"/>
+          <w:szCs w:val="24"/>
+          <w:lang w:val="en-US"/>
+        </w:rPr>
+      </w:pPr>
+      <w:r>
+        <w:rPr>
+          <w:rFonts w:ascii="Times New Roman" w:eastAsia="Times New Roman" w:hAnsi="Times New Roman" w:cs="Times New Roman"/>
+          <w:b/>
+          <w:sz w:val="24"/>
+          <w:szCs w:val="24"/>
+          <w:lang w:val="en-US"/>
+        </w:rPr>
+        <w:t xml:space="preserve">                if (e.getKeyCode() == KeyEvent.VK_TAB) {   </w:t>
+      </w:r>
+      <w:r>
+        <w:rPr>
+          <w:rFonts w:ascii="Times New Roman" w:eastAsia="Times New Roman" w:hAnsi="Times New Roman" w:cs="Times New Roman"/>
+          <w:b/>
+          <w:i/>
+          <w:iCs/>
+          <w:sz w:val="24"/>
+          <w:szCs w:val="24"/>
+          <w:lang w:val="en-US"/>
+        </w:rPr>
+        <w:t xml:space="preserve">// </w:t>
+      </w:r>
+      <w:r>
+        <w:rPr>
+          <w:rFonts w:ascii="Times New Roman" w:eastAsia="Times New Roman" w:hAnsi="Times New Roman" w:cs="Times New Roman"/>
+          <w:b/>
+          <w:i/>
+          <w:iCs/>
+          <w:sz w:val="24"/>
+          <w:szCs w:val="24"/>
+        </w:rPr>
+        <w:t>отправка</w:t>
+      </w:r>
+      <w:r>
+        <w:rPr>
+          <w:rFonts w:ascii="Times New Roman" w:eastAsia="Times New Roman" w:hAnsi="Times New Roman" w:cs="Times New Roman"/>
+          <w:b/>
+          <w:i/>
+          <w:iCs/>
+          <w:sz w:val="24"/>
+          <w:szCs w:val="24"/>
+          <w:lang w:val="en-US"/>
+        </w:rPr>
+        <w:t xml:space="preserve"> </w:t>
+      </w:r>
+      <w:r>
+        <w:rPr>
+          <w:rFonts w:ascii="Times New Roman" w:eastAsia="Times New Roman" w:hAnsi="Times New Roman" w:cs="Times New Roman"/>
+          <w:b/>
+          <w:i/>
+          <w:iCs/>
+          <w:sz w:val="24"/>
+          <w:szCs w:val="24"/>
+        </w:rPr>
+        <w:t>по</w:t>
+      </w:r>
+      <w:r>
+        <w:rPr>
+          <w:rFonts w:ascii="Times New Roman" w:eastAsia="Times New Roman" w:hAnsi="Times New Roman" w:cs="Times New Roman"/>
+          <w:b/>
+          <w:i/>
+          <w:iCs/>
+          <w:sz w:val="24"/>
+          <w:szCs w:val="24"/>
+          <w:lang w:val="en-US"/>
+        </w:rPr>
+        <w:t xml:space="preserve"> Tab</w:t>
+      </w:r>
+    </w:p>
+    <w:p>
+      <w:pPr>
+        <w:pStyle w:val="normal1"/>
+        <w:spacing w:before="240" w:after="240" w:line="240" w:lineRule="auto"/>
+        <w:rPr>
+          <w:rFonts w:ascii="Times New Roman" w:eastAsia="Times New Roman" w:hAnsi="Times New Roman" w:cs="Times New Roman"/>
+          <w:b/>
+          <w:sz w:val="24"/>
+          <w:szCs w:val="24"/>
+        </w:rPr>
+      </w:pPr>
+      <w:r>
+        <w:rPr>
+          <w:rFonts w:ascii="Times New Roman" w:eastAsia="Times New Roman" w:hAnsi="Times New Roman" w:cs="Times New Roman"/>
+          <w:b/>
+          <w:sz w:val="24"/>
+          <w:szCs w:val="24"/>
+          <w:lang w:val="en-US"/>
+        </w:rPr>
+        <w:t xml:space="preserve">                    </w:t>
+      </w:r>
+      <w:r>
+        <w:rPr>
+          <w:rFonts w:ascii="Times New Roman" w:eastAsia="Times New Roman" w:hAnsi="Times New Roman" w:cs="Times New Roman"/>
+          <w:b/>
+          <w:sz w:val="24"/>
+          <w:szCs w:val="24"/>
+        </w:rPr>
+        <w:t>e.consume();</w:t>
+      </w:r>
+    </w:p>
+    <w:p>
+      <w:pPr>
+        <w:pStyle w:val="normal1"/>
+        <w:spacing w:before="240" w:after="240" w:line="240" w:lineRule="auto"/>
+        <w:rPr>
+          <w:rFonts w:ascii="Times New Roman" w:eastAsia="Times New Roman" w:hAnsi="Times New Roman" w:cs="Times New Roman"/>
+          <w:b/>
+          <w:sz w:val="24"/>
+          <w:szCs w:val="24"/>
+        </w:rPr>
+      </w:pPr>
+      <w:r>
+        <w:rPr>
+          <w:rFonts w:ascii="Times New Roman" w:eastAsia="Times New Roman" w:hAnsi="Times New Roman" w:cs="Times New Roman"/>
+          <w:b/>
+          <w:sz w:val="24"/>
+          <w:szCs w:val="24"/>
+        </w:rPr>
+        <w:t>                    processInput();</w:t>
+      </w:r>
+    </w:p>
+    <w:p>
+      <w:pPr>
+        <w:pStyle w:val="normal1"/>
+        <w:spacing w:before="240" w:after="240" w:line="240" w:lineRule="auto"/>
+        <w:rPr>
+          <w:rFonts w:ascii="Times New Roman" w:eastAsia="Times New Roman" w:hAnsi="Times New Roman" w:cs="Times New Roman"/>
+          <w:b/>
+          <w:sz w:val="24"/>
+          <w:szCs w:val="24"/>
+        </w:rPr>
+      </w:pPr>
+      <w:r>
+        <w:rPr>
+          <w:rFonts w:ascii="Times New Roman" w:eastAsia="Times New Roman" w:hAnsi="Times New Roman" w:cs="Times New Roman"/>
+          <w:b/>
+          <w:sz w:val="24"/>
+          <w:szCs w:val="24"/>
+        </w:rPr>
+        <w:t>                }</w:t>
+      </w:r>
+    </w:p>
+    <w:p>
+      <w:pPr>
+        <w:pStyle w:val="normal1"/>
+        <w:spacing w:before="240" w:after="240" w:line="240" w:lineRule="auto"/>
+        <w:rPr>
+          <w:rFonts w:ascii="Times New Roman" w:eastAsia="Times New Roman" w:hAnsi="Times New Roman" w:cs="Times New Roman"/>
+          <w:b/>
+          <w:sz w:val="24"/>
+          <w:szCs w:val="24"/>
+        </w:rPr>
+      </w:pPr>
+      <w:r>
+        <w:rPr>
+          <w:rFonts w:ascii="Times New Roman" w:eastAsia="Times New Roman" w:hAnsi="Times New Roman" w:cs="Times New Roman"/>
+          <w:b/>
+          <w:sz w:val="24"/>
+          <w:szCs w:val="24"/>
+        </w:rPr>
+        <w:t>            }</w:t>
+      </w:r>
+    </w:p>
+    <w:p>
+      <w:pPr>
+        <w:pStyle w:val="normal1"/>
+        <w:spacing w:before="240" w:after="240" w:line="240" w:lineRule="auto"/>
+        <w:rPr>
+          <w:rFonts w:ascii="Times New Roman" w:eastAsia="Times New Roman" w:hAnsi="Times New Roman" w:cs="Times New Roman"/>
+          <w:b/>
+          <w:sz w:val="24"/>
+          <w:szCs w:val="24"/>
+        </w:rPr>
+      </w:pPr>
+      <w:r>
+        <w:rPr>
+          <w:rFonts w:ascii="Times New Roman" w:eastAsia="Times New Roman" w:hAnsi="Times New Roman" w:cs="Times New Roman"/>
+          <w:b/>
+          <w:sz w:val="24"/>
+          <w:szCs w:val="24"/>
+        </w:rPr>
+        <w:t>        });</w:t>
+      </w:r>
+    </w:p>
+    <w:p>
+      <w:pPr>
+        <w:pStyle w:val="normal1"/>
+        <w:spacing w:before="240" w:after="240" w:line="240" w:lineRule="auto"/>
+        <w:rPr>
+          <w:rFonts w:ascii="Times New Roman" w:eastAsia="Times New Roman" w:hAnsi="Times New Roman" w:cs="Times New Roman"/>
+          <w:b/>
+          <w:sz w:val="24"/>
+          <w:szCs w:val="24"/>
+        </w:rPr>
+      </w:pPr>
+    </w:p>
+    <w:p>
+      <w:pPr>
+        <w:pStyle w:val="normal1"/>
+        <w:spacing w:before="240" w:after="240" w:line="240" w:lineRule="auto"/>
+        <w:rPr>
+          <w:rFonts w:ascii="Times New Roman" w:eastAsia="Times New Roman" w:hAnsi="Times New Roman" w:cs="Times New Roman"/>
+          <w:b/>
+          <w:sz w:val="24"/>
+          <w:szCs w:val="24"/>
+        </w:rPr>
+      </w:pPr>
+      <w:r>
+        <w:rPr>
+          <w:rFonts w:ascii="Times New Roman" w:eastAsia="Times New Roman" w:hAnsi="Times New Roman" w:cs="Times New Roman"/>
+          <w:b/>
+          <w:sz w:val="24"/>
+          <w:szCs w:val="24"/>
+        </w:rPr>
+        <w:t xml:space="preserve">        </w:t>
+      </w:r>
+      <w:r>
+        <w:rPr>
+          <w:rFonts w:ascii="Times New Roman" w:eastAsia="Times New Roman" w:hAnsi="Times New Roman" w:cs="Times New Roman"/>
+          <w:b/>
+          <w:i/>
+          <w:iCs/>
+          <w:sz w:val="24"/>
+          <w:szCs w:val="24"/>
+        </w:rPr>
+        <w:t>// гарантированно ставим курсор в поле ввода после открытия окна</w:t>
+      </w:r>
+    </w:p>
+    <w:p>
+      <w:pPr>
+        <w:pStyle w:val="normal1"/>
+        <w:spacing w:before="240" w:after="240" w:line="240" w:lineRule="auto"/>
+        <w:rPr>
+          <w:rFonts w:ascii="Times New Roman" w:eastAsia="Times New Roman" w:hAnsi="Times New Roman" w:cs="Times New Roman"/>
+          <w:b/>
+          <w:sz w:val="24"/>
+          <w:szCs w:val="24"/>
+          <w:lang w:val="en-US"/>
+        </w:rPr>
+      </w:pPr>
+      <w:r>
+        <w:rPr>
+          <w:rFonts w:ascii="Times New Roman" w:eastAsia="Times New Roman" w:hAnsi="Times New Roman" w:cs="Times New Roman"/>
+          <w:b/>
+          <w:sz w:val="24"/>
+          <w:szCs w:val="24"/>
+        </w:rPr>
+        <w:t xml:space="preserve">        </w:t>
+      </w:r>
+      <w:r>
+        <w:rPr>
+          <w:rFonts w:ascii="Times New Roman" w:eastAsia="Times New Roman" w:hAnsi="Times New Roman" w:cs="Times New Roman"/>
+          <w:b/>
+          <w:sz w:val="24"/>
+          <w:szCs w:val="24"/>
+          <w:lang w:val="en-US"/>
+        </w:rPr>
+        <w:t>addWindowListener(new WindowAdapter() {</w:t>
+      </w:r>
+    </w:p>
+    <w:p>
+      <w:pPr>
+        <w:pStyle w:val="normal1"/>
+        <w:spacing w:before="240" w:after="240" w:line="240" w:lineRule="auto"/>
+        <w:rPr>
+          <w:rFonts w:ascii="Times New Roman" w:eastAsia="Times New Roman" w:hAnsi="Times New Roman" w:cs="Times New Roman"/>
+          <w:b/>
+          <w:sz w:val="24"/>
+          <w:szCs w:val="24"/>
+          <w:lang w:val="en-US"/>
+        </w:rPr>
+      </w:pPr>
+      <w:r>
+        <w:rPr>
+          <w:rFonts w:ascii="Times New Roman" w:eastAsia="Times New Roman" w:hAnsi="Times New Roman" w:cs="Times New Roman"/>
+          <w:b/>
+          <w:sz w:val="24"/>
+          <w:szCs w:val="24"/>
+          <w:lang w:val="en-US"/>
+        </w:rPr>
+        <w:t>            @Override</w:t>
+      </w:r>
+    </w:p>
+    <w:p>
+      <w:pPr>
+        <w:pStyle w:val="normal1"/>
+        <w:spacing w:before="240" w:after="240" w:line="240" w:lineRule="auto"/>
+        <w:rPr>
+          <w:rFonts w:ascii="Times New Roman" w:eastAsia="Times New Roman" w:hAnsi="Times New Roman" w:cs="Times New Roman"/>
+          <w:b/>
+          <w:sz w:val="24"/>
+          <w:szCs w:val="24"/>
+          <w:lang w:val="en-US"/>
+        </w:rPr>
+      </w:pPr>
+      <w:r>
+        <w:rPr>
+          <w:rFonts w:ascii="Times New Roman" w:eastAsia="Times New Roman" w:hAnsi="Times New Roman" w:cs="Times New Roman"/>
+          <w:b/>
+          <w:sz w:val="24"/>
+          <w:szCs w:val="24"/>
+          <w:lang w:val="en-US"/>
+        </w:rPr>
+        <w:t>            public void windowOpened(WindowEvent e) {</w:t>
+      </w:r>
+    </w:p>
+    <w:p>
+      <w:pPr>
+        <w:pStyle w:val="normal1"/>
+        <w:spacing w:before="240" w:after="240" w:line="240" w:lineRule="auto"/>
+        <w:rPr>
+          <w:rFonts w:ascii="Times New Roman" w:eastAsia="Times New Roman" w:hAnsi="Times New Roman" w:cs="Times New Roman"/>
+          <w:b/>
+          <w:sz w:val="24"/>
+          <w:szCs w:val="24"/>
+          <w:lang w:val="en-US"/>
+        </w:rPr>
+      </w:pPr>
+      <w:r>
+        <w:rPr>
+          <w:rFonts w:ascii="Times New Roman" w:eastAsia="Times New Roman" w:hAnsi="Times New Roman" w:cs="Times New Roman"/>
+          <w:b/>
+          <w:sz w:val="24"/>
+          <w:szCs w:val="24"/>
+          <w:lang w:val="en-US"/>
+        </w:rPr>
+        <w:t>                field.requestFocusInWindow();</w:t>
+      </w:r>
+    </w:p>
+    <w:p>
+      <w:pPr>
+        <w:pStyle w:val="normal1"/>
+        <w:spacing w:before="240" w:after="240" w:line="240" w:lineRule="auto"/>
+        <w:rPr>
+          <w:rFonts w:ascii="Times New Roman" w:eastAsia="Times New Roman" w:hAnsi="Times New Roman" w:cs="Times New Roman"/>
+          <w:b/>
+          <w:sz w:val="24"/>
+          <w:szCs w:val="24"/>
+          <w:lang w:val="en-US"/>
+        </w:rPr>
+      </w:pPr>
+      <w:r>
+        <w:rPr>
+          <w:rFonts w:ascii="Times New Roman" w:eastAsia="Times New Roman" w:hAnsi="Times New Roman" w:cs="Times New Roman"/>
+          <w:b/>
+          <w:sz w:val="24"/>
+          <w:szCs w:val="24"/>
+          <w:lang w:val="en-US"/>
+        </w:rPr>
+        <w:t>            }</w:t>
+      </w:r>
+    </w:p>
+    <w:p>
+      <w:pPr>
+        <w:pStyle w:val="normal1"/>
+        <w:spacing w:before="240" w:after="240" w:line="240" w:lineRule="auto"/>
+        <w:rPr>
+          <w:rFonts w:ascii="Times New Roman" w:eastAsia="Times New Roman" w:hAnsi="Times New Roman" w:cs="Times New Roman"/>
+          <w:b/>
+          <w:sz w:val="24"/>
+          <w:szCs w:val="24"/>
+          <w:lang w:val="en-US"/>
+        </w:rPr>
+      </w:pPr>
+      <w:r>
+        <w:rPr>
+          <w:rFonts w:ascii="Times New Roman" w:eastAsia="Times New Roman" w:hAnsi="Times New Roman" w:cs="Times New Roman"/>
+          <w:b/>
+          <w:sz w:val="24"/>
+          <w:szCs w:val="24"/>
+          <w:lang w:val="en-US"/>
+        </w:rPr>
+        <w:t>        });</w:t>
+      </w:r>
+    </w:p>
+    <w:p>
+      <w:pPr>
+        <w:pStyle w:val="normal1"/>
+        <w:spacing w:before="240" w:after="240" w:line="240" w:lineRule="auto"/>
+        <w:rPr>
+          <w:rFonts w:ascii="Times New Roman" w:eastAsia="Times New Roman" w:hAnsi="Times New Roman" w:cs="Times New Roman"/>
+          <w:b/>
+          <w:sz w:val="24"/>
+          <w:szCs w:val="24"/>
+          <w:lang w:val="en-US"/>
+        </w:rPr>
+      </w:pPr>
+      <w:r>
+        <w:rPr>
+          <w:rFonts w:ascii="Times New Roman" w:eastAsia="Times New Roman" w:hAnsi="Times New Roman" w:cs="Times New Roman"/>
+          <w:b/>
+          <w:sz w:val="24"/>
+          <w:szCs w:val="24"/>
+          <w:lang w:val="en-US"/>
+        </w:rPr>
+        <w:t>    }</w:t>
+      </w:r>
+    </w:p>
+    <w:p>
+      <w:pPr>
+        <w:pStyle w:val="normal1"/>
+        <w:spacing w:before="240" w:after="240" w:line="240" w:lineRule="auto"/>
+        <w:rPr>
+          <w:rFonts w:ascii="Times New Roman" w:eastAsia="Times New Roman" w:hAnsi="Times New Roman" w:cs="Times New Roman"/>
+          <w:b/>
+          <w:sz w:val="24"/>
+          <w:szCs w:val="24"/>
+          <w:lang w:val="en-US"/>
+        </w:rPr>
+      </w:pPr>
+    </w:p>
+    <w:p>
+      <w:pPr>
+        <w:pStyle w:val="normal1"/>
+        <w:spacing w:before="240" w:after="240" w:line="240" w:lineRule="auto"/>
+        <w:rPr>
+          <w:rFonts w:ascii="Times New Roman" w:eastAsia="Times New Roman" w:hAnsi="Times New Roman" w:cs="Times New Roman"/>
+          <w:b/>
+          <w:sz w:val="24"/>
+          <w:szCs w:val="24"/>
+          <w:lang w:val="en-US"/>
+        </w:rPr>
+      </w:pPr>
+      <w:r>
+        <w:rPr>
+          <w:rFonts w:ascii="Times New Roman" w:eastAsia="Times New Roman" w:hAnsi="Times New Roman" w:cs="Times New Roman"/>
+          <w:b/>
+          <w:i/>
+          <w:iCs/>
+          <w:sz w:val="24"/>
+          <w:szCs w:val="24"/>
+          <w:lang w:val="en-US"/>
+        </w:rPr>
+        <w:t xml:space="preserve">    /** </w:t>
+      </w:r>
+      <w:r>
+        <w:rPr>
+          <w:rFonts w:ascii="Times New Roman" w:eastAsia="Times New Roman" w:hAnsi="Times New Roman" w:cs="Times New Roman"/>
+          <w:b/>
+          <w:i/>
+          <w:iCs/>
+          <w:sz w:val="24"/>
+          <w:szCs w:val="24"/>
+        </w:rPr>
+        <w:t>Настройка</w:t>
+      </w:r>
+      <w:r>
+        <w:rPr>
+          <w:rFonts w:ascii="Times New Roman" w:eastAsia="Times New Roman" w:hAnsi="Times New Roman" w:cs="Times New Roman"/>
+          <w:b/>
+          <w:i/>
+          <w:iCs/>
+          <w:sz w:val="24"/>
+          <w:szCs w:val="24"/>
+          <w:lang w:val="en-US"/>
+        </w:rPr>
+        <w:t xml:space="preserve"> </w:t>
+      </w:r>
+      <w:r>
+        <w:rPr>
+          <w:rFonts w:ascii="Times New Roman" w:eastAsia="Times New Roman" w:hAnsi="Times New Roman" w:cs="Times New Roman"/>
+          <w:b/>
+          <w:i/>
+          <w:iCs/>
+          <w:sz w:val="24"/>
+          <w:szCs w:val="24"/>
+        </w:rPr>
+        <w:t>журнала</w:t>
+      </w:r>
+      <w:r>
+        <w:rPr>
+          <w:rFonts w:ascii="Times New Roman" w:eastAsia="Times New Roman" w:hAnsi="Times New Roman" w:cs="Times New Roman"/>
+          <w:b/>
+          <w:i/>
+          <w:iCs/>
+          <w:sz w:val="24"/>
+          <w:szCs w:val="24"/>
+          <w:lang w:val="en-US"/>
+        </w:rPr>
+        <w:t xml:space="preserve">: </w:t>
+      </w:r>
+      <w:r>
+        <w:rPr>
+          <w:rFonts w:ascii="Times New Roman" w:eastAsia="Times New Roman" w:hAnsi="Times New Roman" w:cs="Times New Roman"/>
+          <w:b/>
+          <w:i/>
+          <w:iCs/>
+          <w:sz w:val="24"/>
+          <w:szCs w:val="24"/>
+        </w:rPr>
+        <w:t>файл</w:t>
+      </w:r>
+      <w:r>
+        <w:rPr>
+          <w:rFonts w:ascii="Times New Roman" w:eastAsia="Times New Roman" w:hAnsi="Times New Roman" w:cs="Times New Roman"/>
+          <w:b/>
+          <w:i/>
+          <w:iCs/>
+          <w:sz w:val="24"/>
+          <w:szCs w:val="24"/>
+          <w:lang w:val="en-US"/>
+        </w:rPr>
+        <w:t xml:space="preserve"> tcp_client.log, </w:t>
+      </w:r>
+      <w:r>
+        <w:rPr>
+          <w:rFonts w:ascii="Times New Roman" w:eastAsia="Times New Roman" w:hAnsi="Times New Roman" w:cs="Times New Roman"/>
+          <w:b/>
+          <w:i/>
+          <w:iCs/>
+          <w:sz w:val="24"/>
+          <w:szCs w:val="24"/>
+        </w:rPr>
+        <w:t>формат</w:t>
+      </w:r>
+      <w:r>
+        <w:rPr>
+          <w:rFonts w:ascii="Times New Roman" w:eastAsia="Times New Roman" w:hAnsi="Times New Roman" w:cs="Times New Roman"/>
+          <w:b/>
+          <w:i/>
+          <w:iCs/>
+          <w:sz w:val="24"/>
+          <w:szCs w:val="24"/>
+          <w:lang w:val="en-US"/>
+        </w:rPr>
+        <w:t xml:space="preserve"> "[</w:t>
+      </w:r>
+      <w:r>
+        <w:rPr>
+          <w:rFonts w:ascii="Times New Roman" w:eastAsia="Times New Roman" w:hAnsi="Times New Roman" w:cs="Times New Roman"/>
+          <w:b/>
+          <w:i/>
+          <w:iCs/>
+          <w:sz w:val="24"/>
+          <w:szCs w:val="24"/>
+        </w:rPr>
+        <w:t>время</w:t>
+      </w:r>
+      <w:r>
+        <w:rPr>
+          <w:rFonts w:ascii="Times New Roman" w:eastAsia="Times New Roman" w:hAnsi="Times New Roman" w:cs="Times New Roman"/>
+          <w:b/>
+          <w:i/>
+          <w:iCs/>
+          <w:sz w:val="24"/>
+          <w:szCs w:val="24"/>
+          <w:lang w:val="en-US"/>
+        </w:rPr>
+        <w:t xml:space="preserve">] </w:t>
+      </w:r>
+      <w:r>
+        <w:rPr>
+          <w:rFonts w:ascii="Times New Roman" w:eastAsia="Times New Roman" w:hAnsi="Times New Roman" w:cs="Times New Roman"/>
+          <w:b/>
+          <w:i/>
+          <w:iCs/>
+          <w:sz w:val="24"/>
+          <w:szCs w:val="24"/>
+        </w:rPr>
+        <w:t>сообщение</w:t>
+      </w:r>
+      <w:r>
+        <w:rPr>
+          <w:rFonts w:ascii="Times New Roman" w:eastAsia="Times New Roman" w:hAnsi="Times New Roman" w:cs="Times New Roman"/>
+          <w:b/>
+          <w:i/>
+          <w:iCs/>
+          <w:sz w:val="24"/>
+          <w:szCs w:val="24"/>
+          <w:lang w:val="en-US"/>
+        </w:rPr>
+        <w:t>". */</w:t>
+      </w:r>
+    </w:p>
+    <w:p>
+      <w:pPr>
+        <w:pStyle w:val="normal1"/>
+        <w:spacing w:before="240" w:after="240" w:line="240" w:lineRule="auto"/>
+        <w:rPr>
+          <w:rFonts w:ascii="Times New Roman" w:eastAsia="Times New Roman" w:hAnsi="Times New Roman" w:cs="Times New Roman"/>
+          <w:b/>
+          <w:sz w:val="24"/>
+          <w:szCs w:val="24"/>
+          <w:lang w:val="en-US"/>
+        </w:rPr>
+      </w:pPr>
+      <w:r>
+        <w:rPr>
+          <w:rFonts w:ascii="Times New Roman" w:eastAsia="Times New Roman" w:hAnsi="Times New Roman" w:cs="Times New Roman"/>
+          <w:b/>
+          <w:sz w:val="24"/>
+          <w:szCs w:val="24"/>
+          <w:lang w:val="en-US"/>
+        </w:rPr>
+        <w:t>    private void setupLog() throws IOException {</w:t>
+      </w:r>
+    </w:p>
+    <w:p>
+      <w:pPr>
+        <w:pStyle w:val="normal1"/>
+        <w:spacing w:before="240" w:after="240" w:line="240" w:lineRule="auto"/>
+        <w:rPr>
+          <w:rFonts w:ascii="Times New Roman" w:eastAsia="Times New Roman" w:hAnsi="Times New Roman" w:cs="Times New Roman"/>
+          <w:b/>
+          <w:sz w:val="24"/>
+          <w:szCs w:val="24"/>
+          <w:lang w:val="en-US"/>
+        </w:rPr>
+      </w:pPr>
+      <w:r>
+        <w:rPr>
+          <w:rFonts w:ascii="Times New Roman" w:eastAsia="Times New Roman" w:hAnsi="Times New Roman" w:cs="Times New Roman"/>
+          <w:b/>
+          <w:sz w:val="24"/>
+          <w:szCs w:val="24"/>
+          <w:lang w:val="en-US"/>
+        </w:rPr>
+        <w:t>        LOG.setUseParentHandlers(false);</w:t>
+      </w:r>
+    </w:p>
+    <w:p>
+      <w:pPr>
+        <w:pStyle w:val="normal1"/>
+        <w:spacing w:before="240" w:after="240" w:line="240" w:lineRule="auto"/>
+        <w:rPr>
+          <w:rFonts w:ascii="Times New Roman" w:eastAsia="Times New Roman" w:hAnsi="Times New Roman" w:cs="Times New Roman"/>
+          <w:b/>
+          <w:sz w:val="24"/>
+          <w:szCs w:val="24"/>
+          <w:lang w:val="en-US"/>
+        </w:rPr>
+      </w:pPr>
+      <w:r>
+        <w:rPr>
+          <w:rFonts w:ascii="Times New Roman" w:eastAsia="Times New Roman" w:hAnsi="Times New Roman" w:cs="Times New Roman"/>
+          <w:b/>
+          <w:sz w:val="24"/>
+          <w:szCs w:val="24"/>
+          <w:lang w:val="en-US"/>
+        </w:rPr>
+        <w:t>        FileHandler fh = new FileHandler("tcp_client.log", true);</w:t>
+      </w:r>
+    </w:p>
+    <w:p>
+      <w:pPr>
+        <w:pStyle w:val="normal1"/>
+        <w:spacing w:before="240" w:after="240" w:line="240" w:lineRule="auto"/>
+        <w:rPr>
+          <w:rFonts w:ascii="Times New Roman" w:eastAsia="Times New Roman" w:hAnsi="Times New Roman" w:cs="Times New Roman"/>
+          <w:b/>
+          <w:sz w:val="24"/>
+          <w:szCs w:val="24"/>
+          <w:lang w:val="en-US"/>
+        </w:rPr>
+      </w:pPr>
+      <w:r>
+        <w:rPr>
+          <w:rFonts w:ascii="Times New Roman" w:eastAsia="Times New Roman" w:hAnsi="Times New Roman" w:cs="Times New Roman"/>
+          <w:b/>
+          <w:sz w:val="24"/>
+          <w:szCs w:val="24"/>
+          <w:lang w:val="en-US"/>
+        </w:rPr>
+        <w:lastRenderedPageBreak/>
+        <w:t>        fh.setEncoding("UTF-8");</w:t>
+      </w:r>
+    </w:p>
+    <w:p>
+      <w:pPr>
+        <w:pStyle w:val="normal1"/>
+        <w:spacing w:before="240" w:after="240" w:line="240" w:lineRule="auto"/>
+        <w:rPr>
+          <w:rFonts w:ascii="Times New Roman" w:eastAsia="Times New Roman" w:hAnsi="Times New Roman" w:cs="Times New Roman"/>
+          <w:b/>
+          <w:sz w:val="24"/>
+          <w:szCs w:val="24"/>
+          <w:lang w:val="en-US"/>
+        </w:rPr>
+      </w:pPr>
+      <w:r>
+        <w:rPr>
+          <w:rFonts w:ascii="Times New Roman" w:eastAsia="Times New Roman" w:hAnsi="Times New Roman" w:cs="Times New Roman"/>
+          <w:b/>
+          <w:sz w:val="24"/>
+          <w:szCs w:val="24"/>
+          <w:lang w:val="en-US"/>
+        </w:rPr>
+        <w:t>        fh.setFormatter(new Formatter() {</w:t>
+      </w:r>
+    </w:p>
+    <w:p>
+      <w:pPr>
+        <w:pStyle w:val="normal1"/>
+        <w:spacing w:before="240" w:after="240" w:line="240" w:lineRule="auto"/>
+        <w:rPr>
+          <w:rFonts w:ascii="Times New Roman" w:eastAsia="Times New Roman" w:hAnsi="Times New Roman" w:cs="Times New Roman"/>
+          <w:b/>
+          <w:sz w:val="24"/>
+          <w:szCs w:val="24"/>
+          <w:lang w:val="en-US"/>
+        </w:rPr>
+      </w:pPr>
+      <w:r>
+        <w:rPr>
+          <w:rFonts w:ascii="Times New Roman" w:eastAsia="Times New Roman" w:hAnsi="Times New Roman" w:cs="Times New Roman"/>
+          <w:b/>
+          <w:sz w:val="24"/>
+          <w:szCs w:val="24"/>
+          <w:lang w:val="en-US"/>
+        </w:rPr>
+        <w:t>            @Override</w:t>
+      </w:r>
+    </w:p>
+    <w:p>
+      <w:pPr>
+        <w:pStyle w:val="normal1"/>
+        <w:spacing w:before="240" w:after="240" w:line="240" w:lineRule="auto"/>
+        <w:rPr>
+          <w:rFonts w:ascii="Times New Roman" w:eastAsia="Times New Roman" w:hAnsi="Times New Roman" w:cs="Times New Roman"/>
+          <w:b/>
+          <w:sz w:val="24"/>
+          <w:szCs w:val="24"/>
+          <w:lang w:val="en-US"/>
+        </w:rPr>
+      </w:pPr>
+      <w:r>
+        <w:rPr>
+          <w:rFonts w:ascii="Times New Roman" w:eastAsia="Times New Roman" w:hAnsi="Times New Roman" w:cs="Times New Roman"/>
+          <w:b/>
+          <w:sz w:val="24"/>
+          <w:szCs w:val="24"/>
+          <w:lang w:val="en-US"/>
+        </w:rPr>
+        <w:t>            public String format(LogRecord r) {</w:t>
+      </w:r>
+    </w:p>
+    <w:p>
+      <w:pPr>
+        <w:pStyle w:val="normal1"/>
+        <w:spacing w:before="240" w:after="240" w:line="240" w:lineRule="auto"/>
+        <w:rPr>
+          <w:rFonts w:ascii="Times New Roman" w:eastAsia="Times New Roman" w:hAnsi="Times New Roman" w:cs="Times New Roman"/>
+          <w:b/>
+          <w:sz w:val="24"/>
+          <w:szCs w:val="24"/>
+          <w:lang w:val="en-US"/>
+        </w:rPr>
+      </w:pPr>
+      <w:r>
+        <w:rPr>
+          <w:rFonts w:ascii="Times New Roman" w:eastAsia="Times New Roman" w:hAnsi="Times New Roman" w:cs="Times New Roman"/>
+          <w:b/>
+          <w:sz w:val="24"/>
+          <w:szCs w:val="24"/>
+          <w:lang w:val="en-US"/>
+        </w:rPr>
+        <w:t>                return "[" + LocalDateTime.now().format(TIME) + "] " + r.getMessage() + System.lineSeparator();</w:t>
+      </w:r>
+    </w:p>
+    <w:p>
+      <w:pPr>
+        <w:pStyle w:val="normal1"/>
+        <w:spacing w:before="240" w:after="240" w:line="240" w:lineRule="auto"/>
+        <w:rPr>
+          <w:rFonts w:ascii="Times New Roman" w:eastAsia="Times New Roman" w:hAnsi="Times New Roman" w:cs="Times New Roman"/>
+          <w:b/>
+          <w:sz w:val="24"/>
+          <w:szCs w:val="24"/>
+        </w:rPr>
+      </w:pPr>
+      <w:r>
+        <w:rPr>
+          <w:rFonts w:ascii="Times New Roman" w:eastAsia="Times New Roman" w:hAnsi="Times New Roman" w:cs="Times New Roman"/>
+          <w:b/>
+          <w:sz w:val="24"/>
+          <w:szCs w:val="24"/>
+          <w:lang w:val="en-US"/>
+        </w:rPr>
+        <w:t xml:space="preserve">            </w:t>
+      </w:r>
+      <w:r>
+        <w:rPr>
+          <w:rFonts w:ascii="Times New Roman" w:eastAsia="Times New Roman" w:hAnsi="Times New Roman" w:cs="Times New Roman"/>
+          <w:b/>
+          <w:sz w:val="24"/>
+          <w:szCs w:val="24"/>
+        </w:rPr>
+        <w:t>}</w:t>
+      </w:r>
+    </w:p>
+    <w:p>
+      <w:pPr>
+        <w:pStyle w:val="normal1"/>
+        <w:spacing w:before="240" w:after="240" w:line="240" w:lineRule="auto"/>
+        <w:rPr>
+          <w:rFonts w:ascii="Times New Roman" w:eastAsia="Times New Roman" w:hAnsi="Times New Roman" w:cs="Times New Roman"/>
+          <w:b/>
+          <w:sz w:val="24"/>
+          <w:szCs w:val="24"/>
+        </w:rPr>
+      </w:pPr>
+      <w:r>
+        <w:rPr>
+          <w:rFonts w:ascii="Times New Roman" w:eastAsia="Times New Roman" w:hAnsi="Times New Roman" w:cs="Times New Roman"/>
+          <w:b/>
+          <w:sz w:val="24"/>
+          <w:szCs w:val="24"/>
+        </w:rPr>
+        <w:t>        });</w:t>
+      </w:r>
+    </w:p>
+    <w:p>
+      <w:pPr>
+        <w:pStyle w:val="normal1"/>
+        <w:spacing w:before="240" w:after="240" w:line="240" w:lineRule="auto"/>
+        <w:rPr>
+          <w:rFonts w:ascii="Times New Roman" w:eastAsia="Times New Roman" w:hAnsi="Times New Roman" w:cs="Times New Roman"/>
+          <w:b/>
+          <w:sz w:val="24"/>
+          <w:szCs w:val="24"/>
+        </w:rPr>
+      </w:pPr>
+      <w:r>
+        <w:rPr>
+          <w:rFonts w:ascii="Times New Roman" w:eastAsia="Times New Roman" w:hAnsi="Times New Roman" w:cs="Times New Roman"/>
+          <w:b/>
+          <w:sz w:val="24"/>
+          <w:szCs w:val="24"/>
+        </w:rPr>
+        <w:t>        LOG.addHandler(fh);</w:t>
+      </w:r>
+    </w:p>
+    <w:p>
+      <w:pPr>
+        <w:pStyle w:val="normal1"/>
+        <w:spacing w:before="240" w:after="240" w:line="240" w:lineRule="auto"/>
+        <w:rPr>
+          <w:rFonts w:ascii="Times New Roman" w:eastAsia="Times New Roman" w:hAnsi="Times New Roman" w:cs="Times New Roman"/>
+          <w:b/>
+          <w:sz w:val="24"/>
+          <w:szCs w:val="24"/>
+        </w:rPr>
+      </w:pPr>
+      <w:r>
+        <w:rPr>
+          <w:rFonts w:ascii="Times New Roman" w:eastAsia="Times New Roman" w:hAnsi="Times New Roman" w:cs="Times New Roman"/>
+          <w:b/>
+          <w:sz w:val="24"/>
+          <w:szCs w:val="24"/>
+        </w:rPr>
+        <w:t>    }</w:t>
+      </w:r>
+    </w:p>
+    <w:p>
+      <w:pPr>
+        <w:pStyle w:val="normal1"/>
+        <w:spacing w:before="240" w:after="240" w:line="240" w:lineRule="auto"/>
+        <w:rPr>
+          <w:rFonts w:ascii="Times New Roman" w:eastAsia="Times New Roman" w:hAnsi="Times New Roman" w:cs="Times New Roman"/>
+          <w:b/>
+          <w:sz w:val="24"/>
+          <w:szCs w:val="24"/>
+        </w:rPr>
+      </w:pPr>
+    </w:p>
+    <w:p>
+      <w:pPr>
+        <w:pStyle w:val="normal1"/>
+        <w:spacing w:before="240" w:after="240" w:line="240" w:lineRule="auto"/>
+        <w:rPr>
+          <w:rFonts w:ascii="Times New Roman" w:eastAsia="Times New Roman" w:hAnsi="Times New Roman" w:cs="Times New Roman"/>
+          <w:b/>
+          <w:sz w:val="24"/>
+          <w:szCs w:val="24"/>
+          <w:lang w:val="en-US"/>
+        </w:rPr>
+      </w:pPr>
+      <w:r>
+        <w:rPr>
+          <w:rFonts w:ascii="Times New Roman" w:eastAsia="Times New Roman" w:hAnsi="Times New Roman" w:cs="Times New Roman"/>
+          <w:b/>
+          <w:i/>
+          <w:iCs/>
+          <w:sz w:val="24"/>
+          <w:szCs w:val="24"/>
+        </w:rPr>
+        <w:t xml:space="preserve">    /** Загрузка сохраненных настроек хоста и порта. </w:t>
+      </w:r>
+      <w:r>
+        <w:rPr>
+          <w:rFonts w:ascii="Times New Roman" w:eastAsia="Times New Roman" w:hAnsi="Times New Roman" w:cs="Times New Roman"/>
+          <w:b/>
+          <w:i/>
+          <w:iCs/>
+          <w:sz w:val="24"/>
+          <w:szCs w:val="24"/>
+          <w:lang w:val="en-US"/>
+        </w:rPr>
+        <w:t>*/</w:t>
+      </w:r>
+    </w:p>
+    <w:p>
+      <w:pPr>
+        <w:pStyle w:val="normal1"/>
+        <w:spacing w:before="240" w:after="240" w:line="240" w:lineRule="auto"/>
+        <w:rPr>
+          <w:rFonts w:ascii="Times New Roman" w:eastAsia="Times New Roman" w:hAnsi="Times New Roman" w:cs="Times New Roman"/>
+          <w:b/>
+          <w:sz w:val="24"/>
+          <w:szCs w:val="24"/>
+          <w:lang w:val="en-US"/>
+        </w:rPr>
+      </w:pPr>
+      <w:r>
+        <w:rPr>
+          <w:rFonts w:ascii="Times New Roman" w:eastAsia="Times New Roman" w:hAnsi="Times New Roman" w:cs="Times New Roman"/>
+          <w:b/>
+          <w:sz w:val="24"/>
+          <w:szCs w:val="24"/>
+          <w:lang w:val="en-US"/>
+        </w:rPr>
+        <w:t>    private void loadSettings() {</w:t>
+      </w:r>
+    </w:p>
+    <w:p>
+      <w:pPr>
+        <w:pStyle w:val="normal1"/>
+        <w:spacing w:before="240" w:after="240" w:line="240" w:lineRule="auto"/>
+        <w:rPr>
+          <w:rFonts w:ascii="Times New Roman" w:eastAsia="Times New Roman" w:hAnsi="Times New Roman" w:cs="Times New Roman"/>
+          <w:b/>
+          <w:sz w:val="24"/>
+          <w:szCs w:val="24"/>
+          <w:lang w:val="en-US"/>
+        </w:rPr>
+      </w:pPr>
+      <w:r>
+        <w:rPr>
+          <w:rFonts w:ascii="Times New Roman" w:eastAsia="Times New Roman" w:hAnsi="Times New Roman" w:cs="Times New Roman"/>
+          <w:b/>
+          <w:sz w:val="24"/>
+          <w:szCs w:val="24"/>
+          <w:lang w:val="en-US"/>
+        </w:rPr>
+        <w:t>        File file = new File(SETTINGS_FILE);</w:t>
+      </w:r>
+    </w:p>
+    <w:p>
+      <w:pPr>
+        <w:pStyle w:val="normal1"/>
+        <w:spacing w:before="240" w:after="240" w:line="240" w:lineRule="auto"/>
+        <w:rPr>
+          <w:rFonts w:ascii="Times New Roman" w:eastAsia="Times New Roman" w:hAnsi="Times New Roman" w:cs="Times New Roman"/>
+          <w:b/>
+          <w:sz w:val="24"/>
+          <w:szCs w:val="24"/>
+          <w:lang w:val="en-US"/>
+        </w:rPr>
+      </w:pPr>
+      <w:r>
+        <w:rPr>
+          <w:rFonts w:ascii="Times New Roman" w:eastAsia="Times New Roman" w:hAnsi="Times New Roman" w:cs="Times New Roman"/>
+          <w:b/>
+          <w:sz w:val="24"/>
+          <w:szCs w:val="24"/>
+          <w:lang w:val="en-US"/>
+        </w:rPr>
+        <w:t>        if (!file.exists()) {</w:t>
+      </w:r>
+    </w:p>
+    <w:p>
+      <w:pPr>
+        <w:pStyle w:val="normal1"/>
+        <w:spacing w:before="240" w:after="240" w:line="240" w:lineRule="auto"/>
+        <w:rPr>
+          <w:rFonts w:ascii="Times New Roman" w:eastAsia="Times New Roman" w:hAnsi="Times New Roman" w:cs="Times New Roman"/>
+          <w:b/>
+          <w:sz w:val="24"/>
+          <w:szCs w:val="24"/>
+          <w:lang w:val="en-US"/>
+        </w:rPr>
+      </w:pPr>
+      <w:r>
+        <w:rPr>
+          <w:rFonts w:ascii="Times New Roman" w:eastAsia="Times New Roman" w:hAnsi="Times New Roman" w:cs="Times New Roman"/>
+          <w:b/>
+          <w:sz w:val="24"/>
+          <w:szCs w:val="24"/>
+          <w:lang w:val="en-US"/>
+        </w:rPr>
+        <w:t>            savedHost = DEFAULT_HOST;</w:t>
+      </w:r>
+    </w:p>
+    <w:p>
+      <w:pPr>
+        <w:pStyle w:val="normal1"/>
+        <w:spacing w:before="240" w:after="240" w:line="240" w:lineRule="auto"/>
+        <w:rPr>
+          <w:rFonts w:ascii="Times New Roman" w:eastAsia="Times New Roman" w:hAnsi="Times New Roman" w:cs="Times New Roman"/>
+          <w:b/>
+          <w:sz w:val="24"/>
+          <w:szCs w:val="24"/>
+          <w:lang w:val="en-US"/>
+        </w:rPr>
+      </w:pPr>
+      <w:r>
+        <w:rPr>
+          <w:rFonts w:ascii="Times New Roman" w:eastAsia="Times New Roman" w:hAnsi="Times New Roman" w:cs="Times New Roman"/>
+          <w:b/>
+          <w:sz w:val="24"/>
+          <w:szCs w:val="24"/>
+          <w:lang w:val="en-US"/>
+        </w:rPr>
+        <w:t>            savedPort = DEFAULT_PORT;</w:t>
+      </w:r>
+    </w:p>
+    <w:p>
+      <w:pPr>
+        <w:pStyle w:val="normal1"/>
+        <w:spacing w:before="240" w:after="240" w:line="240" w:lineRule="auto"/>
+        <w:rPr>
+          <w:rFonts w:ascii="Times New Roman" w:eastAsia="Times New Roman" w:hAnsi="Times New Roman" w:cs="Times New Roman"/>
+          <w:b/>
+          <w:sz w:val="24"/>
+          <w:szCs w:val="24"/>
+          <w:lang w:val="en-US"/>
+        </w:rPr>
+      </w:pPr>
+      <w:r>
+        <w:rPr>
+          <w:rFonts w:ascii="Times New Roman" w:eastAsia="Times New Roman" w:hAnsi="Times New Roman" w:cs="Times New Roman"/>
+          <w:b/>
+          <w:sz w:val="24"/>
+          <w:szCs w:val="24"/>
+          <w:lang w:val="en-US"/>
+        </w:rPr>
+        <w:t>            return;</w:t>
+      </w:r>
+    </w:p>
+    <w:p>
+      <w:pPr>
+        <w:pStyle w:val="normal1"/>
+        <w:spacing w:before="240" w:after="240" w:line="240" w:lineRule="auto"/>
+        <w:rPr>
+          <w:rFonts w:ascii="Times New Roman" w:eastAsia="Times New Roman" w:hAnsi="Times New Roman" w:cs="Times New Roman"/>
+          <w:b/>
+          <w:sz w:val="24"/>
+          <w:szCs w:val="24"/>
+          <w:lang w:val="en-US"/>
+        </w:rPr>
+      </w:pPr>
+      <w:r>
+        <w:rPr>
+          <w:rFonts w:ascii="Times New Roman" w:eastAsia="Times New Roman" w:hAnsi="Times New Roman" w:cs="Times New Roman"/>
+          <w:b/>
+          <w:sz w:val="24"/>
+          <w:szCs w:val="24"/>
+          <w:lang w:val="en-US"/>
+        </w:rPr>
+        <w:t>        }</w:t>
+      </w:r>
+    </w:p>
+    <w:p>
+      <w:pPr>
+        <w:pStyle w:val="normal1"/>
+        <w:spacing w:before="240" w:after="240" w:line="240" w:lineRule="auto"/>
+        <w:rPr>
+          <w:rFonts w:ascii="Times New Roman" w:eastAsia="Times New Roman" w:hAnsi="Times New Roman" w:cs="Times New Roman"/>
+          <w:b/>
+          <w:sz w:val="24"/>
+          <w:szCs w:val="24"/>
+          <w:lang w:val="en-US"/>
+        </w:rPr>
+      </w:pPr>
+      <w:r>
+        <w:rPr>
+          <w:rFonts w:ascii="Times New Roman" w:eastAsia="Times New Roman" w:hAnsi="Times New Roman" w:cs="Times New Roman"/>
+          <w:b/>
+          <w:sz w:val="24"/>
+          <w:szCs w:val="24"/>
+          <w:lang w:val="en-US"/>
+        </w:rPr>
+        <w:t>        try (BufferedReader br = new BufferedReader(new FileReader(file))) {</w:t>
+      </w:r>
+    </w:p>
+    <w:p>
+      <w:pPr>
+        <w:pStyle w:val="normal1"/>
+        <w:spacing w:before="240" w:after="240" w:line="240" w:lineRule="auto"/>
+        <w:rPr>
+          <w:rFonts w:ascii="Times New Roman" w:eastAsia="Times New Roman" w:hAnsi="Times New Roman" w:cs="Times New Roman"/>
+          <w:b/>
+          <w:sz w:val="24"/>
+          <w:szCs w:val="24"/>
+          <w:lang w:val="en-US"/>
+        </w:rPr>
+      </w:pPr>
+      <w:r>
+        <w:rPr>
+          <w:rFonts w:ascii="Times New Roman" w:eastAsia="Times New Roman" w:hAnsi="Times New Roman" w:cs="Times New Roman"/>
+          <w:b/>
+          <w:sz w:val="24"/>
+          <w:szCs w:val="24"/>
+          <w:lang w:val="en-US"/>
+        </w:rPr>
+        <w:t>            savedHost = br.readLine();</w:t>
+      </w:r>
+    </w:p>
+    <w:p>
+      <w:pPr>
+        <w:pStyle w:val="normal1"/>
+        <w:spacing w:before="240" w:after="240" w:line="240" w:lineRule="auto"/>
+        <w:rPr>
+          <w:rFonts w:ascii="Times New Roman" w:eastAsia="Times New Roman" w:hAnsi="Times New Roman" w:cs="Times New Roman"/>
+          <w:b/>
+          <w:sz w:val="24"/>
+          <w:szCs w:val="24"/>
+          <w:lang w:val="en-US"/>
+        </w:rPr>
+      </w:pPr>
+      <w:r>
+        <w:rPr>
+          <w:rFonts w:ascii="Times New Roman" w:eastAsia="Times New Roman" w:hAnsi="Times New Roman" w:cs="Times New Roman"/>
+          <w:b/>
+          <w:sz w:val="24"/>
+          <w:szCs w:val="24"/>
+          <w:lang w:val="en-US"/>
+        </w:rPr>
+        <w:t>            try {</w:t>
+      </w:r>
+    </w:p>
+    <w:p>
+      <w:pPr>
+        <w:pStyle w:val="normal1"/>
+        <w:spacing w:before="240" w:after="240" w:line="240" w:lineRule="auto"/>
+        <w:rPr>
+          <w:rFonts w:ascii="Times New Roman" w:eastAsia="Times New Roman" w:hAnsi="Times New Roman" w:cs="Times New Roman"/>
+          <w:b/>
+          <w:sz w:val="24"/>
+          <w:szCs w:val="24"/>
+          <w:lang w:val="en-US"/>
+        </w:rPr>
+      </w:pPr>
+      <w:r>
+        <w:rPr>
+          <w:rFonts w:ascii="Times New Roman" w:eastAsia="Times New Roman" w:hAnsi="Times New Roman" w:cs="Times New Roman"/>
+          <w:b/>
+          <w:sz w:val="24"/>
+          <w:szCs w:val="24"/>
+          <w:lang w:val="en-US"/>
+        </w:rPr>
+        <w:t>                savedPort = Integer.parseInt(br.readLine());</w:t>
+      </w:r>
+    </w:p>
+    <w:p>
+      <w:pPr>
+        <w:pStyle w:val="normal1"/>
+        <w:spacing w:before="240" w:after="240" w:line="240" w:lineRule="auto"/>
+        <w:rPr>
+          <w:rFonts w:ascii="Times New Roman" w:eastAsia="Times New Roman" w:hAnsi="Times New Roman" w:cs="Times New Roman"/>
+          <w:b/>
+          <w:sz w:val="24"/>
+          <w:szCs w:val="24"/>
+          <w:lang w:val="en-US"/>
+        </w:rPr>
+      </w:pPr>
+      <w:r>
+        <w:rPr>
+          <w:rFonts w:ascii="Times New Roman" w:eastAsia="Times New Roman" w:hAnsi="Times New Roman" w:cs="Times New Roman"/>
+          <w:b/>
+          <w:sz w:val="24"/>
+          <w:szCs w:val="24"/>
+          <w:lang w:val="en-US"/>
+        </w:rPr>
+        <w:t>            } catch (NumberFormatException e) {</w:t>
+      </w:r>
+    </w:p>
+    <w:p>
+      <w:pPr>
+        <w:pStyle w:val="normal1"/>
+        <w:spacing w:before="240" w:after="240" w:line="240" w:lineRule="auto"/>
+        <w:rPr>
+          <w:rFonts w:ascii="Times New Roman" w:eastAsia="Times New Roman" w:hAnsi="Times New Roman" w:cs="Times New Roman"/>
+          <w:b/>
+          <w:sz w:val="24"/>
+          <w:szCs w:val="24"/>
+          <w:lang w:val="en-US"/>
+        </w:rPr>
+      </w:pPr>
+      <w:r>
+        <w:rPr>
+          <w:rFonts w:ascii="Times New Roman" w:eastAsia="Times New Roman" w:hAnsi="Times New Roman" w:cs="Times New Roman"/>
+          <w:b/>
+          <w:sz w:val="24"/>
+          <w:szCs w:val="24"/>
+          <w:lang w:val="en-US"/>
+        </w:rPr>
+        <w:t>                savedPort = DEFAULT_PORT;</w:t>
+      </w:r>
+    </w:p>
+    <w:p>
+      <w:pPr>
+        <w:pStyle w:val="normal1"/>
+        <w:spacing w:before="240" w:after="240" w:line="240" w:lineRule="auto"/>
+        <w:rPr>
+          <w:rFonts w:ascii="Times New Roman" w:eastAsia="Times New Roman" w:hAnsi="Times New Roman" w:cs="Times New Roman"/>
+          <w:b/>
+          <w:sz w:val="24"/>
+          <w:szCs w:val="24"/>
+          <w:lang w:val="en-US"/>
+        </w:rPr>
+      </w:pPr>
+      <w:r>
+        <w:rPr>
+          <w:rFonts w:ascii="Times New Roman" w:eastAsia="Times New Roman" w:hAnsi="Times New Roman" w:cs="Times New Roman"/>
+          <w:b/>
+          <w:sz w:val="24"/>
+          <w:szCs w:val="24"/>
+          <w:lang w:val="en-US"/>
+        </w:rPr>
+        <w:t>            }</w:t>
+      </w:r>
+    </w:p>
+    <w:p>
+      <w:pPr>
+        <w:pStyle w:val="normal1"/>
+        <w:spacing w:before="240" w:after="240" w:line="240" w:lineRule="auto"/>
+        <w:rPr>
+          <w:rFonts w:ascii="Times New Roman" w:eastAsia="Times New Roman" w:hAnsi="Times New Roman" w:cs="Times New Roman"/>
+          <w:b/>
+          <w:sz w:val="24"/>
+          <w:szCs w:val="24"/>
+          <w:lang w:val="en-US"/>
+        </w:rPr>
+      </w:pPr>
+      <w:r>
+        <w:rPr>
+          <w:rFonts w:ascii="Times New Roman" w:eastAsia="Times New Roman" w:hAnsi="Times New Roman" w:cs="Times New Roman"/>
+          <w:b/>
+          <w:sz w:val="24"/>
+          <w:szCs w:val="24"/>
+          <w:lang w:val="en-US"/>
+        </w:rPr>
+        <w:t>        } catch (IOException e) {</w:t>
+      </w:r>
+    </w:p>
+    <w:p>
+      <w:pPr>
+        <w:pStyle w:val="normal1"/>
+        <w:spacing w:before="240" w:after="240" w:line="240" w:lineRule="auto"/>
+        <w:rPr>
+          <w:rFonts w:ascii="Times New Roman" w:eastAsia="Times New Roman" w:hAnsi="Times New Roman" w:cs="Times New Roman"/>
+          <w:b/>
+          <w:sz w:val="24"/>
+          <w:szCs w:val="24"/>
+          <w:lang w:val="en-US"/>
+        </w:rPr>
+      </w:pPr>
+      <w:r>
+        <w:rPr>
+          <w:rFonts w:ascii="Times New Roman" w:eastAsia="Times New Roman" w:hAnsi="Times New Roman" w:cs="Times New Roman"/>
+          <w:b/>
+          <w:sz w:val="24"/>
+          <w:szCs w:val="24"/>
+          <w:lang w:val="en-US"/>
+        </w:rPr>
+        <w:lastRenderedPageBreak/>
+        <w:t>            savedHost = DEFAULT_HOST;</w:t>
+      </w:r>
+    </w:p>
+    <w:p>
+      <w:pPr>
+        <w:pStyle w:val="normal1"/>
+        <w:spacing w:before="240" w:after="240" w:line="240" w:lineRule="auto"/>
+        <w:rPr>
+          <w:rFonts w:ascii="Times New Roman" w:eastAsia="Times New Roman" w:hAnsi="Times New Roman" w:cs="Times New Roman"/>
+          <w:b/>
+          <w:sz w:val="24"/>
+          <w:szCs w:val="24"/>
+        </w:rPr>
+      </w:pPr>
+      <w:r>
+        <w:rPr>
+          <w:rFonts w:ascii="Times New Roman" w:eastAsia="Times New Roman" w:hAnsi="Times New Roman" w:cs="Times New Roman"/>
+          <w:b/>
+          <w:sz w:val="24"/>
+          <w:szCs w:val="24"/>
+          <w:lang w:val="en-US"/>
+        </w:rPr>
+        <w:t xml:space="preserve">            </w:t>
+      </w:r>
+      <w:r>
+        <w:rPr>
+          <w:rFonts w:ascii="Times New Roman" w:eastAsia="Times New Roman" w:hAnsi="Times New Roman" w:cs="Times New Roman"/>
+          <w:b/>
+          <w:sz w:val="24"/>
+          <w:szCs w:val="24"/>
+        </w:rPr>
+        <w:t>savedPort = DEFAULT_PORT;</w:t>
+      </w:r>
+    </w:p>
+    <w:p>
+      <w:pPr>
+        <w:pStyle w:val="normal1"/>
+        <w:spacing w:before="240" w:after="240" w:line="240" w:lineRule="auto"/>
+        <w:rPr>
+          <w:rFonts w:ascii="Times New Roman" w:eastAsia="Times New Roman" w:hAnsi="Times New Roman" w:cs="Times New Roman"/>
+          <w:b/>
+          <w:sz w:val="24"/>
+          <w:szCs w:val="24"/>
+        </w:rPr>
+      </w:pPr>
+      <w:r>
+        <w:rPr>
+          <w:rFonts w:ascii="Times New Roman" w:eastAsia="Times New Roman" w:hAnsi="Times New Roman" w:cs="Times New Roman"/>
+          <w:b/>
+          <w:sz w:val="24"/>
+          <w:szCs w:val="24"/>
+        </w:rPr>
+        <w:t>        }</w:t>
+      </w:r>
+    </w:p>
+    <w:p>
+      <w:pPr>
+        <w:pStyle w:val="normal1"/>
+        <w:spacing w:before="240" w:after="240" w:line="240" w:lineRule="auto"/>
+        <w:rPr>
+          <w:rFonts w:ascii="Times New Roman" w:eastAsia="Times New Roman" w:hAnsi="Times New Roman" w:cs="Times New Roman"/>
+          <w:b/>
+          <w:sz w:val="24"/>
+          <w:szCs w:val="24"/>
+        </w:rPr>
+      </w:pPr>
+      <w:r>
+        <w:rPr>
+          <w:rFonts w:ascii="Times New Roman" w:eastAsia="Times New Roman" w:hAnsi="Times New Roman" w:cs="Times New Roman"/>
+          <w:b/>
+          <w:sz w:val="24"/>
+          <w:szCs w:val="24"/>
+        </w:rPr>
+        <w:t>    }</w:t>
+      </w:r>
+    </w:p>
+    <w:p>
+      <w:pPr>
+        <w:pStyle w:val="normal1"/>
+        <w:spacing w:before="240" w:after="240" w:line="240" w:lineRule="auto"/>
+        <w:rPr>
+          <w:rFonts w:ascii="Times New Roman" w:eastAsia="Times New Roman" w:hAnsi="Times New Roman" w:cs="Times New Roman"/>
+          <w:b/>
+          <w:sz w:val="24"/>
+          <w:szCs w:val="24"/>
+        </w:rPr>
+      </w:pPr>
+    </w:p>
+    <w:p>
+      <w:pPr>
+        <w:pStyle w:val="normal1"/>
+        <w:spacing w:before="240" w:after="240" w:line="240" w:lineRule="auto"/>
+        <w:rPr>
+          <w:rFonts w:ascii="Times New Roman" w:eastAsia="Times New Roman" w:hAnsi="Times New Roman" w:cs="Times New Roman"/>
+          <w:b/>
+          <w:sz w:val="24"/>
+          <w:szCs w:val="24"/>
+          <w:lang w:val="en-US"/>
+        </w:rPr>
+      </w:pPr>
+      <w:r>
+        <w:rPr>
+          <w:rFonts w:ascii="Times New Roman" w:eastAsia="Times New Roman" w:hAnsi="Times New Roman" w:cs="Times New Roman"/>
+          <w:b/>
+          <w:i/>
+          <w:iCs/>
+          <w:sz w:val="24"/>
+          <w:szCs w:val="24"/>
+        </w:rPr>
+        <w:t xml:space="preserve">    /** Сохранение текущего хоста и порта. </w:t>
+      </w:r>
+      <w:r>
+        <w:rPr>
+          <w:rFonts w:ascii="Times New Roman" w:eastAsia="Times New Roman" w:hAnsi="Times New Roman" w:cs="Times New Roman"/>
+          <w:b/>
+          <w:i/>
+          <w:iCs/>
+          <w:sz w:val="24"/>
+          <w:szCs w:val="24"/>
+          <w:lang w:val="en-US"/>
+        </w:rPr>
+        <w:t>*/</w:t>
+      </w:r>
+    </w:p>
+    <w:p>
+      <w:pPr>
+        <w:pStyle w:val="normal1"/>
+        <w:spacing w:before="240" w:after="240" w:line="240" w:lineRule="auto"/>
+        <w:rPr>
+          <w:rFonts w:ascii="Times New Roman" w:eastAsia="Times New Roman" w:hAnsi="Times New Roman" w:cs="Times New Roman"/>
+          <w:b/>
+          <w:sz w:val="24"/>
+          <w:szCs w:val="24"/>
+          <w:lang w:val="en-US"/>
+        </w:rPr>
+      </w:pPr>
+      <w:r>
+        <w:rPr>
+          <w:rFonts w:ascii="Times New Roman" w:eastAsia="Times New Roman" w:hAnsi="Times New Roman" w:cs="Times New Roman"/>
+          <w:b/>
+          <w:sz w:val="24"/>
+          <w:szCs w:val="24"/>
+          <w:lang w:val="en-US"/>
+        </w:rPr>
+        <w:t>    private void saveSettings() {</w:t>
+      </w:r>
+    </w:p>
+    <w:p>
+      <w:pPr>
+        <w:pStyle w:val="normal1"/>
+        <w:spacing w:before="240" w:after="240" w:line="240" w:lineRule="auto"/>
+        <w:rPr>
+          <w:rFonts w:ascii="Times New Roman" w:eastAsia="Times New Roman" w:hAnsi="Times New Roman" w:cs="Times New Roman"/>
+          <w:b/>
+          <w:sz w:val="24"/>
+          <w:szCs w:val="24"/>
+          <w:lang w:val="en-US"/>
+        </w:rPr>
+      </w:pPr>
+      <w:r>
+        <w:rPr>
+          <w:rFonts w:ascii="Times New Roman" w:eastAsia="Times New Roman" w:hAnsi="Times New Roman" w:cs="Times New Roman"/>
+          <w:b/>
+          <w:sz w:val="24"/>
+          <w:szCs w:val="24"/>
+          <w:lang w:val="en-US"/>
+        </w:rPr>
+        <w:t>        try (PrintWriter pw = new PrintWriter(new FileWriter(SETTINGS_FILE))) {</w:t>
+      </w:r>
+    </w:p>
+    <w:p>
+      <w:pPr>
+        <w:pStyle w:val="normal1"/>
+        <w:spacing w:before="240" w:after="240" w:line="240" w:lineRule="auto"/>
+        <w:rPr>
+          <w:rFonts w:ascii="Times New Roman" w:eastAsia="Times New Roman" w:hAnsi="Times New Roman" w:cs="Times New Roman"/>
+          <w:b/>
+          <w:sz w:val="24"/>
+          <w:szCs w:val="24"/>
+          <w:lang w:val="en-US"/>
+        </w:rPr>
+      </w:pPr>
+      <w:r>
+        <w:rPr>
+          <w:rFonts w:ascii="Times New Roman" w:eastAsia="Times New Roman" w:hAnsi="Times New Roman" w:cs="Times New Roman"/>
+          <w:b/>
+          <w:sz w:val="24"/>
+          <w:szCs w:val="24"/>
+          <w:lang w:val="en-US"/>
+        </w:rPr>
+        <w:t>            pw.print(savedHost);</w:t>
+      </w:r>
+    </w:p>
+    <w:p>
+      <w:pPr>
+        <w:pStyle w:val="normal1"/>
+        <w:spacing w:before="240" w:after="240" w:line="240" w:lineRule="auto"/>
+        <w:rPr>
+          <w:rFonts w:ascii="Times New Roman" w:eastAsia="Times New Roman" w:hAnsi="Times New Roman" w:cs="Times New Roman"/>
+          <w:b/>
+          <w:sz w:val="24"/>
+          <w:szCs w:val="24"/>
+          <w:lang w:val="en-US"/>
+        </w:rPr>
+      </w:pPr>
+      <w:r>
+        <w:rPr>
+          <w:rFonts w:ascii="Times New Roman" w:eastAsia="Times New Roman" w:hAnsi="Times New Roman" w:cs="Times New Roman"/>
+          <w:b/>
+          <w:sz w:val="24"/>
+          <w:szCs w:val="24"/>
+          <w:lang w:val="en-US"/>
+        </w:rPr>
+        <w:t>            pw.println();</w:t>
+      </w:r>
+    </w:p>
+    <w:p>
+      <w:pPr>
+        <w:pStyle w:val="normal1"/>
+        <w:spacing w:before="240" w:after="240" w:line="240" w:lineRule="auto"/>
+        <w:rPr>
+          <w:rFonts w:ascii="Times New Roman" w:eastAsia="Times New Roman" w:hAnsi="Times New Roman" w:cs="Times New Roman"/>
+          <w:b/>
+          <w:sz w:val="24"/>
+          <w:szCs w:val="24"/>
+          <w:lang w:val="en-US"/>
+        </w:rPr>
+      </w:pPr>
+      <w:r>
+        <w:rPr>
+          <w:rFonts w:ascii="Times New Roman" w:eastAsia="Times New Roman" w:hAnsi="Times New Roman" w:cs="Times New Roman"/>
+          <w:b/>
+          <w:sz w:val="24"/>
+          <w:szCs w:val="24"/>
+          <w:lang w:val="en-US"/>
+        </w:rPr>
+        <w:t>            pw.print(savedPort);</w:t>
+      </w:r>
+    </w:p>
+    <w:p>
+      <w:pPr>
+        <w:pStyle w:val="normal1"/>
+        <w:spacing w:before="240" w:after="240" w:line="240" w:lineRule="auto"/>
+        <w:rPr>
+          <w:rFonts w:ascii="Times New Roman" w:eastAsia="Times New Roman" w:hAnsi="Times New Roman" w:cs="Times New Roman"/>
+          <w:b/>
+          <w:sz w:val="24"/>
+          <w:szCs w:val="24"/>
+          <w:lang w:val="en-US"/>
+        </w:rPr>
+      </w:pPr>
+      <w:r>
+        <w:rPr>
+          <w:rFonts w:ascii="Times New Roman" w:eastAsia="Times New Roman" w:hAnsi="Times New Roman" w:cs="Times New Roman"/>
+          <w:b/>
+          <w:sz w:val="24"/>
+          <w:szCs w:val="24"/>
+          <w:lang w:val="en-US"/>
+        </w:rPr>
+        <w:t>        } catch (IOException e) {</w:t>
+      </w:r>
+    </w:p>
+    <w:p>
+      <w:pPr>
+        <w:pStyle w:val="normal1"/>
+        <w:spacing w:before="240" w:after="240" w:line="240" w:lineRule="auto"/>
+        <w:rPr>
+          <w:rFonts w:ascii="Times New Roman" w:eastAsia="Times New Roman" w:hAnsi="Times New Roman" w:cs="Times New Roman"/>
+          <w:b/>
+          <w:sz w:val="24"/>
+          <w:szCs w:val="24"/>
+          <w:lang w:val="en-US"/>
+        </w:rPr>
+      </w:pPr>
+      <w:r>
+        <w:rPr>
+          <w:rFonts w:ascii="Times New Roman" w:eastAsia="Times New Roman" w:hAnsi="Times New Roman" w:cs="Times New Roman"/>
+          <w:b/>
+          <w:sz w:val="24"/>
+          <w:szCs w:val="24"/>
+          <w:lang w:val="en-US"/>
+        </w:rPr>
+        <w:t xml:space="preserve">            </w:t>
+      </w:r>
+      <w:r>
+        <w:rPr>
+          <w:rFonts w:ascii="Times New Roman" w:eastAsia="Times New Roman" w:hAnsi="Times New Roman" w:cs="Times New Roman"/>
+          <w:b/>
+          <w:i/>
+          <w:iCs/>
+          <w:sz w:val="24"/>
+          <w:szCs w:val="24"/>
+          <w:lang w:val="en-US"/>
+        </w:rPr>
+        <w:t xml:space="preserve">// </w:t>
+      </w:r>
+      <w:r>
+        <w:rPr>
+          <w:rFonts w:ascii="Times New Roman" w:eastAsia="Times New Roman" w:hAnsi="Times New Roman" w:cs="Times New Roman"/>
+          <w:b/>
+          <w:i/>
+          <w:iCs/>
+          <w:sz w:val="24"/>
+          <w:szCs w:val="24"/>
+        </w:rPr>
+        <w:t>Игнорируем</w:t>
+      </w:r>
+      <w:r>
+        <w:rPr>
+          <w:rFonts w:ascii="Times New Roman" w:eastAsia="Times New Roman" w:hAnsi="Times New Roman" w:cs="Times New Roman"/>
+          <w:b/>
+          <w:i/>
+          <w:iCs/>
+          <w:sz w:val="24"/>
+          <w:szCs w:val="24"/>
+          <w:lang w:val="en-US"/>
+        </w:rPr>
+        <w:t xml:space="preserve"> </w:t>
+      </w:r>
+      <w:r>
+        <w:rPr>
+          <w:rFonts w:ascii="Times New Roman" w:eastAsia="Times New Roman" w:hAnsi="Times New Roman" w:cs="Times New Roman"/>
+          <w:b/>
+          <w:i/>
+          <w:iCs/>
+          <w:sz w:val="24"/>
+          <w:szCs w:val="24"/>
+        </w:rPr>
+        <w:t>ошибки</w:t>
+      </w:r>
+      <w:r>
+        <w:rPr>
+          <w:rFonts w:ascii="Times New Roman" w:eastAsia="Times New Roman" w:hAnsi="Times New Roman" w:cs="Times New Roman"/>
+          <w:b/>
+          <w:i/>
+          <w:iCs/>
+          <w:sz w:val="24"/>
+          <w:szCs w:val="24"/>
+          <w:lang w:val="en-US"/>
+        </w:rPr>
+        <w:t xml:space="preserve"> </w:t>
+      </w:r>
+      <w:r>
+        <w:rPr>
+          <w:rFonts w:ascii="Times New Roman" w:eastAsia="Times New Roman" w:hAnsi="Times New Roman" w:cs="Times New Roman"/>
+          <w:b/>
+          <w:i/>
+          <w:iCs/>
+          <w:sz w:val="24"/>
+          <w:szCs w:val="24"/>
+        </w:rPr>
+        <w:t>сохранения</w:t>
+      </w:r>
+    </w:p>
+    <w:p>
+      <w:pPr>
+        <w:pStyle w:val="normal1"/>
+        <w:spacing w:before="240" w:after="240" w:line="240" w:lineRule="auto"/>
+        <w:rPr>
+          <w:rFonts w:ascii="Times New Roman" w:eastAsia="Times New Roman" w:hAnsi="Times New Roman" w:cs="Times New Roman"/>
+          <w:b/>
+          <w:sz w:val="24"/>
+          <w:szCs w:val="24"/>
+          <w:lang w:val="en-US"/>
+        </w:rPr>
+      </w:pPr>
+      <w:r>
+        <w:rPr>
+          <w:rFonts w:ascii="Times New Roman" w:eastAsia="Times New Roman" w:hAnsi="Times New Roman" w:cs="Times New Roman"/>
+          <w:b/>
+          <w:sz w:val="24"/>
+          <w:szCs w:val="24"/>
+          <w:lang w:val="en-US"/>
+        </w:rPr>
+        <w:t>        }</w:t>
+      </w:r>
+    </w:p>
+    <w:p>
+      <w:pPr>
+        <w:pStyle w:val="normal1"/>
+        <w:spacing w:before="240" w:after="240" w:line="240" w:lineRule="auto"/>
+        <w:rPr>
+          <w:rFonts w:ascii="Times New Roman" w:eastAsia="Times New Roman" w:hAnsi="Times New Roman" w:cs="Times New Roman"/>
+          <w:b/>
+          <w:sz w:val="24"/>
+          <w:szCs w:val="24"/>
+          <w:lang w:val="en-US"/>
+        </w:rPr>
+      </w:pPr>
+      <w:r>
+        <w:rPr>
+          <w:rFonts w:ascii="Times New Roman" w:eastAsia="Times New Roman" w:hAnsi="Times New Roman" w:cs="Times New Roman"/>
+          <w:b/>
+          <w:sz w:val="24"/>
+          <w:szCs w:val="24"/>
+          <w:lang w:val="en-US"/>
+        </w:rPr>
+        <w:t>    }</w:t>
+      </w:r>
+    </w:p>
+    <w:p>
+      <w:pPr>
+        <w:pStyle w:val="normal1"/>
+        <w:spacing w:before="240" w:after="240" w:line="240" w:lineRule="auto"/>
+        <w:rPr>
+          <w:rFonts w:ascii="Times New Roman" w:eastAsia="Times New Roman" w:hAnsi="Times New Roman" w:cs="Times New Roman"/>
+          <w:b/>
+          <w:sz w:val="24"/>
+          <w:szCs w:val="24"/>
+          <w:lang w:val="en-US"/>
+        </w:rPr>
+      </w:pPr>
+    </w:p>
+    <w:p>
+      <w:pPr>
+        <w:pStyle w:val="normal1"/>
+        <w:spacing w:before="240" w:after="240" w:line="240" w:lineRule="auto"/>
+        <w:rPr>
+          <w:rFonts w:ascii="Times New Roman" w:eastAsia="Times New Roman" w:hAnsi="Times New Roman" w:cs="Times New Roman"/>
+          <w:b/>
+          <w:sz w:val="24"/>
+          <w:szCs w:val="24"/>
+          <w:lang w:val="en-US"/>
+        </w:rPr>
+      </w:pPr>
+      <w:r>
+        <w:rPr>
+          <w:rFonts w:ascii="Times New Roman" w:eastAsia="Times New Roman" w:hAnsi="Times New Roman" w:cs="Times New Roman"/>
+          <w:b/>
+          <w:sz w:val="24"/>
+          <w:szCs w:val="24"/>
+          <w:lang w:val="en-US"/>
+        </w:rPr>
+        <w:t>    private void print(String s) {</w:t>
+      </w:r>
+    </w:p>
+    <w:p>
+      <w:pPr>
+        <w:pStyle w:val="normal1"/>
+        <w:spacing w:before="240" w:after="240" w:line="240" w:lineRule="auto"/>
+        <w:rPr>
+          <w:rFonts w:ascii="Times New Roman" w:eastAsia="Times New Roman" w:hAnsi="Times New Roman" w:cs="Times New Roman"/>
+          <w:b/>
+          <w:sz w:val="24"/>
+          <w:szCs w:val="24"/>
+          <w:lang w:val="en-US"/>
+        </w:rPr>
+      </w:pPr>
+      <w:r>
+        <w:rPr>
+          <w:rFonts w:ascii="Times New Roman" w:eastAsia="Times New Roman" w:hAnsi="Times New Roman" w:cs="Times New Roman"/>
+          <w:b/>
+          <w:sz w:val="24"/>
+          <w:szCs w:val="24"/>
+          <w:lang w:val="en-US"/>
+        </w:rPr>
+        <w:t>        SwingUtilities.invokeLater(() -&gt; area.append(s + "\n"));</w:t>
+      </w:r>
+    </w:p>
+    <w:p>
+      <w:pPr>
+        <w:pStyle w:val="normal1"/>
+        <w:spacing w:before="240" w:after="240" w:line="240" w:lineRule="auto"/>
+        <w:rPr>
+          <w:rFonts w:ascii="Times New Roman" w:eastAsia="Times New Roman" w:hAnsi="Times New Roman" w:cs="Times New Roman"/>
+          <w:b/>
+          <w:sz w:val="24"/>
+          <w:szCs w:val="24"/>
+        </w:rPr>
+      </w:pPr>
+      <w:r>
+        <w:rPr>
+          <w:rFonts w:ascii="Times New Roman" w:eastAsia="Times New Roman" w:hAnsi="Times New Roman" w:cs="Times New Roman"/>
+          <w:b/>
+          <w:sz w:val="24"/>
+          <w:szCs w:val="24"/>
           <w:lang w:val="en-US"/>
         </w:rPr>
         <w:t xml:space="preserve">    </w:t>
       </w:r>
       <w:r>
         <w:rPr>
-          <w:i/>
-          <w:iCs/>
-        </w:rPr>
-        <w:t>// Количество накапливаемых символов перед отправкой контрольной суммы</w:t>
-      </w:r>
-    </w:p>
-    <w:p>
-      <w:pPr>
-        <w:pStyle w:val="normal1"/>
-        <w:spacing w:line="240" w:lineRule="auto"/>
-        <w:rPr>
-          <w:lang w:val="en-US"/>
-        </w:rPr>
-      </w:pPr>
-      <w:r>
-        <w:t xml:space="preserve">    </w:t>
-      </w:r>
-      <w:r>
-        <w:rPr>
-          <w:lang w:val="en-US"/>
-        </w:rPr>
-        <w:t>private static final int BLOCK_SIZE = 10;</w:t>
-      </w:r>
-    </w:p>
-    <w:p>
-      <w:pPr>
-        <w:pStyle w:val="normal1"/>
-        <w:spacing w:line="240" w:lineRule="auto"/>
-        <w:rPr>
-          <w:lang w:val="en-US"/>
-        </w:rPr>
-      </w:pPr>
-    </w:p>
-    <w:p>
-      <w:pPr>
-        <w:pStyle w:val="normal1"/>
-        <w:spacing w:line="240" w:lineRule="auto"/>
-        <w:rPr>
-          <w:lang w:val="en-US"/>
-        </w:rPr>
-      </w:pPr>
-      <w:r>
-        <w:rPr>
-          <w:lang w:val="en-US"/>
-        </w:rPr>
-        <w:t>    public static void main(String[] args) throws IOException {</w:t>
-      </w:r>
-    </w:p>
-    <w:p>
-      <w:pPr>
-        <w:pStyle w:val="normal1"/>
-        <w:spacing w:line="240" w:lineRule="auto"/>
-        <w:rPr>
-          <w:lang w:val="en-US"/>
-        </w:rPr>
-      </w:pPr>
-      <w:r>
-        <w:rPr>
-          <w:lang w:val="en-US"/>
-        </w:rPr>
-        <w:t>        ServerSocket serverSocket = new ServerSocket(PORT);</w:t>
-      </w:r>
-    </w:p>
-    <w:p>
-      <w:pPr>
-        <w:pStyle w:val="normal1"/>
-        <w:spacing w:line="240" w:lineRule="auto"/>
-        <w:rPr>
-          <w:lang w:val="en-US"/>
-        </w:rPr>
-      </w:pPr>
-      <w:r>
-        <w:rPr>
-          <w:lang w:val="en-US"/>
-        </w:rPr>
-        <w:t xml:space="preserve">        System.out.println("TCP </w:t>
-      </w:r>
-      <w:r>
-        <w:t>сервер</w:t>
-      </w:r>
-      <w:r>
-        <w:rPr>
-          <w:lang w:val="en-US"/>
-        </w:rPr>
-        <w:t xml:space="preserve"> </w:t>
-      </w:r>
-      <w:r>
-        <w:t>запущен</w:t>
-      </w:r>
-      <w:r>
-        <w:rPr>
-          <w:lang w:val="en-US"/>
-        </w:rPr>
-        <w:t xml:space="preserve"> </w:t>
-      </w:r>
-      <w:r>
-        <w:t>на</w:t>
-      </w:r>
-      <w:r>
-        <w:rPr>
-          <w:lang w:val="en-US"/>
-        </w:rPr>
-        <w:t xml:space="preserve"> </w:t>
-      </w:r>
-      <w:r>
-        <w:t>порту</w:t>
-      </w:r>
-      <w:r>
-        <w:rPr>
-          <w:lang w:val="en-US"/>
-        </w:rPr>
-        <w:t xml:space="preserve"> " + PORT);</w:t>
-      </w:r>
-    </w:p>
-    <w:p>
-      <w:pPr>
-        <w:pStyle w:val="normal1"/>
-        <w:spacing w:line="240" w:lineRule="auto"/>
-        <w:rPr>
-          <w:lang w:val="en-US"/>
-        </w:rPr>
-      </w:pPr>
-    </w:p>
-    <w:p>
-      <w:pPr>
-        <w:pStyle w:val="normal1"/>
-        <w:spacing w:line="240" w:lineRule="auto"/>
-      </w:pPr>
-      <w:r>
-        <w:rPr>
-          <w:lang w:val="en-US"/>
+          <w:rFonts w:ascii="Times New Roman" w:eastAsia="Times New Roman" w:hAnsi="Times New Roman" w:cs="Times New Roman"/>
+          <w:b/>
+          <w:sz w:val="24"/>
+          <w:szCs w:val="24"/>
+        </w:rPr>
+        <w:t>}</w:t>
+      </w:r>
+    </w:p>
+    <w:p>
+      <w:pPr>
+        <w:pStyle w:val="normal1"/>
+        <w:spacing w:before="240" w:after="240" w:line="240" w:lineRule="auto"/>
+        <w:rPr>
+          <w:rFonts w:ascii="Times New Roman" w:eastAsia="Times New Roman" w:hAnsi="Times New Roman" w:cs="Times New Roman"/>
+          <w:b/>
+          <w:sz w:val="24"/>
+          <w:szCs w:val="24"/>
+        </w:rPr>
+      </w:pPr>
+    </w:p>
+    <w:p>
+      <w:pPr>
+        <w:pStyle w:val="normal1"/>
+        <w:spacing w:before="240" w:after="240" w:line="240" w:lineRule="auto"/>
+        <w:rPr>
+          <w:rFonts w:ascii="Times New Roman" w:eastAsia="Times New Roman" w:hAnsi="Times New Roman" w:cs="Times New Roman"/>
+          <w:b/>
+          <w:sz w:val="24"/>
+          <w:szCs w:val="24"/>
+        </w:rPr>
+      </w:pPr>
+      <w:r>
+        <w:rPr>
+          <w:rFonts w:ascii="Times New Roman" w:eastAsia="Times New Roman" w:hAnsi="Times New Roman" w:cs="Times New Roman"/>
+          <w:b/>
+          <w:i/>
+          <w:iCs/>
+          <w:sz w:val="24"/>
+          <w:szCs w:val="24"/>
+        </w:rPr>
+        <w:t>    /** Разбор введённой строки: команда connect или обычная строка для сервера. */</w:t>
+      </w:r>
+    </w:p>
+    <w:p>
+      <w:pPr>
+        <w:pStyle w:val="normal1"/>
+        <w:spacing w:before="240" w:after="240" w:line="240" w:lineRule="auto"/>
+        <w:rPr>
+          <w:rFonts w:ascii="Times New Roman" w:eastAsia="Times New Roman" w:hAnsi="Times New Roman" w:cs="Times New Roman"/>
+          <w:b/>
+          <w:sz w:val="24"/>
+          <w:szCs w:val="24"/>
+        </w:rPr>
+      </w:pPr>
+      <w:r>
+        <w:rPr>
+          <w:rFonts w:ascii="Times New Roman" w:eastAsia="Times New Roman" w:hAnsi="Times New Roman" w:cs="Times New Roman"/>
+          <w:b/>
+          <w:sz w:val="24"/>
+          <w:szCs w:val="24"/>
+        </w:rPr>
+        <w:t>    private void processInput() {</w:t>
+      </w:r>
+    </w:p>
+    <w:p>
+      <w:pPr>
+        <w:pStyle w:val="normal1"/>
+        <w:spacing w:before="240" w:after="240" w:line="240" w:lineRule="auto"/>
+        <w:rPr>
+          <w:rFonts w:ascii="Times New Roman" w:eastAsia="Times New Roman" w:hAnsi="Times New Roman" w:cs="Times New Roman"/>
+          <w:b/>
+          <w:sz w:val="24"/>
+          <w:szCs w:val="24"/>
+        </w:rPr>
+      </w:pPr>
+      <w:r>
+        <w:rPr>
+          <w:rFonts w:ascii="Times New Roman" w:eastAsia="Times New Roman" w:hAnsi="Times New Roman" w:cs="Times New Roman"/>
+          <w:b/>
+          <w:sz w:val="24"/>
+          <w:szCs w:val="24"/>
+        </w:rPr>
+        <w:t>        String text = field.getText().trim();</w:t>
+      </w:r>
+    </w:p>
+    <w:p>
+      <w:pPr>
+        <w:pStyle w:val="normal1"/>
+        <w:spacing w:before="240" w:after="240" w:line="240" w:lineRule="auto"/>
+        <w:rPr>
+          <w:rFonts w:ascii="Times New Roman" w:eastAsia="Times New Roman" w:hAnsi="Times New Roman" w:cs="Times New Roman"/>
+          <w:b/>
+          <w:sz w:val="24"/>
+          <w:szCs w:val="24"/>
+          <w:lang w:val="en-US"/>
+        </w:rPr>
+      </w:pPr>
+      <w:r>
+        <w:rPr>
+          <w:rFonts w:ascii="Times New Roman" w:eastAsia="Times New Roman" w:hAnsi="Times New Roman" w:cs="Times New Roman"/>
+          <w:b/>
+          <w:sz w:val="24"/>
+          <w:szCs w:val="24"/>
         </w:rPr>
         <w:t xml:space="preserve">        </w:t>
       </w:r>
-      <w:proofErr w:type="spellStart"/>
-      <w:r>
-        <w:t>try</w:t>
-      </w:r>
-      <w:proofErr w:type="spellEnd"/>
-      <w:r>
-        <w:t xml:space="preserve"> {</w:t>
-      </w:r>
-    </w:p>
-    <w:p>
-      <w:pPr>
-        <w:pStyle w:val="normal1"/>
-        <w:spacing w:line="240" w:lineRule="auto"/>
-      </w:pPr>
-      <w:r>
-        <w:t xml:space="preserve">            </w:t>
-      </w:r>
-      <w:proofErr w:type="spellStart"/>
-      <w:r>
-        <w:t>while</w:t>
-      </w:r>
-      <w:proofErr w:type="spellEnd"/>
-      <w:r>
-        <w:t xml:space="preserve"> (</w:t>
-      </w:r>
-      <w:proofErr w:type="spellStart"/>
-      <w:r>
-        <w:t>true</w:t>
-      </w:r>
-      <w:proofErr w:type="spellEnd"/>
-      <w:r>
-        <w:t>) {</w:t>
-      </w:r>
-    </w:p>
-    <w:p>
-      <w:pPr>
-        <w:pStyle w:val="normal1"/>
-        <w:spacing w:line="240" w:lineRule="auto"/>
-      </w:pPr>
-      <w:r>
-        <w:t xml:space="preserve">                </w:t>
-      </w:r>
-      <w:r>
-        <w:rPr>
-          <w:i/>
-          <w:iCs/>
-        </w:rPr>
-        <w:t>// Ожидание подключения нового клиента</w:t>
-      </w:r>
-    </w:p>
-    <w:p>
-      <w:pPr>
-        <w:pStyle w:val="normal1"/>
-        <w:spacing w:line="240" w:lineRule="auto"/>
-        <w:rPr>
-          <w:lang w:val="en-US"/>
-        </w:rPr>
-      </w:pPr>
-      <w:r>
-        <w:t xml:space="preserve">                </w:t>
-      </w:r>
-      <w:r>
-        <w:rPr>
-          <w:lang w:val="en-US"/>
-        </w:rPr>
-        <w:t>Socket socket = serverSocket.accept();</w:t>
-      </w:r>
-    </w:p>
-    <w:p>
-      <w:pPr>
-        <w:pStyle w:val="normal1"/>
-        <w:spacing w:line="240" w:lineRule="auto"/>
-        <w:rPr>
-          <w:lang w:val="en-US"/>
-        </w:rPr>
-      </w:pPr>
-      <w:r>
-        <w:rPr>
-          <w:lang w:val="en-US"/>
-        </w:rPr>
-        <w:t>                System.out.println("</w:t>
-      </w:r>
-      <w:r>
-        <w:t>Подключён</w:t>
-      </w:r>
-      <w:r>
-        <w:rPr>
-          <w:lang w:val="en-US"/>
-        </w:rPr>
-        <w:t xml:space="preserve"> </w:t>
-      </w:r>
-      <w:r>
-        <w:t>клиент</w:t>
-      </w:r>
-      <w:r>
-        <w:rPr>
-          <w:lang w:val="en-US"/>
-        </w:rPr>
-        <w:t>: " + socket);</w:t>
-      </w:r>
-    </w:p>
-    <w:p>
-      <w:pPr>
-        <w:pStyle w:val="normal1"/>
-        <w:spacing w:line="240" w:lineRule="auto"/>
-        <w:rPr>
-          <w:lang w:val="en-US"/>
-        </w:rPr>
-      </w:pPr>
-    </w:p>
-    <w:p>
-      <w:pPr>
-        <w:pStyle w:val="normal1"/>
-        <w:spacing w:line="240" w:lineRule="auto"/>
-      </w:pPr>
-      <w:r>
-        <w:rPr>
-          <w:lang w:val="en-US"/>
-        </w:rPr>
-        <w:t xml:space="preserve">                </w:t>
-      </w:r>
-      <w:r>
-        <w:rPr>
-          <w:i/>
-          <w:iCs/>
-        </w:rPr>
-        <w:t>// обслуживание клиента в отдельном потоке,</w:t>
-      </w:r>
-    </w:p>
-    <w:p>
-      <w:pPr>
-        <w:pStyle w:val="normal1"/>
-        <w:spacing w:line="240" w:lineRule="auto"/>
-        <w:rPr>
-          <w:lang w:val="en-US"/>
-        </w:rPr>
-      </w:pPr>
-      <w:r>
-        <w:t xml:space="preserve">                </w:t>
-      </w:r>
-      <w:r>
-        <w:rPr>
-          <w:lang w:val="en-US"/>
-        </w:rPr>
-        <w:t>new Thread(new ClientHandler(socket)).start();</w:t>
-      </w:r>
-    </w:p>
-    <w:p>
-      <w:pPr>
-        <w:pStyle w:val="normal1"/>
-        <w:spacing w:line="240" w:lineRule="auto"/>
-        <w:rPr>
-          <w:lang w:val="en-US"/>
-        </w:rPr>
-      </w:pPr>
-      <w:r>
-        <w:rPr>
-          <w:lang w:val="en-US"/>
-        </w:rPr>
-        <w:t>            }</w:t>
-      </w:r>
-    </w:p>
-    <w:p>
-      <w:pPr>
-        <w:pStyle w:val="normal1"/>
-        <w:spacing w:line="240" w:lineRule="auto"/>
-        <w:rPr>
-          <w:lang w:val="en-US"/>
-        </w:rPr>
-      </w:pPr>
-      <w:r>
-        <w:rPr>
-          <w:lang w:val="en-US"/>
-        </w:rPr>
-        <w:t>        } finally {</w:t>
-      </w:r>
-    </w:p>
-    <w:p>
-      <w:pPr>
-        <w:pStyle w:val="normal1"/>
-        <w:spacing w:line="240" w:lineRule="auto"/>
-        <w:rPr>
-          <w:lang w:val="en-US"/>
-        </w:rPr>
-      </w:pPr>
-      <w:r>
-        <w:rPr>
-          <w:lang w:val="en-US"/>
-        </w:rPr>
-        <w:t>            serverSocket.close();</w:t>
-      </w:r>
-    </w:p>
-    <w:p>
-      <w:pPr>
-        <w:pStyle w:val="normal1"/>
-        <w:spacing w:line="240" w:lineRule="auto"/>
-        <w:rPr>
-          <w:lang w:val="en-US"/>
-        </w:rPr>
-      </w:pPr>
-      <w:r>
-        <w:rPr>
-          <w:lang w:val="en-US"/>
-        </w:rPr>
-        <w:t>        }</w:t>
-      </w:r>
-    </w:p>
-    <w:p>
-      <w:pPr>
-        <w:pStyle w:val="normal1"/>
-        <w:spacing w:line="240" w:lineRule="auto"/>
-        <w:rPr>
-          <w:lang w:val="en-US"/>
-        </w:rPr>
-      </w:pPr>
-      <w:r>
-        <w:rPr>
-          <w:lang w:val="en-US"/>
-        </w:rPr>
-        <w:t>    }</w:t>
-      </w:r>
-    </w:p>
-    <w:p>
-      <w:pPr>
-        <w:pStyle w:val="normal1"/>
-        <w:spacing w:line="240" w:lineRule="auto"/>
-        <w:rPr>
-          <w:lang w:val="en-US"/>
-        </w:rPr>
-      </w:pPr>
-      <w:r>
-        <w:rPr>
-          <w:lang w:val="en-US"/>
-        </w:rPr>
-        <w:t>}</w:t>
-      </w:r>
-    </w:p>
-    <w:p>
-      <w:pPr>
-        <w:pStyle w:val="normal1"/>
-        <w:spacing w:line="240" w:lineRule="auto"/>
-        <w:rPr>
-          <w:lang w:val="en-US"/>
-        </w:rPr>
-      </w:pPr>
-    </w:p>
-    <w:p>
-      <w:pPr>
-        <w:pStyle w:val="normal1"/>
-        <w:spacing w:line="240" w:lineRule="auto"/>
-        <w:rPr>
-          <w:lang w:val="en-US"/>
-        </w:rPr>
-      </w:pPr>
-      <w:r>
-        <w:rPr>
-          <w:lang w:val="en-US"/>
-        </w:rPr>
-        <w:t>class ClientHandler implements Runnable {</w:t>
-      </w:r>
-    </w:p>
-    <w:p>
-      <w:pPr>
-        <w:pStyle w:val="normal1"/>
-        <w:spacing w:line="240" w:lineRule="auto"/>
-        <w:rPr>
-          <w:lang w:val="en-US"/>
-        </w:rPr>
-      </w:pPr>
-      <w:r>
-        <w:rPr>
-          <w:lang w:val="en-US"/>
-        </w:rPr>
-        <w:t>    private final Socket socket;</w:t>
-      </w:r>
-    </w:p>
-    <w:p>
-      <w:pPr>
-        <w:pStyle w:val="normal1"/>
-        <w:spacing w:line="240" w:lineRule="auto"/>
-        <w:rPr>
-          <w:lang w:val="en-US"/>
-        </w:rPr>
-      </w:pPr>
-    </w:p>
-    <w:p>
-      <w:pPr>
-        <w:pStyle w:val="normal1"/>
-        <w:spacing w:line="240" w:lineRule="auto"/>
-        <w:rPr>
-          <w:lang w:val="en-US"/>
-        </w:rPr>
-      </w:pPr>
-      <w:r>
-        <w:rPr>
-          <w:lang w:val="en-US"/>
-        </w:rPr>
-        <w:t>    ClientHandler(Socket socket) {</w:t>
-      </w:r>
-    </w:p>
-    <w:p>
-      <w:pPr>
-        <w:pStyle w:val="normal1"/>
-        <w:spacing w:line="240" w:lineRule="auto"/>
-        <w:rPr>
-          <w:lang w:val="en-US"/>
-        </w:rPr>
-      </w:pPr>
-      <w:r>
-        <w:rPr>
-          <w:lang w:val="en-US"/>
-        </w:rPr>
-        <w:t xml:space="preserve">        </w:t>
-      </w:r>
-      <w:r>
-        <w:rPr>
-          <w:i/>
-          <w:iCs/>
-          <w:lang w:val="en-US"/>
-        </w:rPr>
-        <w:t>this</w:t>
-      </w:r>
-      <w:r>
-        <w:rPr>
-          <w:lang w:val="en-US"/>
-        </w:rPr>
-        <w:t>.socket = socket;</w:t>
-      </w:r>
-    </w:p>
-    <w:p>
-      <w:pPr>
-        <w:pStyle w:val="normal1"/>
-        <w:spacing w:line="240" w:lineRule="auto"/>
-        <w:rPr>
-          <w:lang w:val="en-US"/>
-        </w:rPr>
-      </w:pPr>
-      <w:r>
-        <w:rPr>
-          <w:lang w:val="en-US"/>
-        </w:rPr>
-        <w:t>    }</w:t>
-      </w:r>
-    </w:p>
-    <w:p>
-      <w:pPr>
-        <w:pStyle w:val="normal1"/>
-        <w:spacing w:line="240" w:lineRule="auto"/>
-        <w:rPr>
-          <w:lang w:val="en-US"/>
-        </w:rPr>
-      </w:pPr>
-    </w:p>
-    <w:p>
-      <w:pPr>
-        <w:pStyle w:val="normal1"/>
-        <w:spacing w:line="240" w:lineRule="auto"/>
-        <w:rPr>
-          <w:lang w:val="en-US"/>
-        </w:rPr>
-      </w:pPr>
-      <w:r>
-        <w:rPr>
-          <w:lang w:val="en-US"/>
-        </w:rPr>
-        <w:t>    @Override</w:t>
-      </w:r>
-    </w:p>
-    <w:p>
-      <w:pPr>
-        <w:pStyle w:val="normal1"/>
-        <w:spacing w:line="240" w:lineRule="auto"/>
-        <w:rPr>
-          <w:lang w:val="en-US"/>
-        </w:rPr>
-      </w:pPr>
-      <w:r>
-        <w:rPr>
-          <w:lang w:val="en-US"/>
-        </w:rPr>
-        <w:t>    public void run() {</w:t>
-      </w:r>
-    </w:p>
-    <w:p>
-      <w:pPr>
-        <w:pStyle w:val="normal1"/>
-        <w:spacing w:line="240" w:lineRule="auto"/>
-        <w:rPr>
-          <w:lang w:val="en-US"/>
-        </w:rPr>
-      </w:pPr>
-      <w:r>
-        <w:rPr>
-          <w:lang w:val="en-US"/>
-        </w:rPr>
-        <w:t>        try (</w:t>
-      </w:r>
-    </w:p>
-    <w:p>
-      <w:pPr>
-        <w:pStyle w:val="normal1"/>
-        <w:spacing w:line="240" w:lineRule="auto"/>
-        <w:rPr>
-          <w:lang w:val="en-US"/>
-        </w:rPr>
-      </w:pPr>
-      <w:r>
-        <w:rPr>
-          <w:lang w:val="en-US"/>
-        </w:rPr>
-        <w:t>                Socket s = socket;</w:t>
-      </w:r>
-    </w:p>
-    <w:p>
-      <w:pPr>
-        <w:pStyle w:val="normal1"/>
-        <w:spacing w:line="240" w:lineRule="auto"/>
-        <w:rPr>
-          <w:lang w:val="en-US"/>
-        </w:rPr>
-      </w:pPr>
-      <w:r>
-        <w:rPr>
-          <w:lang w:val="en-US"/>
-        </w:rPr>
-        <w:t>                BufferedReader in = new BufferedReader(</w:t>
-      </w:r>
-    </w:p>
-    <w:p>
-      <w:pPr>
-        <w:pStyle w:val="normal1"/>
-        <w:spacing w:line="240" w:lineRule="auto"/>
-        <w:rPr>
-          <w:lang w:val="en-US"/>
-        </w:rPr>
-      </w:pPr>
-      <w:r>
-        <w:rPr>
-          <w:lang w:val="en-US"/>
-        </w:rPr>
-        <w:t>                        new InputStreamReader(s.getInputStream(), "US-ASCII"));</w:t>
-      </w:r>
-    </w:p>
-    <w:p>
-      <w:pPr>
-        <w:pStyle w:val="normal1"/>
-        <w:spacing w:line="240" w:lineRule="auto"/>
-        <w:rPr>
-          <w:lang w:val="en-US"/>
-        </w:rPr>
-      </w:pPr>
-      <w:r>
-        <w:rPr>
-          <w:lang w:val="en-US"/>
-        </w:rPr>
-        <w:t>                PrintWriter out = new PrintWriter(</w:t>
-      </w:r>
-    </w:p>
-    <w:p>
-      <w:pPr>
-        <w:pStyle w:val="normal1"/>
-        <w:spacing w:line="240" w:lineRule="auto"/>
-        <w:rPr>
-          <w:lang w:val="en-US"/>
-        </w:rPr>
-      </w:pPr>
-      <w:r>
-        <w:rPr>
-          <w:lang w:val="en-US"/>
-        </w:rPr>
-        <w:t>                        new OutputStreamWriter(s.getOutputStream(), "US-ASCII"), true)</w:t>
-      </w:r>
-    </w:p>
-    <w:p>
-      <w:pPr>
-        <w:pStyle w:val="normal1"/>
-        <w:spacing w:line="240" w:lineRule="auto"/>
-        <w:rPr>
-          <w:lang w:val="en-US"/>
-        </w:rPr>
-      </w:pPr>
-      <w:r>
-        <w:rPr>
-          <w:lang w:val="en-US"/>
-        </w:rPr>
-        <w:t>        ) {</w:t>
-      </w:r>
-    </w:p>
-    <w:p>
-      <w:pPr>
-        <w:pStyle w:val="normal1"/>
-        <w:spacing w:line="240" w:lineRule="auto"/>
-        <w:rPr>
-          <w:lang w:val="en-US"/>
-        </w:rPr>
-      </w:pPr>
-      <w:r>
-        <w:rPr>
-          <w:lang w:val="en-US"/>
-        </w:rPr>
-        <w:t>            out.println("Hello, Student!");</w:t>
-      </w:r>
-    </w:p>
-    <w:p>
-      <w:pPr>
-        <w:pStyle w:val="normal1"/>
-        <w:spacing w:line="240" w:lineRule="auto"/>
-        <w:rPr>
-          <w:lang w:val="en-US"/>
-        </w:rPr>
-      </w:pPr>
-      <w:r>
-        <w:rPr>
-          <w:lang w:val="en-US"/>
-        </w:rPr>
-        <w:t>            out.println("</w:t>
-      </w:r>
-      <w:r>
-        <w:t>Введите</w:t>
-      </w:r>
-      <w:r>
-        <w:rPr>
-          <w:lang w:val="en-US"/>
-        </w:rPr>
-        <w:t xml:space="preserve"> </w:t>
-      </w:r>
-      <w:r>
-        <w:t>текст</w:t>
-      </w:r>
-      <w:r>
-        <w:rPr>
-          <w:lang w:val="en-US"/>
-        </w:rPr>
-        <w:t xml:space="preserve">. </w:t>
-      </w:r>
-      <w:r>
-        <w:t>Каждые</w:t>
-      </w:r>
-      <w:r>
-        <w:rPr>
-          <w:lang w:val="en-US"/>
-        </w:rPr>
-        <w:t xml:space="preserve"> " + TCPServer.BLOCK_SIZE</w:t>
-      </w:r>
-    </w:p>
-    <w:p>
-      <w:pPr>
-        <w:pStyle w:val="normal1"/>
-        <w:spacing w:line="240" w:lineRule="auto"/>
-        <w:rPr>
-          <w:lang w:val="en-US"/>
-        </w:rPr>
-      </w:pPr>
-      <w:r>
-        <w:rPr>
-          <w:lang w:val="en-US"/>
-        </w:rPr>
-        <w:t xml:space="preserve">                    + " </w:t>
-      </w:r>
-      <w:r>
-        <w:t>символов</w:t>
-      </w:r>
-      <w:r>
-        <w:rPr>
-          <w:lang w:val="en-US"/>
-        </w:rPr>
-        <w:t xml:space="preserve"> </w:t>
-      </w:r>
-      <w:r>
-        <w:t>сервер</w:t>
-      </w:r>
-      <w:r>
-        <w:rPr>
-          <w:lang w:val="en-US"/>
-        </w:rPr>
-        <w:t xml:space="preserve"> </w:t>
-      </w:r>
-      <w:r>
-        <w:t>вернёт</w:t>
-      </w:r>
-      <w:r>
-        <w:rPr>
-          <w:lang w:val="en-US"/>
-        </w:rPr>
-        <w:t xml:space="preserve"> </w:t>
-      </w:r>
-      <w:r>
-        <w:t>сумму</w:t>
-      </w:r>
-      <w:r>
-        <w:rPr>
-          <w:lang w:val="en-US"/>
-        </w:rPr>
-        <w:t xml:space="preserve"> ASCII-</w:t>
-      </w:r>
-      <w:r>
-        <w:t>кодов</w:t>
-      </w:r>
-      <w:r>
-        <w:rPr>
-          <w:lang w:val="en-US"/>
-        </w:rPr>
-        <w:t>.");</w:t>
-      </w:r>
-    </w:p>
-    <w:p>
-      <w:pPr>
-        <w:pStyle w:val="normal1"/>
-        <w:spacing w:line="240" w:lineRule="auto"/>
-        <w:rPr>
-          <w:lang w:val="en-US"/>
-        </w:rPr>
-      </w:pPr>
-    </w:p>
-    <w:p>
-      <w:pPr>
-        <w:pStyle w:val="normal1"/>
-        <w:spacing w:line="240" w:lineRule="auto"/>
-      </w:pPr>
-      <w:r>
-        <w:rPr>
-          <w:lang w:val="en-US"/>
-        </w:rPr>
-        <w:t xml:space="preserve">            </w:t>
-      </w:r>
-      <w:proofErr w:type="spellStart"/>
-      <w:r>
-        <w:t>int</w:t>
-      </w:r>
-      <w:proofErr w:type="spellEnd"/>
-      <w:r>
-        <w:t xml:space="preserve"> </w:t>
-      </w:r>
-      <w:proofErr w:type="spellStart"/>
-      <w:r>
-        <w:t>sum</w:t>
-      </w:r>
-      <w:proofErr w:type="spellEnd"/>
-      <w:r>
-        <w:t xml:space="preserve"> = 0;     </w:t>
-      </w:r>
-      <w:r>
-        <w:rPr>
-          <w:i/>
-          <w:iCs/>
-        </w:rPr>
-        <w:t>// сумма ASCII-кодов</w:t>
-      </w:r>
-    </w:p>
-    <w:p>
-      <w:pPr>
-        <w:pStyle w:val="normal1"/>
-        <w:spacing w:line="240" w:lineRule="auto"/>
-      </w:pPr>
-      <w:r>
+      <w:r>
+        <w:rPr>
+          <w:rFonts w:ascii="Times New Roman" w:eastAsia="Times New Roman" w:hAnsi="Times New Roman" w:cs="Times New Roman"/>
+          <w:b/>
+          <w:sz w:val="24"/>
+          <w:szCs w:val="24"/>
+          <w:lang w:val="en-US"/>
+        </w:rPr>
+        <w:t>field.setText("");</w:t>
+      </w:r>
+    </w:p>
+    <w:p>
+      <w:pPr>
+        <w:pStyle w:val="normal1"/>
+        <w:spacing w:before="240" w:after="240" w:line="240" w:lineRule="auto"/>
+        <w:rPr>
+          <w:rFonts w:ascii="Times New Roman" w:eastAsia="Times New Roman" w:hAnsi="Times New Roman" w:cs="Times New Roman"/>
+          <w:b/>
+          <w:sz w:val="24"/>
+          <w:szCs w:val="24"/>
+          <w:lang w:val="en-US"/>
+        </w:rPr>
+      </w:pPr>
+      <w:r>
+        <w:rPr>
+          <w:rFonts w:ascii="Times New Roman" w:eastAsia="Times New Roman" w:hAnsi="Times New Roman" w:cs="Times New Roman"/>
+          <w:b/>
+          <w:sz w:val="24"/>
+          <w:szCs w:val="24"/>
+          <w:lang w:val="en-US"/>
+        </w:rPr>
+        <w:t>        if (text.isEmpty()) return;</w:t>
+      </w:r>
+    </w:p>
+    <w:p>
+      <w:pPr>
+        <w:pStyle w:val="normal1"/>
+        <w:spacing w:before="240" w:after="240" w:line="240" w:lineRule="auto"/>
+        <w:rPr>
+          <w:rFonts w:ascii="Times New Roman" w:eastAsia="Times New Roman" w:hAnsi="Times New Roman" w:cs="Times New Roman"/>
+          <w:b/>
+          <w:sz w:val="24"/>
+          <w:szCs w:val="24"/>
+          <w:lang w:val="en-US"/>
+        </w:rPr>
+      </w:pPr>
+      <w:r>
+        <w:rPr>
+          <w:rFonts w:ascii="Times New Roman" w:eastAsia="Times New Roman" w:hAnsi="Times New Roman" w:cs="Times New Roman"/>
+          <w:b/>
+          <w:sz w:val="24"/>
+          <w:szCs w:val="24"/>
+          <w:lang w:val="en-US"/>
+        </w:rPr>
+        <w:t>        if (text.startsWith("connect")) {</w:t>
+      </w:r>
+    </w:p>
+    <w:p>
+      <w:pPr>
+        <w:pStyle w:val="normal1"/>
+        <w:spacing w:before="240" w:after="240" w:line="240" w:lineRule="auto"/>
+        <w:rPr>
+          <w:rFonts w:ascii="Times New Roman" w:eastAsia="Times New Roman" w:hAnsi="Times New Roman" w:cs="Times New Roman"/>
+          <w:b/>
+          <w:sz w:val="24"/>
+          <w:szCs w:val="24"/>
+          <w:lang w:val="en-US"/>
+        </w:rPr>
+      </w:pPr>
+      <w:r>
+        <w:rPr>
+          <w:rFonts w:ascii="Times New Roman" w:eastAsia="Times New Roman" w:hAnsi="Times New Roman" w:cs="Times New Roman"/>
+          <w:b/>
+          <w:sz w:val="24"/>
+          <w:szCs w:val="24"/>
+          <w:lang w:val="en-US"/>
+        </w:rPr>
+        <w:t>            String[] p = text.split("\\s+");</w:t>
+      </w:r>
+    </w:p>
+    <w:p>
+      <w:pPr>
+        <w:pStyle w:val="normal1"/>
+        <w:spacing w:before="240" w:after="240" w:line="240" w:lineRule="auto"/>
+        <w:rPr>
+          <w:rFonts w:ascii="Times New Roman" w:eastAsia="Times New Roman" w:hAnsi="Times New Roman" w:cs="Times New Roman"/>
+          <w:b/>
+          <w:sz w:val="24"/>
+          <w:szCs w:val="24"/>
+        </w:rPr>
+      </w:pPr>
+      <w:r>
+        <w:rPr>
+          <w:rFonts w:ascii="Times New Roman" w:eastAsia="Times New Roman" w:hAnsi="Times New Roman" w:cs="Times New Roman"/>
+          <w:b/>
+          <w:sz w:val="24"/>
+          <w:szCs w:val="24"/>
+          <w:lang w:val="en-US"/>
+        </w:rPr>
         <w:lastRenderedPageBreak/>
         <w:t xml:space="preserve">            </w:t>
       </w:r>
-      <w:proofErr w:type="spellStart"/>
-      <w:r>
-        <w:t>int</w:t>
-      </w:r>
-      <w:proofErr w:type="spellEnd"/>
-      <w:r>
+      <w:r>
+        <w:rPr>
+          <w:rFonts w:ascii="Times New Roman" w:eastAsia="Times New Roman" w:hAnsi="Times New Roman" w:cs="Times New Roman"/>
+          <w:b/>
+          <w:sz w:val="24"/>
+          <w:szCs w:val="24"/>
+        </w:rPr>
+        <w:t>if (p.length != 3) {</w:t>
+      </w:r>
+    </w:p>
+    <w:p>
+      <w:pPr>
+        <w:pStyle w:val="normal1"/>
+        <w:spacing w:before="240" w:after="240" w:line="240" w:lineRule="auto"/>
+        <w:rPr>
+          <w:rFonts w:ascii="Times New Roman" w:eastAsia="Times New Roman" w:hAnsi="Times New Roman" w:cs="Times New Roman"/>
+          <w:b/>
+          <w:sz w:val="24"/>
+          <w:szCs w:val="24"/>
+        </w:rPr>
+      </w:pPr>
+      <w:r>
+        <w:rPr>
+          <w:rFonts w:ascii="Times New Roman" w:eastAsia="Times New Roman" w:hAnsi="Times New Roman" w:cs="Times New Roman"/>
+          <w:b/>
+          <w:sz w:val="24"/>
+          <w:szCs w:val="24"/>
+        </w:rPr>
+        <w:t>                print("Формат: connect &lt;адрес&gt; &lt;порт&gt;");</w:t>
+      </w:r>
+    </w:p>
+    <w:p>
+      <w:pPr>
+        <w:pStyle w:val="normal1"/>
+        <w:spacing w:before="240" w:after="240" w:line="240" w:lineRule="auto"/>
+        <w:rPr>
+          <w:rFonts w:ascii="Times New Roman" w:eastAsia="Times New Roman" w:hAnsi="Times New Roman" w:cs="Times New Roman"/>
+          <w:b/>
+          <w:sz w:val="24"/>
+          <w:szCs w:val="24"/>
+          <w:lang w:val="en-US"/>
+        </w:rPr>
+      </w:pPr>
+      <w:r>
+        <w:rPr>
+          <w:rFonts w:ascii="Times New Roman" w:eastAsia="Times New Roman" w:hAnsi="Times New Roman" w:cs="Times New Roman"/>
+          <w:b/>
+          <w:sz w:val="24"/>
+          <w:szCs w:val="24"/>
+        </w:rPr>
+        <w:t xml:space="preserve">                </w:t>
+      </w:r>
+      <w:r>
+        <w:rPr>
+          <w:rFonts w:ascii="Times New Roman" w:eastAsia="Times New Roman" w:hAnsi="Times New Roman" w:cs="Times New Roman"/>
+          <w:b/>
+          <w:sz w:val="24"/>
+          <w:szCs w:val="24"/>
+          <w:lang w:val="en-US"/>
+        </w:rPr>
+        <w:t>return;</w:t>
+      </w:r>
+    </w:p>
+    <w:p>
+      <w:pPr>
+        <w:pStyle w:val="normal1"/>
+        <w:spacing w:before="240" w:after="240" w:line="240" w:lineRule="auto"/>
+        <w:rPr>
+          <w:rFonts w:ascii="Times New Roman" w:eastAsia="Times New Roman" w:hAnsi="Times New Roman" w:cs="Times New Roman"/>
+          <w:b/>
+          <w:sz w:val="24"/>
+          <w:szCs w:val="24"/>
+          <w:lang w:val="en-US"/>
+        </w:rPr>
+      </w:pPr>
+      <w:r>
+        <w:rPr>
+          <w:rFonts w:ascii="Times New Roman" w:eastAsia="Times New Roman" w:hAnsi="Times New Roman" w:cs="Times New Roman"/>
+          <w:b/>
+          <w:sz w:val="24"/>
+          <w:szCs w:val="24"/>
+          <w:lang w:val="en-US"/>
+        </w:rPr>
+        <w:t>            }</w:t>
+      </w:r>
+    </w:p>
+    <w:p>
+      <w:pPr>
+        <w:pStyle w:val="normal1"/>
+        <w:spacing w:before="240" w:after="240" w:line="240" w:lineRule="auto"/>
+        <w:rPr>
+          <w:rFonts w:ascii="Times New Roman" w:eastAsia="Times New Roman" w:hAnsi="Times New Roman" w:cs="Times New Roman"/>
+          <w:b/>
+          <w:sz w:val="24"/>
+          <w:szCs w:val="24"/>
+          <w:lang w:val="en-US"/>
+        </w:rPr>
+      </w:pPr>
+      <w:r>
+        <w:rPr>
+          <w:rFonts w:ascii="Times New Roman" w:eastAsia="Times New Roman" w:hAnsi="Times New Roman" w:cs="Times New Roman"/>
+          <w:b/>
+          <w:sz w:val="24"/>
+          <w:szCs w:val="24"/>
+          <w:lang w:val="en-US"/>
+        </w:rPr>
+        <w:t>            try {</w:t>
+      </w:r>
+    </w:p>
+    <w:p>
+      <w:pPr>
+        <w:pStyle w:val="normal1"/>
+        <w:spacing w:before="240" w:after="240" w:line="240" w:lineRule="auto"/>
+        <w:rPr>
+          <w:rFonts w:ascii="Times New Roman" w:eastAsia="Times New Roman" w:hAnsi="Times New Roman" w:cs="Times New Roman"/>
+          <w:b/>
+          <w:sz w:val="24"/>
+          <w:szCs w:val="24"/>
+          <w:lang w:val="en-US"/>
+        </w:rPr>
+      </w:pPr>
+      <w:r>
+        <w:rPr>
+          <w:rFonts w:ascii="Times New Roman" w:eastAsia="Times New Roman" w:hAnsi="Times New Roman" w:cs="Times New Roman"/>
+          <w:b/>
+          <w:sz w:val="24"/>
+          <w:szCs w:val="24"/>
+          <w:lang w:val="en-US"/>
+        </w:rPr>
+        <w:t>                savedHost = p[1];</w:t>
+      </w:r>
+    </w:p>
+    <w:p>
+      <w:pPr>
+        <w:pStyle w:val="normal1"/>
+        <w:spacing w:before="240" w:after="240" w:line="240" w:lineRule="auto"/>
+        <w:rPr>
+          <w:rFonts w:ascii="Times New Roman" w:eastAsia="Times New Roman" w:hAnsi="Times New Roman" w:cs="Times New Roman"/>
+          <w:b/>
+          <w:sz w:val="24"/>
+          <w:szCs w:val="24"/>
+          <w:lang w:val="en-US"/>
+        </w:rPr>
+      </w:pPr>
+      <w:r>
+        <w:rPr>
+          <w:rFonts w:ascii="Times New Roman" w:eastAsia="Times New Roman" w:hAnsi="Times New Roman" w:cs="Times New Roman"/>
+          <w:b/>
+          <w:sz w:val="24"/>
+          <w:szCs w:val="24"/>
+          <w:lang w:val="en-US"/>
+        </w:rPr>
+        <w:t>                savedPort = Integer.parseInt(p[2]);</w:t>
+      </w:r>
+    </w:p>
+    <w:p>
+      <w:pPr>
+        <w:pStyle w:val="normal1"/>
+        <w:spacing w:before="240" w:after="240" w:line="240" w:lineRule="auto"/>
+        <w:rPr>
+          <w:rFonts w:ascii="Times New Roman" w:eastAsia="Times New Roman" w:hAnsi="Times New Roman" w:cs="Times New Roman"/>
+          <w:b/>
+          <w:sz w:val="24"/>
+          <w:szCs w:val="24"/>
+          <w:lang w:val="en-US"/>
+        </w:rPr>
+      </w:pPr>
+      <w:r>
+        <w:rPr>
+          <w:rFonts w:ascii="Times New Roman" w:eastAsia="Times New Roman" w:hAnsi="Times New Roman" w:cs="Times New Roman"/>
+          <w:b/>
+          <w:sz w:val="24"/>
+          <w:szCs w:val="24"/>
+          <w:lang w:val="en-US"/>
+        </w:rPr>
+        <w:t>                saveSettings();</w:t>
+      </w:r>
+    </w:p>
+    <w:p>
+      <w:pPr>
+        <w:pStyle w:val="normal1"/>
+        <w:spacing w:before="240" w:after="240" w:line="240" w:lineRule="auto"/>
+        <w:rPr>
+          <w:rFonts w:ascii="Times New Roman" w:eastAsia="Times New Roman" w:hAnsi="Times New Roman" w:cs="Times New Roman"/>
+          <w:b/>
+          <w:sz w:val="24"/>
+          <w:szCs w:val="24"/>
+          <w:lang w:val="en-US"/>
+        </w:rPr>
+      </w:pPr>
+      <w:r>
+        <w:rPr>
+          <w:rFonts w:ascii="Times New Roman" w:eastAsia="Times New Roman" w:hAnsi="Times New Roman" w:cs="Times New Roman"/>
+          <w:b/>
+          <w:sz w:val="24"/>
+          <w:szCs w:val="24"/>
+          <w:lang w:val="en-US"/>
+        </w:rPr>
+        <w:t>                connect(p[1], Integer.parseInt(p[2]));</w:t>
+      </w:r>
+    </w:p>
+    <w:p>
+      <w:pPr>
+        <w:pStyle w:val="normal1"/>
+        <w:spacing w:before="240" w:after="240" w:line="240" w:lineRule="auto"/>
+        <w:rPr>
+          <w:rFonts w:ascii="Times New Roman" w:eastAsia="Times New Roman" w:hAnsi="Times New Roman" w:cs="Times New Roman"/>
+          <w:b/>
+          <w:sz w:val="24"/>
+          <w:szCs w:val="24"/>
+          <w:lang w:val="en-US"/>
+        </w:rPr>
+      </w:pPr>
+      <w:r>
+        <w:rPr>
+          <w:rFonts w:ascii="Times New Roman" w:eastAsia="Times New Roman" w:hAnsi="Times New Roman" w:cs="Times New Roman"/>
+          <w:b/>
+          <w:sz w:val="24"/>
+          <w:szCs w:val="24"/>
+          <w:lang w:val="en-US"/>
+        </w:rPr>
+        <w:t>            } catch (Exception e) {</w:t>
+      </w:r>
+    </w:p>
+    <w:p>
+      <w:pPr>
+        <w:pStyle w:val="normal1"/>
+        <w:spacing w:before="240" w:after="240" w:line="240" w:lineRule="auto"/>
+        <w:rPr>
+          <w:rFonts w:ascii="Times New Roman" w:eastAsia="Times New Roman" w:hAnsi="Times New Roman" w:cs="Times New Roman"/>
+          <w:b/>
+          <w:sz w:val="24"/>
+          <w:szCs w:val="24"/>
+          <w:lang w:val="en-US"/>
+        </w:rPr>
+      </w:pPr>
+      <w:r>
+        <w:rPr>
+          <w:rFonts w:ascii="Times New Roman" w:eastAsia="Times New Roman" w:hAnsi="Times New Roman" w:cs="Times New Roman"/>
+          <w:b/>
+          <w:sz w:val="24"/>
+          <w:szCs w:val="24"/>
+          <w:lang w:val="en-US"/>
+        </w:rPr>
+        <w:t>                print("</w:t>
+      </w:r>
+      <w:r>
+        <w:rPr>
+          <w:rFonts w:ascii="Times New Roman" w:eastAsia="Times New Roman" w:hAnsi="Times New Roman" w:cs="Times New Roman"/>
+          <w:b/>
+          <w:sz w:val="24"/>
+          <w:szCs w:val="24"/>
+        </w:rPr>
+        <w:t>Ошибка</w:t>
+      </w:r>
+      <w:r>
+        <w:rPr>
+          <w:rFonts w:ascii="Times New Roman" w:eastAsia="Times New Roman" w:hAnsi="Times New Roman" w:cs="Times New Roman"/>
+          <w:b/>
+          <w:sz w:val="24"/>
+          <w:szCs w:val="24"/>
+          <w:lang w:val="en-US"/>
+        </w:rPr>
         <w:t xml:space="preserve"> </w:t>
       </w:r>
-      <w:proofErr w:type="spellStart"/>
-      <w:r>
-        <w:t>count</w:t>
-      </w:r>
-      <w:proofErr w:type="spellEnd"/>
-      <w:r>
-        <w:t xml:space="preserve"> = 0;   </w:t>
-      </w:r>
-      <w:r>
-        <w:rPr>
-          <w:i/>
-          <w:iCs/>
-        </w:rPr>
-        <w:t>// сколько символов уже накоплено</w:t>
+      <w:r>
+        <w:rPr>
+          <w:rFonts w:ascii="Times New Roman" w:eastAsia="Times New Roman" w:hAnsi="Times New Roman" w:cs="Times New Roman"/>
+          <w:b/>
+          <w:sz w:val="24"/>
+          <w:szCs w:val="24"/>
+        </w:rPr>
+        <w:t>подключения</w:t>
+      </w:r>
+      <w:r>
+        <w:rPr>
+          <w:rFonts w:ascii="Times New Roman" w:eastAsia="Times New Roman" w:hAnsi="Times New Roman" w:cs="Times New Roman"/>
+          <w:b/>
+          <w:sz w:val="24"/>
+          <w:szCs w:val="24"/>
+          <w:lang w:val="en-US"/>
+        </w:rPr>
+        <w:t>: " + e.getMessage());</w:t>
+      </w:r>
+    </w:p>
+    <w:p>
+      <w:pPr>
+        <w:pStyle w:val="normal1"/>
+        <w:spacing w:before="240" w:after="240" w:line="240" w:lineRule="auto"/>
+        <w:rPr>
+          <w:rFonts w:ascii="Times New Roman" w:eastAsia="Times New Roman" w:hAnsi="Times New Roman" w:cs="Times New Roman"/>
+          <w:b/>
+          <w:sz w:val="24"/>
+          <w:szCs w:val="24"/>
+          <w:lang w:val="en-US"/>
+        </w:rPr>
+      </w:pPr>
+      <w:r>
+        <w:rPr>
+          <w:rFonts w:ascii="Times New Roman" w:eastAsia="Times New Roman" w:hAnsi="Times New Roman" w:cs="Times New Roman"/>
+          <w:b/>
+          <w:sz w:val="24"/>
+          <w:szCs w:val="24"/>
+          <w:lang w:val="en-US"/>
+        </w:rPr>
+        <w:t>            }</w:t>
+      </w:r>
+    </w:p>
+    <w:p>
+      <w:pPr>
+        <w:pStyle w:val="normal1"/>
+        <w:spacing w:before="240" w:after="240" w:line="240" w:lineRule="auto"/>
+        <w:rPr>
+          <w:rFonts w:ascii="Times New Roman" w:eastAsia="Times New Roman" w:hAnsi="Times New Roman" w:cs="Times New Roman"/>
+          <w:b/>
+          <w:sz w:val="24"/>
+          <w:szCs w:val="24"/>
+          <w:lang w:val="en-US"/>
+        </w:rPr>
+      </w:pPr>
+      <w:r>
+        <w:rPr>
+          <w:rFonts w:ascii="Times New Roman" w:eastAsia="Times New Roman" w:hAnsi="Times New Roman" w:cs="Times New Roman"/>
+          <w:b/>
+          <w:sz w:val="24"/>
+          <w:szCs w:val="24"/>
+          <w:lang w:val="en-US"/>
+        </w:rPr>
+        <w:t>            return;</w:t>
+      </w:r>
+    </w:p>
+    <w:p>
+      <w:pPr>
+        <w:pStyle w:val="normal1"/>
+        <w:spacing w:before="240" w:after="240" w:line="240" w:lineRule="auto"/>
+        <w:rPr>
+          <w:rFonts w:ascii="Times New Roman" w:eastAsia="Times New Roman" w:hAnsi="Times New Roman" w:cs="Times New Roman"/>
+          <w:b/>
+          <w:sz w:val="24"/>
+          <w:szCs w:val="24"/>
+          <w:lang w:val="en-US"/>
+        </w:rPr>
+      </w:pPr>
+      <w:r>
+        <w:rPr>
+          <w:rFonts w:ascii="Times New Roman" w:eastAsia="Times New Roman" w:hAnsi="Times New Roman" w:cs="Times New Roman"/>
+          <w:b/>
+          <w:sz w:val="24"/>
+          <w:szCs w:val="24"/>
+          <w:lang w:val="en-US"/>
+        </w:rPr>
+        <w:t>        }</w:t>
+      </w:r>
+    </w:p>
+    <w:p>
+      <w:pPr>
+        <w:pStyle w:val="normal1"/>
+        <w:spacing w:before="240" w:after="240" w:line="240" w:lineRule="auto"/>
+        <w:rPr>
+          <w:rFonts w:ascii="Times New Roman" w:eastAsia="Times New Roman" w:hAnsi="Times New Roman" w:cs="Times New Roman"/>
+          <w:b/>
+          <w:sz w:val="24"/>
+          <w:szCs w:val="24"/>
+          <w:lang w:val="en-US"/>
+        </w:rPr>
+      </w:pPr>
+      <w:r>
+        <w:rPr>
+          <w:rFonts w:ascii="Times New Roman" w:eastAsia="Times New Roman" w:hAnsi="Times New Roman" w:cs="Times New Roman"/>
+          <w:b/>
+          <w:sz w:val="24"/>
+          <w:szCs w:val="24"/>
+          <w:lang w:val="en-US"/>
+        </w:rPr>
+        <w:t>        if (socket == null || socket.isClosed()) {</w:t>
+      </w:r>
+    </w:p>
+    <w:p>
+      <w:pPr>
+        <w:pStyle w:val="normal1"/>
+        <w:spacing w:before="240" w:after="240" w:line="240" w:lineRule="auto"/>
+        <w:rPr>
+          <w:rFonts w:ascii="Times New Roman" w:eastAsia="Times New Roman" w:hAnsi="Times New Roman" w:cs="Times New Roman"/>
+          <w:b/>
+          <w:sz w:val="24"/>
+          <w:szCs w:val="24"/>
+        </w:rPr>
+      </w:pPr>
+      <w:r>
+        <w:rPr>
+          <w:rFonts w:ascii="Times New Roman" w:eastAsia="Times New Roman" w:hAnsi="Times New Roman" w:cs="Times New Roman"/>
+          <w:b/>
+          <w:sz w:val="24"/>
+          <w:szCs w:val="24"/>
+          <w:lang w:val="en-US"/>
+        </w:rPr>
+        <w:t xml:space="preserve">            </w:t>
+      </w:r>
+      <w:r>
+        <w:rPr>
+          <w:rFonts w:ascii="Times New Roman" w:eastAsia="Times New Roman" w:hAnsi="Times New Roman" w:cs="Times New Roman"/>
+          <w:b/>
+          <w:sz w:val="24"/>
+          <w:szCs w:val="24"/>
+        </w:rPr>
+        <w:t>print("Нет соединения. Используйте connect &lt;адрес&gt; &lt;порт&gt;");</w:t>
+      </w:r>
+    </w:p>
+    <w:p>
+      <w:pPr>
+        <w:pStyle w:val="normal1"/>
+        <w:spacing w:before="240" w:after="240" w:line="240" w:lineRule="auto"/>
+        <w:rPr>
+          <w:rFonts w:ascii="Times New Roman" w:eastAsia="Times New Roman" w:hAnsi="Times New Roman" w:cs="Times New Roman"/>
+          <w:b/>
+          <w:sz w:val="24"/>
+          <w:szCs w:val="24"/>
+        </w:rPr>
+      </w:pPr>
+      <w:r>
+        <w:rPr>
+          <w:rFonts w:ascii="Times New Roman" w:eastAsia="Times New Roman" w:hAnsi="Times New Roman" w:cs="Times New Roman"/>
+          <w:b/>
+          <w:sz w:val="24"/>
+          <w:szCs w:val="24"/>
+        </w:rPr>
+        <w:t>            return;</w:t>
+      </w:r>
+    </w:p>
+    <w:p>
+      <w:pPr>
+        <w:pStyle w:val="normal1"/>
+        <w:spacing w:before="240" w:after="240" w:line="240" w:lineRule="auto"/>
+        <w:rPr>
+          <w:rFonts w:ascii="Times New Roman" w:eastAsia="Times New Roman" w:hAnsi="Times New Roman" w:cs="Times New Roman"/>
+          <w:b/>
+          <w:sz w:val="24"/>
+          <w:szCs w:val="24"/>
+        </w:rPr>
+      </w:pPr>
+      <w:r>
+        <w:rPr>
+          <w:rFonts w:ascii="Times New Roman" w:eastAsia="Times New Roman" w:hAnsi="Times New Roman" w:cs="Times New Roman"/>
+          <w:b/>
+          <w:sz w:val="24"/>
+          <w:szCs w:val="24"/>
+        </w:rPr>
+        <w:t>        }</w:t>
+      </w:r>
+    </w:p>
+    <w:p>
+      <w:pPr>
+        <w:pStyle w:val="normal1"/>
+        <w:spacing w:before="240" w:after="240" w:line="240" w:lineRule="auto"/>
+        <w:rPr>
+          <w:rFonts w:ascii="Times New Roman" w:eastAsia="Times New Roman" w:hAnsi="Times New Roman" w:cs="Times New Roman"/>
+          <w:b/>
+          <w:sz w:val="24"/>
+          <w:szCs w:val="24"/>
+        </w:rPr>
+      </w:pPr>
+      <w:r>
+        <w:rPr>
+          <w:rFonts w:ascii="Times New Roman" w:eastAsia="Times New Roman" w:hAnsi="Times New Roman" w:cs="Times New Roman"/>
+          <w:b/>
+          <w:sz w:val="24"/>
+          <w:szCs w:val="24"/>
+        </w:rPr>
+        <w:t>        out.println(text);                              </w:t>
+      </w:r>
+      <w:r>
+        <w:rPr>
+          <w:rFonts w:ascii="Times New Roman" w:eastAsia="Times New Roman" w:hAnsi="Times New Roman" w:cs="Times New Roman"/>
+          <w:b/>
+          <w:i/>
+          <w:iCs/>
+          <w:sz w:val="24"/>
+          <w:szCs w:val="24"/>
+        </w:rPr>
+        <w:t>// отправка серверу</w:t>
+      </w:r>
+    </w:p>
+    <w:p>
+      <w:pPr>
+        <w:pStyle w:val="normal1"/>
+        <w:spacing w:before="240" w:after="240" w:line="240" w:lineRule="auto"/>
+        <w:rPr>
+          <w:rFonts w:ascii="Times New Roman" w:eastAsia="Times New Roman" w:hAnsi="Times New Roman" w:cs="Times New Roman"/>
+          <w:b/>
+          <w:sz w:val="24"/>
+          <w:szCs w:val="24"/>
+        </w:rPr>
+      </w:pPr>
+      <w:r>
+        <w:rPr>
+          <w:rFonts w:ascii="Times New Roman" w:eastAsia="Times New Roman" w:hAnsi="Times New Roman" w:cs="Times New Roman"/>
+          <w:b/>
+          <w:sz w:val="24"/>
+          <w:szCs w:val="24"/>
+        </w:rPr>
+        <w:t>        LOG.info("SENT: " + text);                      </w:t>
+      </w:r>
+      <w:r>
+        <w:rPr>
+          <w:rFonts w:ascii="Times New Roman" w:eastAsia="Times New Roman" w:hAnsi="Times New Roman" w:cs="Times New Roman"/>
+          <w:b/>
+          <w:i/>
+          <w:iCs/>
+          <w:sz w:val="24"/>
+          <w:szCs w:val="24"/>
+        </w:rPr>
+        <w:t>// протокол: строка и время передачи</w:t>
+      </w:r>
+    </w:p>
+    <w:p>
+      <w:pPr>
+        <w:pStyle w:val="normal1"/>
+        <w:spacing w:before="240" w:after="240" w:line="240" w:lineRule="auto"/>
+        <w:rPr>
+          <w:rFonts w:ascii="Times New Roman" w:eastAsia="Times New Roman" w:hAnsi="Times New Roman" w:cs="Times New Roman"/>
+          <w:b/>
+          <w:sz w:val="24"/>
+          <w:szCs w:val="24"/>
+          <w:lang w:val="en-US"/>
+        </w:rPr>
+      </w:pPr>
+      <w:r>
+        <w:rPr>
+          <w:rFonts w:ascii="Times New Roman" w:eastAsia="Times New Roman" w:hAnsi="Times New Roman" w:cs="Times New Roman"/>
+          <w:b/>
+          <w:sz w:val="24"/>
+          <w:szCs w:val="24"/>
+        </w:rPr>
+        <w:t xml:space="preserve">        </w:t>
+      </w:r>
+      <w:r>
+        <w:rPr>
+          <w:rFonts w:ascii="Times New Roman" w:eastAsia="Times New Roman" w:hAnsi="Times New Roman" w:cs="Times New Roman"/>
+          <w:b/>
+          <w:sz w:val="24"/>
+          <w:szCs w:val="24"/>
+          <w:lang w:val="en-US"/>
+        </w:rPr>
+        <w:t>print("&gt; " + text);</w:t>
+      </w:r>
+    </w:p>
+    <w:p>
+      <w:pPr>
+        <w:pStyle w:val="normal1"/>
+        <w:spacing w:before="240" w:after="240" w:line="240" w:lineRule="auto"/>
+        <w:rPr>
+          <w:rFonts w:ascii="Times New Roman" w:eastAsia="Times New Roman" w:hAnsi="Times New Roman" w:cs="Times New Roman"/>
+          <w:b/>
+          <w:sz w:val="24"/>
+          <w:szCs w:val="24"/>
+          <w:lang w:val="en-US"/>
+        </w:rPr>
+      </w:pPr>
+      <w:r>
+        <w:rPr>
+          <w:rFonts w:ascii="Times New Roman" w:eastAsia="Times New Roman" w:hAnsi="Times New Roman" w:cs="Times New Roman"/>
+          <w:b/>
+          <w:sz w:val="24"/>
+          <w:szCs w:val="24"/>
+          <w:lang w:val="en-US"/>
+        </w:rPr>
+        <w:t>    }</w:t>
+      </w:r>
+    </w:p>
+    <w:p>
+      <w:pPr>
+        <w:pStyle w:val="normal1"/>
+        <w:spacing w:before="240" w:after="240" w:line="240" w:lineRule="auto"/>
+        <w:rPr>
+          <w:rFonts w:ascii="Times New Roman" w:eastAsia="Times New Roman" w:hAnsi="Times New Roman" w:cs="Times New Roman"/>
+          <w:b/>
+          <w:sz w:val="24"/>
+          <w:szCs w:val="24"/>
+          <w:lang w:val="en-US"/>
+        </w:rPr>
+      </w:pPr>
+    </w:p>
+    <w:p>
+      <w:pPr>
+        <w:pStyle w:val="normal1"/>
+        <w:spacing w:before="240" w:after="240" w:line="240" w:lineRule="auto"/>
+        <w:rPr>
+          <w:rFonts w:ascii="Times New Roman" w:eastAsia="Times New Roman" w:hAnsi="Times New Roman" w:cs="Times New Roman"/>
+          <w:b/>
+          <w:sz w:val="24"/>
+          <w:szCs w:val="24"/>
+          <w:lang w:val="en-US"/>
+        </w:rPr>
+      </w:pPr>
+      <w:r>
+        <w:rPr>
+          <w:rFonts w:ascii="Times New Roman" w:eastAsia="Times New Roman" w:hAnsi="Times New Roman" w:cs="Times New Roman"/>
+          <w:b/>
+          <w:sz w:val="24"/>
+          <w:szCs w:val="24"/>
+          <w:lang w:val="en-US"/>
+        </w:rPr>
+        <w:t>    private void connect(String host, int port) throws IOException {</w:t>
+      </w:r>
+    </w:p>
+    <w:p>
+      <w:pPr>
+        <w:pStyle w:val="normal1"/>
+        <w:spacing w:before="240" w:after="240" w:line="240" w:lineRule="auto"/>
+        <w:rPr>
+          <w:rFonts w:ascii="Times New Roman" w:eastAsia="Times New Roman" w:hAnsi="Times New Roman" w:cs="Times New Roman"/>
+          <w:b/>
+          <w:sz w:val="24"/>
+          <w:szCs w:val="24"/>
+          <w:lang w:val="en-US"/>
+        </w:rPr>
+      </w:pPr>
+      <w:r>
+        <w:rPr>
+          <w:rFonts w:ascii="Times New Roman" w:eastAsia="Times New Roman" w:hAnsi="Times New Roman" w:cs="Times New Roman"/>
+          <w:b/>
+          <w:sz w:val="24"/>
+          <w:szCs w:val="24"/>
+          <w:lang w:val="en-US"/>
+        </w:rPr>
+        <w:t>        if (socket != null) socket.close();</w:t>
+      </w:r>
+    </w:p>
+    <w:p>
+      <w:pPr>
+        <w:pStyle w:val="normal1"/>
+        <w:spacing w:before="240" w:after="240" w:line="240" w:lineRule="auto"/>
+        <w:rPr>
+          <w:rFonts w:ascii="Times New Roman" w:eastAsia="Times New Roman" w:hAnsi="Times New Roman" w:cs="Times New Roman"/>
+          <w:b/>
+          <w:sz w:val="24"/>
+          <w:szCs w:val="24"/>
+          <w:lang w:val="en-US"/>
+        </w:rPr>
+      </w:pPr>
+      <w:r>
+        <w:rPr>
+          <w:rFonts w:ascii="Times New Roman" w:eastAsia="Times New Roman" w:hAnsi="Times New Roman" w:cs="Times New Roman"/>
+          <w:b/>
+          <w:sz w:val="24"/>
+          <w:szCs w:val="24"/>
+          <w:lang w:val="en-US"/>
+        </w:rPr>
+        <w:t>        socket = new Socket();</w:t>
+      </w:r>
+    </w:p>
+    <w:p>
+      <w:pPr>
+        <w:pStyle w:val="normal1"/>
+        <w:spacing w:before="240" w:after="240" w:line="240" w:lineRule="auto"/>
+        <w:rPr>
+          <w:rFonts w:ascii="Times New Roman" w:eastAsia="Times New Roman" w:hAnsi="Times New Roman" w:cs="Times New Roman"/>
+          <w:b/>
+          <w:sz w:val="24"/>
+          <w:szCs w:val="24"/>
+          <w:lang w:val="en-US"/>
+        </w:rPr>
+      </w:pPr>
+      <w:r>
+        <w:rPr>
+          <w:rFonts w:ascii="Times New Roman" w:eastAsia="Times New Roman" w:hAnsi="Times New Roman" w:cs="Times New Roman"/>
+          <w:b/>
+          <w:sz w:val="24"/>
+          <w:szCs w:val="24"/>
+          <w:lang w:val="en-US"/>
+        </w:rPr>
+        <w:t>        socket.connect(new InetSocketAddress(host, port), 3000);</w:t>
+      </w:r>
+    </w:p>
+    <w:p>
+      <w:pPr>
+        <w:pStyle w:val="normal1"/>
+        <w:spacing w:before="240" w:after="240" w:line="240" w:lineRule="auto"/>
+        <w:rPr>
+          <w:rFonts w:ascii="Times New Roman" w:eastAsia="Times New Roman" w:hAnsi="Times New Roman" w:cs="Times New Roman"/>
+          <w:b/>
+          <w:sz w:val="24"/>
+          <w:szCs w:val="24"/>
+          <w:lang w:val="en-US"/>
+        </w:rPr>
+      </w:pPr>
+      <w:r>
+        <w:rPr>
+          <w:rFonts w:ascii="Times New Roman" w:eastAsia="Times New Roman" w:hAnsi="Times New Roman" w:cs="Times New Roman"/>
+          <w:b/>
+          <w:sz w:val="24"/>
+          <w:szCs w:val="24"/>
+          <w:lang w:val="en-US"/>
+        </w:rPr>
+        <w:lastRenderedPageBreak/>
+        <w:t>        out = new PrintWriter(new BufferedWriter(</w:t>
+      </w:r>
+    </w:p>
+    <w:p>
+      <w:pPr>
+        <w:pStyle w:val="normal1"/>
+        <w:spacing w:before="240" w:after="240" w:line="240" w:lineRule="auto"/>
+        <w:rPr>
+          <w:rFonts w:ascii="Times New Roman" w:eastAsia="Times New Roman" w:hAnsi="Times New Roman" w:cs="Times New Roman"/>
+          <w:b/>
+          <w:sz w:val="24"/>
+          <w:szCs w:val="24"/>
+          <w:lang w:val="en-US"/>
+        </w:rPr>
+      </w:pPr>
+      <w:r>
+        <w:rPr>
+          <w:rFonts w:ascii="Times New Roman" w:eastAsia="Times New Roman" w:hAnsi="Times New Roman" w:cs="Times New Roman"/>
+          <w:b/>
+          <w:sz w:val="24"/>
+          <w:szCs w:val="24"/>
+          <w:lang w:val="en-US"/>
+        </w:rPr>
+        <w:t>                new OutputStreamWriter(socket.getOutputStream(), StandardCharsets.UTF_8)), true);</w:t>
+      </w:r>
+    </w:p>
+    <w:p>
+      <w:pPr>
+        <w:pStyle w:val="normal1"/>
+        <w:spacing w:before="240" w:after="240" w:line="240" w:lineRule="auto"/>
+        <w:rPr>
+          <w:rFonts w:ascii="Times New Roman" w:eastAsia="Times New Roman" w:hAnsi="Times New Roman" w:cs="Times New Roman"/>
+          <w:b/>
+          <w:sz w:val="24"/>
+          <w:szCs w:val="24"/>
+          <w:lang w:val="en-US"/>
+        </w:rPr>
+      </w:pPr>
+      <w:r>
+        <w:rPr>
+          <w:rFonts w:ascii="Times New Roman" w:eastAsia="Times New Roman" w:hAnsi="Times New Roman" w:cs="Times New Roman"/>
+          <w:b/>
+          <w:sz w:val="24"/>
+          <w:szCs w:val="24"/>
+          <w:lang w:val="en-US"/>
+        </w:rPr>
+        <w:t>        BufferedReader in = new BufferedReader(</w:t>
+      </w:r>
+    </w:p>
+    <w:p>
+      <w:pPr>
+        <w:pStyle w:val="normal1"/>
+        <w:spacing w:before="240" w:after="240" w:line="240" w:lineRule="auto"/>
+        <w:rPr>
+          <w:rFonts w:ascii="Times New Roman" w:eastAsia="Times New Roman" w:hAnsi="Times New Roman" w:cs="Times New Roman"/>
+          <w:b/>
+          <w:sz w:val="24"/>
+          <w:szCs w:val="24"/>
+          <w:lang w:val="en-US"/>
+        </w:rPr>
+      </w:pPr>
+      <w:r>
+        <w:rPr>
+          <w:rFonts w:ascii="Times New Roman" w:eastAsia="Times New Roman" w:hAnsi="Times New Roman" w:cs="Times New Roman"/>
+          <w:b/>
+          <w:sz w:val="24"/>
+          <w:szCs w:val="24"/>
+          <w:lang w:val="en-US"/>
+        </w:rPr>
+        <w:t>                new InputStreamReader(socket.getInputStream(), StandardCharsets.UTF_8));</w:t>
+      </w:r>
+    </w:p>
+    <w:p>
+      <w:pPr>
+        <w:pStyle w:val="normal1"/>
+        <w:spacing w:before="240" w:after="240" w:line="240" w:lineRule="auto"/>
+        <w:rPr>
+          <w:rFonts w:ascii="Times New Roman" w:eastAsia="Times New Roman" w:hAnsi="Times New Roman" w:cs="Times New Roman"/>
+          <w:b/>
+          <w:sz w:val="24"/>
+          <w:szCs w:val="24"/>
+        </w:rPr>
+      </w:pPr>
+      <w:r>
+        <w:rPr>
+          <w:rFonts w:ascii="Times New Roman" w:eastAsia="Times New Roman" w:hAnsi="Times New Roman" w:cs="Times New Roman"/>
+          <w:b/>
+          <w:sz w:val="24"/>
+          <w:szCs w:val="24"/>
+          <w:lang w:val="en-US"/>
+        </w:rPr>
+        <w:t xml:space="preserve">        </w:t>
+      </w:r>
+      <w:r>
+        <w:rPr>
+          <w:rFonts w:ascii="Times New Roman" w:eastAsia="Times New Roman" w:hAnsi="Times New Roman" w:cs="Times New Roman"/>
+          <w:b/>
+          <w:sz w:val="24"/>
+          <w:szCs w:val="24"/>
+        </w:rPr>
+        <w:t>print("Подключено к " + host + ":" + port);</w:t>
+      </w:r>
+    </w:p>
+    <w:p>
+      <w:pPr>
+        <w:pStyle w:val="normal1"/>
+        <w:spacing w:before="240" w:after="240" w:line="240" w:lineRule="auto"/>
+        <w:rPr>
+          <w:rFonts w:ascii="Times New Roman" w:eastAsia="Times New Roman" w:hAnsi="Times New Roman" w:cs="Times New Roman"/>
+          <w:b/>
+          <w:sz w:val="24"/>
+          <w:szCs w:val="24"/>
+        </w:rPr>
+      </w:pPr>
+      <w:r>
+        <w:rPr>
+          <w:rFonts w:ascii="Times New Roman" w:eastAsia="Times New Roman" w:hAnsi="Times New Roman" w:cs="Times New Roman"/>
+          <w:b/>
+          <w:sz w:val="24"/>
+          <w:szCs w:val="24"/>
+        </w:rPr>
+        <w:t xml:space="preserve">        </w:t>
+      </w:r>
+      <w:r>
+        <w:rPr>
+          <w:rFonts w:ascii="Times New Roman" w:eastAsia="Times New Roman" w:hAnsi="Times New Roman" w:cs="Times New Roman"/>
+          <w:b/>
+          <w:i/>
+          <w:iCs/>
+          <w:sz w:val="24"/>
+          <w:szCs w:val="24"/>
+        </w:rPr>
+        <w:t>// Сохраняем настройки</w:t>
+      </w:r>
+    </w:p>
+    <w:p>
+      <w:pPr>
+        <w:pStyle w:val="normal1"/>
+        <w:spacing w:before="240" w:after="240" w:line="240" w:lineRule="auto"/>
+        <w:rPr>
+          <w:rFonts w:ascii="Times New Roman" w:eastAsia="Times New Roman" w:hAnsi="Times New Roman" w:cs="Times New Roman"/>
+          <w:b/>
+          <w:sz w:val="24"/>
+          <w:szCs w:val="24"/>
+          <w:lang w:val="en-US"/>
+        </w:rPr>
+      </w:pPr>
+      <w:r>
+        <w:rPr>
+          <w:rFonts w:ascii="Times New Roman" w:eastAsia="Times New Roman" w:hAnsi="Times New Roman" w:cs="Times New Roman"/>
+          <w:b/>
+          <w:sz w:val="24"/>
+          <w:szCs w:val="24"/>
+        </w:rPr>
+        <w:t xml:space="preserve">        </w:t>
+      </w:r>
+      <w:r>
+        <w:rPr>
+          <w:rFonts w:ascii="Times New Roman" w:eastAsia="Times New Roman" w:hAnsi="Times New Roman" w:cs="Times New Roman"/>
+          <w:b/>
+          <w:sz w:val="24"/>
+          <w:szCs w:val="24"/>
+          <w:lang w:val="en-US"/>
+        </w:rPr>
+        <w:t>savedHost = host;</w:t>
+      </w:r>
+    </w:p>
+    <w:p>
+      <w:pPr>
+        <w:pStyle w:val="normal1"/>
+        <w:spacing w:before="240" w:after="240" w:line="240" w:lineRule="auto"/>
+        <w:rPr>
+          <w:rFonts w:ascii="Times New Roman" w:eastAsia="Times New Roman" w:hAnsi="Times New Roman" w:cs="Times New Roman"/>
+          <w:b/>
+          <w:sz w:val="24"/>
+          <w:szCs w:val="24"/>
+          <w:lang w:val="en-US"/>
+        </w:rPr>
+      </w:pPr>
+      <w:r>
+        <w:rPr>
+          <w:rFonts w:ascii="Times New Roman" w:eastAsia="Times New Roman" w:hAnsi="Times New Roman" w:cs="Times New Roman"/>
+          <w:b/>
+          <w:sz w:val="24"/>
+          <w:szCs w:val="24"/>
+          <w:lang w:val="en-US"/>
+        </w:rPr>
+        <w:t>        savedPort = port;</w:t>
+      </w:r>
+    </w:p>
+    <w:p>
+      <w:pPr>
+        <w:pStyle w:val="normal1"/>
+        <w:spacing w:before="240" w:after="240" w:line="240" w:lineRule="auto"/>
+        <w:rPr>
+          <w:rFonts w:ascii="Times New Roman" w:eastAsia="Times New Roman" w:hAnsi="Times New Roman" w:cs="Times New Roman"/>
+          <w:b/>
+          <w:sz w:val="24"/>
+          <w:szCs w:val="24"/>
+          <w:lang w:val="en-US"/>
+        </w:rPr>
+      </w:pPr>
+      <w:r>
+        <w:rPr>
+          <w:rFonts w:ascii="Times New Roman" w:eastAsia="Times New Roman" w:hAnsi="Times New Roman" w:cs="Times New Roman"/>
+          <w:b/>
+          <w:sz w:val="24"/>
+          <w:szCs w:val="24"/>
+          <w:lang w:val="en-US"/>
+        </w:rPr>
+        <w:t>        saveSettings();</w:t>
+      </w:r>
+    </w:p>
+    <w:p>
+      <w:pPr>
+        <w:pStyle w:val="normal1"/>
+        <w:spacing w:before="240" w:after="240" w:line="240" w:lineRule="auto"/>
+        <w:rPr>
+          <w:rFonts w:ascii="Times New Roman" w:eastAsia="Times New Roman" w:hAnsi="Times New Roman" w:cs="Times New Roman"/>
+          <w:b/>
+          <w:sz w:val="24"/>
+          <w:szCs w:val="24"/>
+          <w:lang w:val="en-US"/>
+        </w:rPr>
+      </w:pPr>
+    </w:p>
+    <w:p>
+      <w:pPr>
+        <w:pStyle w:val="normal1"/>
+        <w:spacing w:before="240" w:after="240" w:line="240" w:lineRule="auto"/>
+        <w:rPr>
+          <w:rFonts w:ascii="Times New Roman" w:eastAsia="Times New Roman" w:hAnsi="Times New Roman" w:cs="Times New Roman"/>
+          <w:b/>
+          <w:sz w:val="24"/>
+          <w:szCs w:val="24"/>
+        </w:rPr>
+      </w:pPr>
+      <w:r>
+        <w:rPr>
+          <w:rFonts w:ascii="Times New Roman" w:eastAsia="Times New Roman" w:hAnsi="Times New Roman" w:cs="Times New Roman"/>
+          <w:b/>
+          <w:sz w:val="24"/>
+          <w:szCs w:val="24"/>
+          <w:lang w:val="en-US"/>
+        </w:rPr>
+        <w:t xml:space="preserve">        </w:t>
+      </w:r>
+      <w:r>
+        <w:rPr>
+          <w:rFonts w:ascii="Times New Roman" w:eastAsia="Times New Roman" w:hAnsi="Times New Roman" w:cs="Times New Roman"/>
+          <w:b/>
+          <w:i/>
+          <w:iCs/>
+          <w:sz w:val="24"/>
+          <w:szCs w:val="24"/>
+        </w:rPr>
+        <w:t>// отдельный поток принимает сообщения сервера</w:t>
+      </w:r>
+    </w:p>
+    <w:p>
+      <w:pPr>
+        <w:pStyle w:val="normal1"/>
+        <w:spacing w:before="240" w:after="240" w:line="240" w:lineRule="auto"/>
+        <w:rPr>
+          <w:rFonts w:ascii="Times New Roman" w:eastAsia="Times New Roman" w:hAnsi="Times New Roman" w:cs="Times New Roman"/>
+          <w:b/>
+          <w:sz w:val="24"/>
+          <w:szCs w:val="24"/>
+        </w:rPr>
+      </w:pPr>
+      <w:r>
+        <w:rPr>
+          <w:rFonts w:ascii="Times New Roman" w:eastAsia="Times New Roman" w:hAnsi="Times New Roman" w:cs="Times New Roman"/>
+          <w:b/>
+          <w:sz w:val="24"/>
+          <w:szCs w:val="24"/>
+        </w:rPr>
+        <w:t>        Thread reader = new Thread(() -&gt; {</w:t>
+      </w:r>
+    </w:p>
+    <w:p>
+      <w:pPr>
+        <w:pStyle w:val="normal1"/>
+        <w:spacing w:before="240" w:after="240" w:line="240" w:lineRule="auto"/>
+        <w:rPr>
+          <w:rFonts w:ascii="Times New Roman" w:eastAsia="Times New Roman" w:hAnsi="Times New Roman" w:cs="Times New Roman"/>
+          <w:b/>
+          <w:sz w:val="24"/>
+          <w:szCs w:val="24"/>
+          <w:lang w:val="en-US"/>
+        </w:rPr>
+      </w:pPr>
+      <w:r>
+        <w:rPr>
+          <w:rFonts w:ascii="Times New Roman" w:eastAsia="Times New Roman" w:hAnsi="Times New Roman" w:cs="Times New Roman"/>
+          <w:b/>
+          <w:sz w:val="24"/>
+          <w:szCs w:val="24"/>
+        </w:rPr>
+        <w:t xml:space="preserve">            </w:t>
+      </w:r>
+      <w:r>
+        <w:rPr>
+          <w:rFonts w:ascii="Times New Roman" w:eastAsia="Times New Roman" w:hAnsi="Times New Roman" w:cs="Times New Roman"/>
+          <w:b/>
+          <w:sz w:val="24"/>
+          <w:szCs w:val="24"/>
+          <w:lang w:val="en-US"/>
+        </w:rPr>
+        <w:t>try {</w:t>
+      </w:r>
+    </w:p>
+    <w:p>
+      <w:pPr>
+        <w:pStyle w:val="normal1"/>
+        <w:spacing w:before="240" w:after="240" w:line="240" w:lineRule="auto"/>
+        <w:rPr>
+          <w:rFonts w:ascii="Times New Roman" w:eastAsia="Times New Roman" w:hAnsi="Times New Roman" w:cs="Times New Roman"/>
+          <w:b/>
+          <w:sz w:val="24"/>
+          <w:szCs w:val="24"/>
+          <w:lang w:val="en-US"/>
+        </w:rPr>
+      </w:pPr>
+      <w:r>
+        <w:rPr>
+          <w:rFonts w:ascii="Times New Roman" w:eastAsia="Times New Roman" w:hAnsi="Times New Roman" w:cs="Times New Roman"/>
+          <w:b/>
+          <w:sz w:val="24"/>
+          <w:szCs w:val="24"/>
+          <w:lang w:val="en-US"/>
+        </w:rPr>
+        <w:t>                String line;</w:t>
+      </w:r>
+    </w:p>
+    <w:p>
+      <w:pPr>
+        <w:pStyle w:val="normal1"/>
+        <w:spacing w:before="240" w:after="240" w:line="240" w:lineRule="auto"/>
+        <w:rPr>
+          <w:rFonts w:ascii="Times New Roman" w:eastAsia="Times New Roman" w:hAnsi="Times New Roman" w:cs="Times New Roman"/>
+          <w:b/>
+          <w:sz w:val="24"/>
+          <w:szCs w:val="24"/>
+          <w:lang w:val="en-US"/>
+        </w:rPr>
+      </w:pPr>
+      <w:r>
+        <w:rPr>
+          <w:rFonts w:ascii="Times New Roman" w:eastAsia="Times New Roman" w:hAnsi="Times New Roman" w:cs="Times New Roman"/>
+          <w:b/>
+          <w:sz w:val="24"/>
+          <w:szCs w:val="24"/>
+          <w:lang w:val="en-US"/>
+        </w:rPr>
+        <w:t>                while ((line = in.readLine()) != null) {</w:t>
+      </w:r>
+    </w:p>
+    <w:p>
+      <w:pPr>
+        <w:pStyle w:val="normal1"/>
+        <w:spacing w:before="240" w:after="240" w:line="240" w:lineRule="auto"/>
+        <w:rPr>
+          <w:rFonts w:ascii="Times New Roman" w:eastAsia="Times New Roman" w:hAnsi="Times New Roman" w:cs="Times New Roman"/>
+          <w:b/>
+          <w:sz w:val="24"/>
+          <w:szCs w:val="24"/>
+          <w:lang w:val="en-US"/>
+        </w:rPr>
+      </w:pPr>
+      <w:r>
+        <w:rPr>
+          <w:rFonts w:ascii="Times New Roman" w:eastAsia="Times New Roman" w:hAnsi="Times New Roman" w:cs="Times New Roman"/>
+          <w:b/>
+          <w:sz w:val="24"/>
+          <w:szCs w:val="24"/>
+          <w:lang w:val="en-US"/>
+        </w:rPr>
+        <w:t>                    LOG.info("RECEIVED: " + line);</w:t>
+      </w:r>
+    </w:p>
+    <w:p>
+      <w:pPr>
+        <w:pStyle w:val="normal1"/>
+        <w:spacing w:before="240" w:after="240" w:line="240" w:lineRule="auto"/>
+        <w:rPr>
+          <w:rFonts w:ascii="Times New Roman" w:eastAsia="Times New Roman" w:hAnsi="Times New Roman" w:cs="Times New Roman"/>
+          <w:b/>
+          <w:sz w:val="24"/>
+          <w:szCs w:val="24"/>
+          <w:lang w:val="en-US"/>
+        </w:rPr>
+      </w:pPr>
+      <w:r>
+        <w:rPr>
+          <w:rFonts w:ascii="Times New Roman" w:eastAsia="Times New Roman" w:hAnsi="Times New Roman" w:cs="Times New Roman"/>
+          <w:b/>
+          <w:sz w:val="24"/>
+          <w:szCs w:val="24"/>
+          <w:lang w:val="en-US"/>
+        </w:rPr>
+        <w:t>                    print("&lt; " + line);</w:t>
+      </w:r>
+    </w:p>
+    <w:p>
+      <w:pPr>
+        <w:pStyle w:val="normal1"/>
+        <w:spacing w:before="240" w:after="240" w:line="240" w:lineRule="auto"/>
+        <w:rPr>
+          <w:rFonts w:ascii="Times New Roman" w:eastAsia="Times New Roman" w:hAnsi="Times New Roman" w:cs="Times New Roman"/>
+          <w:b/>
+          <w:sz w:val="24"/>
+          <w:szCs w:val="24"/>
+          <w:lang w:val="en-US"/>
+        </w:rPr>
+      </w:pPr>
+      <w:r>
+        <w:rPr>
+          <w:rFonts w:ascii="Times New Roman" w:eastAsia="Times New Roman" w:hAnsi="Times New Roman" w:cs="Times New Roman"/>
+          <w:b/>
+          <w:sz w:val="24"/>
+          <w:szCs w:val="24"/>
+          <w:lang w:val="en-US"/>
+        </w:rPr>
+        <w:t>                }</w:t>
+      </w:r>
+    </w:p>
+    <w:p>
+      <w:pPr>
+        <w:pStyle w:val="normal1"/>
+        <w:spacing w:before="240" w:after="240" w:line="240" w:lineRule="auto"/>
+        <w:rPr>
+          <w:rFonts w:ascii="Times New Roman" w:eastAsia="Times New Roman" w:hAnsi="Times New Roman" w:cs="Times New Roman"/>
+          <w:b/>
+          <w:sz w:val="24"/>
+          <w:szCs w:val="24"/>
+          <w:lang w:val="en-US"/>
+        </w:rPr>
+      </w:pPr>
+      <w:r>
+        <w:rPr>
+          <w:rFonts w:ascii="Times New Roman" w:eastAsia="Times New Roman" w:hAnsi="Times New Roman" w:cs="Times New Roman"/>
+          <w:b/>
+          <w:sz w:val="24"/>
+          <w:szCs w:val="24"/>
+          <w:lang w:val="en-US"/>
+        </w:rPr>
+        <w:t>            } catch (IOException e) {</w:t>
+      </w:r>
+    </w:p>
+    <w:p>
+      <w:pPr>
+        <w:pStyle w:val="normal1"/>
+        <w:spacing w:before="240" w:after="240" w:line="240" w:lineRule="auto"/>
+        <w:rPr>
+          <w:rFonts w:ascii="Times New Roman" w:eastAsia="Times New Roman" w:hAnsi="Times New Roman" w:cs="Times New Roman"/>
+          <w:b/>
+          <w:sz w:val="24"/>
+          <w:szCs w:val="24"/>
+          <w:lang w:val="en-US"/>
+        </w:rPr>
+      </w:pPr>
+      <w:r>
+        <w:rPr>
+          <w:rFonts w:ascii="Times New Roman" w:eastAsia="Times New Roman" w:hAnsi="Times New Roman" w:cs="Times New Roman"/>
+          <w:b/>
+          <w:sz w:val="24"/>
+          <w:szCs w:val="24"/>
+          <w:lang w:val="en-US"/>
+        </w:rPr>
+        <w:t xml:space="preserve">                </w:t>
+      </w:r>
+      <w:r>
+        <w:rPr>
+          <w:rFonts w:ascii="Times New Roman" w:eastAsia="Times New Roman" w:hAnsi="Times New Roman" w:cs="Times New Roman"/>
+          <w:b/>
+          <w:i/>
+          <w:iCs/>
+          <w:sz w:val="24"/>
+          <w:szCs w:val="24"/>
+          <w:lang w:val="en-US"/>
+        </w:rPr>
+        <w:t xml:space="preserve">// </w:t>
+      </w:r>
+      <w:r>
+        <w:rPr>
+          <w:rFonts w:ascii="Times New Roman" w:eastAsia="Times New Roman" w:hAnsi="Times New Roman" w:cs="Times New Roman"/>
+          <w:b/>
+          <w:i/>
+          <w:iCs/>
+          <w:sz w:val="24"/>
+          <w:szCs w:val="24"/>
+        </w:rPr>
+        <w:t>сокет</w:t>
+      </w:r>
+      <w:r>
+        <w:rPr>
+          <w:rFonts w:ascii="Times New Roman" w:eastAsia="Times New Roman" w:hAnsi="Times New Roman" w:cs="Times New Roman"/>
+          <w:b/>
+          <w:i/>
+          <w:iCs/>
+          <w:sz w:val="24"/>
+          <w:szCs w:val="24"/>
+          <w:lang w:val="en-US"/>
+        </w:rPr>
+        <w:t xml:space="preserve"> </w:t>
+      </w:r>
+      <w:r>
+        <w:rPr>
+          <w:rFonts w:ascii="Times New Roman" w:eastAsia="Times New Roman" w:hAnsi="Times New Roman" w:cs="Times New Roman"/>
+          <w:b/>
+          <w:i/>
+          <w:iCs/>
+          <w:sz w:val="24"/>
+          <w:szCs w:val="24"/>
+        </w:rPr>
+        <w:t>закрыт</w:t>
+      </w:r>
+    </w:p>
+    <w:p>
+      <w:pPr>
+        <w:pStyle w:val="normal1"/>
+        <w:spacing w:before="240" w:after="240" w:line="240" w:lineRule="auto"/>
+        <w:rPr>
+          <w:rFonts w:ascii="Times New Roman" w:eastAsia="Times New Roman" w:hAnsi="Times New Roman" w:cs="Times New Roman"/>
+          <w:b/>
+          <w:sz w:val="24"/>
+          <w:szCs w:val="24"/>
+          <w:lang w:val="en-US"/>
+        </w:rPr>
+      </w:pPr>
+      <w:r>
+        <w:rPr>
+          <w:rFonts w:ascii="Times New Roman" w:eastAsia="Times New Roman" w:hAnsi="Times New Roman" w:cs="Times New Roman"/>
+          <w:b/>
+          <w:sz w:val="24"/>
+          <w:szCs w:val="24"/>
+          <w:lang w:val="en-US"/>
+        </w:rPr>
+        <w:t>            }</w:t>
+      </w:r>
+    </w:p>
+    <w:p>
+      <w:pPr>
+        <w:pStyle w:val="normal1"/>
+        <w:spacing w:before="240" w:after="240" w:line="240" w:lineRule="auto"/>
+        <w:rPr>
+          <w:rFonts w:ascii="Times New Roman" w:eastAsia="Times New Roman" w:hAnsi="Times New Roman" w:cs="Times New Roman"/>
+          <w:b/>
+          <w:sz w:val="24"/>
+          <w:szCs w:val="24"/>
+          <w:lang w:val="en-US"/>
+        </w:rPr>
+      </w:pPr>
+      <w:r>
+        <w:rPr>
+          <w:rFonts w:ascii="Times New Roman" w:eastAsia="Times New Roman" w:hAnsi="Times New Roman" w:cs="Times New Roman"/>
+          <w:b/>
+          <w:sz w:val="24"/>
+          <w:szCs w:val="24"/>
+          <w:lang w:val="en-US"/>
+        </w:rPr>
+        <w:t>            print("</w:t>
+      </w:r>
+      <w:r>
+        <w:rPr>
+          <w:rFonts w:ascii="Times New Roman" w:eastAsia="Times New Roman" w:hAnsi="Times New Roman" w:cs="Times New Roman"/>
+          <w:b/>
+          <w:sz w:val="24"/>
+          <w:szCs w:val="24"/>
+        </w:rPr>
+        <w:t>Соединение</w:t>
+      </w:r>
+      <w:r>
+        <w:rPr>
+          <w:rFonts w:ascii="Times New Roman" w:eastAsia="Times New Roman" w:hAnsi="Times New Roman" w:cs="Times New Roman"/>
+          <w:b/>
+          <w:sz w:val="24"/>
+          <w:szCs w:val="24"/>
+          <w:lang w:val="en-US"/>
+        </w:rPr>
+        <w:t xml:space="preserve"> </w:t>
+      </w:r>
+      <w:r>
+        <w:rPr>
+          <w:rFonts w:ascii="Times New Roman" w:eastAsia="Times New Roman" w:hAnsi="Times New Roman" w:cs="Times New Roman"/>
+          <w:b/>
+          <w:sz w:val="24"/>
+          <w:szCs w:val="24"/>
+        </w:rPr>
+        <w:t>закрыто</w:t>
+      </w:r>
+      <w:r>
+        <w:rPr>
+          <w:rFonts w:ascii="Times New Roman" w:eastAsia="Times New Roman" w:hAnsi="Times New Roman" w:cs="Times New Roman"/>
+          <w:b/>
+          <w:sz w:val="24"/>
+          <w:szCs w:val="24"/>
+          <w:lang w:val="en-US"/>
+        </w:rPr>
+        <w:t>");</w:t>
+      </w:r>
+    </w:p>
+    <w:p>
+      <w:pPr>
+        <w:pStyle w:val="normal1"/>
+        <w:spacing w:before="240" w:after="240" w:line="240" w:lineRule="auto"/>
+        <w:rPr>
+          <w:rFonts w:ascii="Times New Roman" w:eastAsia="Times New Roman" w:hAnsi="Times New Roman" w:cs="Times New Roman"/>
+          <w:b/>
+          <w:sz w:val="24"/>
+          <w:szCs w:val="24"/>
+          <w:lang w:val="en-US"/>
+        </w:rPr>
+      </w:pPr>
+      <w:r>
+        <w:rPr>
+          <w:rFonts w:ascii="Times New Roman" w:eastAsia="Times New Roman" w:hAnsi="Times New Roman" w:cs="Times New Roman"/>
+          <w:b/>
+          <w:sz w:val="24"/>
+          <w:szCs w:val="24"/>
+          <w:lang w:val="en-US"/>
+        </w:rPr>
+        <w:t>        });</w:t>
+      </w:r>
+    </w:p>
+    <w:p>
+      <w:pPr>
+        <w:pStyle w:val="normal1"/>
+        <w:spacing w:before="240" w:after="240" w:line="240" w:lineRule="auto"/>
+        <w:rPr>
+          <w:rFonts w:ascii="Times New Roman" w:eastAsia="Times New Roman" w:hAnsi="Times New Roman" w:cs="Times New Roman"/>
+          <w:b/>
+          <w:sz w:val="24"/>
+          <w:szCs w:val="24"/>
+          <w:lang w:val="en-US"/>
+        </w:rPr>
+      </w:pPr>
+      <w:r>
+        <w:rPr>
+          <w:rFonts w:ascii="Times New Roman" w:eastAsia="Times New Roman" w:hAnsi="Times New Roman" w:cs="Times New Roman"/>
+          <w:b/>
+          <w:sz w:val="24"/>
+          <w:szCs w:val="24"/>
+          <w:lang w:val="en-US"/>
+        </w:rPr>
+        <w:t>        reader.setDaemon(true);</w:t>
+      </w:r>
+    </w:p>
+    <w:p>
+      <w:pPr>
+        <w:pStyle w:val="normal1"/>
+        <w:spacing w:before="240" w:after="240" w:line="240" w:lineRule="auto"/>
+        <w:rPr>
+          <w:rFonts w:ascii="Times New Roman" w:eastAsia="Times New Roman" w:hAnsi="Times New Roman" w:cs="Times New Roman"/>
+          <w:b/>
+          <w:sz w:val="24"/>
+          <w:szCs w:val="24"/>
+          <w:lang w:val="en-US"/>
+        </w:rPr>
+      </w:pPr>
+      <w:r>
+        <w:rPr>
+          <w:rFonts w:ascii="Times New Roman" w:eastAsia="Times New Roman" w:hAnsi="Times New Roman" w:cs="Times New Roman"/>
+          <w:b/>
+          <w:sz w:val="24"/>
+          <w:szCs w:val="24"/>
+          <w:lang w:val="en-US"/>
+        </w:rPr>
+        <w:t>        reader.start();</w:t>
+      </w:r>
+    </w:p>
+    <w:p>
+      <w:pPr>
+        <w:pStyle w:val="normal1"/>
+        <w:spacing w:before="240" w:after="240" w:line="240" w:lineRule="auto"/>
+        <w:rPr>
+          <w:rFonts w:ascii="Times New Roman" w:eastAsia="Times New Roman" w:hAnsi="Times New Roman" w:cs="Times New Roman"/>
+          <w:b/>
+          <w:sz w:val="24"/>
+          <w:szCs w:val="24"/>
+          <w:lang w:val="en-US"/>
+        </w:rPr>
+      </w:pPr>
+      <w:r>
+        <w:rPr>
+          <w:rFonts w:ascii="Times New Roman" w:eastAsia="Times New Roman" w:hAnsi="Times New Roman" w:cs="Times New Roman"/>
+          <w:b/>
+          <w:sz w:val="24"/>
+          <w:szCs w:val="24"/>
+          <w:lang w:val="en-US"/>
+        </w:rPr>
+        <w:t>    }</w:t>
+      </w:r>
+    </w:p>
+    <w:p>
+      <w:pPr>
+        <w:pStyle w:val="normal1"/>
+        <w:spacing w:before="240" w:after="240" w:line="240" w:lineRule="auto"/>
+        <w:rPr>
+          <w:rFonts w:ascii="Times New Roman" w:eastAsia="Times New Roman" w:hAnsi="Times New Roman" w:cs="Times New Roman"/>
+          <w:b/>
+          <w:sz w:val="24"/>
+          <w:szCs w:val="24"/>
+          <w:lang w:val="en-US"/>
+        </w:rPr>
+      </w:pPr>
+    </w:p>
+    <w:p>
+      <w:pPr>
+        <w:pStyle w:val="normal1"/>
+        <w:spacing w:before="240" w:after="240" w:line="240" w:lineRule="auto"/>
+        <w:rPr>
+          <w:rFonts w:ascii="Times New Roman" w:eastAsia="Times New Roman" w:hAnsi="Times New Roman" w:cs="Times New Roman"/>
+          <w:b/>
+          <w:sz w:val="24"/>
+          <w:szCs w:val="24"/>
+          <w:lang w:val="en-US"/>
+        </w:rPr>
+      </w:pPr>
+      <w:r>
+        <w:rPr>
+          <w:rFonts w:ascii="Times New Roman" w:eastAsia="Times New Roman" w:hAnsi="Times New Roman" w:cs="Times New Roman"/>
+          <w:b/>
+          <w:sz w:val="24"/>
+          <w:szCs w:val="24"/>
+          <w:lang w:val="en-US"/>
+        </w:rPr>
+        <w:t>    public static void main(String[] args) {</w:t>
+      </w:r>
+    </w:p>
+    <w:p>
+      <w:pPr>
+        <w:pStyle w:val="normal1"/>
+        <w:spacing w:before="240" w:after="240" w:line="240" w:lineRule="auto"/>
+        <w:rPr>
+          <w:rFonts w:ascii="Times New Roman" w:eastAsia="Times New Roman" w:hAnsi="Times New Roman" w:cs="Times New Roman"/>
+          <w:b/>
+          <w:sz w:val="24"/>
+          <w:szCs w:val="24"/>
+          <w:lang w:val="en-US"/>
+        </w:rPr>
+      </w:pPr>
+      <w:r>
+        <w:rPr>
+          <w:rFonts w:ascii="Times New Roman" w:eastAsia="Times New Roman" w:hAnsi="Times New Roman" w:cs="Times New Roman"/>
+          <w:b/>
+          <w:sz w:val="24"/>
+          <w:szCs w:val="24"/>
+          <w:lang w:val="en-US"/>
+        </w:rPr>
+        <w:t>        SwingUtilities.invokeLater(() -&gt; {</w:t>
+      </w:r>
+    </w:p>
+    <w:p>
+      <w:pPr>
+        <w:pStyle w:val="normal1"/>
+        <w:spacing w:before="240" w:after="240" w:line="240" w:lineRule="auto"/>
+        <w:rPr>
+          <w:rFonts w:ascii="Times New Roman" w:eastAsia="Times New Roman" w:hAnsi="Times New Roman" w:cs="Times New Roman"/>
+          <w:b/>
+          <w:sz w:val="24"/>
+          <w:szCs w:val="24"/>
+          <w:lang w:val="en-US"/>
+        </w:rPr>
+      </w:pPr>
+      <w:r>
+        <w:rPr>
+          <w:rFonts w:ascii="Times New Roman" w:eastAsia="Times New Roman" w:hAnsi="Times New Roman" w:cs="Times New Roman"/>
+          <w:b/>
+          <w:sz w:val="24"/>
+          <w:szCs w:val="24"/>
+          <w:lang w:val="en-US"/>
+        </w:rPr>
+        <w:t>            try {</w:t>
+      </w:r>
+    </w:p>
+    <w:p>
+      <w:pPr>
+        <w:pStyle w:val="normal1"/>
+        <w:spacing w:before="240" w:after="240" w:line="240" w:lineRule="auto"/>
+        <w:rPr>
+          <w:rFonts w:ascii="Times New Roman" w:eastAsia="Times New Roman" w:hAnsi="Times New Roman" w:cs="Times New Roman"/>
+          <w:b/>
+          <w:sz w:val="24"/>
+          <w:szCs w:val="24"/>
+          <w:lang w:val="en-US"/>
+        </w:rPr>
+      </w:pPr>
+      <w:r>
+        <w:rPr>
+          <w:rFonts w:ascii="Times New Roman" w:eastAsia="Times New Roman" w:hAnsi="Times New Roman" w:cs="Times New Roman"/>
+          <w:b/>
+          <w:sz w:val="24"/>
+          <w:szCs w:val="24"/>
+          <w:lang w:val="en-US"/>
+        </w:rPr>
+        <w:t>                new TcpClient().setVisible(true);</w:t>
+      </w:r>
+    </w:p>
+    <w:p>
+      <w:pPr>
+        <w:pStyle w:val="normal1"/>
+        <w:spacing w:before="240" w:after="240" w:line="240" w:lineRule="auto"/>
+        <w:rPr>
+          <w:rFonts w:ascii="Times New Roman" w:eastAsia="Times New Roman" w:hAnsi="Times New Roman" w:cs="Times New Roman"/>
+          <w:b/>
+          <w:sz w:val="24"/>
+          <w:szCs w:val="24"/>
+          <w:lang w:val="en-US"/>
+        </w:rPr>
+      </w:pPr>
+      <w:r>
+        <w:rPr>
+          <w:rFonts w:ascii="Times New Roman" w:eastAsia="Times New Roman" w:hAnsi="Times New Roman" w:cs="Times New Roman"/>
+          <w:b/>
+          <w:sz w:val="24"/>
+          <w:szCs w:val="24"/>
+          <w:lang w:val="en-US"/>
+        </w:rPr>
+        <w:t>            } catch (IOException e) {</w:t>
+      </w:r>
+    </w:p>
+    <w:p>
+      <w:pPr>
+        <w:pStyle w:val="normal1"/>
+        <w:spacing w:before="240" w:after="240" w:line="240" w:lineRule="auto"/>
+        <w:rPr>
+          <w:rFonts w:ascii="Times New Roman" w:eastAsia="Times New Roman" w:hAnsi="Times New Roman" w:cs="Times New Roman"/>
+          <w:b/>
+          <w:sz w:val="24"/>
+          <w:szCs w:val="24"/>
+          <w:lang w:val="en-US"/>
+        </w:rPr>
+      </w:pPr>
+      <w:r>
+        <w:rPr>
+          <w:rFonts w:ascii="Times New Roman" w:eastAsia="Times New Roman" w:hAnsi="Times New Roman" w:cs="Times New Roman"/>
+          <w:b/>
+          <w:sz w:val="24"/>
+          <w:szCs w:val="24"/>
+          <w:lang w:val="en-US"/>
+        </w:rPr>
+        <w:t>                e.printStackTrace();</w:t>
+      </w:r>
+    </w:p>
+    <w:p>
+      <w:pPr>
+        <w:pStyle w:val="normal1"/>
+        <w:spacing w:before="240" w:after="240" w:line="240" w:lineRule="auto"/>
+        <w:rPr>
+          <w:rFonts w:ascii="Times New Roman" w:eastAsia="Times New Roman" w:hAnsi="Times New Roman" w:cs="Times New Roman"/>
+          <w:b/>
+          <w:sz w:val="24"/>
+          <w:szCs w:val="24"/>
+        </w:rPr>
+      </w:pPr>
+      <w:r>
+        <w:rPr>
+          <w:rFonts w:ascii="Times New Roman" w:eastAsia="Times New Roman" w:hAnsi="Times New Roman" w:cs="Times New Roman"/>
+          <w:b/>
+          <w:sz w:val="24"/>
+          <w:szCs w:val="24"/>
+          <w:lang w:val="en-US"/>
+        </w:rPr>
+        <w:t xml:space="preserve">            </w:t>
+      </w:r>
+      <w:r>
+        <w:rPr>
+          <w:rFonts w:ascii="Times New Roman" w:eastAsia="Times New Roman" w:hAnsi="Times New Roman" w:cs="Times New Roman"/>
+          <w:b/>
+          <w:sz w:val="24"/>
+          <w:szCs w:val="24"/>
+        </w:rPr>
+        <w:t>}</w:t>
+      </w:r>
+    </w:p>
+    <w:p>
+      <w:pPr>
+        <w:pStyle w:val="normal1"/>
+        <w:spacing w:before="240" w:after="240" w:line="240" w:lineRule="auto"/>
+        <w:rPr>
+          <w:rFonts w:ascii="Times New Roman" w:eastAsia="Times New Roman" w:hAnsi="Times New Roman" w:cs="Times New Roman"/>
+          <w:b/>
+          <w:sz w:val="24"/>
+          <w:szCs w:val="24"/>
+        </w:rPr>
+      </w:pPr>
+      <w:r>
+        <w:rPr>
+          <w:rFonts w:ascii="Times New Roman" w:eastAsia="Times New Roman" w:hAnsi="Times New Roman" w:cs="Times New Roman"/>
+          <w:b/>
+          <w:sz w:val="24"/>
+          <w:szCs w:val="24"/>
+        </w:rPr>
+        <w:t>        });</w:t>
+      </w:r>
+    </w:p>
+    <w:p>
+      <w:pPr>
+        <w:pStyle w:val="normal1"/>
+        <w:spacing w:before="240" w:after="240" w:line="240" w:lineRule="auto"/>
+        <w:rPr>
+          <w:rFonts w:ascii="Times New Roman" w:eastAsia="Times New Roman" w:hAnsi="Times New Roman" w:cs="Times New Roman"/>
+          <w:b/>
+          <w:sz w:val="24"/>
+          <w:szCs w:val="24"/>
+        </w:rPr>
+      </w:pPr>
+      <w:r>
+        <w:rPr>
+          <w:rFonts w:ascii="Times New Roman" w:eastAsia="Times New Roman" w:hAnsi="Times New Roman" w:cs="Times New Roman"/>
+          <w:b/>
+          <w:sz w:val="24"/>
+          <w:szCs w:val="24"/>
+        </w:rPr>
+        <w:t>    }</w:t>
+      </w:r>
+    </w:p>
+    <w:p>
+      <w:pPr>
+        <w:pStyle w:val="normal1"/>
+        <w:spacing w:before="240" w:after="240" w:line="240" w:lineRule="auto"/>
+        <w:rPr>
+          <w:rFonts w:ascii="Times New Roman" w:eastAsia="Times New Roman" w:hAnsi="Times New Roman" w:cs="Times New Roman"/>
+          <w:b/>
+          <w:sz w:val="24"/>
+          <w:szCs w:val="24"/>
+        </w:rPr>
+      </w:pPr>
+      <w:r>
+        <w:rPr>
+          <w:rFonts w:ascii="Times New Roman" w:eastAsia="Times New Roman" w:hAnsi="Times New Roman" w:cs="Times New Roman"/>
+          <w:b/>
+          <w:sz w:val="24"/>
+          <w:szCs w:val="24"/>
+        </w:rPr>
+        <w:t>}</w:t>
+      </w:r>
+    </w:p>
+    <w:p>
+      <w:pPr>
+        <w:pStyle w:val="normal1"/>
+        <w:spacing w:before="240" w:after="240" w:line="240" w:lineRule="auto"/>
+        <w:rPr>
+          <w:rFonts w:ascii="Times New Roman" w:eastAsia="Times New Roman" w:hAnsi="Times New Roman" w:cs="Times New Roman"/>
+          <w:b/>
+          <w:sz w:val="24"/>
+          <w:szCs w:val="24"/>
+        </w:rPr>
+      </w:pPr>
+    </w:p>
+    <w:p>
+      <w:pPr>
+        <w:pStyle w:val="normal1"/>
+        <w:spacing w:before="240" w:after="240" w:line="240" w:lineRule="auto"/>
+        <w:rPr>
+          <w:rFonts w:ascii="Times New Roman" w:eastAsia="Times New Roman" w:hAnsi="Times New Roman" w:cs="Times New Roman"/>
+          <w:b/>
+          <w:sz w:val="24"/>
+          <w:szCs w:val="24"/>
+        </w:rPr>
+      </w:pPr>
+      <w:r>
+        <w:rPr>
+          <w:rFonts w:ascii="Times New Roman" w:eastAsia="Times New Roman" w:hAnsi="Times New Roman" w:cs="Times New Roman"/>
+          <w:b/>
+          <w:sz w:val="24"/>
+          <w:szCs w:val="24"/>
+        </w:rPr>
+        <w:t>Результат:</w:t>
+      </w:r>
+    </w:p>
+    <w:p>
+      <w:pPr>
+        <w:pStyle w:val="normal1"/>
+        <w:spacing w:before="240" w:after="240" w:line="240" w:lineRule="auto"/>
+        <w:rPr>
+          <w:rFonts w:ascii="Times New Roman" w:eastAsia="Times New Roman" w:hAnsi="Times New Roman" w:cs="Times New Roman"/>
+          <w:b/>
+          <w:sz w:val="24"/>
+          <w:szCs w:val="24"/>
+          <w:lang w:val="en-US"/>
+        </w:rPr>
+      </w:pPr>
+      <w:r>
+        <w:rPr>
+          <w:rFonts w:ascii="Times New Roman" w:eastAsia="Times New Roman" w:hAnsi="Times New Roman" w:cs="Times New Roman"/>
+          <w:b/>
+          <w:sz w:val="24"/>
+          <w:szCs w:val="24"/>
+          <w:lang w:val="en-US"/>
+        </w:rPr>
+        <w:drawing>
+          <wp:inline distT="0" distB="0" distL="0" distR="0" wp14:anchorId="145A10BB" wp14:editId="2FB3C08D">
+            <wp:extent cx="5731510" cy="4203065"/>
+            <wp:effectExtent l="0" t="0" r="2540" b="6985"/>
+            <wp:docPr id="1" name="Рисунок 1"/>
+            <wp:cNvGraphicFramePr>
+              <a:graphicFrameLocks xmlns:a="http://schemas.openxmlformats.org/drawingml/2006/main" noChangeAspect="1"/>
+            </wp:cNvGraphicFramePr>
+            <a:graphic xmlns:a="http://schemas.openxmlformats.org/drawingml/2006/main">
+              <a:graphicData uri="http://schemas.openxmlformats.org/drawingml/2006/picture">
+                <pic:pic xmlns:pic="http://schemas.openxmlformats.org/drawingml/2006/picture">
+                  <pic:nvPicPr>
+                    <pic:cNvPr id="1" name=""/>
+                    <pic:cNvPicPr/>
+                  </pic:nvPicPr>
+                  <pic:blipFill>
+                    <a:blip r:embed="rId5"/>
+                    <a:stretch>
+                      <a:fillRect/>
+                    </a:stretch>
+                  </pic:blipFill>
+                  <pic:spPr>
+                    <a:xfrm>
+                      <a:off x="0" y="0"/>
+                      <a:ext cx="5731510" cy="4203065"/>
+                    </a:xfrm>
+                    <a:prstGeom prst="rect">
+                      <a:avLst/>
+                    </a:prstGeom>
+                  </pic:spPr>
+                </pic:pic>
+              </a:graphicData>
+            </a:graphic>
+          </wp:inline>
+        </w:drawing>
       </w:r>
     </w:p>
     <w:p>
       <w:pPr>
         <w:pStyle w:val="normal1"/>
         <w:spacing w:line="240" w:lineRule="auto"/>
-      </w:pPr>
-      <w:r>
-        <w:t xml:space="preserve">            </w:t>
-      </w:r>
-      <w:proofErr w:type="spellStart"/>
-      <w:r>
-        <w:t>String</w:t>
-      </w:r>
-      <w:proofErr w:type="spellEnd"/>
-      <w:r>
+        <w:rPr>
+          <w:rFonts w:ascii="Times New Roman" w:eastAsia="Times New Roman" w:hAnsi="Times New Roman" w:cs="Times New Roman"/>
+          <w:b/>
+          <w:sz w:val="24"/>
+          <w:szCs w:val="24"/>
+        </w:rPr>
+      </w:pPr>
+    </w:p>
+    <w:p>
+      <w:pPr>
+        <w:pStyle w:val="normal1"/>
+        <w:spacing w:line="240" w:lineRule="auto"/>
+        <w:rPr>
+          <w:rFonts w:ascii="Times New Roman" w:eastAsia="Times New Roman" w:hAnsi="Times New Roman" w:cs="Times New Roman"/>
+          <w:b/>
+          <w:sz w:val="24"/>
+          <w:szCs w:val="24"/>
+        </w:rPr>
+      </w:pPr>
+      <w:r>
+        <w:rPr>
+          <w:rFonts w:ascii="Times New Roman" w:eastAsia="Times New Roman" w:hAnsi="Times New Roman" w:cs="Times New Roman"/>
+          <w:b/>
+          <w:sz w:val="24"/>
+          <w:szCs w:val="24"/>
+        </w:rPr>
+        <w:lastRenderedPageBreak/>
+        <w:t xml:space="preserve">Вывод: </w:t>
+      </w:r>
+      <w:r>
+        <w:rPr>
+          <w:rFonts w:ascii="Times New Roman" w:eastAsia="Times New Roman" w:hAnsi="Times New Roman" w:cs="Times New Roman"/>
+          <w:b/>
+          <w:sz w:val="24"/>
+          <w:szCs w:val="24"/>
+        </w:rPr>
+        <w:t>Изучи</w:t>
+      </w:r>
+      <w:r>
+        <w:rPr>
+          <w:rFonts w:ascii="Times New Roman" w:eastAsia="Times New Roman" w:hAnsi="Times New Roman" w:cs="Times New Roman"/>
+          <w:b/>
+          <w:sz w:val="24"/>
+          <w:szCs w:val="24"/>
+        </w:rPr>
+        <w:t>л</w:t>
+      </w:r>
+      <w:r>
+        <w:rPr>
+          <w:rFonts w:ascii="Times New Roman" w:eastAsia="Times New Roman" w:hAnsi="Times New Roman" w:cs="Times New Roman"/>
+          <w:b/>
+          <w:sz w:val="24"/>
+          <w:szCs w:val="24"/>
+        </w:rPr>
+        <w:t xml:space="preserve"> основы программирования сетевых приложений на базе библиотеки java.net;</w:t>
+      </w:r>
+      <w:r>
+        <w:rPr>
+          <w:rFonts w:ascii="Times New Roman" w:eastAsia="Times New Roman" w:hAnsi="Times New Roman" w:cs="Times New Roman"/>
+          <w:b/>
+          <w:sz w:val="24"/>
+          <w:szCs w:val="24"/>
+        </w:rPr>
         <w:t xml:space="preserve"> </w:t>
       </w:r>
-      <w:proofErr w:type="spellStart"/>
-      <w:r>
-        <w:t>line</w:t>
-      </w:r>
-      <w:proofErr w:type="spellEnd"/>
-      <w:r>
-        <w:t>;</w:t>
-      </w:r>
-    </w:p>
-    <w:p>
-      <w:pPr>
-        <w:pStyle w:val="normal1"/>
-        <w:spacing w:line="240" w:lineRule="auto"/>
-      </w:pPr>
-    </w:p>
-    <w:p>
-      <w:pPr>
-        <w:pStyle w:val="normal1"/>
-        <w:spacing w:line="240" w:lineRule="auto"/>
-        <w:rPr>
-          <w:lang w:val="en-US"/>
-        </w:rPr>
-      </w:pPr>
-      <w:r>
-        <w:t xml:space="preserve">            </w:t>
-      </w:r>
-      <w:r>
-        <w:rPr>
-          <w:lang w:val="en-US"/>
-        </w:rPr>
-        <w:t>while ((line = in.readLine()) != null) {</w:t>
-      </w:r>
-    </w:p>
-    <w:p>
-      <w:pPr>
-        <w:pStyle w:val="normal1"/>
-        <w:spacing w:line="240" w:lineRule="auto"/>
-        <w:rPr>
-          <w:lang w:val="en-US"/>
-        </w:rPr>
-      </w:pPr>
-      <w:r>
-        <w:rPr>
-          <w:lang w:val="en-US"/>
-        </w:rPr>
-        <w:t>                for (int i = 0; i &lt; line.length(); i++) {</w:t>
-      </w:r>
-    </w:p>
-    <w:p>
-      <w:pPr>
-        <w:pStyle w:val="normal1"/>
-        <w:spacing w:line="240" w:lineRule="auto"/>
-        <w:rPr>
-          <w:lang w:val="en-US"/>
-        </w:rPr>
-      </w:pPr>
-      <w:r>
-        <w:rPr>
-          <w:lang w:val="en-US"/>
-        </w:rPr>
-        <w:t>                    char c = line.charAt(i);</w:t>
-      </w:r>
-    </w:p>
-    <w:p>
-      <w:pPr>
-        <w:pStyle w:val="normal1"/>
-        <w:spacing w:line="240" w:lineRule="auto"/>
-        <w:rPr>
-          <w:lang w:val="en-US"/>
-        </w:rPr>
-      </w:pPr>
-    </w:p>
-    <w:p>
-      <w:pPr>
-        <w:pStyle w:val="normal1"/>
-        <w:spacing w:line="240" w:lineRule="auto"/>
-      </w:pPr>
-      <w:r>
-        <w:rPr>
-          <w:lang w:val="en-US"/>
-        </w:rPr>
-        <w:t xml:space="preserve">                    </w:t>
-      </w:r>
-      <w:r>
-        <w:rPr>
-          <w:i/>
-          <w:iCs/>
-        </w:rPr>
-        <w:t>// Явно проверяем, что символ входит в ASCII (0..127).</w:t>
-      </w:r>
-    </w:p>
-    <w:p>
-      <w:pPr>
-        <w:pStyle w:val="normal1"/>
-        <w:spacing w:line="240" w:lineRule="auto"/>
-      </w:pPr>
-      <w:r>
-        <w:t xml:space="preserve">                    </w:t>
-      </w:r>
-      <w:r>
-        <w:rPr>
-          <w:i/>
-          <w:iCs/>
-        </w:rPr>
-        <w:t xml:space="preserve">// Иначе кириллица и другие </w:t>
-      </w:r>
-      <w:proofErr w:type="spellStart"/>
-      <w:r>
-        <w:rPr>
-          <w:i/>
-          <w:iCs/>
-        </w:rPr>
-        <w:t>Unicode</w:t>
-      </w:r>
-      <w:proofErr w:type="spellEnd"/>
-      <w:r>
-        <w:rPr>
-          <w:i/>
-          <w:iCs/>
-        </w:rPr>
-        <w:t>-символы дадут</w:t>
-      </w:r>
-    </w:p>
-    <w:p>
-      <w:pPr>
-        <w:pStyle w:val="normal1"/>
-        <w:spacing w:line="240" w:lineRule="auto"/>
-      </w:pPr>
-      <w:r>
-        <w:t xml:space="preserve">                    </w:t>
-      </w:r>
-      <w:r>
-        <w:rPr>
-          <w:i/>
-          <w:iCs/>
-        </w:rPr>
-        <w:t>// неверный результат, а протокол обещает ASCII.</w:t>
-      </w:r>
-    </w:p>
-    <w:p>
-      <w:pPr>
-        <w:pStyle w:val="normal1"/>
-        <w:spacing w:line="240" w:lineRule="auto"/>
-      </w:pPr>
-      <w:r>
-        <w:t xml:space="preserve">                    </w:t>
-      </w:r>
-      <w:proofErr w:type="spellStart"/>
-      <w:r>
-        <w:t>if</w:t>
-      </w:r>
-      <w:proofErr w:type="spellEnd"/>
-      <w:r>
-        <w:t xml:space="preserve"> (c &gt; 127) {</w:t>
-      </w:r>
-    </w:p>
-    <w:p>
-      <w:pPr>
-        <w:pStyle w:val="normal1"/>
-        <w:spacing w:line="240" w:lineRule="auto"/>
-      </w:pPr>
-      <w:r>
-        <w:t xml:space="preserve">                        </w:t>
-      </w:r>
-      <w:proofErr w:type="spellStart"/>
-      <w:r>
-        <w:t>out.println</w:t>
-      </w:r>
-      <w:proofErr w:type="spellEnd"/>
-      <w:r>
-        <w:t>("Ошибка: символ вне ASCII: '" + c + "'");</w:t>
-      </w:r>
-    </w:p>
-    <w:p>
-      <w:pPr>
-        <w:pStyle w:val="normal1"/>
-        <w:spacing w:line="240" w:lineRule="auto"/>
-      </w:pPr>
-      <w:r>
-        <w:t xml:space="preserve">                        </w:t>
-      </w:r>
-      <w:proofErr w:type="spellStart"/>
-      <w:r>
-        <w:t>System.out.println</w:t>
-      </w:r>
-      <w:proofErr w:type="spellEnd"/>
-      <w:r>
-        <w:t>("Клиент " + s + " прислал не-ASCII символ");</w:t>
-      </w:r>
-    </w:p>
-    <w:p>
-      <w:pPr>
-        <w:pStyle w:val="normal1"/>
-        <w:spacing w:line="240" w:lineRule="auto"/>
-      </w:pPr>
-      <w:r>
-        <w:t xml:space="preserve">                        </w:t>
-      </w:r>
-      <w:proofErr w:type="spellStart"/>
-      <w:r>
-        <w:t>return</w:t>
-      </w:r>
-      <w:proofErr w:type="spellEnd"/>
-      <w:r>
-        <w:t>;</w:t>
-      </w:r>
-    </w:p>
-    <w:p>
-      <w:pPr>
-        <w:pStyle w:val="normal1"/>
-        <w:spacing w:line="240" w:lineRule="auto"/>
-      </w:pPr>
-      <w:r>
-        <w:t>                    }</w:t>
-      </w:r>
-    </w:p>
-    <w:p>
-      <w:pPr>
-        <w:pStyle w:val="normal1"/>
-        <w:spacing w:line="240" w:lineRule="auto"/>
-      </w:pPr>
-    </w:p>
-    <w:p>
-      <w:pPr>
-        <w:pStyle w:val="normal1"/>
-        <w:spacing w:line="240" w:lineRule="auto"/>
-      </w:pPr>
-      <w:r>
-        <w:t xml:space="preserve">                    </w:t>
-      </w:r>
-      <w:proofErr w:type="spellStart"/>
-      <w:r>
-        <w:t>sum</w:t>
-      </w:r>
-      <w:proofErr w:type="spellEnd"/>
-      <w:r>
-        <w:t xml:space="preserve"> += c;   </w:t>
-      </w:r>
-      <w:r>
-        <w:rPr>
-          <w:i/>
-          <w:iCs/>
-        </w:rPr>
-        <w:t>// для ASCII c == код символа</w:t>
-      </w:r>
-    </w:p>
-    <w:p>
-      <w:pPr>
-        <w:pStyle w:val="normal1"/>
-        <w:spacing w:line="240" w:lineRule="auto"/>
-      </w:pPr>
-      <w:r>
-        <w:t xml:space="preserve">                    </w:t>
-      </w:r>
-      <w:proofErr w:type="spellStart"/>
-      <w:r>
-        <w:t>count</w:t>
-      </w:r>
-      <w:proofErr w:type="spellEnd"/>
-      <w:r>
-        <w:t>++;</w:t>
-      </w:r>
-    </w:p>
-    <w:p>
-      <w:pPr>
-        <w:pStyle w:val="normal1"/>
-        <w:spacing w:line="240" w:lineRule="auto"/>
-      </w:pPr>
-    </w:p>
-    <w:p>
-      <w:pPr>
-        <w:pStyle w:val="normal1"/>
-        <w:spacing w:line="240" w:lineRule="auto"/>
-      </w:pPr>
-      <w:r>
-        <w:t xml:space="preserve">                    </w:t>
-      </w:r>
-      <w:r>
-        <w:rPr>
-          <w:i/>
-          <w:iCs/>
-        </w:rPr>
-        <w:t>// Набрали блок из 10 символов — отправляем сумму</w:t>
-      </w:r>
-    </w:p>
-    <w:p>
-      <w:pPr>
-        <w:pStyle w:val="normal1"/>
-        <w:spacing w:line="240" w:lineRule="auto"/>
-        <w:rPr>
-          <w:lang w:val="en-US"/>
-        </w:rPr>
-      </w:pPr>
-      <w:r>
-        <w:t xml:space="preserve">                    </w:t>
-      </w:r>
-      <w:r>
-        <w:rPr>
-          <w:lang w:val="en-US"/>
-        </w:rPr>
-        <w:t>if (count == TCPServer.BLOCK_SIZE) {</w:t>
-      </w:r>
-    </w:p>
-    <w:p>
-      <w:pPr>
-        <w:pStyle w:val="normal1"/>
-        <w:spacing w:line="240" w:lineRule="auto"/>
-        <w:rPr>
-          <w:lang w:val="en-US"/>
-        </w:rPr>
-      </w:pPr>
-      <w:r>
-        <w:rPr>
-          <w:lang w:val="en-US"/>
-        </w:rPr>
-        <w:t>                        out.println("Checksum = " + sum);</w:t>
-      </w:r>
-    </w:p>
-    <w:p>
-      <w:pPr>
-        <w:pStyle w:val="normal1"/>
-        <w:spacing w:line="240" w:lineRule="auto"/>
-        <w:rPr>
-          <w:lang w:val="en-US"/>
-        </w:rPr>
-      </w:pPr>
-      <w:r>
-        <w:rPr>
-          <w:lang w:val="en-US"/>
-        </w:rPr>
-        <w:t>                        System.out.println("</w:t>
-      </w:r>
-      <w:r>
-        <w:t>Клиенту</w:t>
-      </w:r>
-      <w:r>
-        <w:rPr>
-          <w:lang w:val="en-US"/>
-        </w:rPr>
-        <w:t xml:space="preserve"> " + s + " </w:t>
-      </w:r>
-      <w:r>
-        <w:t>отправлена</w:t>
-      </w:r>
-      <w:r>
-        <w:rPr>
-          <w:lang w:val="en-US"/>
-        </w:rPr>
-        <w:t xml:space="preserve"> </w:t>
-      </w:r>
-      <w:r>
-        <w:t>сумма</w:t>
-      </w:r>
-      <w:r>
-        <w:rPr>
-          <w:lang w:val="en-US"/>
-        </w:rPr>
-        <w:t>: " + sum);</w:t>
-      </w:r>
-    </w:p>
-    <w:p>
-      <w:pPr>
-        <w:pStyle w:val="normal1"/>
-        <w:spacing w:line="240" w:lineRule="auto"/>
-        <w:rPr>
-          <w:lang w:val="en-US"/>
-        </w:rPr>
-      </w:pPr>
-    </w:p>
-    <w:p>
-      <w:pPr>
-        <w:pStyle w:val="normal1"/>
-        <w:spacing w:line="240" w:lineRule="auto"/>
-      </w:pPr>
-      <w:r>
-        <w:rPr>
-          <w:lang w:val="en-US"/>
-        </w:rPr>
-        <w:t xml:space="preserve">                        </w:t>
-      </w:r>
-      <w:proofErr w:type="spellStart"/>
-      <w:r>
-        <w:t>sum</w:t>
-      </w:r>
-      <w:proofErr w:type="spellEnd"/>
-      <w:r>
-        <w:t xml:space="preserve"> = 0;</w:t>
-      </w:r>
-    </w:p>
-    <w:p>
-      <w:pPr>
-        <w:pStyle w:val="normal1"/>
-        <w:spacing w:line="240" w:lineRule="auto"/>
-      </w:pPr>
-      <w:r>
-        <w:t xml:space="preserve">                        </w:t>
-      </w:r>
-      <w:proofErr w:type="spellStart"/>
-      <w:r>
-        <w:t>count</w:t>
-      </w:r>
-      <w:proofErr w:type="spellEnd"/>
-      <w:r>
-        <w:t xml:space="preserve"> = 0;</w:t>
-      </w:r>
-    </w:p>
-    <w:p>
-      <w:pPr>
-        <w:pStyle w:val="normal1"/>
-        <w:spacing w:line="240" w:lineRule="auto"/>
-      </w:pPr>
-      <w:r>
-        <w:t>                    }</w:t>
-      </w:r>
-    </w:p>
-    <w:p>
-      <w:pPr>
-        <w:pStyle w:val="normal1"/>
-        <w:spacing w:line="240" w:lineRule="auto"/>
-      </w:pPr>
-      <w:r>
-        <w:t>                }</w:t>
-      </w:r>
-    </w:p>
-    <w:p>
-      <w:pPr>
-        <w:pStyle w:val="normal1"/>
-        <w:spacing w:line="240" w:lineRule="auto"/>
-      </w:pPr>
-      <w:r>
-        <w:t>            }</w:t>
-      </w:r>
-    </w:p>
-    <w:p>
-      <w:pPr>
-        <w:pStyle w:val="normal1"/>
-        <w:spacing w:line="240" w:lineRule="auto"/>
-      </w:pPr>
-    </w:p>
-    <w:p>
-      <w:pPr>
-        <w:pStyle w:val="normal1"/>
-        <w:spacing w:line="240" w:lineRule="auto"/>
-      </w:pPr>
-      <w:r>
-        <w:t xml:space="preserve">            </w:t>
-      </w:r>
-      <w:r>
-        <w:rPr>
-          <w:i/>
-          <w:iCs/>
-        </w:rPr>
-        <w:t>// Если остались символы меньше блока — сообщаем остаток</w:t>
-      </w:r>
-    </w:p>
-    <w:p>
-      <w:pPr>
-        <w:pStyle w:val="normal1"/>
-        <w:spacing w:line="240" w:lineRule="auto"/>
-        <w:rPr>
-          <w:lang w:val="en-US"/>
-        </w:rPr>
-      </w:pPr>
-      <w:r>
-        <w:t xml:space="preserve">            </w:t>
-      </w:r>
-      <w:r>
-        <w:rPr>
-          <w:lang w:val="en-US"/>
-        </w:rPr>
-        <w:t>if (count &gt; 0) {</w:t>
-      </w:r>
-    </w:p>
-    <w:p>
-      <w:pPr>
-        <w:pStyle w:val="normal1"/>
-        <w:spacing w:line="240" w:lineRule="auto"/>
-        <w:rPr>
-          <w:lang w:val="en-US"/>
-        </w:rPr>
-      </w:pPr>
-      <w:r>
-        <w:rPr>
-          <w:lang w:val="en-US"/>
-        </w:rPr>
-        <w:t>                out.println("</w:t>
-      </w:r>
-      <w:r>
-        <w:t>Остаток</w:t>
-      </w:r>
-      <w:r>
-        <w:rPr>
-          <w:lang w:val="en-US"/>
-        </w:rPr>
-        <w:t xml:space="preserve"> " + count + " </w:t>
-      </w:r>
-      <w:r>
-        <w:t>символов</w:t>
-      </w:r>
-      <w:r>
-        <w:rPr>
-          <w:lang w:val="en-US"/>
-        </w:rPr>
-        <w:t>, Checksum = " + sum);</w:t>
-      </w:r>
-    </w:p>
-    <w:p>
-      <w:pPr>
-        <w:pStyle w:val="normal1"/>
-        <w:spacing w:line="240" w:lineRule="auto"/>
-        <w:rPr>
-          <w:lang w:val="en-US"/>
-        </w:rPr>
-      </w:pPr>
-      <w:r>
-        <w:rPr>
-          <w:lang w:val="en-US"/>
-        </w:rPr>
-        <w:t>            }</w:t>
-      </w:r>
-    </w:p>
-    <w:p>
-      <w:pPr>
-        <w:pStyle w:val="normal1"/>
-        <w:spacing w:line="240" w:lineRule="auto"/>
-        <w:rPr>
-          <w:lang w:val="en-US"/>
-        </w:rPr>
-      </w:pPr>
-    </w:p>
-    <w:p>
-      <w:pPr>
-        <w:pStyle w:val="normal1"/>
-        <w:spacing w:line="240" w:lineRule="auto"/>
-        <w:rPr>
-          <w:lang w:val="en-US"/>
-        </w:rPr>
-      </w:pPr>
-      <w:r>
-        <w:rPr>
-          <w:lang w:val="en-US"/>
-        </w:rPr>
-        <w:t>            System.out.println("</w:t>
-      </w:r>
-      <w:r>
-        <w:t>Клиент</w:t>
-      </w:r>
-      <w:r>
-        <w:rPr>
-          <w:lang w:val="en-US"/>
-        </w:rPr>
-        <w:t xml:space="preserve"> </w:t>
-      </w:r>
-      <w:r>
-        <w:t>отключён</w:t>
-      </w:r>
-      <w:r>
-        <w:rPr>
-          <w:lang w:val="en-US"/>
-        </w:rPr>
-        <w:t>: " + socket);</w:t>
-      </w:r>
-    </w:p>
-    <w:p>
-      <w:pPr>
-        <w:pStyle w:val="normal1"/>
-        <w:spacing w:line="240" w:lineRule="auto"/>
-        <w:rPr>
-          <w:lang w:val="en-US"/>
-        </w:rPr>
-      </w:pPr>
-    </w:p>
-    <w:p>
-      <w:pPr>
-        <w:pStyle w:val="normal1"/>
-        <w:spacing w:line="240" w:lineRule="auto"/>
-        <w:rPr>
-          <w:lang w:val="en-US"/>
-        </w:rPr>
-      </w:pPr>
-      <w:r>
-        <w:rPr>
-          <w:lang w:val="en-US"/>
-        </w:rPr>
-        <w:t>        } catch (IOException e) {</w:t>
-      </w:r>
-    </w:p>
-    <w:p>
-      <w:pPr>
-        <w:pStyle w:val="normal1"/>
-        <w:spacing w:line="240" w:lineRule="auto"/>
-        <w:rPr>
-          <w:lang w:val="en-US"/>
-        </w:rPr>
-      </w:pPr>
-      <w:r>
-        <w:rPr>
-          <w:lang w:val="en-US"/>
-        </w:rPr>
-        <w:t>            System.err.println("</w:t>
-      </w:r>
-      <w:r>
-        <w:t>Ошибка</w:t>
-      </w:r>
-      <w:r>
-        <w:rPr>
-          <w:lang w:val="en-US"/>
-        </w:rPr>
-        <w:t xml:space="preserve"> </w:t>
-      </w:r>
-      <w:r>
-        <w:t>клиента</w:t>
-      </w:r>
-      <w:r>
-        <w:rPr>
-          <w:lang w:val="en-US"/>
-        </w:rPr>
-        <w:t>: " + e.getMessage());</w:t>
-      </w:r>
-    </w:p>
-    <w:p>
-      <w:pPr>
-        <w:pStyle w:val="normal1"/>
-        <w:spacing w:line="240" w:lineRule="auto"/>
-      </w:pPr>
-      <w:r>
-        <w:rPr>
-          <w:lang w:val="en-US"/>
-        </w:rPr>
-        <w:t xml:space="preserve">        </w:t>
-      </w:r>
-      <w:r>
-        <w:t>}</w:t>
-      </w:r>
-    </w:p>
-    <w:p>
-      <w:pPr>
-        <w:pStyle w:val="normal1"/>
-        <w:spacing w:line="240" w:lineRule="auto"/>
-      </w:pPr>
-      <w:r>
-        <w:t>    }</w:t>
-      </w:r>
-    </w:p>
-    <w:p>
-      <w:pPr>
-        <w:pStyle w:val="normal1"/>
-        <w:spacing w:line="240" w:lineRule="auto"/>
-      </w:pPr>
-      <w:r>
-        <w:t>}</w:t>
-      </w:r>
-    </w:p>
-    <w:p>
-      <w:pPr>
-        <w:pStyle w:val="normal1"/>
-        <w:spacing w:line="240" w:lineRule="auto"/>
-        <w:rPr>
-          <w:rFonts w:ascii="Times New Roman" w:eastAsia="Times New Roman" w:hAnsi="Times New Roman" w:cs="Times New Roman"/>
-          <w:b/>
-          <w:sz w:val="24"/>
-          <w:szCs w:val="24"/>
-        </w:rPr>
-      </w:pPr>
-    </w:p>
-    <w:p>
-      <w:pPr>
-        <w:pStyle w:val="normal1"/>
-        <w:spacing w:line="240" w:lineRule="auto"/>
-        <w:rPr>
-          <w:rFonts w:ascii="Times New Roman" w:eastAsia="Times New Roman" w:hAnsi="Times New Roman" w:cs="Times New Roman"/>
-          <w:b/>
-          <w:sz w:val="24"/>
-          <w:szCs w:val="24"/>
-        </w:rPr>
-      </w:pPr>
-      <w:r>
-        <w:rPr>
-          <w:rFonts w:ascii="Times New Roman" w:eastAsia="Times New Roman" w:hAnsi="Times New Roman" w:cs="Times New Roman"/>
-          <w:b/>
-          <w:sz w:val="24"/>
-          <w:szCs w:val="24"/>
-        </w:rPr>
-        <w:t xml:space="preserve">Вывод: </w:t>
-      </w:r>
-      <w:r>
-        <w:rPr>
-          <w:rFonts w:ascii="Times New Roman" w:eastAsia="Times New Roman" w:hAnsi="Times New Roman" w:cs="Times New Roman"/>
-          <w:b/>
-          <w:sz w:val="24"/>
-          <w:szCs w:val="24"/>
-        </w:rPr>
-        <w:t>Изучи</w:t>
-      </w:r>
-      <w:r>
-        <w:rPr>
-          <w:rFonts w:ascii="Times New Roman" w:eastAsia="Times New Roman" w:hAnsi="Times New Roman" w:cs="Times New Roman"/>
-          <w:b/>
-          <w:sz w:val="24"/>
-          <w:szCs w:val="24"/>
-        </w:rPr>
-        <w:t>л</w:t>
-      </w:r>
-      <w:r>
-        <w:rPr>
-          <w:rFonts w:ascii="Times New Roman" w:eastAsia="Times New Roman" w:hAnsi="Times New Roman" w:cs="Times New Roman"/>
-          <w:b/>
-          <w:sz w:val="24"/>
-          <w:szCs w:val="24"/>
-        </w:rPr>
-        <w:t xml:space="preserve"> основы программирования сетевых приложений на базе библиотеки java.net;</w:t>
-      </w:r>
-      <w:r>
-        <w:rPr>
-          <w:rFonts w:ascii="Times New Roman" w:eastAsia="Times New Roman" w:hAnsi="Times New Roman" w:cs="Times New Roman"/>
-          <w:b/>
-          <w:sz w:val="24"/>
-          <w:szCs w:val="24"/>
-        </w:rPr>
-        <w:t xml:space="preserve"> </w:t>
-      </w:r>
       <w:r>
         <w:rPr>
           <w:rFonts w:ascii="Times New Roman" w:eastAsia="Times New Roman" w:hAnsi="Times New Roman" w:cs="Times New Roman"/>
@@ -2414,27 +8400,7 @@
           <w:sz w:val="24"/>
           <w:szCs w:val="24"/>
         </w:rPr>
-        <w:t xml:space="preserve"> навыки по практическому использованию библиотеки для </w:t>
-      </w:r>
-      <w:proofErr w:type="spellStart"/>
-      <w:r>
-        <w:rPr>
-          <w:rFonts w:ascii="Times New Roman" w:eastAsia="Times New Roman" w:hAnsi="Times New Roman" w:cs="Times New Roman"/>
-          <w:b/>
-          <w:sz w:val="24"/>
-          <w:szCs w:val="24"/>
-        </w:rPr>
-        <w:t>реализациисетевых</w:t>
-      </w:r>
-      <w:proofErr w:type="spellEnd"/>
-      <w:r>
-        <w:rPr>
-          <w:rFonts w:ascii="Times New Roman" w:eastAsia="Times New Roman" w:hAnsi="Times New Roman" w:cs="Times New Roman"/>
-          <w:b/>
-          <w:sz w:val="24"/>
-          <w:szCs w:val="24"/>
-        </w:rPr>
-        <w:t xml:space="preserve"> приложений на базе протоколов TCP </w:t>
+        <w:t xml:space="preserve"> навыки по практическому использованию библиотеки для реализациисетевых приложений на базе протоколов TCP </w:t>
       </w:r>
     </w:p>
     <w:sectPr>
